--- a/downloads/teacher/ai-4-week-26.docx
+++ b/downloads/teacher/ai-4-week-26.docx
@@ -3466,6 +3466,396 @@
         <w:t>For your Responsible Plant Classifier, save the input, procedure, observed result and limitation of this check. Label this worked example as practice; use a different, previously unreviewed case when checking independent understanding.</w:t>
       </w:r>
     </w:p>
+    <w:p>
+      <w:pPr>
+        <w:pStyle w:val="Heading1"/>
+      </w:pPr>
+      <w:r>
+        <w:t>07. Prepare, teach and assess</w:t>
+      </w:r>
+    </w:p>
+    <w:p>
+      <w:r>
+        <w:t>Teaching target: Record enough detail to reproduce a run</w:t>
+      </w:r>
+    </w:p>
+    <w:p>
+      <w:r>
+        <w:t>Prepare the labelled worked-case picture, the matching workbook, fictional input cards and a place for individual responses. Check a local Python 3 environment before class; have a paper-trace version ready.</w:t>
+      </w:r>
+    </w:p>
+    <w:tbl>
+      <w:tblPr>
+        <w:tblStyle w:val="LightShading-Accent1"/>
+        <w:tblW w:type="auto" w:w="0"/>
+        <w:tblLook w:firstColumn="1" w:firstRow="1" w:lastColumn="0" w:lastRow="0" w:noHBand="0" w:noVBand="1" w:val="04A0"/>
+      </w:tblPr>
+      <w:tblGrid>
+        <w:gridCol w:w="3408"/>
+        <w:gridCol w:w="3408"/>
+        <w:gridCol w:w="3408"/>
+      </w:tblGrid>
+      <w:tr>
+        <w:trPr>
+          <w:tblHeader/>
+        </w:trPr>
+        <w:tc>
+          <w:tcPr>
+            <w:tcW w:type="dxa" w:w="3408"/>
+          </w:tcPr>
+          <w:p>
+            <w:r>
+              <w:t>Session</w:t>
+            </w:r>
+          </w:p>
+        </w:tc>
+        <w:tc>
+          <w:tcPr>
+            <w:tcW w:type="dxa" w:w="3408"/>
+          </w:tcPr>
+          <w:p>
+            <w:r>
+              <w:t>Plan</w:t>
+            </w:r>
+          </w:p>
+        </w:tc>
+        <w:tc>
+          <w:tcPr>
+            <w:tcW w:type="dxa" w:w="3408"/>
+          </w:tcPr>
+          <w:p>
+            <w:r>
+              <w:t>Resources</w:t>
+            </w:r>
+          </w:p>
+        </w:tc>
+      </w:tr>
+      <w:tr>
+        <w:tc>
+          <w:tcPr>
+            <w:tcW w:type="dxa" w:w="3408"/>
+          </w:tcPr>
+          <w:p>
+            <w:r>
+              <w:t>Session 1 · Understand · 45 min</w:t>
+            </w:r>
+          </w:p>
+        </w:tc>
+        <w:tc>
+          <w:tcPr>
+            <w:tcW w:type="dxa" w:w="3408"/>
+          </w:tcPr>
+          <w:p>
+            <w:r>
+              <w:t>0–7: recall and prerequisite; 7–15: inspect the concrete case and predict; 15–30: teacher models the worked trace; 30–40: learners explain a step using the text and visual; 40–45: check the core idea.</w:t>
+            </w:r>
+          </w:p>
+        </w:tc>
+        <w:tc>
+          <w:tcPr>
+            <w:tcW w:type="dxa" w:w="3408"/>
+          </w:tcPr>
+          <w:p>
+            <w:r>
+              <w:t>Sections 1–6; record the brief recall in the workbook.</w:t>
+            </w:r>
+          </w:p>
+        </w:tc>
+      </w:tr>
+      <w:tr>
+        <w:tc>
+          <w:tcPr>
+            <w:tcW w:type="dxa" w:w="3408"/>
+          </w:tcPr>
+          <w:p>
+            <w:r>
+              <w:t>Session 2 · Practise · 45 min</w:t>
+            </w:r>
+          </w:p>
+        </w:tc>
+        <w:tc>
+          <w:tcPr>
+            <w:tcW w:type="dxa" w:w="3408"/>
+          </w:tcPr>
+          <w:p>
+            <w:r>
+              <w:t>0–5: retrieve the procedure; 5–15: W2 completion practice; 15–23: explain and check with a partner; 23–30: each learner answers the misconception check; 30–40: targeted reteaching or a harder variation; 40–45: prepare the investigation.</w:t>
+            </w:r>
+          </w:p>
+        </w:tc>
+        <w:tc>
+          <w:tcPr>
+            <w:tcW w:type="dxa" w:w="3408"/>
+          </w:tcPr>
+          <w:p>
+            <w:r>
+              <w:t>Sections 7–10; use the matching workbook W2 and misconception check.</w:t>
+            </w:r>
+          </w:p>
+        </w:tc>
+      </w:tr>
+      <w:tr>
+        <w:tc>
+          <w:tcPr>
+            <w:tcW w:type="dxa" w:w="3408"/>
+          </w:tcPr>
+          <w:p>
+            <w:r>
+              <w:t>Session 3 · Investigate and transfer · 45 min</w:t>
+            </w:r>
+          </w:p>
+        </w:tc>
+        <w:tc>
+          <w:tcPr>
+            <w:tcW w:type="dxa" w:w="3408"/>
+          </w:tcPr>
+          <w:p>
+            <w:r>
+              <w:t>0–5: retrieve the decision rule; 5–20: investigate or trace; 20–30: start the independent case; 30–38: connect the project; 38–43: act on feedback; 43–45: plan the return check.</w:t>
+            </w:r>
+          </w:p>
+        </w:tc>
+        <w:tc>
+          <w:tcPr>
+            <w:tcW w:type="dxa" w:w="3408"/>
+          </w:tcPr>
+          <w:p>
+            <w:r>
+              <w:t>Sections 9 and 11–14. Give extra time to finish the full task set; use Section 15 when the week includes a coding lab.</w:t>
+            </w:r>
+          </w:p>
+        </w:tc>
+      </w:tr>
+    </w:tbl>
+    <w:p>
+      <w:r>
+        <w:t>Before class, solve the supported practice: A file contains only seed 22 and 80 percent. Name four missing items.</w:t>
+      </w:r>
+    </w:p>
+    <w:p>
+      <w:r>
+        <w:t>Reasoned practice answer: Teacher explanation: Examples: data version, split IDs, model settings, code version, metric denominator and full planned-run results.</w:t>
+      </w:r>
+    </w:p>
+    <w:p>
+      <w:r>
+        <w:t>Check every learner before discussion: Use the worked case for Experimental records and seeds. Proposed explanation: “A final answer is enough”. Decide whether this explanation is supported. Point to the step or supplied fact that decides; explain your repair if needed.</w:t>
+      </w:r>
+    </w:p>
+    <w:p>
+      <w:r>
+        <w:t>Misconception repair: Ask for the relevant counts, units, procedure or saved record. For this week: Mean 70 percent; range 80-60=20 percentage points, across the three declared runs.</w:t>
+      </w:r>
+    </w:p>
+    <w:p>
+      <w:r>
+        <w:t>Support: read the exact case aloud, enlarge the labelled picture, supply input cards and model only the first deciding step. Accept a spoken explanation or drawing; retain the reasoning goal.</w:t>
+      </w:r>
+    </w:p>
+    <w:p>
+      <w:r>
+        <w:t>Extension: The report deletes the 60% run. Require a prediction and a reason before comparing. Expected result: The remaining mean rises to75%, but the reported comparison becomes selectively incomplete. Reason: Removing an unfavourable declared run changes the evidence rather than improving the method.</w:t>
+      </w:r>
+    </w:p>
+    <w:p>
+      <w:r>
+        <w:t>Independent assessment: withhold the reserved answer until the learner has attempted the new case. Record support separately from correctness.</w:t>
+      </w:r>
+    </w:p>
+    <w:tbl>
+      <w:tblPr>
+        <w:tblStyle w:val="LightShading-Accent1"/>
+        <w:tblW w:type="auto" w:w="0"/>
+        <w:tblLook w:firstColumn="1" w:firstRow="1" w:lastColumn="0" w:lastRow="0" w:noHBand="0" w:noVBand="1" w:val="04A0"/>
+      </w:tblPr>
+      <w:tblGrid>
+        <w:gridCol w:w="2556"/>
+        <w:gridCol w:w="2556"/>
+        <w:gridCol w:w="2556"/>
+        <w:gridCol w:w="2556"/>
+      </w:tblGrid>
+      <w:tr>
+        <w:trPr>
+          <w:tblHeader/>
+        </w:trPr>
+        <w:tc>
+          <w:tcPr>
+            <w:tcW w:type="dxa" w:w="2556"/>
+          </w:tcPr>
+          <w:p>
+            <w:r>
+              <w:t>Criterion</w:t>
+            </w:r>
+          </w:p>
+        </w:tc>
+        <w:tc>
+          <w:tcPr>
+            <w:tcW w:type="dxa" w:w="2556"/>
+          </w:tcPr>
+          <w:p>
+            <w:r>
+              <w:t>Not yet</w:t>
+            </w:r>
+          </w:p>
+        </w:tc>
+        <w:tc>
+          <w:tcPr>
+            <w:tcW w:type="dxa" w:w="2556"/>
+          </w:tcPr>
+          <w:p>
+            <w:r>
+              <w:t>With support</w:t>
+            </w:r>
+          </w:p>
+        </w:tc>
+        <w:tc>
+          <w:tcPr>
+            <w:tcW w:type="dxa" w:w="2556"/>
+          </w:tcPr>
+          <w:p>
+            <w:r>
+              <w:t>Independent</w:t>
+            </w:r>
+          </w:p>
+        </w:tc>
+      </w:tr>
+      <w:tr>
+        <w:tc>
+          <w:tcPr>
+            <w:tcW w:type="dxa" w:w="2556"/>
+          </w:tcPr>
+          <w:p>
+            <w:r>
+              <w:t>Explanation</w:t>
+            </w:r>
+          </w:p>
+        </w:tc>
+        <w:tc>
+          <w:tcPr>
+            <w:tcW w:type="dxa" w:w="2556"/>
+          </w:tcPr>
+          <w:p>
+            <w:r>
+              <w:t>Names an answer without a deciding fact</w:t>
+            </w:r>
+          </w:p>
+        </w:tc>
+        <w:tc>
+          <w:tcPr>
+            <w:tcW w:type="dxa" w:w="2556"/>
+          </w:tcPr>
+          <w:p>
+            <w:r>
+              <w:t>Uses a hint to link fact and decision</w:t>
+            </w:r>
+          </w:p>
+        </w:tc>
+        <w:tc>
+          <w:tcPr>
+            <w:tcW w:type="dxa" w:w="2556"/>
+          </w:tcPr>
+          <w:p>
+            <w:r>
+              <w:t>Explains the deciding fact in own words</w:t>
+            </w:r>
+          </w:p>
+        </w:tc>
+      </w:tr>
+      <w:tr>
+        <w:tc>
+          <w:tcPr>
+            <w:tcW w:type="dxa" w:w="2556"/>
+          </w:tcPr>
+          <w:p>
+            <w:r>
+              <w:t>Trace or test</w:t>
+            </w:r>
+          </w:p>
+        </w:tc>
+        <w:tc>
+          <w:tcPr>
+            <w:tcW w:type="dxa" w:w="2556"/>
+          </w:tcPr>
+          <w:p>
+            <w:r>
+              <w:t>Cannot connect input and result</w:t>
+            </w:r>
+          </w:p>
+        </w:tc>
+        <w:tc>
+          <w:tcPr>
+            <w:tcW w:type="dxa" w:w="2556"/>
+          </w:tcPr>
+          <w:p>
+            <w:r>
+              <w:t>Completes steps with prompts</w:t>
+            </w:r>
+          </w:p>
+        </w:tc>
+        <w:tc>
+          <w:tcPr>
+            <w:tcW w:type="dxa" w:w="2556"/>
+          </w:tcPr>
+          <w:p>
+            <w:r>
+              <w:t>Traces or tests a changed case accurately</w:t>
+            </w:r>
+          </w:p>
+        </w:tc>
+      </w:tr>
+      <w:tr>
+        <w:tc>
+          <w:tcPr>
+            <w:tcW w:type="dxa" w:w="2556"/>
+          </w:tcPr>
+          <w:p>
+            <w:r>
+              <w:t>Limits and revision</w:t>
+            </w:r>
+          </w:p>
+        </w:tc>
+        <w:tc>
+          <w:tcPr>
+            <w:tcW w:type="dxa" w:w="2556"/>
+          </w:tcPr>
+          <w:p>
+            <w:r>
+              <w:t>Claims more than evidence supports</w:t>
+            </w:r>
+          </w:p>
+        </w:tc>
+        <w:tc>
+          <w:tcPr>
+            <w:tcW w:type="dxa" w:w="2556"/>
+          </w:tcPr>
+          <w:p>
+            <w:r>
+              <w:t>Names a limit after a prompt</w:t>
+            </w:r>
+          </w:p>
+        </w:tc>
+        <w:tc>
+          <w:tcPr>
+            <w:tcW w:type="dxa" w:w="2556"/>
+          </w:tcPr>
+          <w:p>
+            <w:r>
+              <w:t>States a defensible limit and useful next test</w:t>
+            </w:r>
+          </w:p>
+        </w:tc>
+      </w:tr>
+    </w:tbl>
+    <w:p>
+      <w:r>
+        <w:t>Project checkpoint: Prepare the demonstration. Gather reproducible instructions, evidence, access checks and remaining limitations.</w:t>
+      </w:r>
+    </w:p>
+    <w:p>
+      <w:r>
+        <w:t>Use the weekly teacher answer for topic-specific reasoning. A saved progress tick is an activity record; judge mastery from the learner’s explanation and evidence.</w:t>
+      </w:r>
+    </w:p>
     <w:sectPr>
       <w:pgSz w:w="12240" w:h="15840"/>
       <w:pgMar w:top="936" w:right="1008" w:bottom="936" w:left="1008" w:header="720" w:footer="720" w:gutter="0"/>

--- a/downloads/teacher/ai-4-week-26.docx
+++ b/downloads/teacher/ai-4-week-26.docx
@@ -3856,6 +3856,39 @@
         <w:t>Use the weekly teacher answer for topic-specific reasoning. A saved progress tick is an activity record; judge mastery from the learner’s explanation and evidence.</w:t>
       </w:r>
     </w:p>
+    <w:p>
+      <w:pPr>
+        <w:pStyle w:val="Heading1"/>
+      </w:pPr>
+      <w:r>
+        <w:t>08. Use feedback, labs and repair paths</w:t>
+      </w:r>
+    </w:p>
+    <w:p>
+      <w:r>
+        <w:t>Use the two formative questions as supported practice, not as independent mastery scores. Discuss the deciding evidence rather than accepting a guessed selection.</w:t>
+      </w:r>
+    </w:p>
+    <w:p>
+      <w:r>
+        <w:t>The feedback comes from the reviewed public worked case. Do not reveal the separately reserved independent teacher answer until the learner has attempted that case.</w:t>
+      </w:r>
+    </w:p>
+    <w:p>
+      <w:r>
+        <w:t>Ask students to predict before running code. Preserve errors and actual outputs; collect a changed test and an explanation. The branch-boundary and indexing lessons deliberately include failure cases.</w:t>
+      </w:r>
+    </w:p>
+    <w:p>
+      <w:r>
+        <w:t>Use the earlier worked-explanation links to address a specific missing building block, then return to the current question. Adapt this suggestion after observing the learner; it is not an automatic diagnosis.</w:t>
+      </w:r>
+    </w:p>
+    <w:p>
+      <w:r>
+        <w:t>Collect the completed-work portfolio as evidence. Record support separately from correctness, and assess explanation, trace/test and limitations. Progress ticks and quiz selections alone do not establish mastery.</w:t>
+      </w:r>
+    </w:p>
     <w:sectPr>
       <w:pgSz w:w="12240" w:h="15840"/>
       <w:pgMar w:top="936" w:right="1008" w:bottom="936" w:left="1008" w:header="720" w:footer="720" w:gutter="0"/>

--- a/downloads/teacher/ai-4-week-26.docx
+++ b/downloads/teacher/ai-4-week-26.docx
@@ -29,6 +29,11 @@
       </w:r>
     </w:p>
     <w:p>
+      <w:r>
+        <w:t>Prepare Reproducible Experiments: check the target, prerequisites, resources and adaptable teaching schedule.</w:t>
+      </w:r>
+    </w:p>
+    <w:p>
       <w:pPr>
         <w:pStyle w:val="Heading3"/>
       </w:pPr>
@@ -37,7 +42,13 @@
       </w:r>
     </w:p>
     <w:p>
-      <w:r>
+      <w:pPr>
+        <w:spacing w:line="336" w:lineRule="auto" w:after="180"/>
+      </w:pPr>
+      <w:r>
+        <w:rPr>
+          <w:b w:val="0"/>
+        </w:rPr>
         <w:t>Primary target: Record enough detail to reproduce a run</w:t>
       </w:r>
     </w:p>
@@ -185,8 +196,37 @@
       </w:tr>
     </w:tbl>
     <w:p>
-      <w:r>
-        <w:t>This is a starting allocation of 135 minutes, not a validated duration. Preserve all named topics. Schedule extra time for connected examples, the full investigation, independent cases and project building. Repeated copies of a case share one recorded attempt; they are not new evidence.</w:t>
+      <w:pPr>
+        <w:spacing w:line="336" w:lineRule="auto" w:after="180"/>
+      </w:pPr>
+      <w:r>
+        <w:rPr>
+          <w:b w:val="0"/>
+        </w:rPr>
+        <w:t>This is a starting allocation of 135 minutes, not a validated duration. Preserve all named topics. Schedule extra time for connected examples, the full investigation, independent cases and project building.</w:t>
+      </w:r>
+    </w:p>
+    <w:p>
+      <w:pPr>
+        <w:spacing w:line="336" w:lineRule="auto" w:after="180"/>
+      </w:pPr>
+      <w:r>
+        <w:rPr>
+          <w:b w:val="0"/>
+        </w:rPr>
+        <w:t xml:space="preserve">Repeated copies of a case share one recorded attempt; they are not new </w:t>
+      </w:r>
+      <w:r>
+        <w:rPr>
+          <w:b/>
+        </w:rPr>
+        <w:t>evidence</w:t>
+      </w:r>
+      <w:r>
+        <w:rPr>
+          <w:b w:val="0"/>
+        </w:rPr>
+        <w:t>.</w:t>
       </w:r>
     </w:p>
     <w:p>
@@ -206,17 +246,35 @@
       </w:r>
     </w:p>
     <w:p>
-      <w:r>
+      <w:pPr>
+        <w:spacing w:line="336" w:lineRule="auto" w:after="180"/>
+      </w:pPr>
+      <w:r>
+        <w:rPr>
+          <w:b w:val="0"/>
+        </w:rPr>
         <w:t>Without opening the old lesson, explain one key idea from Metrics Match Consequences. Give an example and a mistake that the idea helps you avoid.</w:t>
       </w:r>
     </w:p>
     <w:p>
-      <w:r>
+      <w:pPr>
+        <w:spacing w:line="336" w:lineRule="auto" w:after="180"/>
+      </w:pPr>
+      <w:r>
+        <w:rPr>
+          <w:b w:val="0"/>
+        </w:rPr>
         <w:t>Look for: Apply a declared score threshold including equality</w:t>
       </w:r>
     </w:p>
     <w:p>
-      <w:r>
+      <w:pPr>
+        <w:spacing w:line="336" w:lineRule="auto" w:after="180"/>
+      </w:pPr>
+      <w:r>
+        <w:rPr>
+          <w:b w:val="0"/>
+        </w:rPr>
         <w:t>Reference example, not the only acceptable wording: Teacher explanation: At .5: A, B, C. At .3: A, B, C, D, E, including equality.</w:t>
       </w:r>
     </w:p>
@@ -229,17 +287,35 @@
       </w:r>
     </w:p>
     <w:p>
-      <w:r>
+      <w:pPr>
+        <w:spacing w:line="336" w:lineRule="auto" w:after="180"/>
+      </w:pPr>
+      <w:r>
+        <w:rPr>
+          <w:b w:val="0"/>
+        </w:rPr>
         <w:t>Without opening the old lesson, explain one key idea from Hold Out Test Data. Give an example and a mistake that the idea helps you avoid.</w:t>
       </w:r>
     </w:p>
     <w:p>
-      <w:r>
+      <w:pPr>
+        <w:spacing w:line="336" w:lineRule="auto" w:after="180"/>
+      </w:pPr>
+      <w:r>
+        <w:rPr>
+          <w:b w:val="0"/>
+        </w:rPr>
         <w:t>Look for: Freeze the full evaluation procedure before testing</w:t>
       </w:r>
     </w:p>
     <w:p>
-      <w:r>
+      <w:pPr>
+        <w:spacing w:line="336" w:lineRule="auto" w:after="180"/>
+      </w:pPr>
+      <w:r>
+        <w:rPr>
+          <w:b w:val="0"/>
+        </w:rPr>
         <w:t>Reference example, not the only acceptable wording: Teacher explanation: Accuracy 15/20, precision 3/5, recall 3/6. Report TN 12 FP 2 FN 3 TP 3 and blocked positive.</w:t>
       </w:r>
     </w:p>
@@ -252,22 +328,58 @@
       </w:r>
     </w:p>
     <w:p>
-      <w:r>
+      <w:pPr>
+        <w:spacing w:line="336" w:lineRule="auto" w:after="180"/>
+      </w:pPr>
+      <w:r>
+        <w:rPr>
+          <w:b w:val="0"/>
+        </w:rPr>
         <w:t>Without opening the old lesson, explain one key idea from Mean, Median, and Baselines. Give an example and a mistake that the idea helps you avoid.</w:t>
       </w:r>
     </w:p>
     <w:p>
-      <w:r>
-        <w:t>Look for: Fit mean and median constant baselines on training targets</w:t>
-      </w:r>
-    </w:p>
-    <w:p>
-      <w:r>
+      <w:pPr>
+        <w:spacing w:line="336" w:lineRule="auto" w:after="180"/>
+      </w:pPr>
+      <w:r>
+        <w:rPr>
+          <w:b w:val="0"/>
+        </w:rPr>
+        <w:t xml:space="preserve">Look for: Fit mean and median constant baselines on </w:t>
+      </w:r>
+      <w:r>
+        <w:rPr>
+          <w:b/>
+        </w:rPr>
+        <w:t>training</w:t>
+      </w:r>
+      <w:r>
+        <w:rPr>
+          <w:b w:val="0"/>
+        </w:rPr>
+        <w:t xml:space="preserve"> targets</w:t>
+      </w:r>
+    </w:p>
+    <w:p>
+      <w:pPr>
+        <w:spacing w:line="336" w:lineRule="auto" w:after="180"/>
+      </w:pPr>
+      <w:r>
+        <w:rPr>
+          <w:b w:val="0"/>
+        </w:rPr>
         <w:t>Reference example, not the only acceptable wording: Teacher explanation: Mean 6; median 5.</w:t>
       </w:r>
     </w:p>
     <w:p>
-      <w:r>
+      <w:pPr>
+        <w:spacing w:line="336" w:lineRule="auto" w:after="180"/>
+      </w:pPr>
+      <w:r>
+        <w:rPr>
+          <w:b w:val="0"/>
+        </w:rPr>
         <w:t>Use the student module and workbook section with this exact week title. The worked case, independent question and answers below form one aligned lesson sequence.</w:t>
       </w:r>
     </w:p>
@@ -280,8 +392,26 @@
       </w:r>
     </w:p>
     <w:p>
-      <w:r>
-        <w:t>Two teams use the same random seed but different label files. Their results differ. List the records needed to reproduce the experiment.</w:t>
+      <w:pPr>
+        <w:spacing w:line="336" w:lineRule="auto" w:after="180"/>
+      </w:pPr>
+      <w:r>
+        <w:rPr>
+          <w:b w:val="0"/>
+        </w:rPr>
+        <w:t xml:space="preserve">Two teams use the same </w:t>
+      </w:r>
+      <w:r>
+        <w:rPr>
+          <w:b/>
+        </w:rPr>
+        <w:t>random seed</w:t>
+      </w:r>
+      <w:r>
+        <w:rPr>
+          <w:b w:val="0"/>
+        </w:rPr>
+        <w:t xml:space="preserve"> but different label files. Their results differ. List the records needed to reproduce the experiment.</w:t>
       </w:r>
     </w:p>
     <w:p>
@@ -293,8 +423,26 @@
       </w:r>
     </w:p>
     <w:p>
-      <w:r>
-        <w:t>A result is reproducible only when another builder can recreate the data, split, code, settings, seed, and metric calculation.</w:t>
+      <w:pPr>
+        <w:spacing w:line="336" w:lineRule="auto" w:after="180"/>
+      </w:pPr>
+      <w:r>
+        <w:rPr>
+          <w:b w:val="0"/>
+        </w:rPr>
+        <w:t xml:space="preserve">A result is reproducible only when another builder can recreate the data, split, code, settings, </w:t>
+      </w:r>
+      <w:r>
+        <w:rPr>
+          <w:b/>
+        </w:rPr>
+        <w:t>seed</w:t>
+      </w:r>
+      <w:r>
+        <w:rPr>
+          <w:b w:val="0"/>
+        </w:rPr>
+        <w:t>, and metric calculation.</w:t>
       </w:r>
     </w:p>
     <w:tbl>
@@ -430,12 +578,38 @@
       </w:r>
     </w:p>
     <w:p>
-      <w:r>
+      <w:pPr>
+        <w:spacing w:line="336" w:lineRule="auto" w:after="180"/>
+      </w:pPr>
+      <w:r>
+        <w:rPr>
+          <w:b w:val="0"/>
+        </w:rPr>
         <w:t>Use the supplied scenario, student illustrations and blank paper. For numeric work, offer counters or a calculator after learners show the setup. Fictional records are supplied; personal data and paid accounts are unnecessary.</w:t>
       </w:r>
     </w:p>
     <w:p>
-      <w:r>
+      <w:pPr>
+        <w:pStyle w:val="Heading3"/>
+      </w:pPr>
+      <w:r>
+        <w:t>Alternative compact allocation</w:t>
+      </w:r>
+    </w:p>
+    <w:p>
+      <w:r>
+        <w:t>This compact option is not the full-week schedule. Use the main teaching cycle and allow extra sessions for the investigation, independent work and project.</w:t>
+      </w:r>
+    </w:p>
+    <w:p>
+      <w:pPr>
+        <w:spacing w:line="336" w:lineRule="auto" w:after="180"/>
+        <w:shd w:fill="F1F6F8"/>
+      </w:pPr>
+      <w:r>
+        <w:rPr>
+          <w:b w:val="0"/>
+        </w:rPr>
         <w:t>Allow 80 minutes: recall 8; explanation 12; worked demonstration 15; guided practice 20; independent assessment 15; project and reflection 10. Extend the lab into a second session when needed.</w:t>
       </w:r>
     </w:p>
@@ -448,8 +622,37 @@
       </w:r>
     </w:p>
     <w:p>
-      <w:r>
-        <w:t>Teach two 45-minute sessions. This week focuses on experimental records and seeds. Model the worked example first, collect the new W 4 case independently before feedback, and use the fresh retry to check transfer. Award credit for traceable reasoning and bounded claims, including justified uncertainty.</w:t>
+      <w:pPr>
+        <w:spacing w:line="336" w:lineRule="auto" w:after="180"/>
+      </w:pPr>
+      <w:r>
+        <w:rPr>
+          <w:b w:val="0"/>
+        </w:rPr>
+        <w:t xml:space="preserve">Teach two 45-minute sessions. This week focuses on experimental records and </w:t>
+      </w:r>
+      <w:r>
+        <w:rPr>
+          <w:b/>
+        </w:rPr>
+        <w:t>seed</w:t>
+      </w:r>
+      <w:r>
+        <w:rPr>
+          <w:b w:val="0"/>
+        </w:rPr>
+        <w:t>s. Model the worked example first, collect the new W 4 case independently before feedback, and use the fresh retry to check transfer.</w:t>
+      </w:r>
+    </w:p>
+    <w:p>
+      <w:pPr>
+        <w:spacing w:line="336" w:lineRule="auto" w:after="180"/>
+      </w:pPr>
+      <w:r>
+        <w:rPr>
+          <w:b w:val="0"/>
+        </w:rPr>
+        <w:t>Award credit for traceable reasoning and bounded claims, including justified uncertainty.</w:t>
       </w:r>
     </w:p>
     <w:p>
@@ -461,27 +664,81 @@
       </w:r>
     </w:p>
     <w:p>
-      <w:r>
-        <w:t>The model version, split, metric, data provenance and development choices.</w:t>
-      </w:r>
-    </w:p>
-    <w:p>
-      <w:r>
+      <w:pPr>
+        <w:spacing w:line="336" w:lineRule="auto" w:after="180"/>
+      </w:pPr>
+      <w:r>
+        <w:rPr>
+          <w:b w:val="0"/>
+        </w:rPr>
+        <w:t xml:space="preserve">The model </w:t>
+      </w:r>
+      <w:r>
+        <w:rPr>
+          <w:b/>
+        </w:rPr>
+        <w:t>version</w:t>
+      </w:r>
+      <w:r>
+        <w:rPr>
+          <w:b w:val="0"/>
+        </w:rPr>
+        <w:t>, split, metric, data provenance and development choices.</w:t>
+      </w:r>
+    </w:p>
+    <w:p>
+      <w:pPr>
+        <w:spacing w:line="336" w:lineRule="auto" w:after="180"/>
+      </w:pPr>
+      <w:r>
+        <w:rPr>
+          <w:b w:val="0"/>
+        </w:rPr>
         <w:t>Printed student lesson and workbook</w:t>
       </w:r>
     </w:p>
     <w:p>
-      <w:r>
+      <w:pPr>
+        <w:spacing w:line="336" w:lineRule="auto" w:after="180"/>
+      </w:pPr>
+      <w:r>
+        <w:rPr>
+          <w:b w:val="0"/>
+        </w:rPr>
         <w:t>Paper, pencils and a calculator for fractions</w:t>
       </w:r>
     </w:p>
     <w:p>
-      <w:r>
-        <w:t>The fictional examples and a blank evidence table</w:t>
-      </w:r>
-    </w:p>
-    <w:p>
-      <w:r>
+      <w:pPr>
+        <w:spacing w:line="336" w:lineRule="auto" w:after="180"/>
+      </w:pPr>
+      <w:r>
+        <w:rPr>
+          <w:b w:val="0"/>
+        </w:rPr>
+        <w:t xml:space="preserve">The fictional examples and a blank </w:t>
+      </w:r>
+      <w:r>
+        <w:rPr>
+          <w:b/>
+        </w:rPr>
+        <w:t>evidence</w:t>
+      </w:r>
+      <w:r>
+        <w:rPr>
+          <w:b w:val="0"/>
+        </w:rPr>
+        <w:t xml:space="preserve"> table</w:t>
+      </w:r>
+    </w:p>
+    <w:p>
+      <w:pPr>
+        <w:spacing w:line="336" w:lineRule="auto" w:after="180"/>
+      </w:pPr>
+      <w:r>
+        <w:rPr>
+          <w:b w:val="0"/>
+        </w:rPr>
         <w:t>Saved classroom project records for critique; no personal student dataset required</w:t>
       </w:r>
     </w:p>
@@ -494,8 +751,84 @@
       </w:r>
     </w:p>
     <w:p>
-      <w:r>
-        <w:t>Teach Week 28 as a two-session investigation using fictional data. A fictional activity scoring experiment compares two weight settings on the same development records. Save code version, input version, weights, tie rule and outputs. A label such as v2 is useful only when it refers to an identifiable saved state. Assess the three stated outcomes through the independent task, not by copying the worked result.</w:t>
+      <w:pPr>
+        <w:spacing w:line="336" w:lineRule="auto" w:after="180"/>
+      </w:pPr>
+      <w:r>
+        <w:rPr>
+          <w:b w:val="0"/>
+        </w:rPr>
+        <w:t>Teach Week 28 as a two-session investigation using fictional data. A fictional activity scoring experiment compares two weight settings on the same development records.</w:t>
+      </w:r>
+    </w:p>
+    <w:p>
+      <w:pPr>
+        <w:spacing w:line="336" w:lineRule="auto" w:after="180"/>
+      </w:pPr>
+      <w:r>
+        <w:rPr>
+          <w:b w:val="0"/>
+        </w:rPr>
+        <w:t xml:space="preserve">Save code </w:t>
+      </w:r>
+      <w:r>
+        <w:rPr>
+          <w:b/>
+        </w:rPr>
+        <w:t>version</w:t>
+      </w:r>
+      <w:r>
+        <w:rPr>
+          <w:b w:val="0"/>
+        </w:rPr>
+        <w:t xml:space="preserve">, </w:t>
+      </w:r>
+      <w:r>
+        <w:rPr>
+          <w:b/>
+        </w:rPr>
+        <w:t>input</w:t>
+      </w:r>
+      <w:r>
+        <w:rPr>
+          <w:b w:val="0"/>
+        </w:rPr>
+        <w:t xml:space="preserve"> </w:t>
+      </w:r>
+      <w:r>
+        <w:rPr>
+          <w:b/>
+        </w:rPr>
+        <w:t>version</w:t>
+      </w:r>
+      <w:r>
+        <w:rPr>
+          <w:b w:val="0"/>
+        </w:rPr>
+        <w:t xml:space="preserve">, weights, tie rule and </w:t>
+      </w:r>
+      <w:r>
+        <w:rPr>
+          <w:b/>
+        </w:rPr>
+        <w:t>output</w:t>
+      </w:r>
+      <w:r>
+        <w:rPr>
+          <w:b w:val="0"/>
+        </w:rPr>
+        <w:t>s. A label such as v2 is useful only when it refers to an identifiable saved state.</w:t>
+      </w:r>
+    </w:p>
+    <w:p>
+      <w:pPr>
+        <w:spacing w:line="336" w:lineRule="auto" w:after="180"/>
+      </w:pPr>
+      <w:r>
+        <w:rPr>
+          <w:b w:val="0"/>
+        </w:rPr>
+        <w:t>Assess the three stated outcomes through the independent task, not by copying the worked result.</w:t>
       </w:r>
     </w:p>
     <w:p>
@@ -507,23 +840,59 @@
       </w:r>
     </w:p>
     <w:p>
-      <w:r>
+      <w:pPr>
+        <w:spacing w:line="336" w:lineRule="auto" w:after="180"/>
+      </w:pPr>
+      <w:r>
+        <w:rPr>
+          <w:b w:val="0"/>
+        </w:rPr>
         <w:t>To avoid changing expectations simply to match a bug.</w:t>
       </w:r>
     </w:p>
     <w:p>
-      <w:r>
+      <w:pPr>
+        <w:spacing w:line="336" w:lineRule="auto" w:after="180"/>
+      </w:pPr>
+      <w:r>
+        <w:rPr>
+          <w:b w:val="0"/>
+        </w:rPr>
         <w:t>Python 3 editor with a fresh local practice file</w:t>
       </w:r>
     </w:p>
     <w:p>
-      <w:r>
+      <w:pPr>
+        <w:spacing w:line="336" w:lineRule="auto" w:after="180"/>
+      </w:pPr>
+      <w:r>
+        <w:rPr>
+          <w:b w:val="0"/>
+        </w:rPr>
         <w:t>Paper trace table and the student workbook</w:t>
       </w:r>
     </w:p>
     <w:p>
-      <w:r>
-        <w:t>Fictional input records from this lesson; no real student identifiers</w:t>
+      <w:pPr>
+        <w:spacing w:line="336" w:lineRule="auto" w:after="180"/>
+      </w:pPr>
+      <w:r>
+        <w:rPr>
+          <w:b w:val="0"/>
+        </w:rPr>
+        <w:t xml:space="preserve">Fictional </w:t>
+      </w:r>
+      <w:r>
+        <w:rPr>
+          <w:b/>
+        </w:rPr>
+        <w:t>input</w:t>
+      </w:r>
+      <w:r>
+        <w:rPr>
+          <w:b w:val="0"/>
+        </w:rPr>
+        <w:t xml:space="preserve"> records from this lesson; no real student identifiers</w:t>
       </w:r>
     </w:p>
     <w:p>
@@ -535,12 +904,24 @@
       </w:r>
     </w:p>
     <w:p>
-      <w:r>
+      <w:pPr>
+        <w:spacing w:line="336" w:lineRule="auto" w:after="180"/>
+      </w:pPr>
+      <w:r>
+        <w:rPr>
+          <w:b w:val="0"/>
+        </w:rPr>
         <w:t>By the end, I can explain reproducible experiments using a traced example and a stated limitation.</w:t>
       </w:r>
     </w:p>
     <w:p>
-      <w:r>
+      <w:pPr>
+        <w:spacing w:line="336" w:lineRule="auto" w:after="180"/>
+      </w:pPr>
+      <w:r>
+        <w:rPr>
+          <w:b w:val="0"/>
+        </w:rPr>
         <w:t>This added worked case illustrates the week’s main idea. Retain all original and connected topics; schedule its practice within the teaching cycle.</w:t>
       </w:r>
     </w:p>
@@ -553,76 +934,349 @@
       </w:r>
     </w:p>
     <w:p>
+      <w:r>
+        <w:t>Model Reproducible Experiments using the supplied case, labelled mechanism and reasoning. Make the scope of each conclusion explicit.</w:t>
+      </w:r>
+    </w:p>
+    <w:p>
+      <w:pPr>
+        <w:spacing w:line="336" w:lineRule="auto" w:after="180"/>
+      </w:pPr>
+      <w:r>
+        <w:rPr>
+          <w:b w:val="0"/>
+        </w:rPr>
+        <w:t>Trace the information, fitted behavior, and evaluation proof separately.</w:t>
+      </w:r>
+    </w:p>
+    <w:p>
       <w:pPr>
         <w:pStyle w:val="Heading3"/>
       </w:pPr>
       <w:r>
-        <w:t>Explain the mechanism</w:t>
-      </w:r>
-    </w:p>
-    <w:p>
-      <w:r>
-        <w:t>Trace the information, fitted behavior, and evaluation proof separately.</w:t>
-      </w:r>
-    </w:p>
-    <w:p>
-      <w:r>
+        <w:t>Question to explain</w:t>
+      </w:r>
+    </w:p>
+    <w:p>
+      <w:pPr>
+        <w:spacing w:line="336" w:lineRule="auto" w:after="180"/>
+        <w:shd w:fill="F5F1FB"/>
+      </w:pPr>
+      <w:r>
+        <w:rPr>
+          <w:b w:val="0"/>
+        </w:rPr>
         <w:t>QUESTION Reproduce a peer's run from an experiment card.</w:t>
       </w:r>
     </w:p>
     <w:p>
-      <w:r>
-        <w:t>MODEL IDEA A result is reproducible only when another builder can recreate the data, split, code, settings, seed, and metric calculation.</w:t>
-      </w:r>
-    </w:p>
-    <w:p>
-      <w:r>
+      <w:pPr>
+        <w:spacing w:line="336" w:lineRule="auto" w:after="180"/>
+      </w:pPr>
+      <w:r>
+        <w:rPr>
+          <w:b w:val="0"/>
+        </w:rPr>
+        <w:t xml:space="preserve">MODEL IDEA A result is reproducible only when another builder can recreate the data, split, code, settings, </w:t>
+      </w:r>
+      <w:r>
+        <w:rPr>
+          <w:b/>
+        </w:rPr>
+        <w:t>seed</w:t>
+      </w:r>
+      <w:r>
+        <w:rPr>
+          <w:b w:val="0"/>
+        </w:rPr>
+        <w:t>, and metric calculation.</w:t>
+      </w:r>
+    </w:p>
+    <w:p>
+      <w:pPr>
+        <w:spacing w:line="336" w:lineRule="auto" w:after="180"/>
+      </w:pPr>
+      <w:r>
+        <w:rPr>
+          <w:b w:val="0"/>
+        </w:rPr>
         <w:t>PROOF NEEDED Use an unseen case, visible calculation, error analysis, and a stated limitation.</w:t>
       </w:r>
     </w:p>
     <w:p>
-      <w:r>
-        <w:t>UNDER THE HOOD Record data=v2, split=grouped-s1, code=commit A7, seed=42. Record preprocessing, features, model type, settings, and library versions.</w:t>
-      </w:r>
-    </w:p>
-    <w:p>
-      <w:r>
-        <w:t>Draw a fresh data → model → prediction → evaluation trace:</w:t>
-      </w:r>
-    </w:p>
-    <w:p>
-      <w:r>
-        <w:t>Predict first. Then check each step. A correct answer without visible evidence cannot be audited.</w:t>
-      </w:r>
-    </w:p>
-    <w:p>
-      <w:r>
-        <w:t>STEP 1 Record data=v2, split=grouped-s1, code=commit A7, seed=42.</w:t>
-      </w:r>
-    </w:p>
-    <w:p>
-      <w:r>
-        <w:t>STEP 2 Record preprocessing, features, model type, settings, and library versions.</w:t>
-      </w:r>
-    </w:p>
-    <w:p>
-      <w:r>
-        <w:t>STEP 3 Peer reruns and gets 16/20 correct, matching 80% accuracy.</w:t>
-      </w:r>
-    </w:p>
-    <w:p>
-      <w:r>
+      <w:pPr>
+        <w:pStyle w:val="Heading3"/>
+      </w:pPr>
+      <w:r>
+        <w:t>How the mechanism works</w:t>
+      </w:r>
+    </w:p>
+    <w:p>
+      <w:pPr>
+        <w:spacing w:line="336" w:lineRule="auto" w:after="180"/>
+        <w:shd w:fill="F1F6F8"/>
+      </w:pPr>
+      <w:r>
+        <w:rPr>
+          <w:b w:val="0"/>
+        </w:rPr>
+        <w:t xml:space="preserve">UNDER THE HOOD Record data=v2, split=grouped-s1, code=commit A7, </w:t>
+      </w:r>
+      <w:r>
+        <w:rPr>
+          <w:b/>
+        </w:rPr>
+        <w:t>seed</w:t>
+      </w:r>
+      <w:r>
+        <w:rPr>
+          <w:b w:val="0"/>
+        </w:rPr>
+        <w:t>=42. Record pre</w:t>
+      </w:r>
+      <w:r>
+        <w:rPr>
+          <w:b/>
+        </w:rPr>
+        <w:t>process</w:t>
+      </w:r>
+      <w:r>
+        <w:rPr>
+          <w:b w:val="0"/>
+        </w:rPr>
+        <w:t xml:space="preserve">ing, features, model type, settings, and library </w:t>
+      </w:r>
+      <w:r>
+        <w:rPr>
+          <w:b/>
+        </w:rPr>
+        <w:t>version</w:t>
+      </w:r>
+      <w:r>
+        <w:rPr>
+          <w:b w:val="0"/>
+        </w:rPr>
+        <w:t>s.</w:t>
+      </w:r>
+    </w:p>
+    <w:p>
+      <w:pPr>
+        <w:spacing w:line="336" w:lineRule="auto" w:after="180"/>
+      </w:pPr>
+      <w:r>
+        <w:rPr>
+          <w:b w:val="0"/>
+        </w:rPr>
+        <w:t xml:space="preserve">Draw a fresh data → model → </w:t>
+      </w:r>
+      <w:r>
+        <w:rPr>
+          <w:b/>
+        </w:rPr>
+        <w:t>prediction</w:t>
+      </w:r>
+      <w:r>
+        <w:rPr>
+          <w:b w:val="0"/>
+        </w:rPr>
+        <w:t xml:space="preserve"> → evaluation trace:</w:t>
+      </w:r>
+    </w:p>
+    <w:p>
+      <w:pPr>
+        <w:spacing w:line="336" w:lineRule="auto" w:after="180"/>
+      </w:pPr>
+      <w:r>
+        <w:rPr>
+          <w:b w:val="0"/>
+        </w:rPr>
+        <w:t xml:space="preserve">Predict first. Then check each step. A correct answer without visible </w:t>
+      </w:r>
+      <w:r>
+        <w:rPr>
+          <w:b/>
+        </w:rPr>
+        <w:t>evidence</w:t>
+      </w:r>
+      <w:r>
+        <w:rPr>
+          <w:b w:val="0"/>
+        </w:rPr>
+        <w:t xml:space="preserve"> cannot be audited.</w:t>
+      </w:r>
+    </w:p>
+    <w:p>
+      <w:pPr>
+        <w:pStyle w:val="Heading3"/>
+      </w:pPr>
+      <w:r>
+        <w:t>Step 1</w:t>
+      </w:r>
+    </w:p>
+    <w:p>
+      <w:pPr>
+        <w:spacing w:line="336" w:lineRule="auto" w:after="180"/>
+        <w:shd w:fill="F4F9FC"/>
+      </w:pPr>
+      <w:r>
+        <w:rPr>
+          <w:b w:val="0"/>
+        </w:rPr>
+        <w:t xml:space="preserve">STEP 1 Record data=v2, split=grouped-s1, code=commit A7, </w:t>
+      </w:r>
+      <w:r>
+        <w:rPr>
+          <w:b/>
+        </w:rPr>
+        <w:t>seed</w:t>
+      </w:r>
+      <w:r>
+        <w:rPr>
+          <w:b w:val="0"/>
+        </w:rPr>
+        <w:t>=42.</w:t>
+      </w:r>
+    </w:p>
+    <w:p>
+      <w:pPr>
+        <w:pStyle w:val="Heading3"/>
+      </w:pPr>
+      <w:r>
+        <w:t>Step 2</w:t>
+      </w:r>
+    </w:p>
+    <w:p>
+      <w:pPr>
+        <w:spacing w:line="336" w:lineRule="auto" w:after="180"/>
+        <w:shd w:fill="F4F9FC"/>
+      </w:pPr>
+      <w:r>
+        <w:rPr>
+          <w:b w:val="0"/>
+        </w:rPr>
+        <w:t>STEP 2 Record pre</w:t>
+      </w:r>
+      <w:r>
+        <w:rPr>
+          <w:b/>
+        </w:rPr>
+        <w:t>process</w:t>
+      </w:r>
+      <w:r>
+        <w:rPr>
+          <w:b w:val="0"/>
+        </w:rPr>
+        <w:t xml:space="preserve">ing, features, model type, settings, and library </w:t>
+      </w:r>
+      <w:r>
+        <w:rPr>
+          <w:b/>
+        </w:rPr>
+        <w:t>version</w:t>
+      </w:r>
+      <w:r>
+        <w:rPr>
+          <w:b w:val="0"/>
+        </w:rPr>
+        <w:t>s.</w:t>
+      </w:r>
+    </w:p>
+    <w:p>
+      <w:pPr>
+        <w:pStyle w:val="Heading3"/>
+      </w:pPr>
+      <w:r>
+        <w:t>Step 3</w:t>
+      </w:r>
+    </w:p>
+    <w:p>
+      <w:pPr>
+        <w:spacing w:line="336" w:lineRule="auto" w:after="180"/>
+        <w:shd w:fill="F4F9FC"/>
+      </w:pPr>
+      <w:r>
+        <w:rPr>
+          <w:b w:val="0"/>
+        </w:rPr>
+        <w:t xml:space="preserve">STEP 3 Peer reruns and gets 16/20 correct, matching </w:t>
+      </w:r>
+      <w:r>
+        <w:rPr>
+          <w:b/>
+        </w:rPr>
+        <w:t>80%</w:t>
+      </w:r>
+      <w:r>
+        <w:rPr>
+          <w:b w:val="0"/>
+        </w:rPr>
+        <w:t xml:space="preserve"> accuracy.</w:t>
+      </w:r>
+    </w:p>
+    <w:p>
+      <w:pPr>
+        <w:pStyle w:val="Heading3"/>
+      </w:pPr>
+      <w:r>
+        <w:t>Step 4</w:t>
+      </w:r>
+    </w:p>
+    <w:p>
+      <w:pPr>
+        <w:spacing w:line="336" w:lineRule="auto" w:after="180"/>
+        <w:shd w:fill="F4F9FC"/>
+      </w:pPr>
+      <w:r>
+        <w:rPr>
+          <w:b w:val="0"/>
+        </w:rPr>
         <w:t>STEP 4 A mismatch triggers environment and data comparison—not silent replacement.</w:t>
       </w:r>
     </w:p>
     <w:p>
-      <w:r>
-        <w:t>CHECK Verify the denominator, unit, split, class definition, and data version before interpreting a score.</w:t>
-      </w:r>
-    </w:p>
-    <w:p>
-      <w:r>
-        <w:t>Recalculate, retrace, or restate the evidence independently:</w:t>
+      <w:pPr>
+        <w:spacing w:line="336" w:lineRule="auto" w:after="180"/>
+      </w:pPr>
+      <w:r>
+        <w:rPr>
+          <w:b w:val="0"/>
+        </w:rPr>
+        <w:t xml:space="preserve">CHECK Verify the denominator, unit, split, class definition, and </w:t>
+      </w:r>
+      <w:r>
+        <w:rPr>
+          <w:b/>
+        </w:rPr>
+        <w:t>data version</w:t>
+      </w:r>
+      <w:r>
+        <w:rPr>
+          <w:b w:val="0"/>
+        </w:rPr>
+        <w:t xml:space="preserve"> before interpreting a score.</w:t>
+      </w:r>
+    </w:p>
+    <w:p>
+      <w:pPr>
+        <w:spacing w:line="336" w:lineRule="auto" w:after="180"/>
+      </w:pPr>
+      <w:r>
+        <w:rPr>
+          <w:b w:val="0"/>
+        </w:rPr>
+        <w:t xml:space="preserve">Recalculate, retrace, or restate the </w:t>
+      </w:r>
+      <w:r>
+        <w:rPr>
+          <w:b/>
+        </w:rPr>
+        <w:t>evidence</w:t>
+      </w:r>
+      <w:r>
+        <w:rPr>
+          <w:b w:val="0"/>
+        </w:rPr>
+        <w:t xml:space="preserve"> independently:</w:t>
       </w:r>
     </w:p>
     <w:p>
@@ -634,54 +1288,403 @@
       </w:r>
     </w:p>
     <w:p>
-      <w:r>
-        <w:t>A report says accuracy85% without data split, code version, seed or preprocessing.</w:t>
-      </w:r>
-    </w:p>
-    <w:p>
-      <w:r>
-        <w:t>Specify reproducibility records.</w:t>
-      </w:r>
-    </w:p>
-    <w:p>
       <w:pPr>
         <w:pStyle w:val="Heading3"/>
       </w:pPr>
       <w:r>
+        <w:t>The teaching case</w:t>
+      </w:r>
+    </w:p>
+    <w:p>
+      <w:pPr>
+        <w:spacing w:line="336" w:lineRule="auto" w:after="180"/>
+        <w:shd w:fill="F1F6FC"/>
+      </w:pPr>
+      <w:r>
+        <w:rPr>
+          <w:b w:val="0"/>
+        </w:rPr>
+        <w:t xml:space="preserve">A report says accuracy85% without data split, code </w:t>
+      </w:r>
+      <w:r>
+        <w:rPr>
+          <w:b/>
+        </w:rPr>
+        <w:t>version</w:t>
+      </w:r>
+      <w:r>
+        <w:rPr>
+          <w:b w:val="0"/>
+        </w:rPr>
+        <w:t xml:space="preserve">, </w:t>
+      </w:r>
+      <w:r>
+        <w:rPr>
+          <w:b/>
+        </w:rPr>
+        <w:t>seed</w:t>
+      </w:r>
+      <w:r>
+        <w:rPr>
+          <w:b w:val="0"/>
+        </w:rPr>
+        <w:t xml:space="preserve"> or pre</w:t>
+      </w:r>
+      <w:r>
+        <w:rPr>
+          <w:b/>
+        </w:rPr>
+        <w:t>process</w:t>
+      </w:r>
+      <w:r>
+        <w:rPr>
+          <w:b w:val="0"/>
+        </w:rPr>
+        <w:t>ing.</w:t>
+      </w:r>
+    </w:p>
+    <w:p>
+      <w:pPr>
+        <w:pStyle w:val="Heading3"/>
+      </w:pPr>
+      <w:r>
+        <w:t>The teaching case</w:t>
+      </w:r>
+    </w:p>
+    <w:p>
+      <w:pPr>
+        <w:spacing w:line="336" w:lineRule="auto" w:after="180"/>
+        <w:shd w:fill="F1F6FC"/>
+      </w:pPr>
+      <w:r>
+        <w:rPr>
+          <w:b w:val="0"/>
+        </w:rPr>
+        <w:t xml:space="preserve">Specify </w:t>
+      </w:r>
+      <w:r>
+        <w:rPr>
+          <w:b/>
+        </w:rPr>
+        <w:t>reproducibility</w:t>
+      </w:r>
+      <w:r>
+        <w:rPr>
+          <w:b w:val="0"/>
+        </w:rPr>
+        <w:t xml:space="preserve"> records.</w:t>
+      </w:r>
+    </w:p>
+    <w:p>
+      <w:pPr>
+        <w:pStyle w:val="Heading3"/>
+      </w:pPr>
+      <w:r>
         <w:t>Exact explanation to model</w:t>
       </w:r>
     </w:p>
     <w:p>
-      <w:r>
-        <w:t>Record data identity, group/split IDs, code/dependency versions, preprocessing, features, settings, seeds where relevant, metric definition and raw predictions. Seed alone is insufficient.</w:t>
-      </w:r>
-    </w:p>
-    <w:p>
       <w:pPr>
         <w:pStyle w:val="Heading3"/>
       </w:pPr>
       <w:r>
+        <w:t>Why the result follows</w:t>
+      </w:r>
+    </w:p>
+    <w:p>
+      <w:pPr>
+        <w:spacing w:line="336" w:lineRule="auto" w:after="180"/>
+        <w:shd w:fill="F1F6FC"/>
+      </w:pPr>
+      <w:r>
+        <w:rPr>
+          <w:b w:val="0"/>
+        </w:rPr>
+        <w:t xml:space="preserve">Record data identity, group/split IDs, code/dependency </w:t>
+      </w:r>
+      <w:r>
+        <w:rPr>
+          <w:b/>
+        </w:rPr>
+        <w:t>version</w:t>
+      </w:r>
+      <w:r>
+        <w:rPr>
+          <w:b w:val="0"/>
+        </w:rPr>
+        <w:t>s, pre</w:t>
+      </w:r>
+      <w:r>
+        <w:rPr>
+          <w:b/>
+        </w:rPr>
+        <w:t>process</w:t>
+      </w:r>
+      <w:r>
+        <w:rPr>
+          <w:b w:val="0"/>
+        </w:rPr>
+        <w:t xml:space="preserve">ing, features, settings, </w:t>
+      </w:r>
+      <w:r>
+        <w:rPr>
+          <w:b/>
+        </w:rPr>
+        <w:t>seed</w:t>
+      </w:r>
+      <w:r>
+        <w:rPr>
+          <w:b w:val="0"/>
+        </w:rPr>
+        <w:t xml:space="preserve">s where relevant, metric definition and raw </w:t>
+      </w:r>
+      <w:r>
+        <w:rPr>
+          <w:b/>
+        </w:rPr>
+        <w:t>prediction</w:t>
+      </w:r>
+      <w:r>
+        <w:rPr>
+          <w:b w:val="0"/>
+        </w:rPr>
+        <w:t xml:space="preserve">s. </w:t>
+      </w:r>
+      <w:r>
+        <w:rPr>
+          <w:b/>
+        </w:rPr>
+        <w:t>Seed</w:t>
+      </w:r>
+      <w:r>
+        <w:rPr>
+          <w:b w:val="0"/>
+        </w:rPr>
+        <w:t xml:space="preserve"> alone is insufficient.</w:t>
+      </w:r>
+    </w:p>
+    <w:p>
+      <w:pPr>
+        <w:pStyle w:val="Heading3"/>
+      </w:pPr>
+      <w:r>
         <w:t>Explain the added worked example</w:t>
       </w:r>
     </w:p>
     <w:p>
-      <w:r>
-        <w:t>A seed can help repeat a random split or initialization, but it is not a magic quality stamp. Save data version, split membership, code version, settings, preprocessing, seed and metric definition. Some software operations remain nondeterministic, so document tolerances and environment too.</w:t>
-      </w:r>
-    </w:p>
-    <w:p>
-      <w:r>
-        <w:t>Use fictional classroom data throughout this investigation. Keep the task, units, reference labels and data split visible as you reason. Earlier weeks supplied the model-building process; this week examines experimental records and seeds.</w:t>
-      </w:r>
-    </w:p>
-    <w:p>
-      <w:r>
-        <w:t>A team declares seeds 11, 22, 33 before running. Validation accuracies are 14/20, 16/20, 12/20:70, 80, 60 percent. Mean accuracy is 70 percent, with a 20-percentage-point range. Reporting only seed 22 as the model result hides the declared experiment.</w:t>
-      </w:r>
-    </w:p>
-    <w:p>
-      <w:r>
-        <w:t>Before continuing, underline the decision rule and circle the evidence that supports the conclusion. Explain the example to a partner without replacing the counts or conditions with a stronger claim. Keep the distinction between an observed result and a proposed next step.</w:t>
+      <w:pPr>
+        <w:pStyle w:val="Heading3"/>
+      </w:pPr>
+      <w:r>
+        <w:t>Explain the added worked example · 1</w:t>
+      </w:r>
+    </w:p>
+    <w:p>
+      <w:pPr>
+        <w:spacing w:line="336" w:lineRule="auto" w:after="180"/>
+      </w:pPr>
+      <w:r>
+        <w:rPr>
+          <w:b w:val="0"/>
+        </w:rPr>
+        <w:t xml:space="preserve">A </w:t>
+      </w:r>
+      <w:r>
+        <w:rPr>
+          <w:b/>
+        </w:rPr>
+        <w:t>seed</w:t>
+      </w:r>
+      <w:r>
+        <w:rPr>
+          <w:b w:val="0"/>
+        </w:rPr>
+        <w:t xml:space="preserve"> can help repeat a random split or initialization, but it is not a magic quality stamp. Save </w:t>
+      </w:r>
+      <w:r>
+        <w:rPr>
+          <w:b/>
+        </w:rPr>
+        <w:t>data version</w:t>
+      </w:r>
+      <w:r>
+        <w:rPr>
+          <w:b w:val="0"/>
+        </w:rPr>
+        <w:t xml:space="preserve">, split membership, code </w:t>
+      </w:r>
+      <w:r>
+        <w:rPr>
+          <w:b/>
+        </w:rPr>
+        <w:t>version</w:t>
+      </w:r>
+      <w:r>
+        <w:rPr>
+          <w:b w:val="0"/>
+        </w:rPr>
+        <w:t>, settings, pre</w:t>
+      </w:r>
+      <w:r>
+        <w:rPr>
+          <w:b/>
+        </w:rPr>
+        <w:t>process</w:t>
+      </w:r>
+      <w:r>
+        <w:rPr>
+          <w:b w:val="0"/>
+        </w:rPr>
+        <w:t xml:space="preserve">ing, </w:t>
+      </w:r>
+      <w:r>
+        <w:rPr>
+          <w:b/>
+        </w:rPr>
+        <w:t>seed</w:t>
+      </w:r>
+      <w:r>
+        <w:rPr>
+          <w:b w:val="0"/>
+        </w:rPr>
+        <w:t xml:space="preserve"> and metric definition.</w:t>
+      </w:r>
+    </w:p>
+    <w:p>
+      <w:pPr>
+        <w:spacing w:line="336" w:lineRule="auto" w:after="180"/>
+      </w:pPr>
+      <w:r>
+        <w:rPr>
+          <w:b w:val="0"/>
+        </w:rPr>
+        <w:t>Some software operations remain nondeterministic, so document tolerances and environment too.</w:t>
+      </w:r>
+    </w:p>
+    <w:p>
+      <w:pPr>
+        <w:spacing w:line="336" w:lineRule="auto" w:after="180"/>
+      </w:pPr>
+      <w:r>
+        <w:rPr>
+          <w:b w:val="0"/>
+        </w:rPr>
+        <w:t>Use fictional classroom data throughout this investigation. Keep the task, units, reference labels and data split visible as you reason.</w:t>
+      </w:r>
+    </w:p>
+    <w:p>
+      <w:pPr>
+        <w:spacing w:line="336" w:lineRule="auto" w:after="180"/>
+      </w:pPr>
+      <w:r>
+        <w:rPr>
+          <w:b w:val="0"/>
+        </w:rPr>
+        <w:t xml:space="preserve">Earlier weeks supplied the model-building </w:t>
+      </w:r>
+      <w:r>
+        <w:rPr>
+          <w:b/>
+        </w:rPr>
+        <w:t>process</w:t>
+      </w:r>
+      <w:r>
+        <w:rPr>
+          <w:b w:val="0"/>
+        </w:rPr>
+        <w:t xml:space="preserve">; this week examines experimental records and </w:t>
+      </w:r>
+      <w:r>
+        <w:rPr>
+          <w:b/>
+        </w:rPr>
+        <w:t>seed</w:t>
+      </w:r>
+      <w:r>
+        <w:rPr>
+          <w:b w:val="0"/>
+        </w:rPr>
+        <w:t>s.</w:t>
+      </w:r>
+    </w:p>
+    <w:p>
+      <w:pPr>
+        <w:spacing w:line="336" w:lineRule="auto" w:after="180"/>
+      </w:pPr>
+      <w:r>
+        <w:rPr>
+          <w:b w:val="0"/>
+        </w:rPr>
+        <w:t xml:space="preserve">A team declares </w:t>
+      </w:r>
+      <w:r>
+        <w:rPr>
+          <w:b/>
+        </w:rPr>
+        <w:t>seed</w:t>
+      </w:r>
+      <w:r>
+        <w:rPr>
+          <w:b w:val="0"/>
+        </w:rPr>
+        <w:t>s 11, 22, 33 before running. Validation accuracies are 14/20, 16/20, 12/20:70, 80, 60 percent. Mean accuracy is 70 percent, with a 20-percentage-point range.</w:t>
+      </w:r>
+    </w:p>
+    <w:p>
+      <w:pPr>
+        <w:spacing w:line="336" w:lineRule="auto" w:after="180"/>
+      </w:pPr>
+      <w:r>
+        <w:rPr>
+          <w:b w:val="0"/>
+        </w:rPr>
+        <w:t xml:space="preserve">Reporting only </w:t>
+      </w:r>
+      <w:r>
+        <w:rPr>
+          <w:b/>
+        </w:rPr>
+        <w:t>seed</w:t>
+      </w:r>
+      <w:r>
+        <w:rPr>
+          <w:b w:val="0"/>
+        </w:rPr>
+        <w:t xml:space="preserve"> 22 as the model result hides the declared experiment.</w:t>
+      </w:r>
+    </w:p>
+    <w:p>
+      <w:pPr>
+        <w:spacing w:line="336" w:lineRule="auto" w:after="180"/>
+      </w:pPr>
+      <w:r>
+        <w:rPr>
+          <w:b w:val="0"/>
+        </w:rPr>
+        <w:t xml:space="preserve">Before continuing, underline the decision rule and circle the </w:t>
+      </w:r>
+      <w:r>
+        <w:rPr>
+          <w:b/>
+        </w:rPr>
+        <w:t>evidence</w:t>
+      </w:r>
+      <w:r>
+        <w:rPr>
+          <w:b w:val="0"/>
+        </w:rPr>
+        <w:t xml:space="preserve"> that supports the conclusion. Explain the example to a partner without replacing the counts or conditions with a stronger claim.</w:t>
+      </w:r>
+    </w:p>
+    <w:p>
+      <w:pPr>
+        <w:spacing w:line="336" w:lineRule="auto" w:after="180"/>
+      </w:pPr>
+      <w:r>
+        <w:rPr>
+          <w:b w:val="0"/>
+        </w:rPr>
+        <w:t>Keep the distinction between an observed result and a proposed next step.</w:t>
       </w:r>
     </w:p>
     <w:p>
@@ -825,17 +1828,105 @@
       </w:r>
     </w:p>
     <w:p>
-      <w:r>
-        <w:t>A fictional activity scoring experiment compares two weight settings on the same development records. Save code version, input version, weights, tie rule and outputs. A label such as v2 is useful only when it refers to an identifiable saved state.</w:t>
-      </w:r>
-    </w:p>
-    <w:p>
-      <w:r>
-        <w:t>The ranking changes because the preference weights changed. That is a policy comparison, not proof that v2 is more accurate. Keep the same data and constraints when comparing weights, and record why a policy better fits the stated goal.</w:t>
-      </w:r>
-    </w:p>
-    <w:p>
-      <w:r>
+      <w:pPr>
+        <w:spacing w:line="336" w:lineRule="auto" w:after="180"/>
+      </w:pPr>
+      <w:r>
+        <w:rPr>
+          <w:b w:val="0"/>
+        </w:rPr>
+        <w:t xml:space="preserve">A fictional activity scoring experiment compares two weight settings on the same development records. Save code </w:t>
+      </w:r>
+      <w:r>
+        <w:rPr>
+          <w:b/>
+        </w:rPr>
+        <w:t>version</w:t>
+      </w:r>
+      <w:r>
+        <w:rPr>
+          <w:b w:val="0"/>
+        </w:rPr>
+        <w:t xml:space="preserve">, </w:t>
+      </w:r>
+      <w:r>
+        <w:rPr>
+          <w:b/>
+        </w:rPr>
+        <w:t>input</w:t>
+      </w:r>
+      <w:r>
+        <w:rPr>
+          <w:b w:val="0"/>
+        </w:rPr>
+        <w:t xml:space="preserve"> </w:t>
+      </w:r>
+      <w:r>
+        <w:rPr>
+          <w:b/>
+        </w:rPr>
+        <w:t>version</w:t>
+      </w:r>
+      <w:r>
+        <w:rPr>
+          <w:b w:val="0"/>
+        </w:rPr>
+        <w:t xml:space="preserve">, weights, tie rule and </w:t>
+      </w:r>
+      <w:r>
+        <w:rPr>
+          <w:b/>
+        </w:rPr>
+        <w:t>output</w:t>
+      </w:r>
+      <w:r>
+        <w:rPr>
+          <w:b w:val="0"/>
+        </w:rPr>
+        <w:t>s.</w:t>
+      </w:r>
+    </w:p>
+    <w:p>
+      <w:pPr>
+        <w:spacing w:line="336" w:lineRule="auto" w:after="180"/>
+      </w:pPr>
+      <w:r>
+        <w:rPr>
+          <w:b w:val="0"/>
+        </w:rPr>
+        <w:t>A label such as v2 is useful only when it refers to an identifiable saved state.</w:t>
+      </w:r>
+    </w:p>
+    <w:p>
+      <w:pPr>
+        <w:spacing w:line="336" w:lineRule="auto" w:after="180"/>
+      </w:pPr>
+      <w:r>
+        <w:rPr>
+          <w:b w:val="0"/>
+        </w:rPr>
+        <w:t>The ranking changes because the preference weights changed. That is a policy comparison, not proof that v2 is more accurate.</w:t>
+      </w:r>
+    </w:p>
+    <w:p>
+      <w:pPr>
+        <w:spacing w:line="336" w:lineRule="auto" w:after="180"/>
+      </w:pPr>
+      <w:r>
+        <w:rPr>
+          <w:b w:val="0"/>
+        </w:rPr>
+        <w:t>Keep the same data and constraints when comparing weights, and record why a policy better fits the stated goal.</w:t>
+      </w:r>
+    </w:p>
+    <w:p>
+      <w:pPr>
+        <w:spacing w:line="336" w:lineRule="auto" w:after="180"/>
+      </w:pPr>
+      <w:r>
+        <w:rPr>
+          <w:b w:val="0"/>
+        </w:rPr>
         <w:t>No. The data change is another possible explanation. Exit: No. They now informed development. Report that use and seek fresh cases for a new independent check.</w:t>
       </w:r>
     </w:p>
@@ -848,8 +1939,37 @@
       </w:r>
     </w:p>
     <w:p>
-      <w:r>
-        <w:t>Use the complete worked example below before asking learners to complete W2. Reveal a small part, invite a prediction, then explain the deciding step. These teacher notes contain solutions; do not reveal the independent case answer during modelling.</w:t>
+      <w:pPr>
+        <w:spacing w:line="336" w:lineRule="auto" w:after="180"/>
+      </w:pPr>
+      <w:r>
+        <w:rPr>
+          <w:b w:val="0"/>
+        </w:rPr>
+        <w:t xml:space="preserve">Use the complete worked example below before asking learners to complete W2. Reveal a small part, invite a </w:t>
+      </w:r>
+      <w:r>
+        <w:rPr>
+          <w:b/>
+        </w:rPr>
+        <w:t>prediction</w:t>
+      </w:r>
+      <w:r>
+        <w:rPr>
+          <w:b w:val="0"/>
+        </w:rPr>
+        <w:t>, then explain the deciding step.</w:t>
+      </w:r>
+    </w:p>
+    <w:p>
+      <w:pPr>
+        <w:spacing w:line="336" w:lineRule="auto" w:after="180"/>
+      </w:pPr>
+      <w:r>
+        <w:rPr>
+          <w:b w:val="0"/>
+        </w:rPr>
+        <w:t>These teacher notes contain solutions; do not reveal the independent case answer during modelling.</w:t>
       </w:r>
     </w:p>
     <w:p>
@@ -1139,7 +2259,13 @@
       </w:tr>
     </w:tbl>
     <w:p>
-      <w:r>
+      <w:pPr>
+        <w:spacing w:line="336" w:lineRule="auto" w:after="180"/>
+      </w:pPr>
+      <w:r>
+        <w:rPr>
+          <w:b w:val="0"/>
+        </w:rPr>
         <w:t>Use the diagram and verbal explanation together. Ask learners to match a sentence to a specific visual step; do not assign learners fixed visual or auditory learning styles.</w:t>
       </w:r>
     </w:p>
@@ -1152,8 +2278,26 @@
       </w:r>
     </w:p>
     <w:p>
-      <w:r>
-        <w:t>Record variation across declared seeds instead of selecting the prettiest run.</w:t>
+      <w:pPr>
+        <w:spacing w:line="336" w:lineRule="auto" w:after="180"/>
+      </w:pPr>
+      <w:r>
+        <w:rPr>
+          <w:b w:val="0"/>
+        </w:rPr>
+        <w:t xml:space="preserve">Record variation across declared </w:t>
+      </w:r>
+      <w:r>
+        <w:rPr>
+          <w:b/>
+        </w:rPr>
+        <w:t>seed</w:t>
+      </w:r>
+      <w:r>
+        <w:rPr>
+          <w:b w:val="0"/>
+        </w:rPr>
+        <w:t>s instead of selecting the prettiest run.</w:t>
       </w:r>
     </w:p>
     <w:p>
@@ -1165,13 +2309,91 @@
       </w:r>
     </w:p>
     <w:p>
-      <w:r>
-        <w:t>Same fixed validation set of10 cases; declared runs seed 4=6 correct, seed 5=8, seed 6=7. All three are reported.</w:t>
-      </w:r>
-    </w:p>
-    <w:p>
-      <w:r>
-        <w:t>All inputs and outcomes in this worked example are invented classroom data; no real model run is claimed.</w:t>
+      <w:pPr>
+        <w:pStyle w:val="Heading3"/>
+      </w:pPr>
+      <w:r>
+        <w:t>Supplied facts</w:t>
+      </w:r>
+    </w:p>
+    <w:p>
+      <w:pPr>
+        <w:spacing w:line="336" w:lineRule="auto" w:after="180"/>
+        <w:shd w:fill="F1F6FC"/>
+      </w:pPr>
+      <w:r>
+        <w:rPr>
+          <w:b w:val="0"/>
+        </w:rPr>
+        <w:t xml:space="preserve">Same fixed validation set of10 cases; declared runs </w:t>
+      </w:r>
+      <w:r>
+        <w:rPr>
+          <w:b/>
+        </w:rPr>
+        <w:t>seed</w:t>
+      </w:r>
+      <w:r>
+        <w:rPr>
+          <w:b w:val="0"/>
+        </w:rPr>
+        <w:t xml:space="preserve"> 4=6 correct, </w:t>
+      </w:r>
+      <w:r>
+        <w:rPr>
+          <w:b/>
+        </w:rPr>
+        <w:t>seed</w:t>
+      </w:r>
+      <w:r>
+        <w:rPr>
+          <w:b w:val="0"/>
+        </w:rPr>
+        <w:t xml:space="preserve"> 5=8, </w:t>
+      </w:r>
+      <w:r>
+        <w:rPr>
+          <w:b/>
+        </w:rPr>
+        <w:t>seed</w:t>
+      </w:r>
+      <w:r>
+        <w:rPr>
+          <w:b w:val="0"/>
+        </w:rPr>
+        <w:t xml:space="preserve"> 6=7. All three are reported.</w:t>
+      </w:r>
+    </w:p>
+    <w:p>
+      <w:pPr>
+        <w:pStyle w:val="Heading3"/>
+      </w:pPr>
+      <w:r>
+        <w:t>Supplied facts</w:t>
+      </w:r>
+    </w:p>
+    <w:p>
+      <w:pPr>
+        <w:spacing w:line="336" w:lineRule="auto" w:after="180"/>
+        <w:shd w:fill="F1F6FC"/>
+      </w:pPr>
+      <w:r>
+        <w:rPr>
+          <w:b w:val="0"/>
+        </w:rPr>
+        <w:t xml:space="preserve">All </w:t>
+      </w:r>
+      <w:r>
+        <w:rPr>
+          <w:b/>
+        </w:rPr>
+        <w:t>input</w:t>
+      </w:r>
+      <w:r>
+        <w:rPr>
+          <w:b w:val="0"/>
+        </w:rPr>
+        <w:t>s and outcomes in this worked example are invented classroom data; no real model run is claimed.</w:t>
       </w:r>
     </w:p>
     <w:p>
@@ -1370,57 +2592,277 @@
       </w:r>
     </w:p>
     <w:p>
-      <w:r>
-        <w:t>Read the picture in order. Record data version, split, code, settings and seeds, not just the winning80%. The arrows show which recorded input or intermediate result each decision uses. Explain the deciding step aloud before checking the changed case; pointing to the final answer alone does not show how it follows.</w:t>
-      </w:r>
-    </w:p>
-    <w:p>
       <w:pPr>
         <w:pStyle w:val="Heading3"/>
       </w:pPr>
       <w:r>
+        <w:t>Why the result follows</w:t>
+      </w:r>
+    </w:p>
+    <w:p>
+      <w:pPr>
+        <w:spacing w:line="336" w:lineRule="auto" w:after="180"/>
+        <w:shd w:fill="F1F6FC"/>
+      </w:pPr>
+      <w:r>
+        <w:rPr>
+          <w:b w:val="0"/>
+        </w:rPr>
+        <w:t xml:space="preserve">Read the picture in order. Record </w:t>
+      </w:r>
+      <w:r>
+        <w:rPr>
+          <w:b/>
+        </w:rPr>
+        <w:t>data version</w:t>
+      </w:r>
+      <w:r>
+        <w:rPr>
+          <w:b w:val="0"/>
+        </w:rPr>
+        <w:t xml:space="preserve">, split, code, settings and </w:t>
+      </w:r>
+      <w:r>
+        <w:rPr>
+          <w:b/>
+        </w:rPr>
+        <w:t>seed</w:t>
+      </w:r>
+      <w:r>
+        <w:rPr>
+          <w:b w:val="0"/>
+        </w:rPr>
+        <w:t>s, not just the winning</w:t>
+      </w:r>
+      <w:r>
+        <w:rPr>
+          <w:b/>
+        </w:rPr>
+        <w:t>80%</w:t>
+      </w:r>
+      <w:r>
+        <w:rPr>
+          <w:b w:val="0"/>
+        </w:rPr>
+        <w:t xml:space="preserve">. The arrows show which recorded </w:t>
+      </w:r>
+      <w:r>
+        <w:rPr>
+          <w:b/>
+        </w:rPr>
+        <w:t>input</w:t>
+      </w:r>
+      <w:r>
+        <w:rPr>
+          <w:b w:val="0"/>
+        </w:rPr>
+        <w:t xml:space="preserve"> or intermediate result each decision uses.</w:t>
+      </w:r>
+    </w:p>
+    <w:p>
+      <w:pPr>
+        <w:spacing w:line="336" w:lineRule="auto" w:after="180"/>
+        <w:shd w:fill="F1F6FC"/>
+      </w:pPr>
+      <w:r>
+        <w:rPr>
+          <w:b w:val="0"/>
+        </w:rPr>
+        <w:t>Explain the deciding step aloud before checking the changed case; pointing to the final answer alone does not show how it follows.</w:t>
+      </w:r>
+    </w:p>
+    <w:p>
+      <w:pPr>
+        <w:pStyle w:val="Heading3"/>
+      </w:pPr>
+      <w:r>
         <w:t>What this example does not establish</w:t>
       </w:r>
     </w:p>
     <w:p>
-      <w:r>
-        <w:t>Seeds help reproduction but do not necessarily remove hardware or library nondeterminism; report the actual environment.</w:t>
-      </w:r>
-    </w:p>
-    <w:p>
       <w:pPr>
         <w:pStyle w:val="Heading3"/>
       </w:pPr>
       <w:r>
+        <w:t>Keep the stated limit</w:t>
+      </w:r>
+    </w:p>
+    <w:p>
+      <w:pPr>
+        <w:spacing w:line="336" w:lineRule="auto" w:after="180"/>
+        <w:shd w:fill="FFF5E6"/>
+      </w:pPr>
+      <w:r>
+        <w:rPr>
+          <w:b/>
+        </w:rPr>
+        <w:t>Seed</w:t>
+      </w:r>
+      <w:r>
+        <w:rPr>
+          <w:b w:val="0"/>
+        </w:rPr>
+        <w:t>s help reproduction but do not necessarily remove hardware or library nondeterminism; report the actual environment.</w:t>
+      </w:r>
+    </w:p>
+    <w:p>
+      <w:pPr>
+        <w:pStyle w:val="Heading3"/>
+      </w:pPr>
+      <w:r>
         <w:t>Change one thing in the pictured case</w:t>
       </w:r>
     </w:p>
     <w:p>
-      <w:r>
-        <w:t>Change: The report deletes the 60% run.</w:t>
-      </w:r>
-    </w:p>
-    <w:p>
-      <w:r>
-        <w:t>Prediction: The remaining mean rises to75%, but the reported comparison becomes selectively incomplete.</w:t>
-      </w:r>
-    </w:p>
-    <w:p>
-      <w:r>
-        <w:t>Reason: Removing an unfavourable declared run changes the evidence rather than improving the method.</w:t>
-      </w:r>
-    </w:p>
-    <w:p>
       <w:pPr>
         <w:pStyle w:val="Heading3"/>
       </w:pPr>
       <w:r>
+        <w:t>Change one thing</w:t>
+      </w:r>
+    </w:p>
+    <w:p>
+      <w:pPr>
+        <w:spacing w:line="336" w:lineRule="auto" w:after="180"/>
+        <w:shd w:fill="F5F1FB"/>
+      </w:pPr>
+      <w:r>
+        <w:rPr>
+          <w:b w:val="0"/>
+        </w:rPr>
+        <w:t xml:space="preserve">Change: The report deletes the </w:t>
+      </w:r>
+      <w:r>
+        <w:rPr>
+          <w:b/>
+        </w:rPr>
+        <w:t>60%</w:t>
+      </w:r>
+      <w:r>
+        <w:rPr>
+          <w:b w:val="0"/>
+        </w:rPr>
+        <w:t xml:space="preserve"> run.</w:t>
+      </w:r>
+    </w:p>
+    <w:p>
+      <w:pPr>
+        <w:pStyle w:val="Heading3"/>
+      </w:pPr>
+      <w:r>
+        <w:t>Predicted result</w:t>
+      </w:r>
+    </w:p>
+    <w:p>
+      <w:pPr>
+        <w:spacing w:line="336" w:lineRule="auto" w:after="180"/>
+        <w:shd w:fill="F1F6FC"/>
+      </w:pPr>
+      <w:r>
+        <w:rPr>
+          <w:b/>
+        </w:rPr>
+        <w:t>Prediction</w:t>
+      </w:r>
+      <w:r>
+        <w:rPr>
+          <w:b w:val="0"/>
+        </w:rPr>
+        <w:t>: The remaining mean rises to75%, but the reported comparison becomes selectively incomplete.</w:t>
+      </w:r>
+    </w:p>
+    <w:p>
+      <w:pPr>
+        <w:pStyle w:val="Heading3"/>
+      </w:pPr>
+      <w:r>
+        <w:t>Why the result follows</w:t>
+      </w:r>
+    </w:p>
+    <w:p>
+      <w:pPr>
+        <w:spacing w:line="336" w:lineRule="auto" w:after="180"/>
+        <w:shd w:fill="F1F6FC"/>
+      </w:pPr>
+      <w:r>
+        <w:rPr>
+          <w:b w:val="0"/>
+        </w:rPr>
+        <w:t xml:space="preserve">Reason: Removing an unfavourable declared run changes the </w:t>
+      </w:r>
+      <w:r>
+        <w:rPr>
+          <w:b/>
+        </w:rPr>
+        <w:t>evidence</w:t>
+      </w:r>
+      <w:r>
+        <w:rPr>
+          <w:b w:val="0"/>
+        </w:rPr>
+        <w:t xml:space="preserve"> rather than improving the method.</w:t>
+      </w:r>
+    </w:p>
+    <w:p>
+      <w:pPr>
+        <w:pStyle w:val="Heading3"/>
+      </w:pPr>
+      <w:r>
         <w:t>Ask while showing the picture</w:t>
       </w:r>
     </w:p>
     <w:p>
-      <w:r>
-        <w:t>Cover the result. Ask learners to name the inputs and predict the next step. Uncover one step, connect the icon to the actual procedure, and explain its evidence. Then change the supplied condition and compare. The picture is a representation; it does not document execution of a real AI model.</w:t>
+      <w:pPr>
+        <w:pStyle w:val="Heading3"/>
+      </w:pPr>
+      <w:r>
+        <w:t>Ask while showing the picture · 2</w:t>
+      </w:r>
+    </w:p>
+    <w:p>
+      <w:pPr>
+        <w:spacing w:line="336" w:lineRule="auto" w:after="180"/>
+      </w:pPr>
+      <w:r>
+        <w:rPr>
+          <w:b w:val="0"/>
+        </w:rPr>
+        <w:t xml:space="preserve">Cover the result. Ask learners to name the </w:t>
+      </w:r>
+      <w:r>
+        <w:rPr>
+          <w:b/>
+        </w:rPr>
+        <w:t>input</w:t>
+      </w:r>
+      <w:r>
+        <w:rPr>
+          <w:b w:val="0"/>
+        </w:rPr>
+        <w:t xml:space="preserve">s and predict the next step. Uncover one step, connect the icon to the actual procedure, and explain its </w:t>
+      </w:r>
+      <w:r>
+        <w:rPr>
+          <w:b/>
+        </w:rPr>
+        <w:t>evidence</w:t>
+      </w:r>
+      <w:r>
+        <w:rPr>
+          <w:b w:val="0"/>
+        </w:rPr>
+        <w:t>. Then change the supplied condition and compare.</w:t>
+      </w:r>
+    </w:p>
+    <w:p>
+      <w:pPr>
+        <w:spacing w:line="336" w:lineRule="auto" w:after="180"/>
+      </w:pPr>
+      <w:r>
+        <w:rPr>
+          <w:b w:val="0"/>
+        </w:rPr>
+        <w:t>The picture is a representation; it does not document execution of a real AI model.</w:t>
       </w:r>
     </w:p>
     <w:p>
@@ -1432,11 +2874,16 @@
       </w:r>
     </w:p>
     <w:p>
+      <w:r>
+        <w:t>Demonstrate Reproducible Experiments, reduce support deliberately and check individual reasoning before discussing answers.</w:t>
+      </w:r>
+    </w:p>
+    <w:p>
       <w:pPr>
         <w:pStyle w:val="Heading3"/>
       </w:pPr>
       <w:r>
-        <w:t>Demonstrate and guide practice</w:t>
+        <w:t>Board sequence</w:t>
       </w:r>
     </w:p>
     <w:p>
@@ -1444,26 +2891,198 @@
         <w:pStyle w:val="Heading3"/>
       </w:pPr>
       <w:r>
-        <w:t>Board sequence</w:t>
-      </w:r>
-    </w:p>
-    <w:p>
-      <w:r>
-        <w:t>Write the given facts: A report says accuracy85% without data split, code version, seed or preprocessing.</w:t>
-      </w:r>
-    </w:p>
-    <w:p>
-      <w:r>
-        <w:t>Write the question to explain: Specify reproducibility records.</w:t>
-      </w:r>
-    </w:p>
-    <w:p>
-      <w:r>
-        <w:t>Reveal after predictions: Record data identity, group/split IDs, code/dependency versions, preprocessing, features, settings, seeds where relevant, metric definition and raw predictions. Seed alone is insufficient.</w:t>
-      </w:r>
-    </w:p>
-    <w:p>
-      <w:r>
+        <w:t>1. Put the facts on the board</w:t>
+      </w:r>
+    </w:p>
+    <w:p>
+      <w:pPr>
+        <w:spacing w:line="336" w:lineRule="auto" w:after="180"/>
+        <w:shd w:fill="F4F9FC"/>
+      </w:pPr>
+      <w:r>
+        <w:rPr>
+          <w:b w:val="0"/>
+        </w:rPr>
+        <w:t xml:space="preserve">Write the given facts: A report says accuracy85% without data split, code </w:t>
+      </w:r>
+      <w:r>
+        <w:rPr>
+          <w:b/>
+        </w:rPr>
+        <w:t>version</w:t>
+      </w:r>
+      <w:r>
+        <w:rPr>
+          <w:b w:val="0"/>
+        </w:rPr>
+        <w:t xml:space="preserve">, </w:t>
+      </w:r>
+      <w:r>
+        <w:rPr>
+          <w:b/>
+        </w:rPr>
+        <w:t>seed</w:t>
+      </w:r>
+      <w:r>
+        <w:rPr>
+          <w:b w:val="0"/>
+        </w:rPr>
+        <w:t xml:space="preserve"> or pre</w:t>
+      </w:r>
+      <w:r>
+        <w:rPr>
+          <w:b/>
+        </w:rPr>
+        <w:t>process</w:t>
+      </w:r>
+      <w:r>
+        <w:rPr>
+          <w:b w:val="0"/>
+        </w:rPr>
+        <w:t>ing.</w:t>
+      </w:r>
+    </w:p>
+    <w:p>
+      <w:pPr>
+        <w:pStyle w:val="Heading3"/>
+      </w:pPr>
+      <w:r>
+        <w:t>2. State the decision to explain</w:t>
+      </w:r>
+    </w:p>
+    <w:p>
+      <w:pPr>
+        <w:spacing w:line="336" w:lineRule="auto" w:after="180"/>
+        <w:shd w:fill="F4F9FC"/>
+      </w:pPr>
+      <w:r>
+        <w:rPr>
+          <w:b w:val="0"/>
+        </w:rPr>
+        <w:t xml:space="preserve">Write the question to explain: Specify </w:t>
+      </w:r>
+      <w:r>
+        <w:rPr>
+          <w:b/>
+        </w:rPr>
+        <w:t>reproducibility</w:t>
+      </w:r>
+      <w:r>
+        <w:rPr>
+          <w:b w:val="0"/>
+        </w:rPr>
+        <w:t xml:space="preserve"> records.</w:t>
+      </w:r>
+    </w:p>
+    <w:p>
+      <w:pPr>
+        <w:pStyle w:val="Heading3"/>
+      </w:pPr>
+      <w:r>
+        <w:t>3. Reveal the worked reasoning</w:t>
+      </w:r>
+    </w:p>
+    <w:p>
+      <w:pPr>
+        <w:spacing w:line="336" w:lineRule="auto" w:after="180"/>
+        <w:shd w:fill="F1F6FC"/>
+      </w:pPr>
+      <w:r>
+        <w:rPr>
+          <w:b w:val="0"/>
+        </w:rPr>
+        <w:t xml:space="preserve">Reveal after </w:t>
+      </w:r>
+      <w:r>
+        <w:rPr>
+          <w:b/>
+        </w:rPr>
+        <w:t>prediction</w:t>
+      </w:r>
+      <w:r>
+        <w:rPr>
+          <w:b w:val="0"/>
+        </w:rPr>
+        <w:t xml:space="preserve">s: Record data identity, group/split IDs, code/dependency </w:t>
+      </w:r>
+      <w:r>
+        <w:rPr>
+          <w:b/>
+        </w:rPr>
+        <w:t>version</w:t>
+      </w:r>
+      <w:r>
+        <w:rPr>
+          <w:b w:val="0"/>
+        </w:rPr>
+        <w:t>s, pre</w:t>
+      </w:r>
+      <w:r>
+        <w:rPr>
+          <w:b/>
+        </w:rPr>
+        <w:t>process</w:t>
+      </w:r>
+      <w:r>
+        <w:rPr>
+          <w:b w:val="0"/>
+        </w:rPr>
+        <w:t xml:space="preserve">ing, features, settings, </w:t>
+      </w:r>
+      <w:r>
+        <w:rPr>
+          <w:b/>
+        </w:rPr>
+        <w:t>seed</w:t>
+      </w:r>
+      <w:r>
+        <w:rPr>
+          <w:b w:val="0"/>
+        </w:rPr>
+        <w:t xml:space="preserve">s where relevant, metric definition and raw </w:t>
+      </w:r>
+      <w:r>
+        <w:rPr>
+          <w:b/>
+        </w:rPr>
+        <w:t>prediction</w:t>
+      </w:r>
+      <w:r>
+        <w:rPr>
+          <w:b w:val="0"/>
+        </w:rPr>
+        <w:t xml:space="preserve">s. </w:t>
+      </w:r>
+      <w:r>
+        <w:rPr>
+          <w:b/>
+        </w:rPr>
+        <w:t>Seed</w:t>
+      </w:r>
+      <w:r>
+        <w:rPr>
+          <w:b w:val="0"/>
+        </w:rPr>
+        <w:t xml:space="preserve"> alone is insufficient.</w:t>
+      </w:r>
+    </w:p>
+    <w:p>
+      <w:pPr>
+        <w:pStyle w:val="Heading3"/>
+      </w:pPr>
+      <w:r>
+        <w:t>Hold back the independent task</w:t>
+      </w:r>
+    </w:p>
+    <w:p>
+      <w:pPr>
+        <w:spacing w:line="336" w:lineRule="auto" w:after="180"/>
+        <w:shd w:fill="F5F1FB"/>
+      </w:pPr>
+      <w:r>
+        <w:rPr>
+          <w:b w:val="0"/>
+        </w:rPr>
         <w:t>Keep for an independent attempt: Two runs use different random splits and different feature sets. Their scores differ. What must be recorded, and why is the cause unclear?</w:t>
       </w:r>
     </w:p>
@@ -1476,23 +3095,77 @@
       </w:r>
     </w:p>
     <w:p>
-      <w:r>
+      <w:pPr>
+        <w:pStyle w:val="Heading3"/>
+      </w:pPr>
+      <w:r>
+        <w:t>Ask the class</w:t>
+      </w:r>
+    </w:p>
+    <w:p>
+      <w:pPr>
+        <w:spacing w:line="336" w:lineRule="auto" w:after="180"/>
+        <w:shd w:fill="F5F1FB"/>
+      </w:pPr>
+      <w:r>
+        <w:rPr>
+          <w:b w:val="0"/>
+        </w:rPr>
         <w:t>Ask: Which facts are given, and which would we have to assume? Learners mark relevant details before discussing answers.</w:t>
       </w:r>
     </w:p>
     <w:p>
-      <w:r>
+      <w:pPr>
+        <w:pStyle w:val="Heading3"/>
+      </w:pPr>
+      <w:r>
+        <w:t>Language to model</w:t>
+      </w:r>
+    </w:p>
+    <w:p>
+      <w:pPr>
+        <w:spacing w:line="336" w:lineRule="auto" w:after="180"/>
+        <w:shd w:fill="F1F6F8"/>
+      </w:pPr>
+      <w:r>
+        <w:rPr>
+          <w:b w:val="0"/>
+        </w:rPr>
         <w:t>Say: Predict first. Show the rule, information path or calculation that would produce the result. A correct guess is not yet an explanation.</w:t>
       </w:r>
     </w:p>
     <w:p>
-      <w:r>
+      <w:pPr>
+        <w:spacing w:line="336" w:lineRule="auto" w:after="180"/>
+      </w:pPr>
+      <w:r>
+        <w:rPr>
+          <w:b w:val="0"/>
+        </w:rPr>
         <w:t>Reveal reasoning one step at a time. Explain why a tempting alternative fails. Write units and denominators for arithmetic, trace conditions for decisions, and identify supporting sources for claims.</w:t>
       </w:r>
     </w:p>
     <w:p>
-      <w:r>
-        <w:t>In pairs, one learner solves while the other checks evidence; exchange roles. Remove the worked answer before independent assessment.</w:t>
+      <w:pPr>
+        <w:spacing w:line="336" w:lineRule="auto" w:after="180"/>
+      </w:pPr>
+      <w:r>
+        <w:rPr>
+          <w:b w:val="0"/>
+        </w:rPr>
+        <w:t xml:space="preserve">In pairs, one learner solves while the other checks </w:t>
+      </w:r>
+      <w:r>
+        <w:rPr>
+          <w:b/>
+        </w:rPr>
+        <w:t>evidence</w:t>
+      </w:r>
+      <w:r>
+        <w:rPr>
+          <w:b w:val="0"/>
+        </w:rPr>
+        <w:t>; exchange roles. Remove the worked answer before independent assessment.</w:t>
       </w:r>
     </w:p>
     <w:p>
@@ -1504,8 +3177,49 @@
       </w:r>
     </w:p>
     <w:p>
-      <w:r>
-        <w:t>Guided response: Examples: data version, split IDs, model settings, code version, metric denominator and full planned-run results. Exit response: Record the failed run, cause and any retry; disclose which runs contributed to summaries and do not invent its score.</w:t>
+      <w:pPr>
+        <w:spacing w:line="336" w:lineRule="auto" w:after="180"/>
+      </w:pPr>
+      <w:r>
+        <w:rPr>
+          <w:b w:val="0"/>
+        </w:rPr>
+        <w:t xml:space="preserve">Guided response: Examples: </w:t>
+      </w:r>
+      <w:r>
+        <w:rPr>
+          <w:b/>
+        </w:rPr>
+        <w:t>data version</w:t>
+      </w:r>
+      <w:r>
+        <w:rPr>
+          <w:b w:val="0"/>
+        </w:rPr>
+        <w:t xml:space="preserve">, split IDs, model settings, code </w:t>
+      </w:r>
+      <w:r>
+        <w:rPr>
+          <w:b/>
+        </w:rPr>
+        <w:t>version</w:t>
+      </w:r>
+      <w:r>
+        <w:rPr>
+          <w:b w:val="0"/>
+        </w:rPr>
+        <w:t>, metric denominator and full planned-run results.</w:t>
+      </w:r>
+    </w:p>
+    <w:p>
+      <w:pPr>
+        <w:spacing w:line="336" w:lineRule="auto" w:after="180"/>
+      </w:pPr>
+      <w:r>
+        <w:rPr>
+          <w:b w:val="0"/>
+        </w:rPr>
+        <w:t>Exit response: Record the failed run, cause and any retry; disclose which runs contributed to summaries and do not invent its score.</w:t>
       </w:r>
     </w:p>
     <w:p>
@@ -1957,41 +3671,197 @@
       </w:r>
     </w:p>
     <w:p>
-      <w:r>
-        <w:t>Completion task: A file contains only seed 22 and 80 percent. Name four missing items.</w:t>
-      </w:r>
-    </w:p>
-    <w:p>
-      <w:r>
-        <w:t>Teacher check: Teacher explanation: Examples: data version, split IDs, model settings, code version, metric denominator and full planned-run results.</w:t>
-      </w:r>
-    </w:p>
-    <w:p>
-      <w:r>
-        <w:t>Start by identifying the given inputs together. Leave the intermediate steps blank. If needed, model one step, then withdraw that help on the next step. Move to a full trace only when the partial trace is understood. For partners, alternate explainer and checker; collect a response from every learner before discussion.</w:t>
-      </w:r>
-    </w:p>
-    <w:p>
       <w:pPr>
         <w:pStyle w:val="Heading3"/>
       </w:pPr>
       <w:r>
+        <w:t>Completion practice</w:t>
+      </w:r>
+    </w:p>
+    <w:p>
+      <w:pPr>
+        <w:spacing w:line="336" w:lineRule="auto" w:after="180"/>
+        <w:shd w:fill="F5F1FB"/>
+      </w:pPr>
+      <w:r>
+        <w:rPr>
+          <w:b w:val="0"/>
+        </w:rPr>
+        <w:t xml:space="preserve">Completion task: A file contains only </w:t>
+      </w:r>
+      <w:r>
+        <w:rPr>
+          <w:b/>
+        </w:rPr>
+        <w:t>seed</w:t>
+      </w:r>
+      <w:r>
+        <w:rPr>
+          <w:b w:val="0"/>
+        </w:rPr>
+        <w:t xml:space="preserve"> 22 and 80 percent. Name four missing items.</w:t>
+      </w:r>
+    </w:p>
+    <w:p>
+      <w:pPr>
+        <w:pStyle w:val="Heading3"/>
+      </w:pPr>
+      <w:r>
+        <w:t>Reasoning to listen for</w:t>
+      </w:r>
+    </w:p>
+    <w:p>
+      <w:pPr>
+        <w:spacing w:line="336" w:lineRule="auto" w:after="180"/>
+        <w:shd w:fill="F1F6FC"/>
+      </w:pPr>
+      <w:r>
+        <w:rPr>
+          <w:b w:val="0"/>
+        </w:rPr>
+        <w:t xml:space="preserve">Teacher check: Teacher explanation: Examples: </w:t>
+      </w:r>
+      <w:r>
+        <w:rPr>
+          <w:b/>
+        </w:rPr>
+        <w:t>data version</w:t>
+      </w:r>
+      <w:r>
+        <w:rPr>
+          <w:b w:val="0"/>
+        </w:rPr>
+        <w:t xml:space="preserve">, split IDs, model settings, code </w:t>
+      </w:r>
+      <w:r>
+        <w:rPr>
+          <w:b/>
+        </w:rPr>
+        <w:t>version</w:t>
+      </w:r>
+      <w:r>
+        <w:rPr>
+          <w:b w:val="0"/>
+        </w:rPr>
+        <w:t>, metric denominator and full planned-run results.</w:t>
+      </w:r>
+    </w:p>
+    <w:p>
+      <w:pPr>
+        <w:spacing w:line="336" w:lineRule="auto" w:after="180"/>
+      </w:pPr>
+      <w:r>
+        <w:rPr>
+          <w:b w:val="0"/>
+        </w:rPr>
+        <w:t xml:space="preserve">Start by identifying the given </w:t>
+      </w:r>
+      <w:r>
+        <w:rPr>
+          <w:b/>
+        </w:rPr>
+        <w:t>input</w:t>
+      </w:r>
+      <w:r>
+        <w:rPr>
+          <w:b w:val="0"/>
+        </w:rPr>
+        <w:t>s together. Leave the intermediate steps blank. If needed, model one step, then withdraw that help on the next step. Move to a full trace only when the partial trace is understood.</w:t>
+      </w:r>
+    </w:p>
+    <w:p>
+      <w:pPr>
+        <w:spacing w:line="336" w:lineRule="auto" w:after="180"/>
+      </w:pPr>
+      <w:r>
+        <w:rPr>
+          <w:b w:val="0"/>
+        </w:rPr>
+        <w:t>For partners, alternate explainer and checker; collect a response from every learner before discussion.</w:t>
+      </w:r>
+    </w:p>
+    <w:p>
+      <w:pPr>
+        <w:pStyle w:val="Heading3"/>
+      </w:pPr>
+      <w:r>
         <w:t>Individual reasoning check</w:t>
       </w:r>
     </w:p>
     <w:p>
-      <w:r>
-        <w:t>Use the worked case for Experimental records and seeds. Proposed explanation: “A final answer is enough”. Decide whether this explanation is supported. Point to the step or supplied fact that decides; explain your repair if needed.</w:t>
-      </w:r>
-    </w:p>
-    <w:p>
-      <w:r>
+      <w:pPr>
+        <w:spacing w:line="336" w:lineRule="auto" w:after="180"/>
+      </w:pPr>
+      <w:r>
+        <w:rPr>
+          <w:b w:val="0"/>
+        </w:rPr>
+        <w:t xml:space="preserve">Use the worked case for Experimental records and </w:t>
+      </w:r>
+      <w:r>
+        <w:rPr>
+          <w:b/>
+        </w:rPr>
+        <w:t>seed</w:t>
+      </w:r>
+      <w:r>
+        <w:rPr>
+          <w:b w:val="0"/>
+        </w:rPr>
+        <w:t>s. Proposed explanation: “A final answer is enough”. Decide whether this explanation is supported.</w:t>
+      </w:r>
+    </w:p>
+    <w:p>
+      <w:pPr>
+        <w:spacing w:line="336" w:lineRule="auto" w:after="180"/>
+      </w:pPr>
+      <w:r>
+        <w:rPr>
+          <w:b w:val="0"/>
+        </w:rPr>
+        <w:t>Point to the step or supplied fact that decides; explain your repair if needed.</w:t>
+      </w:r>
+    </w:p>
+    <w:p>
+      <w:pPr>
+        <w:pStyle w:val="Heading3"/>
+      </w:pPr>
+      <w:r>
+        <w:t>Expected repair</w:t>
+      </w:r>
+    </w:p>
+    <w:p>
+      <w:pPr>
+        <w:spacing w:line="336" w:lineRule="auto" w:after="180"/>
+        <w:shd w:fill="F1F6FC"/>
+      </w:pPr>
+      <w:r>
+        <w:rPr>
+          <w:b w:val="0"/>
+        </w:rPr>
         <w:t>Expected correction: Ask for the relevant counts, units, procedure or saved record. For this week: Mean 70 percent; range 80-60=20 percentage points, across the three declared runs.</w:t>
       </w:r>
     </w:p>
     <w:p>
-      <w:r>
-        <w:t>Collect explanations, not only yes/no votes. If a misunderstanding is common, re-model the relevant step for the class. If it affects a few learners, give a short targeted group explanation while others solve a more demanding variation.</w:t>
+      <w:pPr>
+        <w:spacing w:line="336" w:lineRule="auto" w:after="180"/>
+      </w:pPr>
+      <w:r>
+        <w:rPr>
+          <w:b w:val="0"/>
+        </w:rPr>
+        <w:t>Collect explanations, not only yes/no votes. If a misunderstanding is common, re-model the relevant step for the class.</w:t>
+      </w:r>
+    </w:p>
+    <w:p>
+      <w:pPr>
+        <w:spacing w:line="336" w:lineRule="auto" w:after="180"/>
+      </w:pPr>
+      <w:r>
+        <w:rPr>
+          <w:b w:val="0"/>
+        </w:rPr>
+        <w:t>If it affects a few learners, give a short targeted group explanation while others solve a more demanding variation.</w:t>
       </w:r>
     </w:p>
     <w:p>
@@ -2003,37 +3873,163 @@
       </w:r>
     </w:p>
     <w:p>
-      <w:r>
-        <w:t>Target: Record a reproducible experiment version</w:t>
-      </w:r>
-    </w:p>
-    <w:p>
-      <w:r>
+      <w:pPr>
+        <w:spacing w:line="336" w:lineRule="auto" w:after="180"/>
+      </w:pPr>
+      <w:r>
+        <w:rPr>
+          <w:b w:val="0"/>
+        </w:rPr>
+        <w:t xml:space="preserve">Target: Record a reproducible experiment </w:t>
+      </w:r>
+      <w:r>
+        <w:rPr>
+          <w:b/>
+        </w:rPr>
+        <w:t>version</w:t>
+      </w:r>
+    </w:p>
+    <w:p>
+      <w:pPr>
+        <w:spacing w:line="336" w:lineRule="auto" w:after="180"/>
+      </w:pPr>
+      <w:r>
+        <w:rPr>
+          <w:b w:val="0"/>
+        </w:rPr>
         <w:t>Reserve further sessions for this topic; the 135-minute primary plan does not absorb all added content.</w:t>
       </w:r>
     </w:p>
     <w:p>
-      <w:r>
+      <w:pPr>
+        <w:spacing w:line="336" w:lineRule="auto" w:after="180"/>
+      </w:pPr>
+      <w:r>
+        <w:rPr>
+          <w:b w:val="0"/>
+        </w:rPr>
         <w:t>Completion practice: A has fun 3 and learning 2. Score it under weights (2,1) and (1,2).</w:t>
       </w:r>
     </w:p>
     <w:p>
-      <w:r>
+      <w:pPr>
+        <w:pStyle w:val="Heading3"/>
+      </w:pPr>
+      <w:r>
+        <w:t>Reasoning to listen for</w:t>
+      </w:r>
+    </w:p>
+    <w:p>
+      <w:pPr>
+        <w:spacing w:line="336" w:lineRule="auto" w:after="180"/>
+        <w:shd w:fill="F1F6FC"/>
+      </w:pPr>
+      <w:r>
+        <w:rPr>
+          <w:b w:val="0"/>
+        </w:rPr>
         <w:t>Teacher check: Scores 8 and 7.</w:t>
       </w:r>
     </w:p>
     <w:p>
-      <w:r>
-        <w:t>Individual check: For Versioned experiments, use its worked case to evaluate this proposed explanation: “A successful run proves the conclusion”. Explain the deciding step.</w:t>
-      </w:r>
-    </w:p>
-    <w:p>
-      <w:r>
-        <w:t>Expected correction: Once holdout results guide another change, those cases have become development evidence. A later independent evaluation needs new reserved cases. Small holdouts still provide limited evidence.</w:t>
-      </w:r>
-    </w:p>
-    <w:p>
-      <w:r>
+      <w:pPr>
+        <w:spacing w:line="336" w:lineRule="auto" w:after="180"/>
+      </w:pPr>
+      <w:r>
+        <w:rPr>
+          <w:b w:val="0"/>
+        </w:rPr>
+        <w:t xml:space="preserve">Individual check: For </w:t>
+      </w:r>
+      <w:r>
+        <w:rPr>
+          <w:b/>
+        </w:rPr>
+        <w:t>Version</w:t>
+      </w:r>
+      <w:r>
+        <w:rPr>
+          <w:b w:val="0"/>
+        </w:rPr>
+        <w:t>ed experiments, use its worked case to evaluate this proposed explanation: “A successful run proves the conclusion”. Explain the deciding step.</w:t>
+      </w:r>
+    </w:p>
+    <w:p>
+      <w:pPr>
+        <w:pStyle w:val="Heading3"/>
+      </w:pPr>
+      <w:r>
+        <w:t>Expected repair</w:t>
+      </w:r>
+    </w:p>
+    <w:p>
+      <w:pPr>
+        <w:spacing w:line="336" w:lineRule="auto" w:after="180"/>
+        <w:shd w:fill="F1F6FC"/>
+      </w:pPr>
+      <w:r>
+        <w:rPr>
+          <w:b w:val="0"/>
+        </w:rPr>
+        <w:t xml:space="preserve">Expected correction: Once </w:t>
+      </w:r>
+      <w:r>
+        <w:rPr>
+          <w:b/>
+        </w:rPr>
+        <w:t>holdout</w:t>
+      </w:r>
+      <w:r>
+        <w:rPr>
+          <w:b w:val="0"/>
+        </w:rPr>
+        <w:t xml:space="preserve"> results guide another change, those cases have become development </w:t>
+      </w:r>
+      <w:r>
+        <w:rPr>
+          <w:b/>
+        </w:rPr>
+        <w:t>evidence</w:t>
+      </w:r>
+      <w:r>
+        <w:rPr>
+          <w:b w:val="0"/>
+        </w:rPr>
+        <w:t xml:space="preserve">. A later independent evaluation needs new reserved cases. Small </w:t>
+      </w:r>
+      <w:r>
+        <w:rPr>
+          <w:b/>
+        </w:rPr>
+        <w:t>holdout</w:t>
+      </w:r>
+      <w:r>
+        <w:rPr>
+          <w:b w:val="0"/>
+        </w:rPr>
+        <w:t xml:space="preserve">s still provide limited </w:t>
+      </w:r>
+      <w:r>
+        <w:rPr>
+          <w:b/>
+        </w:rPr>
+        <w:t>evidence</w:t>
+      </w:r>
+      <w:r>
+        <w:rPr>
+          <w:b w:val="0"/>
+        </w:rPr>
+        <w:t>.</w:t>
+      </w:r>
+    </w:p>
+    <w:p>
+      <w:pPr>
+        <w:spacing w:line="336" w:lineRule="auto" w:after="180"/>
+      </w:pPr>
+      <w:r>
+        <w:rPr>
+          <w:b w:val="0"/>
+        </w:rPr>
         <w:t>Apply the same support, independent transfer and delayed-review decisions to the named connected-topic workbook tasks.</w:t>
       </w:r>
     </w:p>
@@ -2046,8 +4042,38 @@
       </w:r>
     </w:p>
     <w:p>
-      <w:r>
-        <w:t>What should accompany the mean 70%? Point to the relevant step in the picture, then write the changed result and the rule or evidence that supports it.</w:t>
+      <w:pPr>
+        <w:spacing w:line="336" w:lineRule="auto" w:after="180"/>
+      </w:pPr>
+      <w:r>
+        <w:rPr>
+          <w:b w:val="0"/>
+        </w:rPr>
+        <w:t xml:space="preserve">What should accompany the mean </w:t>
+      </w:r>
+      <w:r>
+        <w:rPr>
+          <w:b/>
+        </w:rPr>
+        <w:t>70%</w:t>
+      </w:r>
+      <w:r>
+        <w:rPr>
+          <w:b w:val="0"/>
+        </w:rPr>
+        <w:t xml:space="preserve">? Point to the relevant step in the picture, then write the changed result and the rule or </w:t>
+      </w:r>
+      <w:r>
+        <w:rPr>
+          <w:b/>
+        </w:rPr>
+        <w:t>evidence</w:t>
+      </w:r>
+      <w:r>
+        <w:rPr>
+          <w:b w:val="0"/>
+        </w:rPr>
+        <w:t xml:space="preserve"> that supports it.</w:t>
       </w:r>
     </w:p>
     <w:p>
@@ -2059,18 +4085,119 @@
       </w:r>
     </w:p>
     <w:p>
-      <w:r>
-        <w:t>The three individual run results, seed list, 60–80% range and shared evaluation conditions, so variability is visible. Changed-case check: The remaining mean rises to75%, but the reported comparison becomes selectively incomplete. Removing an unfavourable declared run changes the evidence rather than improving the method.</w:t>
-      </w:r>
-    </w:p>
-    <w:p>
-      <w:r>
-        <w:t>Changed-case reasoning: The remaining mean rises to75%, but the reported comparison becomes selectively incomplete. Removing an unfavourable declared run changes the evidence rather than improving the method.</w:t>
-      </w:r>
-    </w:p>
-    <w:p>
-      <w:r>
-        <w:t>Collect each learner’s explanation before discussion. Use the first missing connection between input, deciding step and result to choose support. This question is worked-case practice, not fresh mastery evidence.</w:t>
+      <w:pPr>
+        <w:spacing w:line="336" w:lineRule="auto" w:after="180"/>
+      </w:pPr>
+      <w:r>
+        <w:rPr>
+          <w:b w:val="0"/>
+        </w:rPr>
+        <w:t xml:space="preserve">The three individual run results, </w:t>
+      </w:r>
+      <w:r>
+        <w:rPr>
+          <w:b/>
+        </w:rPr>
+        <w:t>seed</w:t>
+      </w:r>
+      <w:r>
+        <w:rPr>
+          <w:b w:val="0"/>
+        </w:rPr>
+        <w:t xml:space="preserve"> list, 60–</w:t>
+      </w:r>
+      <w:r>
+        <w:rPr>
+          <w:b/>
+        </w:rPr>
+        <w:t>80%</w:t>
+      </w:r>
+      <w:r>
+        <w:rPr>
+          <w:b w:val="0"/>
+        </w:rPr>
+        <w:t xml:space="preserve"> range and shared evaluation conditions, so variability is visible.</w:t>
+      </w:r>
+    </w:p>
+    <w:p>
+      <w:pPr>
+        <w:spacing w:line="336" w:lineRule="auto" w:after="180"/>
+      </w:pPr>
+      <w:r>
+        <w:rPr>
+          <w:b w:val="0"/>
+        </w:rPr>
+        <w:t xml:space="preserve">Changed-case check: The remaining mean rises to75%, but the reported comparison becomes selectively incomplete. Removing an unfavourable declared run changes the </w:t>
+      </w:r>
+      <w:r>
+        <w:rPr>
+          <w:b/>
+        </w:rPr>
+        <w:t>evidence</w:t>
+      </w:r>
+      <w:r>
+        <w:rPr>
+          <w:b w:val="0"/>
+        </w:rPr>
+        <w:t xml:space="preserve"> rather than improving the method.</w:t>
+      </w:r>
+    </w:p>
+    <w:p>
+      <w:pPr>
+        <w:spacing w:line="336" w:lineRule="auto" w:after="180"/>
+      </w:pPr>
+      <w:r>
+        <w:rPr>
+          <w:b w:val="0"/>
+        </w:rPr>
+        <w:t xml:space="preserve">Changed-case reasoning: The remaining mean rises to75%, but the reported comparison becomes selectively incomplete. Removing an unfavourable declared run changes the </w:t>
+      </w:r>
+      <w:r>
+        <w:rPr>
+          <w:b/>
+        </w:rPr>
+        <w:t>evidence</w:t>
+      </w:r>
+      <w:r>
+        <w:rPr>
+          <w:b w:val="0"/>
+        </w:rPr>
+        <w:t xml:space="preserve"> rather than improving the method.</w:t>
+      </w:r>
+    </w:p>
+    <w:p>
+      <w:pPr>
+        <w:spacing w:line="336" w:lineRule="auto" w:after="180"/>
+      </w:pPr>
+      <w:r>
+        <w:rPr>
+          <w:b w:val="0"/>
+        </w:rPr>
+        <w:t xml:space="preserve">Collect each learner’s explanation before discussion. Use the first missing connection between </w:t>
+      </w:r>
+      <w:r>
+        <w:rPr>
+          <w:b/>
+        </w:rPr>
+        <w:t>input</w:t>
+      </w:r>
+      <w:r>
+        <w:rPr>
+          <w:b w:val="0"/>
+        </w:rPr>
+        <w:t xml:space="preserve">, deciding step and result to choose support. This question is worked-case practice, not fresh mastery </w:t>
+      </w:r>
+      <w:r>
+        <w:rPr>
+          <w:b/>
+        </w:rPr>
+        <w:t>evidence</w:t>
+      </w:r>
+      <w:r>
+        <w:rPr>
+          <w:b w:val="0"/>
+        </w:rPr>
+        <w:t>.</w:t>
       </w:r>
     </w:p>
     <w:p>
@@ -2082,54 +4209,121 @@
       </w:r>
     </w:p>
     <w:p>
+      <w:r>
+        <w:t>Run the Reproducible Experiments investigation and use the first unsupported step to choose a teaching response.</w:t>
+      </w:r>
+    </w:p>
+    <w:p>
+      <w:pPr>
+        <w:spacing w:line="336" w:lineRule="auto" w:after="180"/>
+      </w:pPr>
+      <w:r>
+        <w:rPr>
+          <w:b w:val="0"/>
+        </w:rPr>
+        <w:t>Keep the test conditions fixed, record every result, and change only one planned factor.</w:t>
+      </w:r>
+    </w:p>
+    <w:p>
+      <w:pPr>
+        <w:spacing w:line="336" w:lineRule="auto" w:after="180"/>
+        <w:shd w:fill="F4F9FC"/>
+      </w:pPr>
+      <w:r>
+        <w:rPr>
+          <w:b w:val="0"/>
+        </w:rPr>
+        <w:t xml:space="preserve">1. Write the hypothesis and expected </w:t>
+      </w:r>
+      <w:r>
+        <w:rPr>
+          <w:b/>
+        </w:rPr>
+        <w:t>evidence</w:t>
+      </w:r>
+      <w:r>
+        <w:rPr>
+          <w:b w:val="0"/>
+        </w:rPr>
+        <w:t xml:space="preserve"> before running.</w:t>
+      </w:r>
+    </w:p>
+    <w:p>
+      <w:pPr>
+        <w:spacing w:line="336" w:lineRule="auto" w:after="180"/>
+        <w:shd w:fill="F4F9FC"/>
+      </w:pPr>
+      <w:r>
+        <w:rPr>
+          <w:b w:val="0"/>
+        </w:rPr>
+        <w:t>2. Reproduction Swap: exchange incomplete experiment cards, identify missing fields, then reproduce and explain any mismatch.</w:t>
+      </w:r>
+    </w:p>
+    <w:p>
+      <w:pPr>
+        <w:spacing w:line="336" w:lineRule="auto" w:after="180"/>
+        <w:shd w:fill="F4F9FC"/>
+      </w:pPr>
+      <w:r>
+        <w:rPr>
+          <w:b w:val="0"/>
+        </w:rPr>
+        <w:t>3. Run one normal, one boundary, one missing, and one shifted case.</w:t>
+      </w:r>
+    </w:p>
+    <w:p>
+      <w:pPr>
+        <w:spacing w:line="336" w:lineRule="auto" w:after="180"/>
+        <w:shd w:fill="F4F9FC"/>
+      </w:pPr>
+      <w:r>
+        <w:rPr>
+          <w:b w:val="0"/>
+        </w:rPr>
+        <w:t>4. Calculate the metric from raw counts or row-level errors.</w:t>
+      </w:r>
+    </w:p>
+    <w:p>
+      <w:pPr>
+        <w:spacing w:line="336" w:lineRule="auto" w:after="180"/>
+        <w:shd w:fill="F4F9FC"/>
+      </w:pPr>
+      <w:r>
+        <w:rPr>
+          <w:b w:val="0"/>
+        </w:rPr>
+        <w:t>5. Interpret what changed, what did not, and what remains unsafe or unknown.</w:t>
+      </w:r>
+    </w:p>
+    <w:p>
       <w:pPr>
         <w:pStyle w:val="Heading3"/>
       </w:pPr>
       <w:r>
-        <w:t>Run the weekly evidence lab</w:t>
-      </w:r>
-    </w:p>
-    <w:p>
-      <w:r>
-        <w:t>Keep the test conditions fixed, record every result, and change only one planned factor.</w:t>
-      </w:r>
-    </w:p>
-    <w:p>
-      <w:r>
-        <w:t>1. Write the hypothesis and expected evidence before running.</w:t>
-      </w:r>
-    </w:p>
-    <w:p>
-      <w:r>
-        <w:t>2. Reproduction Swap: exchange incomplete experiment cards, identify missing fields, then reproduce and explain any mismatch.</w:t>
-      </w:r>
-    </w:p>
-    <w:p>
-      <w:r>
-        <w:t>3. Run one normal, one boundary, one missing, and one shifted case.</w:t>
-      </w:r>
-    </w:p>
-    <w:p>
-      <w:r>
-        <w:t>4. Calculate the metric from raw counts or row-level errors.</w:t>
-      </w:r>
-    </w:p>
-    <w:p>
-      <w:r>
-        <w:t>5. Interpret what changed, what did not, and what remains unsafe or unknown.</w:t>
-      </w:r>
-    </w:p>
-    <w:p>
-      <w:pPr>
-        <w:pStyle w:val="Heading3"/>
-      </w:pPr>
-      <w:r>
         <w:t>Make the lab runnable</w:t>
       </w:r>
     </w:p>
     <w:p>
-      <w:r>
-        <w:t>Use the concrete case as the shared normal case and the independent question as a second case. Each pair creates a boundary or missing-information case and predicts its result before testing. Keep the expected result separate from an observed mistake.</w:t>
+      <w:pPr>
+        <w:spacing w:line="336" w:lineRule="auto" w:after="180"/>
+      </w:pPr>
+      <w:r>
+        <w:rPr>
+          <w:b w:val="0"/>
+        </w:rPr>
+        <w:t>Use the concrete case as the shared normal case and the independent question as a second case. Each pair creates a boundary or missing-information case and predicts its result before testing.</w:t>
+      </w:r>
+    </w:p>
+    <w:p>
+      <w:pPr>
+        <w:spacing w:line="336" w:lineRule="auto" w:after="180"/>
+      </w:pPr>
+      <w:r>
+        <w:rPr>
+          <w:b w:val="0"/>
+        </w:rPr>
+        <w:t>Keep the expected result separate from an observed mistake.</w:t>
       </w:r>
     </w:p>
     <w:tbl>
@@ -2287,13 +4481,36 @@
       </w:r>
     </w:p>
     <w:p>
-      <w:r>
+      <w:pPr>
+        <w:spacing w:line="336" w:lineRule="auto" w:after="180"/>
+      </w:pPr>
+      <w:r>
+        <w:rPr>
+          <w:b w:val="0"/>
+        </w:rPr>
         <w:t>MISCONCEPTION TO REPAIR Writing down the final accuracy makes an experiment reproducible.</w:t>
       </w:r>
     </w:p>
     <w:p>
-      <w:r>
-        <w:t>For guessing, return to given facts and request a trace. For vocabulary without application, use one example and one non-example. For arithmetic errors, check the setup before the calculation. Finish with a different uncoached case before recording mastery.</w:t>
+      <w:pPr>
+        <w:spacing w:line="336" w:lineRule="auto" w:after="180"/>
+      </w:pPr>
+      <w:r>
+        <w:rPr>
+          <w:b w:val="0"/>
+        </w:rPr>
+        <w:t>For guessing, return to given facts and request a trace. For vocabulary without application, use one example and one non-example. For arithmetic errors, check the setup before the calculation.</w:t>
+      </w:r>
+    </w:p>
+    <w:p>
+      <w:pPr>
+        <w:spacing w:line="336" w:lineRule="auto" w:after="180"/>
+      </w:pPr>
+      <w:r>
+        <w:rPr>
+          <w:b w:val="0"/>
+        </w:rPr>
+        <w:t>Finish with a different uncoached case before recording mastery.</w:t>
       </w:r>
     </w:p>
     <w:p>
@@ -2305,18 +4522,48 @@
       </w:r>
     </w:p>
     <w:p>
-      <w:r>
+      <w:pPr>
+        <w:spacing w:line="336" w:lineRule="auto" w:after="180"/>
+      </w:pPr>
+      <w:r>
+        <w:rPr>
+          <w:b w:val="0"/>
+        </w:rPr>
         <w:t>A final answer is enough: Ask for the relevant counts, units, procedure or saved record. For this week: Mean 70 percent; range 80-60=20 percentage points, across the three declared runs.</w:t>
       </w:r>
     </w:p>
     <w:p>
-      <w:r>
+      <w:pPr>
+        <w:spacing w:line="336" w:lineRule="auto" w:after="180"/>
+      </w:pPr>
+      <w:r>
+        <w:rPr>
+          <w:b w:val="0"/>
+        </w:rPr>
         <w:t>A stronger claim makes a stronger project: Record the failed run, cause and any retry; disclose which runs contributed to summaries and do not invent its score.</w:t>
       </w:r>
     </w:p>
     <w:p>
-      <w:r>
-        <w:t>The new case can be copied from the example: The independent task changes the evidence. Require a fresh explanation: Mean 27/36=75 percent; range(10-8)/12=1/6 about 16.7 percentage points. Retain all three runs.</w:t>
+      <w:pPr>
+        <w:spacing w:line="336" w:lineRule="auto" w:after="180"/>
+      </w:pPr>
+      <w:r>
+        <w:rPr>
+          <w:b w:val="0"/>
+        </w:rPr>
+        <w:t xml:space="preserve">The new case can be copied from the example: The independent task changes the </w:t>
+      </w:r>
+      <w:r>
+        <w:rPr>
+          <w:b/>
+        </w:rPr>
+        <w:t>evidence</w:t>
+      </w:r>
+      <w:r>
+        <w:rPr>
+          <w:b w:val="0"/>
+        </w:rPr>
+        <w:t>. Require a fresh explanation: Mean 27/36=75 percent; range(10-8)/12=1/6 about 16.7 percentage points. Retain all three runs.</w:t>
       </w:r>
     </w:p>
     <w:p>
@@ -2328,18 +4575,177 @@
       </w:r>
     </w:p>
     <w:p>
-      <w:r>
-        <w:t>A successful run proves the conclusion: Once holdout results guide another change, those cases have become development evidence. A later independent evaluation needs new reserved cases. Small holdouts still provide limited evidence.</w:t>
-      </w:r>
-    </w:p>
-    <w:p>
-      <w:r>
-        <w:t>Matching the example is enough: Require the new W4 case, explicit predictions and an explanation. Fresh retry: E (4,2), F (1,5) gives v1 10 versus 7 and v2 8 versus 11. Require a complete run log and a statement of what is held fixed.</w:t>
-      </w:r>
-    </w:p>
-    <w:p>
-      <w:r>
-        <w:t>A convenient shortcut preserves meaning: Overwriting a file called latest removes the ability to reproduce earlier results unless versions are retained elsewhere. Save identifiable versions and a run log. Avoid editing a reserved final test after seeing its output to make the chosen version look better.</w:t>
+      <w:pPr>
+        <w:spacing w:line="336" w:lineRule="auto" w:after="180"/>
+      </w:pPr>
+      <w:r>
+        <w:rPr>
+          <w:b w:val="0"/>
+        </w:rPr>
+        <w:t xml:space="preserve">A successful run proves the conclusion: Once </w:t>
+      </w:r>
+      <w:r>
+        <w:rPr>
+          <w:b/>
+        </w:rPr>
+        <w:t>holdout</w:t>
+      </w:r>
+      <w:r>
+        <w:rPr>
+          <w:b w:val="0"/>
+        </w:rPr>
+        <w:t xml:space="preserve"> results guide another change, those cases have become development </w:t>
+      </w:r>
+      <w:r>
+        <w:rPr>
+          <w:b/>
+        </w:rPr>
+        <w:t>evidence</w:t>
+      </w:r>
+      <w:r>
+        <w:rPr>
+          <w:b w:val="0"/>
+        </w:rPr>
+        <w:t>. A later independent evaluation needs new reserved cases.</w:t>
+      </w:r>
+    </w:p>
+    <w:p>
+      <w:pPr>
+        <w:spacing w:line="336" w:lineRule="auto" w:after="180"/>
+      </w:pPr>
+      <w:r>
+        <w:rPr>
+          <w:b w:val="0"/>
+        </w:rPr>
+        <w:t xml:space="preserve">Small </w:t>
+      </w:r>
+      <w:r>
+        <w:rPr>
+          <w:b/>
+        </w:rPr>
+        <w:t>holdout</w:t>
+      </w:r>
+      <w:r>
+        <w:rPr>
+          <w:b w:val="0"/>
+        </w:rPr>
+        <w:t xml:space="preserve">s still provide limited </w:t>
+      </w:r>
+      <w:r>
+        <w:rPr>
+          <w:b/>
+        </w:rPr>
+        <w:t>evidence</w:t>
+      </w:r>
+      <w:r>
+        <w:rPr>
+          <w:b w:val="0"/>
+        </w:rPr>
+        <w:t>.</w:t>
+      </w:r>
+    </w:p>
+    <w:p>
+      <w:pPr>
+        <w:spacing w:line="336" w:lineRule="auto" w:after="180"/>
+      </w:pPr>
+      <w:r>
+        <w:rPr>
+          <w:b w:val="0"/>
+        </w:rPr>
+        <w:t xml:space="preserve">Matching the example is enough: Require the new W4 case, explicit </w:t>
+      </w:r>
+      <w:r>
+        <w:rPr>
+          <w:b/>
+        </w:rPr>
+        <w:t>prediction</w:t>
+      </w:r>
+      <w:r>
+        <w:rPr>
+          <w:b w:val="0"/>
+        </w:rPr>
+        <w:t>s and an explanation. Fresh retry: E (4,2), F (1,5) gives v1 10 versus 7 and v2 8 versus 11.</w:t>
+      </w:r>
+    </w:p>
+    <w:p>
+      <w:pPr>
+        <w:spacing w:line="336" w:lineRule="auto" w:after="180"/>
+      </w:pPr>
+      <w:r>
+        <w:rPr>
+          <w:b w:val="0"/>
+        </w:rPr>
+        <w:t>Require a complete run log and a statement of what is held fixed.</w:t>
+      </w:r>
+    </w:p>
+    <w:p>
+      <w:pPr>
+        <w:spacing w:line="336" w:lineRule="auto" w:after="180"/>
+      </w:pPr>
+      <w:r>
+        <w:rPr>
+          <w:b w:val="0"/>
+        </w:rPr>
+        <w:t xml:space="preserve">A convenient shortcut preserves meaning: Overwriting a file called latest removes the ability to reproduce earlier results unless </w:t>
+      </w:r>
+      <w:r>
+        <w:rPr>
+          <w:b/>
+        </w:rPr>
+        <w:t>version</w:t>
+      </w:r>
+      <w:r>
+        <w:rPr>
+          <w:b w:val="0"/>
+        </w:rPr>
+        <w:t xml:space="preserve">s are retained elsewhere. Save identifiable </w:t>
+      </w:r>
+      <w:r>
+        <w:rPr>
+          <w:b/>
+        </w:rPr>
+        <w:t>version</w:t>
+      </w:r>
+      <w:r>
+        <w:rPr>
+          <w:b w:val="0"/>
+        </w:rPr>
+        <w:t>s and a run log.</w:t>
+      </w:r>
+    </w:p>
+    <w:p>
+      <w:pPr>
+        <w:spacing w:line="336" w:lineRule="auto" w:after="180"/>
+      </w:pPr>
+      <w:r>
+        <w:rPr>
+          <w:b w:val="0"/>
+        </w:rPr>
+        <w:t xml:space="preserve">Avoid editing a reserved final test after seeing its </w:t>
+      </w:r>
+      <w:r>
+        <w:rPr>
+          <w:b/>
+        </w:rPr>
+        <w:t>output</w:t>
+      </w:r>
+      <w:r>
+        <w:rPr>
+          <w:b w:val="0"/>
+        </w:rPr>
+        <w:t xml:space="preserve"> to make the chosen </w:t>
+      </w:r>
+      <w:r>
+        <w:rPr>
+          <w:b/>
+        </w:rPr>
+        <w:t>version</w:t>
+      </w:r>
+      <w:r>
+        <w:rPr>
+          <w:b w:val="0"/>
+        </w:rPr>
+        <w:t xml:space="preserve"> look better.</w:t>
       </w:r>
     </w:p>
     <w:p>
@@ -2497,8 +4903,25 @@
       </w:tr>
     </w:tbl>
     <w:p>
-      <w:r>
-        <w:t>Offer an oral explanation, drawing, enlarged visual or fewer examples when that removes a reading/writing barrier. Keep the same reasoning goal. Stretch secure learners by changing a boundary or assumption and asking them to defend the effect, not simply by assigning more of the same questions.</w:t>
+      <w:pPr>
+        <w:spacing w:line="336" w:lineRule="auto" w:after="180"/>
+      </w:pPr>
+      <w:r>
+        <w:rPr>
+          <w:b w:val="0"/>
+        </w:rPr>
+        <w:t>Offer an oral explanation, drawing, enlarged visual or fewer examples when that removes a reading/writing barrier. Keep the same reasoning goal.</w:t>
+      </w:r>
+    </w:p>
+    <w:p>
+      <w:pPr>
+        <w:spacing w:line="336" w:lineRule="auto" w:after="180"/>
+      </w:pPr>
+      <w:r>
+        <w:rPr>
+          <w:b w:val="0"/>
+        </w:rPr>
+        <w:t>Stretch secure learners by changing a boundary or assumption and asking them to defend the effect, not simply by assigning more of the same questions.</w:t>
       </w:r>
     </w:p>
     <w:p>
@@ -2510,11 +4933,16 @@
       </w:r>
     </w:p>
     <w:p>
+      <w:r>
+        <w:t>Use the Reproducible Experiments questions, teacher keys and criteria after the relevant attempts. Previously discussed cases are practice; protect the separately selected independent task.</w:t>
+      </w:r>
+    </w:p>
+    <w:p>
       <w:pPr>
         <w:pStyle w:val="Heading3"/>
       </w:pPr>
       <w:r>
-        <w:t>Assess and explain the answers</w:t>
+        <w:t>Worked case answer</w:t>
       </w:r>
     </w:p>
     <w:p>
@@ -2522,12 +4950,79 @@
         <w:pStyle w:val="Heading3"/>
       </w:pPr>
       <w:r>
-        <w:t>Worked case answer</w:t>
-      </w:r>
-    </w:p>
-    <w:p>
-      <w:r>
-        <w:t>Record data identity, group/split IDs, code/dependency versions, preprocessing, features, settings, seeds where relevant, metric definition and raw predictions. Seed alone is insufficient.</w:t>
+        <w:t>Teacher key · Worked case answer</w:t>
+      </w:r>
+    </w:p>
+    <w:p>
+      <w:pPr>
+        <w:spacing w:line="336" w:lineRule="auto" w:after="180"/>
+        <w:shd w:fill="F1F6FC"/>
+      </w:pPr>
+      <w:r>
+        <w:rPr>
+          <w:b w:val="0"/>
+        </w:rPr>
+        <w:t xml:space="preserve">Record data identity, group/split IDs, code/dependency </w:t>
+      </w:r>
+      <w:r>
+        <w:rPr>
+          <w:b/>
+        </w:rPr>
+        <w:t>version</w:t>
+      </w:r>
+      <w:r>
+        <w:rPr>
+          <w:b w:val="0"/>
+        </w:rPr>
+        <w:t>s, pre</w:t>
+      </w:r>
+      <w:r>
+        <w:rPr>
+          <w:b/>
+        </w:rPr>
+        <w:t>process</w:t>
+      </w:r>
+      <w:r>
+        <w:rPr>
+          <w:b w:val="0"/>
+        </w:rPr>
+        <w:t xml:space="preserve">ing, features, settings, </w:t>
+      </w:r>
+      <w:r>
+        <w:rPr>
+          <w:b/>
+        </w:rPr>
+        <w:t>seed</w:t>
+      </w:r>
+      <w:r>
+        <w:rPr>
+          <w:b w:val="0"/>
+        </w:rPr>
+        <w:t xml:space="preserve">s where relevant, metric definition and raw </w:t>
+      </w:r>
+      <w:r>
+        <w:rPr>
+          <w:b/>
+        </w:rPr>
+        <w:t>prediction</w:t>
+      </w:r>
+      <w:r>
+        <w:rPr>
+          <w:b w:val="0"/>
+        </w:rPr>
+        <w:t xml:space="preserve">s. </w:t>
+      </w:r>
+      <w:r>
+        <w:rPr>
+          <w:b/>
+        </w:rPr>
+        <w:t>Seed</w:t>
+      </w:r>
+      <w:r>
+        <w:rPr>
+          <w:b w:val="0"/>
+        </w:rPr>
+        <w:t xml:space="preserve"> alone is insufficient.</w:t>
       </w:r>
     </w:p>
     <w:p>
@@ -2539,7 +5034,22 @@
       </w:r>
     </w:p>
     <w:p>
-      <w:r>
+      <w:pPr>
+        <w:pStyle w:val="Heading3"/>
+      </w:pPr>
+      <w:r>
+        <w:t>Independent question · withhold the key</w:t>
+      </w:r>
+    </w:p>
+    <w:p>
+      <w:pPr>
+        <w:spacing w:line="336" w:lineRule="auto" w:after="180"/>
+        <w:shd w:fill="F5F1FB"/>
+      </w:pPr>
+      <w:r>
+        <w:rPr>
+          <w:b w:val="0"/>
+        </w:rPr>
         <w:t>Two runs use different random splits and different feature sets. Their scores differ. What must be recorded, and why is the cause unclear?</w:t>
       </w:r>
     </w:p>
@@ -2552,8 +5062,59 @@
       </w:r>
     </w:p>
     <w:p>
-      <w:r>
-        <w:t>Record data version, split or seed, features, model settings, code version and metric. Since multiple factors changed, the score difference cannot be attributed to one factor.</w:t>
+      <w:pPr>
+        <w:pStyle w:val="Heading3"/>
+      </w:pPr>
+      <w:r>
+        <w:t>Teacher key · Expected independent answer</w:t>
+      </w:r>
+    </w:p>
+    <w:p>
+      <w:pPr>
+        <w:spacing w:line="336" w:lineRule="auto" w:after="180"/>
+        <w:shd w:fill="F1F6FC"/>
+      </w:pPr>
+      <w:r>
+        <w:rPr>
+          <w:b w:val="0"/>
+        </w:rPr>
+        <w:t xml:space="preserve">Record </w:t>
+      </w:r>
+      <w:r>
+        <w:rPr>
+          <w:b/>
+        </w:rPr>
+        <w:t>data version</w:t>
+      </w:r>
+      <w:r>
+        <w:rPr>
+          <w:b w:val="0"/>
+        </w:rPr>
+        <w:t xml:space="preserve">, split or </w:t>
+      </w:r>
+      <w:r>
+        <w:rPr>
+          <w:b/>
+        </w:rPr>
+        <w:t>seed</w:t>
+      </w:r>
+      <w:r>
+        <w:rPr>
+          <w:b w:val="0"/>
+        </w:rPr>
+        <w:t xml:space="preserve">, features, model settings, code </w:t>
+      </w:r>
+      <w:r>
+        <w:rPr>
+          <w:b/>
+        </w:rPr>
+        <w:t>version</w:t>
+      </w:r>
+      <w:r>
+        <w:rPr>
+          <w:b w:val="0"/>
+        </w:rPr>
+        <w:t xml:space="preserve"> and metric. Since multiple factors changed, the score difference cannot be attributed to one factor.</w:t>
       </w:r>
     </w:p>
     <w:p>
@@ -2791,8 +5352,25 @@
       </w:tr>
     </w:tbl>
     <w:p>
-      <w:r>
-        <w:t>Use 6/8 as a classroom checkpoint, with 2 required for both Result and Reasoning. This is a proposed teaching rule, not a validated certification threshold. Do not count a coached answer as independent mastery; correct unsafe or unsupported claims regardless of total.</w:t>
+      <w:pPr>
+        <w:spacing w:line="336" w:lineRule="auto" w:after="180"/>
+      </w:pPr>
+      <w:r>
+        <w:rPr>
+          <w:b w:val="0"/>
+        </w:rPr>
+        <w:t>Use 6/8 as a classroom checkpoint, with 2 required for both Result and Reasoning. This is a proposed teaching rule, not a validated certification threshold.</w:t>
+      </w:r>
+    </w:p>
+    <w:p>
+      <w:pPr>
+        <w:spacing w:line="336" w:lineRule="auto" w:after="180"/>
+      </w:pPr>
+      <w:r>
+        <w:rPr>
+          <w:b w:val="0"/>
+        </w:rPr>
+        <w:t>Do not count a coached answer as independent mastery; correct unsafe or unsupported claims regardless of total.</w:t>
       </w:r>
     </w:p>
     <w:p>
@@ -2804,8 +5382,38 @@
       </w:r>
     </w:p>
     <w:p>
-      <w:r>
-        <w:t>Ask the learner to find the evidence that challenges this claim: “A random seed alone records every source of experimental variation.” Keep the first attempt and an uncoached retry separate.</w:t>
+      <w:pPr>
+        <w:spacing w:line="336" w:lineRule="auto" w:after="180"/>
+      </w:pPr>
+      <w:r>
+        <w:rPr>
+          <w:b w:val="0"/>
+        </w:rPr>
+        <w:t xml:space="preserve">Ask the learner to find the </w:t>
+      </w:r>
+      <w:r>
+        <w:rPr>
+          <w:b/>
+        </w:rPr>
+        <w:t>evidence</w:t>
+      </w:r>
+      <w:r>
+        <w:rPr>
+          <w:b w:val="0"/>
+        </w:rPr>
+        <w:t xml:space="preserve"> that challenges this claim: “A </w:t>
+      </w:r>
+      <w:r>
+        <w:rPr>
+          <w:b/>
+        </w:rPr>
+        <w:t>random seed</w:t>
+      </w:r>
+      <w:r>
+        <w:rPr>
+          <w:b w:val="0"/>
+        </w:rPr>
+        <w:t xml:space="preserve"> alone records every source of experimental variation.” Keep the first attempt and an uncoached retry separate.</w:t>
       </w:r>
     </w:p>
     <w:p>
@@ -2817,15 +5425,114 @@
       </w:r>
     </w:p>
     <w:p>
-      <w:r>
-        <w:t>Record dataset and label versions, identity groups and split IDs, code/dependency versions, preprocessing, features, model settings, seeds, metric definitions and raw predictions. Same seed cannot compensate for different data or procedures.</w:t>
-      </w:r>
-    </w:p>
-    <w:p>
       <w:pPr>
         <w:pStyle w:val="Heading3"/>
       </w:pPr>
       <w:r>
+        <w:t>Teacher key · Original transfer answer</w:t>
+      </w:r>
+    </w:p>
+    <w:p>
+      <w:pPr>
+        <w:spacing w:line="336" w:lineRule="auto" w:after="180"/>
+        <w:shd w:fill="F1F6FC"/>
+      </w:pPr>
+      <w:r>
+        <w:rPr>
+          <w:b w:val="0"/>
+        </w:rPr>
+        <w:t xml:space="preserve">Record dataset and label </w:t>
+      </w:r>
+      <w:r>
+        <w:rPr>
+          <w:b/>
+        </w:rPr>
+        <w:t>version</w:t>
+      </w:r>
+      <w:r>
+        <w:rPr>
+          <w:b w:val="0"/>
+        </w:rPr>
+        <w:t xml:space="preserve">s, identity groups and split IDs, code/dependency </w:t>
+      </w:r>
+      <w:r>
+        <w:rPr>
+          <w:b/>
+        </w:rPr>
+        <w:t>version</w:t>
+      </w:r>
+      <w:r>
+        <w:rPr>
+          <w:b w:val="0"/>
+        </w:rPr>
+        <w:t>s, pre</w:t>
+      </w:r>
+      <w:r>
+        <w:rPr>
+          <w:b/>
+        </w:rPr>
+        <w:t>process</w:t>
+      </w:r>
+      <w:r>
+        <w:rPr>
+          <w:b w:val="0"/>
+        </w:rPr>
+        <w:t xml:space="preserve">ing, features, model settings, </w:t>
+      </w:r>
+      <w:r>
+        <w:rPr>
+          <w:b/>
+        </w:rPr>
+        <w:t>seed</w:t>
+      </w:r>
+      <w:r>
+        <w:rPr>
+          <w:b w:val="0"/>
+        </w:rPr>
+        <w:t xml:space="preserve">s, metric definitions and raw </w:t>
+      </w:r>
+      <w:r>
+        <w:rPr>
+          <w:b/>
+        </w:rPr>
+        <w:t>prediction</w:t>
+      </w:r>
+      <w:r>
+        <w:rPr>
+          <w:b w:val="0"/>
+        </w:rPr>
+        <w:t>s.</w:t>
+      </w:r>
+    </w:p>
+    <w:p>
+      <w:pPr>
+        <w:spacing w:line="336" w:lineRule="auto" w:after="180"/>
+        <w:shd w:fill="F1F6FC"/>
+      </w:pPr>
+      <w:r>
+        <w:rPr>
+          <w:b w:val="0"/>
+        </w:rPr>
+        <w:t xml:space="preserve">Same </w:t>
+      </w:r>
+      <w:r>
+        <w:rPr>
+          <w:b/>
+        </w:rPr>
+        <w:t>seed</w:t>
+      </w:r>
+      <w:r>
+        <w:rPr>
+          <w:b w:val="0"/>
+        </w:rPr>
+        <w:t xml:space="preserve"> cannot compensate for different data or procedures.</w:t>
+      </w:r>
+    </w:p>
+    <w:p>
+      <w:pPr>
+        <w:pStyle w:val="Heading3"/>
+      </w:pPr>
+      <w:r>
         <w:t>Explanations for the additional workbook examples</w:t>
       </w:r>
     </w:p>
@@ -2838,12 +5545,42 @@
       </w:r>
     </w:p>
     <w:p>
-      <w:r>
+      <w:pPr>
+        <w:pStyle w:val="Heading3"/>
+      </w:pPr>
+      <w:r>
+        <w:t>Workbook question · W1</w:t>
+      </w:r>
+    </w:p>
+    <w:p>
+      <w:pPr>
+        <w:spacing w:line="336" w:lineRule="auto" w:after="180"/>
+        <w:shd w:fill="F5F1FB"/>
+      </w:pPr>
+      <w:r>
+        <w:rPr>
+          <w:b w:val="0"/>
+        </w:rPr>
         <w:t>Calculate the worked mean and range in percentage points.</w:t>
       </w:r>
     </w:p>
     <w:p>
-      <w:r>
+      <w:pPr>
+        <w:pStyle w:val="Heading3"/>
+      </w:pPr>
+      <w:r>
+        <w:t>Teacher reasoning · W1</w:t>
+      </w:r>
+    </w:p>
+    <w:p>
+      <w:pPr>
+        <w:spacing w:line="336" w:lineRule="auto" w:after="180"/>
+        <w:shd w:fill="F1F6FC"/>
+      </w:pPr>
+      <w:r>
+        <w:rPr>
+          <w:b w:val="0"/>
+        </w:rPr>
         <w:t>Teacher explanation: Mean 70 percent; range 80-60=20 percentage points, across the three declared runs.</w:t>
       </w:r>
     </w:p>
@@ -2856,30 +5593,138 @@
       </w:r>
     </w:p>
     <w:p>
-      <w:r>
-        <w:t>A file contains only seed 22 and 80 percent. Name four missing items.</w:t>
-      </w:r>
-    </w:p>
-    <w:p>
-      <w:r>
-        <w:t>Teacher explanation: Examples: data version, split IDs, model settings, code version, metric denominator and full planned-run results.</w:t>
-      </w:r>
-    </w:p>
-    <w:p>
       <w:pPr>
         <w:pStyle w:val="Heading3"/>
       </w:pPr>
       <w:r>
+        <w:t>Workbook question · W2</w:t>
+      </w:r>
+    </w:p>
+    <w:p>
+      <w:pPr>
+        <w:spacing w:line="336" w:lineRule="auto" w:after="180"/>
+        <w:shd w:fill="F5F1FB"/>
+      </w:pPr>
+      <w:r>
+        <w:rPr>
+          <w:b w:val="0"/>
+        </w:rPr>
+        <w:t xml:space="preserve">A file contains only </w:t>
+      </w:r>
+      <w:r>
+        <w:rPr>
+          <w:b/>
+        </w:rPr>
+        <w:t>seed</w:t>
+      </w:r>
+      <w:r>
+        <w:rPr>
+          <w:b w:val="0"/>
+        </w:rPr>
+        <w:t xml:space="preserve"> 22 and 80 percent. Name four missing items.</w:t>
+      </w:r>
+    </w:p>
+    <w:p>
+      <w:pPr>
+        <w:pStyle w:val="Heading3"/>
+      </w:pPr>
+      <w:r>
+        <w:t>Teacher reasoning · W2</w:t>
+      </w:r>
+    </w:p>
+    <w:p>
+      <w:pPr>
+        <w:spacing w:line="336" w:lineRule="auto" w:after="180"/>
+        <w:shd w:fill="F1F6FC"/>
+      </w:pPr>
+      <w:r>
+        <w:rPr>
+          <w:b w:val="0"/>
+        </w:rPr>
+        <w:t xml:space="preserve">Teacher explanation: Examples: </w:t>
+      </w:r>
+      <w:r>
+        <w:rPr>
+          <w:b/>
+        </w:rPr>
+        <w:t>data version</w:t>
+      </w:r>
+      <w:r>
+        <w:rPr>
+          <w:b w:val="0"/>
+        </w:rPr>
+        <w:t xml:space="preserve">, split IDs, model settings, code </w:t>
+      </w:r>
+      <w:r>
+        <w:rPr>
+          <w:b/>
+        </w:rPr>
+        <w:t>version</w:t>
+      </w:r>
+      <w:r>
+        <w:rPr>
+          <w:b w:val="0"/>
+        </w:rPr>
+        <w:t>, metric denominator and full planned-run results.</w:t>
+      </w:r>
+    </w:p>
+    <w:p>
+      <w:pPr>
+        <w:pStyle w:val="Heading3"/>
+      </w:pPr>
+      <w:r>
         <w:t>W3 Separate two ideas</w:t>
       </w:r>
     </w:p>
     <w:p>
-      <w:r>
-        <w:t>Does identical output prove a valid experiment?</w:t>
-      </w:r>
-    </w:p>
-    <w:p>
-      <w:r>
+      <w:pPr>
+        <w:pStyle w:val="Heading3"/>
+      </w:pPr>
+      <w:r>
+        <w:t>Workbook question · W3</w:t>
+      </w:r>
+    </w:p>
+    <w:p>
+      <w:pPr>
+        <w:spacing w:line="336" w:lineRule="auto" w:after="180"/>
+        <w:shd w:fill="F5F1FB"/>
+      </w:pPr>
+      <w:r>
+        <w:rPr>
+          <w:b w:val="0"/>
+        </w:rPr>
+        <w:t xml:space="preserve">Does identical </w:t>
+      </w:r>
+      <w:r>
+        <w:rPr>
+          <w:b/>
+        </w:rPr>
+        <w:t>output</w:t>
+      </w:r>
+      <w:r>
+        <w:rPr>
+          <w:b w:val="0"/>
+        </w:rPr>
+        <w:t xml:space="preserve"> prove a valid experiment?</w:t>
+      </w:r>
+    </w:p>
+    <w:p>
+      <w:pPr>
+        <w:pStyle w:val="Heading3"/>
+      </w:pPr>
+      <w:r>
+        <w:t>Teacher reasoning · W3</w:t>
+      </w:r>
+    </w:p>
+    <w:p>
+      <w:pPr>
+        <w:spacing w:line="336" w:lineRule="auto" w:after="180"/>
+        <w:shd w:fill="F1F6FC"/>
+      </w:pPr>
+      <w:r>
+        <w:rPr>
+          <w:b w:val="0"/>
+        </w:rPr>
         <w:t>Teacher explanation: No. A deterministic experiment can still contain leakage, invalid labels or an unrepresentative split.</w:t>
       </w:r>
     </w:p>
@@ -2892,12 +5737,54 @@
       </w:r>
     </w:p>
     <w:p>
-      <w:r>
-        <w:t>Declared seeds 1, 2, 3 produce 9/12, 8/12, 10/12 correct. Compute the mean accuracy and range.</w:t>
-      </w:r>
-    </w:p>
-    <w:p>
-      <w:r>
+      <w:pPr>
+        <w:pStyle w:val="Heading3"/>
+      </w:pPr>
+      <w:r>
+        <w:t>Workbook question · W4</w:t>
+      </w:r>
+    </w:p>
+    <w:p>
+      <w:pPr>
+        <w:spacing w:line="336" w:lineRule="auto" w:after="180"/>
+        <w:shd w:fill="F5F1FB"/>
+      </w:pPr>
+      <w:r>
+        <w:rPr>
+          <w:b w:val="0"/>
+        </w:rPr>
+        <w:t xml:space="preserve">Declared </w:t>
+      </w:r>
+      <w:r>
+        <w:rPr>
+          <w:b/>
+        </w:rPr>
+        <w:t>seed</w:t>
+      </w:r>
+      <w:r>
+        <w:rPr>
+          <w:b w:val="0"/>
+        </w:rPr>
+        <w:t>s 1, 2, 3 produce 9/12, 8/12, 10/12 correct. Compute the mean accuracy and range.</w:t>
+      </w:r>
+    </w:p>
+    <w:p>
+      <w:pPr>
+        <w:pStyle w:val="Heading3"/>
+      </w:pPr>
+      <w:r>
+        <w:t>Teacher reasoning · W4</w:t>
+      </w:r>
+    </w:p>
+    <w:p>
+      <w:pPr>
+        <w:spacing w:line="336" w:lineRule="auto" w:after="180"/>
+        <w:shd w:fill="F1F6FC"/>
+      </w:pPr>
+      <w:r>
+        <w:rPr>
+          <w:b w:val="0"/>
+        </w:rPr>
         <w:t>Teacher explanation: Mean 27/36=75 percent; range(10-8)/12=1/6 about 16.7 percentage points. Retain all three runs.</w:t>
       </w:r>
     </w:p>
@@ -2910,12 +5797,66 @@
       </w:r>
     </w:p>
     <w:p>
-      <w:r>
-        <w:t>One planned seed fails before prediction. How should it appear in the record?</w:t>
-      </w:r>
-    </w:p>
-    <w:p>
-      <w:r>
+      <w:pPr>
+        <w:pStyle w:val="Heading3"/>
+      </w:pPr>
+      <w:r>
+        <w:t>Workbook question · W5</w:t>
+      </w:r>
+    </w:p>
+    <w:p>
+      <w:pPr>
+        <w:spacing w:line="336" w:lineRule="auto" w:after="180"/>
+        <w:shd w:fill="F5F1FB"/>
+      </w:pPr>
+      <w:r>
+        <w:rPr>
+          <w:b w:val="0"/>
+        </w:rPr>
+        <w:t xml:space="preserve">One planned </w:t>
+      </w:r>
+      <w:r>
+        <w:rPr>
+          <w:b/>
+        </w:rPr>
+        <w:t>seed</w:t>
+      </w:r>
+      <w:r>
+        <w:rPr>
+          <w:b w:val="0"/>
+        </w:rPr>
+        <w:t xml:space="preserve"> fails before </w:t>
+      </w:r>
+      <w:r>
+        <w:rPr>
+          <w:b/>
+        </w:rPr>
+        <w:t>prediction</w:t>
+      </w:r>
+      <w:r>
+        <w:rPr>
+          <w:b w:val="0"/>
+        </w:rPr>
+        <w:t>. How should it appear in the record?</w:t>
+      </w:r>
+    </w:p>
+    <w:p>
+      <w:pPr>
+        <w:pStyle w:val="Heading3"/>
+      </w:pPr>
+      <w:r>
+        <w:t>Teacher reasoning · W5</w:t>
+      </w:r>
+    </w:p>
+    <w:p>
+      <w:pPr>
+        <w:spacing w:line="336" w:lineRule="auto" w:after="180"/>
+        <w:shd w:fill="F1F6FC"/>
+      </w:pPr>
+      <w:r>
+        <w:rPr>
+          <w:b w:val="0"/>
+        </w:rPr>
         <w:t>Teacher explanation: Record the failed run, cause and any retry; disclose which runs contributed to summaries and do not invent its score.</w:t>
       </w:r>
     </w:p>
@@ -2928,13 +5869,85 @@
       </w:r>
     </w:p>
     <w:p>
-      <w:r>
+      <w:pPr>
+        <w:spacing w:line="336" w:lineRule="auto" w:after="180"/>
+      </w:pPr>
+      <w:r>
+        <w:rPr>
+          <w:b w:val="0"/>
+        </w:rPr>
         <w:t>List five items needed to reproduce a scoring run.</w:t>
       </w:r>
     </w:p>
     <w:p>
-      <w:r>
-        <w:t>Code version, input version, configuration weights, tie/eligibility rules and outputs; also record date and method as useful context.</w:t>
+      <w:pPr>
+        <w:spacing w:line="336" w:lineRule="auto" w:after="180"/>
+      </w:pPr>
+      <w:r>
+        <w:rPr>
+          <w:b w:val="0"/>
+        </w:rPr>
+        <w:t xml:space="preserve">Code </w:t>
+      </w:r>
+      <w:r>
+        <w:rPr>
+          <w:b/>
+        </w:rPr>
+        <w:t>version</w:t>
+      </w:r>
+      <w:r>
+        <w:rPr>
+          <w:b w:val="0"/>
+        </w:rPr>
+        <w:t xml:space="preserve">, </w:t>
+      </w:r>
+      <w:r>
+        <w:rPr>
+          <w:b/>
+        </w:rPr>
+        <w:t>input</w:t>
+      </w:r>
+      <w:r>
+        <w:rPr>
+          <w:b w:val="0"/>
+        </w:rPr>
+        <w:t xml:space="preserve"> </w:t>
+      </w:r>
+      <w:r>
+        <w:rPr>
+          <w:b/>
+        </w:rPr>
+        <w:t>version</w:t>
+      </w:r>
+      <w:r>
+        <w:rPr>
+          <w:b w:val="0"/>
+        </w:rPr>
+        <w:t xml:space="preserve">, </w:t>
+      </w:r>
+      <w:r>
+        <w:rPr>
+          <w:b/>
+        </w:rPr>
+        <w:t>configuration</w:t>
+      </w:r>
+      <w:r>
+        <w:rPr>
+          <w:b w:val="0"/>
+        </w:rPr>
+        <w:t xml:space="preserve"> weights, tie/eligibility rules and </w:t>
+      </w:r>
+      <w:r>
+        <w:rPr>
+          <w:b/>
+        </w:rPr>
+        <w:t>output</w:t>
+      </w:r>
+      <w:r>
+        <w:rPr>
+          <w:b w:val="0"/>
+        </w:rPr>
+        <w:t>s; also record date and method as useful context.</w:t>
       </w:r>
     </w:p>
     <w:p>
@@ -2946,17 +5959,35 @@
       </w:r>
     </w:p>
     <w:p>
-      <w:r>
+      <w:pPr>
+        <w:spacing w:line="336" w:lineRule="auto" w:after="180"/>
+      </w:pPr>
+      <w:r>
+        <w:rPr>
+          <w:b w:val="0"/>
+        </w:rPr>
         <w:t>A has fun 3 and learning 2. Score it under weights (2,1) and (1,2).</w:t>
       </w:r>
     </w:p>
     <w:p>
-      <w:r>
+      <w:pPr>
+        <w:spacing w:line="336" w:lineRule="auto" w:after="180"/>
+      </w:pPr>
+      <w:r>
+        <w:rPr>
+          <w:b w:val="0"/>
+        </w:rPr>
         <w:t>Scores 8 and 7.</w:t>
       </w:r>
     </w:p>
     <w:p>
-      <w:r>
+      <w:pPr>
+        <w:spacing w:line="336" w:lineRule="auto" w:after="180"/>
+      </w:pPr>
+      <w:r>
+        <w:rPr>
+          <w:b w:val="0"/>
+        </w:rPr>
         <w:t>The weight pair is (fun weight, learning weight). Under (2,1), the score is 2*3 + 1*2 = 8. Under (1,2), it is 1*3 + 2*2 = 7. The same ratings were kept fixed; the difference comes from changing the preference policy.</w:t>
       </w:r>
     </w:p>
@@ -2969,12 +6000,37 @@
       </w:r>
     </w:p>
     <w:p>
-      <w:r>
-        <w:t>A learner changes weights, input ratings and the time limit together. Why is attribution difficult?</w:t>
-      </w:r>
-    </w:p>
-    <w:p>
-      <w:r>
+      <w:pPr>
+        <w:spacing w:line="336" w:lineRule="auto" w:after="180"/>
+        <w:shd w:fill="F5F1FB"/>
+      </w:pPr>
+      <w:r>
+        <w:rPr>
+          <w:b w:val="0"/>
+        </w:rPr>
+        <w:t xml:space="preserve">A learner changes weights, </w:t>
+      </w:r>
+      <w:r>
+        <w:rPr>
+          <w:b/>
+        </w:rPr>
+        <w:t>input</w:t>
+      </w:r>
+      <w:r>
+        <w:rPr>
+          <w:b w:val="0"/>
+        </w:rPr>
+        <w:t xml:space="preserve"> ratings and the time limit together. Why is attribution difficult?</w:t>
+      </w:r>
+    </w:p>
+    <w:p>
+      <w:pPr>
+        <w:spacing w:line="336" w:lineRule="auto" w:after="180"/>
+      </w:pPr>
+      <w:r>
+        <w:rPr>
+          <w:b w:val="0"/>
+        </w:rPr>
         <w:t>Multiple factors changed. Compare one deliberate change while holding the others fixed, or explicitly describe a multi-change experiment without attributing it to one cause.</w:t>
       </w:r>
     </w:p>
@@ -2987,12 +6043,36 @@
       </w:r>
     </w:p>
     <w:p>
-      <w:r>
-        <w:t>Plan two versions for C (fun 5, learning 1) and D (fun 2, learning 5), using weights (2,1) and (1,2). Record expected scores, ranks, fixed data and a separate final-case plan.</w:t>
-      </w:r>
-    </w:p>
-    <w:p>
-      <w:r>
+      <w:pPr>
+        <w:spacing w:line="336" w:lineRule="auto" w:after="180"/>
+      </w:pPr>
+      <w:r>
+        <w:rPr>
+          <w:b w:val="0"/>
+        </w:rPr>
+        <w:t xml:space="preserve">Plan two </w:t>
+      </w:r>
+      <w:r>
+        <w:rPr>
+          <w:b/>
+        </w:rPr>
+        <w:t>version</w:t>
+      </w:r>
+      <w:r>
+        <w:rPr>
+          <w:b w:val="0"/>
+        </w:rPr>
+        <w:t>s for C (fun 5, learning 1) and D (fun 2, learning 5), using weights (2,1) and (1,2). Record expected scores, ranks, fixed data and a separate final-case plan.</w:t>
+      </w:r>
+    </w:p>
+    <w:p>
+      <w:pPr>
+        <w:spacing w:line="336" w:lineRule="auto" w:after="180"/>
+      </w:pPr>
+      <w:r>
+        <w:rPr>
+          <w:b w:val="0"/>
+        </w:rPr>
         <w:t>v1 C 11, D 9 selects C; v2 C 7, D 12 selects D. Preserve the same records and other rules; reserve unseen cases until the policy is fixed.</w:t>
       </w:r>
     </w:p>
@@ -3005,12 +6085,49 @@
       </w:r>
     </w:p>
     <w:p>
-      <w:r>
-        <w:t>You revise the policy after reading final-case failures. Are those cases still untouched holdout evidence?</w:t>
-      </w:r>
-    </w:p>
-    <w:p>
-      <w:r>
+      <w:pPr>
+        <w:spacing w:line="336" w:lineRule="auto" w:after="180"/>
+        <w:shd w:fill="F5F1FB"/>
+      </w:pPr>
+      <w:r>
+        <w:rPr>
+          <w:b w:val="0"/>
+        </w:rPr>
+        <w:t xml:space="preserve">You revise the policy after reading final-case failures. Are those cases still untouched </w:t>
+      </w:r>
+      <w:r>
+        <w:rPr>
+          <w:b/>
+        </w:rPr>
+        <w:t>holdout</w:t>
+      </w:r>
+      <w:r>
+        <w:rPr>
+          <w:b w:val="0"/>
+        </w:rPr>
+        <w:t xml:space="preserve"> </w:t>
+      </w:r>
+      <w:r>
+        <w:rPr>
+          <w:b/>
+        </w:rPr>
+        <w:t>evidence</w:t>
+      </w:r>
+      <w:r>
+        <w:rPr>
+          <w:b w:val="0"/>
+        </w:rPr>
+        <w:t>?</w:t>
+      </w:r>
+    </w:p>
+    <w:p>
+      <w:pPr>
+        <w:spacing w:line="336" w:lineRule="auto" w:after="180"/>
+      </w:pPr>
+      <w:r>
+        <w:rPr>
+          <w:b w:val="0"/>
+        </w:rPr>
         <w:t>No. They now informed development. Report that use and seek fresh cases for a new independent check.</w:t>
       </w:r>
     </w:p>
@@ -3023,20 +6140,62 @@
       </w:r>
     </w:p>
     <w:p>
-      <w:r>
-        <w:t>Selected case: Declared seeds 1, 2, 3 produce 9/12, 8/12, 10/12 correct. Compute the mean accuracy and range.</w:t>
-      </w:r>
-    </w:p>
-    <w:p>
       <w:pPr>
         <w:pStyle w:val="Heading3"/>
       </w:pPr>
       <w:r>
+        <w:t>Independent question · withhold the key</w:t>
+      </w:r>
+    </w:p>
+    <w:p>
+      <w:pPr>
+        <w:spacing w:line="336" w:lineRule="auto" w:after="180"/>
+        <w:shd w:fill="F5F1FB"/>
+      </w:pPr>
+      <w:r>
+        <w:rPr>
+          <w:b w:val="0"/>
+        </w:rPr>
+        <w:t xml:space="preserve">Selected case: Declared </w:t>
+      </w:r>
+      <w:r>
+        <w:rPr>
+          <w:b/>
+        </w:rPr>
+        <w:t>seed</w:t>
+      </w:r>
+      <w:r>
+        <w:rPr>
+          <w:b w:val="0"/>
+        </w:rPr>
+        <w:t>s 1, 2, 3 produce 9/12, 8/12, 10/12 correct. Compute the mean accuracy and range.</w:t>
+      </w:r>
+    </w:p>
+    <w:p>
+      <w:pPr>
+        <w:pStyle w:val="Heading3"/>
+      </w:pPr>
+      <w:r>
         <w:t>Selected case answer</w:t>
       </w:r>
     </w:p>
     <w:p>
-      <w:r>
+      <w:pPr>
+        <w:pStyle w:val="Heading3"/>
+      </w:pPr>
+      <w:r>
+        <w:t>Teacher key · Selected case answer</w:t>
+      </w:r>
+    </w:p>
+    <w:p>
+      <w:pPr>
+        <w:spacing w:line="336" w:lineRule="auto" w:after="180"/>
+        <w:shd w:fill="F1F6FC"/>
+      </w:pPr>
+      <w:r>
+        <w:rPr>
+          <w:b w:val="0"/>
+        </w:rPr>
         <w:t>Teacher explanation: Mean 27/36=75 percent; range(10-8)/12=1/6 about 16.7 percentage points. Retain all three runs.</w:t>
       </w:r>
     </w:p>
@@ -3143,21 +6302,77 @@
       </w:tr>
     </w:tbl>
     <w:p>
-      <w:r>
-        <w:t>Record each dimension as not yet, with support, or independent. Accept a valid alternative procedure with a defensible trace. Do not penalise an honestly recorded model failure if the learner correctly explains its evidence and limits.</w:t>
-      </w:r>
-    </w:p>
-    <w:p>
       <w:pPr>
         <w:pStyle w:val="Heading3"/>
       </w:pPr>
       <w:r>
+        <w:t>Teacher key · Selected case answer</w:t>
+      </w:r>
+    </w:p>
+    <w:p>
+      <w:pPr>
+        <w:spacing w:line="336" w:lineRule="auto" w:after="180"/>
+        <w:shd w:fill="F1F6FC"/>
+      </w:pPr>
+      <w:r>
+        <w:rPr>
+          <w:b w:val="0"/>
+        </w:rPr>
+        <w:t>Record each dimension as not yet, with support, or independent. Accept a valid alternative procedure with a defensible trace.</w:t>
+      </w:r>
+    </w:p>
+    <w:p>
+      <w:pPr>
+        <w:spacing w:line="336" w:lineRule="auto" w:after="180"/>
+        <w:shd w:fill="F1F6FC"/>
+      </w:pPr>
+      <w:r>
+        <w:rPr>
+          <w:b w:val="0"/>
+        </w:rPr>
+        <w:t xml:space="preserve">Do not penalise an honestly recorded model failure if the learner correctly explains its </w:t>
+      </w:r>
+      <w:r>
+        <w:rPr>
+          <w:b/>
+        </w:rPr>
+        <w:t>evidence</w:t>
+      </w:r>
+      <w:r>
+        <w:rPr>
+          <w:b w:val="0"/>
+        </w:rPr>
+        <w:t xml:space="preserve"> and limits.</w:t>
+      </w:r>
+    </w:p>
+    <w:p>
+      <w:pPr>
+        <w:pStyle w:val="Heading3"/>
+      </w:pPr>
+      <w:r>
         <w:t>Feedback that the learner uses</w:t>
       </w:r>
     </w:p>
     <w:p>
-      <w:r>
-        <w:t>Name the earliest unsupported step and give one action to repair it. Have the learner make that repair now and explain why. Then assess the relevant skill on a fresh, fully specified case. Confirm it was not previously practised with feedback; solve and check the new case before assigning it. A follow-up design prompt is a starting brief, not automatically an equivalent test.</w:t>
+      <w:pPr>
+        <w:spacing w:line="336" w:lineRule="auto" w:after="180"/>
+      </w:pPr>
+      <w:r>
+        <w:rPr>
+          <w:b w:val="0"/>
+        </w:rPr>
+        <w:t>Name the earliest unsupported step and give one action to repair it. Have the learner make that repair now and explain why. Then assess the relevant skill on a fresh, fully specified case.</w:t>
+      </w:r>
+    </w:p>
+    <w:p>
+      <w:pPr>
+        <w:spacing w:line="336" w:lineRule="auto" w:after="180"/>
+      </w:pPr>
+      <w:r>
+        <w:rPr>
+          <w:b w:val="0"/>
+        </w:rPr>
+        <w:t>Confirm it was not previously practised with feedback; solve and check the new case before assigning it. A follow-up design prompt is a starting brief, not automatically an equivalent test.</w:t>
       </w:r>
     </w:p>
     <w:p>
@@ -3169,11 +6384,74 @@
       </w:r>
     </w:p>
     <w:p>
+      <w:r>
+        <w:t>Connect Reproducible Experiments to Responsible Plant Classifier, adapt support and plan a later changed-case check.</w:t>
+      </w:r>
+    </w:p>
+    <w:p>
       <w:pPr>
         <w:pStyle w:val="Heading3"/>
       </w:pPr>
       <w:r>
-        <w:t>Connect and extend learning</w:t>
+        <w:t>Responsible Plant Classifier</w:t>
+      </w:r>
+    </w:p>
+    <w:p>
+      <w:pPr>
+        <w:spacing w:line="336" w:lineRule="auto" w:after="180"/>
+      </w:pPr>
+      <w:r>
+        <w:rPr>
+          <w:b w:val="0"/>
+        </w:rPr>
+        <w:t xml:space="preserve">Give every Plant Classifier experiment an ID and immutable record linking dataset, split, code, settings, </w:t>
+      </w:r>
+      <w:r>
+        <w:rPr>
+          <w:b/>
+        </w:rPr>
+        <w:t>prediction</w:t>
+      </w:r>
+      <w:r>
+        <w:rPr>
+          <w:b w:val="0"/>
+        </w:rPr>
+        <w:t>s, and metrics.</w:t>
+      </w:r>
+    </w:p>
+    <w:p>
+      <w:pPr>
+        <w:spacing w:line="336" w:lineRule="auto" w:after="180"/>
+      </w:pPr>
+      <w:r>
+        <w:rPr>
+          <w:b w:val="0"/>
+        </w:rPr>
+        <w:t xml:space="preserve">Keep the decision, </w:t>
+      </w:r>
+      <w:r>
+        <w:rPr>
+          <w:b/>
+        </w:rPr>
+        <w:t>input</w:t>
+      </w:r>
+      <w:r>
+        <w:rPr>
+          <w:b w:val="0"/>
+        </w:rPr>
+        <w:t xml:space="preserve">, result, explanation and remaining limitation in the project </w:t>
+      </w:r>
+      <w:r>
+        <w:rPr>
+          <w:b/>
+        </w:rPr>
+        <w:t>evidence</w:t>
+      </w:r>
+      <w:r>
+        <w:rPr>
+          <w:b w:val="0"/>
+        </w:rPr>
+        <w:t xml:space="preserve"> record. Retrieve this record next week rather than restarting the project.</w:t>
       </w:r>
     </w:p>
     <w:p>
@@ -3181,17 +6459,18 @@
         <w:pStyle w:val="Heading3"/>
       </w:pPr>
       <w:r>
-        <w:t>Responsible Plant Classifier</w:t>
-      </w:r>
-    </w:p>
-    <w:p>
-      <w:r>
-        <w:t>Give every Plant Classifier experiment an ID and immutable record linking dataset, split, code, settings, predictions, and metrics.</w:t>
-      </w:r>
-    </w:p>
-    <w:p>
-      <w:r>
-        <w:t>Keep the decision, input, result, explanation and remaining limitation in the project evidence record. Retrieve this record next week rather than restarting the project.</w:t>
+        <w:t>Support and stretch</w:t>
+      </w:r>
+    </w:p>
+    <w:p>
+      <w:pPr>
+        <w:spacing w:line="336" w:lineRule="auto" w:after="180"/>
+      </w:pPr>
+      <w:r>
+        <w:rPr>
+          <w:b w:val="0"/>
+        </w:rPr>
+        <w:t>Use a tiny labelled dataset, explicit units and a named positive class. Stretch: require a baseline, held-out evaluation and subgroup or shifted-condition analysis with denominators.</w:t>
       </w:r>
     </w:p>
     <w:p>
@@ -3199,12 +6478,30 @@
         <w:pStyle w:val="Heading3"/>
       </w:pPr>
       <w:r>
-        <w:t>Support and stretch</w:t>
-      </w:r>
-    </w:p>
-    <w:p>
-      <w:r>
-        <w:t>Use a tiny labelled dataset, explicit units and a named positive class. Stretch: require a baseline, held-out evaluation and subgroup or shifted-condition analysis with denominators.</w:t>
+        <w:t>Exit reflection</w:t>
+      </w:r>
+    </w:p>
+    <w:p>
+      <w:pPr>
+        <w:spacing w:line="336" w:lineRule="auto" w:after="180"/>
+      </w:pPr>
+      <w:r>
+        <w:rPr>
+          <w:b w:val="0"/>
+        </w:rPr>
+        <w:t xml:space="preserve">Ask for one decision the learner can now justify and one situation requiring more </w:t>
+      </w:r>
+      <w:r>
+        <w:rPr>
+          <w:b/>
+        </w:rPr>
+        <w:t>evidence</w:t>
+      </w:r>
+      <w:r>
+        <w:rPr>
+          <w:b w:val="0"/>
+        </w:rPr>
+        <w:t xml:space="preserve"> or human review. Confidence ratings are separate from correct independent performance.</w:t>
       </w:r>
     </w:p>
     <w:p>
@@ -3212,12 +6509,42 @@
         <w:pStyle w:val="Heading3"/>
       </w:pPr>
       <w:r>
-        <w:t>Exit reflection</w:t>
-      </w:r>
-    </w:p>
-    <w:p>
-      <w:r>
-        <w:t>Ask for one decision the learner can now justify and one situation requiring more evidence or human review. Confidence ratings are separate from correct independent performance.</w:t>
+        <w:t>Bridge to the next week</w:t>
+      </w:r>
+    </w:p>
+    <w:p>
+      <w:pPr>
+        <w:spacing w:line="336" w:lineRule="auto" w:after="180"/>
+      </w:pPr>
+      <w:r>
+        <w:rPr>
+          <w:b w:val="0"/>
+        </w:rPr>
+        <w:t>Next: Week 27: Over</w:t>
+      </w:r>
+      <w:r>
+        <w:rPr>
+          <w:b/>
+        </w:rPr>
+        <w:t>fitting</w:t>
+      </w:r>
+      <w:r>
+        <w:rPr>
+          <w:b w:val="0"/>
+        </w:rPr>
+        <w:t xml:space="preserve">. Retrieve today’s </w:t>
+      </w:r>
+      <w:r>
+        <w:rPr>
+          <w:b/>
+        </w:rPr>
+        <w:t>evidence</w:t>
+      </w:r>
+      <w:r>
+        <w:rPr>
+          <w:b w:val="0"/>
+        </w:rPr>
+        <w:t xml:space="preserve"> and identify what carries forward and what is new.</w:t>
       </w:r>
     </w:p>
     <w:p>
@@ -3225,12 +6552,110 @@
         <w:pStyle w:val="Heading3"/>
       </w:pPr>
       <w:r>
-        <w:t>Bridge to the next week</w:t>
-      </w:r>
-    </w:p>
-    <w:p>
-      <w:r>
-        <w:t>Next: Week 27: Overfitting. Retrieve today’s evidence and identify what carries forward and what is new.</w:t>
+        <w:t>Support and fresh reassessment</w:t>
+      </w:r>
+    </w:p>
+    <w:p>
+      <w:pPr>
+        <w:spacing w:line="336" w:lineRule="auto" w:after="180"/>
+      </w:pPr>
+      <w:r>
+        <w:rPr>
+          <w:b w:val="0"/>
+        </w:rPr>
+        <w:t xml:space="preserve">Provide a blank </w:t>
+      </w:r>
+      <w:r>
+        <w:rPr>
+          <w:b/>
+        </w:rPr>
+        <w:t>evidence</w:t>
+      </w:r>
+      <w:r>
+        <w:rPr>
+          <w:b w:val="0"/>
+        </w:rPr>
+        <w:t xml:space="preserve"> table and allow a verbal explanation before writing. Highlight the given conditions without supplying the W 4 conclusion. Use </w:t>
+      </w:r>
+      <w:r>
+        <w:rPr>
+          <w:b/>
+        </w:rPr>
+        <w:t>seed</w:t>
+      </w:r>
+      <w:r>
+        <w:rPr>
+          <w:b w:val="0"/>
+        </w:rPr>
+        <w:t xml:space="preserve"> and </w:t>
+      </w:r>
+      <w:r>
+        <w:rPr>
+          <w:b/>
+        </w:rPr>
+        <w:t>run record</w:t>
+      </w:r>
+      <w:r>
+        <w:rPr>
+          <w:b w:val="0"/>
+        </w:rPr>
+        <w:t xml:space="preserve"> in full sentences.</w:t>
+      </w:r>
+    </w:p>
+    <w:p>
+      <w:pPr>
+        <w:spacing w:line="336" w:lineRule="auto" w:after="180"/>
+      </w:pPr>
+      <w:r>
+        <w:rPr>
+          <w:b w:val="0"/>
+        </w:rPr>
+        <w:t>Extension: alter one condition in the worked example and explain which conclusion changes and which remains supported.</w:t>
+      </w:r>
+    </w:p>
+    <w:p>
+      <w:pPr>
+        <w:spacing w:line="336" w:lineRule="auto" w:after="180"/>
+      </w:pPr>
+      <w:r>
+        <w:rPr>
+          <w:b w:val="0"/>
+        </w:rPr>
+        <w:t>For independent W 4, require: Mean 27/36=75 percent; range(10-8)/12=1/6 about 16.7 percentage points. Retain all three runs. Fresh retry accuracies 50, 60, 70 percent: mean 60 percent, range 20 percentage points.</w:t>
+      </w:r>
+    </w:p>
+    <w:p>
+      <w:pPr>
+        <w:spacing w:line="336" w:lineRule="auto" w:after="180"/>
+      </w:pPr>
+      <w:r>
+        <w:rPr>
+          <w:b w:val="0"/>
+        </w:rPr>
+        <w:t>Require all declared runs and their denominators. Mark each criterion as independent, supported or not yet demonstrated. Reassess the reasoning after feedback; do not replace the first attempt silently.</w:t>
+      </w:r>
+    </w:p>
+    <w:p>
+      <w:pPr>
+        <w:spacing w:line="336" w:lineRule="auto" w:after="180"/>
+      </w:pPr>
+      <w:r>
+        <w:rPr>
+          <w:b w:val="0"/>
+        </w:rPr>
+        <w:t xml:space="preserve">Next week: Distribution shift. Carry forward the saved </w:t>
+      </w:r>
+      <w:r>
+        <w:rPr>
+          <w:b/>
+        </w:rPr>
+        <w:t>evidence</w:t>
+      </w:r>
+      <w:r>
+        <w:rPr>
+          <w:b w:val="0"/>
+        </w:rPr>
+        <w:t xml:space="preserve"> and the distinction between development choices and justified claims.</w:t>
       </w:r>
     </w:p>
     <w:p>
@@ -3238,22 +6663,76 @@
         <w:pStyle w:val="Heading3"/>
       </w:pPr>
       <w:r>
-        <w:t>Support and fresh reassessment</w:t>
-      </w:r>
-    </w:p>
-    <w:p>
-      <w:r>
-        <w:t>Provide a blank evidence table and allow a verbal explanation before writing. Highlight the given conditions without supplying the W 4 conclusion. Use seed and run record in full sentences. Extension: alter one condition in the worked example and explain which conclusion changes and which remains supported.</w:t>
-      </w:r>
-    </w:p>
-    <w:p>
-      <w:r>
-        <w:t>For independent W 4, require: Mean 27/36=75 percent; range(10-8)/12=1/6 about 16.7 percentage points. Retain all three runs. Fresh retry accuracies 50, 60, 70 percent: mean 60 percent, range 20 percentage points. Require all declared runs and their denominators. Mark each criterion as independent, supported or not yet demonstrated. Reassess the reasoning after feedback; do not replace the first attempt silently.</w:t>
-      </w:r>
-    </w:p>
-    <w:p>
-      <w:r>
-        <w:t>Next week: Distribution shift. Carry forward the saved evidence and the distinction between development choices and justified claims.</w:t>
+        <w:t>Readiness and reassessment for Versioned experiments</w:t>
+      </w:r>
+    </w:p>
+    <w:p>
+      <w:pPr>
+        <w:spacing w:line="336" w:lineRule="auto" w:after="180"/>
+      </w:pPr>
+      <w:r>
+        <w:rPr>
+          <w:b w:val="0"/>
+        </w:rPr>
+        <w:t xml:space="preserve">Provide a run-log table. Extension: rerun a saved </w:t>
+      </w:r>
+      <w:r>
+        <w:rPr>
+          <w:b/>
+        </w:rPr>
+        <w:t>version</w:t>
+      </w:r>
+      <w:r>
+        <w:rPr>
+          <w:b w:val="0"/>
+        </w:rPr>
+        <w:t xml:space="preserve"> in a fresh folder and compare exact </w:t>
+      </w:r>
+      <w:r>
+        <w:rPr>
+          <w:b/>
+        </w:rPr>
+        <w:t>output</w:t>
+      </w:r>
+      <w:r>
+        <w:rPr>
+          <w:b w:val="0"/>
+        </w:rPr>
+        <w:t xml:space="preserve"> values.</w:t>
+      </w:r>
+    </w:p>
+    <w:p>
+      <w:pPr>
+        <w:spacing w:line="336" w:lineRule="auto" w:after="180"/>
+      </w:pPr>
+      <w:r>
+        <w:rPr>
+          <w:b w:val="0"/>
+        </w:rPr>
+        <w:t xml:space="preserve">Independent W4 </w:t>
+      </w:r>
+      <w:r>
+        <w:rPr>
+          <w:b/>
+        </w:rPr>
+        <w:t>evidence</w:t>
+      </w:r>
+      <w:r>
+        <w:rPr>
+          <w:b w:val="0"/>
+        </w:rPr>
+        <w:t>: v1 C 11, D 9 selects C; v2 C 7, D 12 selects D. Preserve the same records and other rules; reserve unseen cases until the policy is fixed.</w:t>
+      </w:r>
+    </w:p>
+    <w:p>
+      <w:pPr>
+        <w:spacing w:line="336" w:lineRule="auto" w:after="180"/>
+      </w:pPr>
+      <w:r>
+        <w:rPr>
+          <w:b w:val="0"/>
+        </w:rPr>
+        <w:t>Record whether the learner needed no help, a hint or explanation. Fresh retry: E (4,2), F (1,5) gives v1 10 versus 7 and v2 8 versus 11. Require a complete run log and a statement of what is held fixed.</w:t>
       </w:r>
     </w:p>
     <w:p>
@@ -3261,35 +6740,40 @@
         <w:pStyle w:val="Heading3"/>
       </w:pPr>
       <w:r>
-        <w:t>Readiness and reassessment for Versioned experiments</w:t>
-      </w:r>
-    </w:p>
-    <w:p>
-      <w:r>
-        <w:t>Provide a run-log table. Extension: rerun a saved version in a fresh folder and compare exact output values.</w:t>
-      </w:r>
-    </w:p>
-    <w:p>
-      <w:r>
-        <w:t>Independent W4 evidence: v1 C 11, D 9 selects C; v2 C 7, D 12 selects D. Preserve the same records and other rules; reserve unseen cases until the policy is fixed. Record whether the learner needed no help, a hint or explanation. Fresh retry: E (4,2), F (1,5) gives v1 10 versus 7 and v2 8 versus 11. Require a complete run log and a statement of what is held fixed.</w:t>
-      </w:r>
-    </w:p>
-    <w:p>
-      <w:pPr>
-        <w:pStyle w:val="Heading3"/>
-      </w:pPr>
-      <w:r>
         <w:t>Plan the delayed return</w:t>
       </w:r>
     </w:p>
     <w:p>
-      <w:r>
+      <w:pPr>
+        <w:spacing w:line="336" w:lineRule="auto" w:after="180"/>
+      </w:pPr>
+      <w:r>
+        <w:rPr>
+          <w:b w:val="0"/>
+        </w:rPr>
         <w:t>Suggested return points in this level: ai-4/27, ai-4/29, ai-4/32. Use actual classroom dates, adjusting for holidays and gaps. One, three and six teaching weeks are scheduling choices, not a claimed optimal spacing.</w:t>
       </w:r>
     </w:p>
     <w:p>
-      <w:r>
-        <w:t>At a delayed check, ask for the idea from memory and a changed application. Compare with the earlier independent response and record support used. For a new level, revisit the previous capstone before checking the new prerequisites.</w:t>
+      <w:pPr>
+        <w:spacing w:line="336" w:lineRule="auto" w:after="180"/>
+      </w:pPr>
+      <w:r>
+        <w:rPr>
+          <w:b w:val="0"/>
+        </w:rPr>
+        <w:t>At a delayed check, ask for the idea from memory and a changed application. Compare with the earlier independent response and record support used.</w:t>
+      </w:r>
+    </w:p>
+    <w:p>
+      <w:pPr>
+        <w:spacing w:line="336" w:lineRule="auto" w:after="180"/>
+      </w:pPr>
+      <w:r>
+        <w:rPr>
+          <w:b w:val="0"/>
+        </w:rPr>
+        <w:t>For a new level, revisit the previous capstone before checking the new prerequisites.</w:t>
       </w:r>
     </w:p>
     <w:tbl>
@@ -3449,8 +6933,26 @@
       </w:tr>
     </w:tbl>
     <w:p>
-      <w:r>
-        <w:t>Use the evidence to choose reteaching or the next step. A completed page, confidence rating or attractive project does not by itself demonstrate understanding.</w:t>
+      <w:pPr>
+        <w:spacing w:line="336" w:lineRule="auto" w:after="180"/>
+      </w:pPr>
+      <w:r>
+        <w:rPr>
+          <w:b w:val="0"/>
+        </w:rPr>
+        <w:t xml:space="preserve">Use the </w:t>
+      </w:r>
+      <w:r>
+        <w:rPr>
+          <w:b/>
+        </w:rPr>
+        <w:t>evidence</w:t>
+      </w:r>
+      <w:r>
+        <w:rPr>
+          <w:b w:val="0"/>
+        </w:rPr>
+        <w:t xml:space="preserve"> to choose reteaching or the next step. A completed page, confidence rating or attractive project does not by itself demonstrate understanding.</w:t>
       </w:r>
     </w:p>
     <w:p>
@@ -3462,8 +6964,37 @@
       </w:r>
     </w:p>
     <w:p>
-      <w:r>
-        <w:t>For your Responsible Plant Classifier, save the input, procedure, observed result and limitation of this check. Label this worked example as practice; use a different, previously unreviewed case when checking independent understanding.</w:t>
+      <w:pPr>
+        <w:spacing w:line="336" w:lineRule="auto" w:after="180"/>
+      </w:pPr>
+      <w:r>
+        <w:rPr>
+          <w:b w:val="0"/>
+        </w:rPr>
+        <w:t xml:space="preserve">For your Responsible Plant Classifier, save the </w:t>
+      </w:r>
+      <w:r>
+        <w:rPr>
+          <w:b/>
+        </w:rPr>
+        <w:t>input</w:t>
+      </w:r>
+      <w:r>
+        <w:rPr>
+          <w:b w:val="0"/>
+        </w:rPr>
+        <w:t>, procedure, observed result and limitation of this check.</w:t>
+      </w:r>
+    </w:p>
+    <w:p>
+      <w:pPr>
+        <w:spacing w:line="336" w:lineRule="auto" w:after="180"/>
+      </w:pPr>
+      <w:r>
+        <w:rPr>
+          <w:b w:val="0"/>
+        </w:rPr>
+        <w:t>Label this worked example as practice; use a different, previously unreviewed case when checking independent understanding.</w:t>
       </w:r>
     </w:p>
     <w:p>
@@ -3476,12 +7007,62 @@
     </w:p>
     <w:p>
       <w:r>
+        <w:t>Use this preparation summary alongside the detailed Reproducible Experiments lesson; it is a checklist rather than a replacement for the full sequence.</w:t>
+      </w:r>
+    </w:p>
+    <w:p>
+      <w:pPr>
+        <w:pStyle w:val="Heading3"/>
+      </w:pPr>
+      <w:r>
+        <w:t>Teaching target</w:t>
+      </w:r>
+    </w:p>
+    <w:p>
+      <w:pPr>
+        <w:spacing w:line="336" w:lineRule="auto" w:after="180"/>
+        <w:shd w:fill="EDF7F3"/>
+      </w:pPr>
+      <w:r>
+        <w:rPr>
+          <w:b w:val="0"/>
+        </w:rPr>
         <w:t>Teaching target: Record enough detail to reproduce a run</w:t>
       </w:r>
     </w:p>
     <w:p>
-      <w:r>
-        <w:t>Prepare the labelled worked-case picture, the matching workbook, fictional input cards and a place for individual responses. Check a local Python 3 environment before class; have a paper-trace version ready.</w:t>
+      <w:pPr>
+        <w:spacing w:line="336" w:lineRule="auto" w:after="180"/>
+      </w:pPr>
+      <w:r>
+        <w:rPr>
+          <w:b w:val="0"/>
+        </w:rPr>
+        <w:t xml:space="preserve">Prepare the labelled worked-case picture, the matching workbook, fictional </w:t>
+      </w:r>
+      <w:r>
+        <w:rPr>
+          <w:b/>
+        </w:rPr>
+        <w:t>input</w:t>
+      </w:r>
+      <w:r>
+        <w:rPr>
+          <w:b w:val="0"/>
+        </w:rPr>
+        <w:t xml:space="preserve"> cards and a place for individual responses. Check a local Python 3 environment before class; have a paper-trace </w:t>
+      </w:r>
+      <w:r>
+        <w:rPr>
+          <w:b/>
+        </w:rPr>
+        <w:t>version</w:t>
+      </w:r>
+      <w:r>
+        <w:rPr>
+          <w:b w:val="0"/>
+        </w:rPr>
+        <w:t xml:space="preserve"> ready.</w:t>
       </w:r>
     </w:p>
     <w:tbl>
@@ -3628,37 +7209,243 @@
       </w:tr>
     </w:tbl>
     <w:p>
-      <w:r>
-        <w:t>Before class, solve the supported practice: A file contains only seed 22 and 80 percent. Name four missing items.</w:t>
-      </w:r>
-    </w:p>
-    <w:p>
-      <w:r>
-        <w:t>Reasoned practice answer: Teacher explanation: Examples: data version, split IDs, model settings, code version, metric denominator and full planned-run results.</w:t>
-      </w:r>
-    </w:p>
-    <w:p>
-      <w:r>
-        <w:t>Check every learner before discussion: Use the worked case for Experimental records and seeds. Proposed explanation: “A final answer is enough”. Decide whether this explanation is supported. Point to the step or supplied fact that decides; explain your repair if needed.</w:t>
-      </w:r>
-    </w:p>
-    <w:p>
-      <w:r>
+      <w:pPr>
+        <w:spacing w:line="336" w:lineRule="auto" w:after="180"/>
+      </w:pPr>
+      <w:r>
+        <w:rPr>
+          <w:b w:val="0"/>
+        </w:rPr>
+        <w:t xml:space="preserve">Before class, solve the supported practice: A file contains only </w:t>
+      </w:r>
+      <w:r>
+        <w:rPr>
+          <w:b/>
+        </w:rPr>
+        <w:t>seed</w:t>
+      </w:r>
+      <w:r>
+        <w:rPr>
+          <w:b w:val="0"/>
+        </w:rPr>
+        <w:t xml:space="preserve"> 22 and 80 percent. Name four missing items.</w:t>
+      </w:r>
+    </w:p>
+    <w:p>
+      <w:pPr>
+        <w:pStyle w:val="Heading3"/>
+      </w:pPr>
+      <w:r>
+        <w:t>Supported practice answer</w:t>
+      </w:r>
+    </w:p>
+    <w:p>
+      <w:pPr>
+        <w:spacing w:line="336" w:lineRule="auto" w:after="180"/>
+        <w:shd w:fill="F1F6FC"/>
+      </w:pPr>
+      <w:r>
+        <w:rPr>
+          <w:b w:val="0"/>
+        </w:rPr>
+        <w:t xml:space="preserve">Reasoned practice answer: Teacher explanation: Examples: </w:t>
+      </w:r>
+      <w:r>
+        <w:rPr>
+          <w:b/>
+        </w:rPr>
+        <w:t>data version</w:t>
+      </w:r>
+      <w:r>
+        <w:rPr>
+          <w:b w:val="0"/>
+        </w:rPr>
+        <w:t xml:space="preserve">, split IDs, model settings, code </w:t>
+      </w:r>
+      <w:r>
+        <w:rPr>
+          <w:b/>
+        </w:rPr>
+        <w:t>version</w:t>
+      </w:r>
+      <w:r>
+        <w:rPr>
+          <w:b w:val="0"/>
+        </w:rPr>
+        <w:t>, metric denominator and full planned-run results.</w:t>
+      </w:r>
+    </w:p>
+    <w:p>
+      <w:pPr>
+        <w:spacing w:line="336" w:lineRule="auto" w:after="180"/>
+      </w:pPr>
+      <w:r>
+        <w:rPr>
+          <w:b w:val="0"/>
+        </w:rPr>
+        <w:t xml:space="preserve">Check every learner before discussion: Use the worked case for Experimental records and </w:t>
+      </w:r>
+      <w:r>
+        <w:rPr>
+          <w:b/>
+        </w:rPr>
+        <w:t>seed</w:t>
+      </w:r>
+      <w:r>
+        <w:rPr>
+          <w:b w:val="0"/>
+        </w:rPr>
+        <w:t>s. Proposed explanation: “A final answer is enough”. Decide whether this explanation is supported.</w:t>
+      </w:r>
+    </w:p>
+    <w:p>
+      <w:pPr>
+        <w:spacing w:line="336" w:lineRule="auto" w:after="180"/>
+      </w:pPr>
+      <w:r>
+        <w:rPr>
+          <w:b w:val="0"/>
+        </w:rPr>
+        <w:t>Point to the step or supplied fact that decides; explain your repair if needed.</w:t>
+      </w:r>
+    </w:p>
+    <w:p>
+      <w:pPr>
+        <w:pStyle w:val="Heading3"/>
+      </w:pPr>
+      <w:r>
+        <w:t>Repair the misconception</w:t>
+      </w:r>
+    </w:p>
+    <w:p>
+      <w:pPr>
+        <w:spacing w:line="336" w:lineRule="auto" w:after="180"/>
+        <w:shd w:fill="FFF5E6"/>
+      </w:pPr>
+      <w:r>
+        <w:rPr>
+          <w:b w:val="0"/>
+        </w:rPr>
         <w:t>Misconception repair: Ask for the relevant counts, units, procedure or saved record. For this week: Mean 70 percent; range 80-60=20 percentage points, across the three declared runs.</w:t>
       </w:r>
     </w:p>
     <w:p>
-      <w:r>
-        <w:t>Support: read the exact case aloud, enlarge the labelled picture, supply input cards and model only the first deciding step. Accept a spoken explanation or drawing; retain the reasoning goal.</w:t>
-      </w:r>
-    </w:p>
-    <w:p>
-      <w:r>
-        <w:t>Extension: The report deletes the 60% run. Require a prediction and a reason before comparing. Expected result: The remaining mean rises to75%, but the reported comparison becomes selectively incomplete. Reason: Removing an unfavourable declared run changes the evidence rather than improving the method.</w:t>
-      </w:r>
-    </w:p>
-    <w:p>
-      <w:r>
+      <w:pPr>
+        <w:pStyle w:val="Heading3"/>
+      </w:pPr>
+      <w:r>
+        <w:t>Support without giving away the answer</w:t>
+      </w:r>
+    </w:p>
+    <w:p>
+      <w:pPr>
+        <w:spacing w:line="336" w:lineRule="auto" w:after="180"/>
+        <w:shd w:fill="F1F6F8"/>
+      </w:pPr>
+      <w:r>
+        <w:rPr>
+          <w:b w:val="0"/>
+        </w:rPr>
+        <w:t xml:space="preserve">Support: read the exact case aloud, enlarge the labelled picture, supply </w:t>
+      </w:r>
+      <w:r>
+        <w:rPr>
+          <w:b/>
+        </w:rPr>
+        <w:t>input</w:t>
+      </w:r>
+      <w:r>
+        <w:rPr>
+          <w:b w:val="0"/>
+        </w:rPr>
+        <w:t xml:space="preserve"> cards and model only the first deciding step. Accept a spoken explanation or drawing; retain the reasoning goal.</w:t>
+      </w:r>
+    </w:p>
+    <w:p>
+      <w:pPr>
+        <w:pStyle w:val="Heading3"/>
+      </w:pPr>
+      <w:r>
+        <w:t>Extend the reasoning</w:t>
+      </w:r>
+    </w:p>
+    <w:p>
+      <w:pPr>
+        <w:spacing w:line="336" w:lineRule="auto" w:after="180"/>
+        <w:shd w:fill="F5F1FB"/>
+      </w:pPr>
+      <w:r>
+        <w:rPr>
+          <w:b w:val="0"/>
+        </w:rPr>
+        <w:t xml:space="preserve">Extension: The report deletes the </w:t>
+      </w:r>
+      <w:r>
+        <w:rPr>
+          <w:b/>
+        </w:rPr>
+        <w:t>60%</w:t>
+      </w:r>
+      <w:r>
+        <w:rPr>
+          <w:b w:val="0"/>
+        </w:rPr>
+        <w:t xml:space="preserve"> run. Require a </w:t>
+      </w:r>
+      <w:r>
+        <w:rPr>
+          <w:b/>
+        </w:rPr>
+        <w:t>prediction</w:t>
+      </w:r>
+      <w:r>
+        <w:rPr>
+          <w:b w:val="0"/>
+        </w:rPr>
+        <w:t xml:space="preserve"> and a reason before comparing. Expected result: The remaining mean rises to75%, but the reported comparison becomes selectively incomplete.</w:t>
+      </w:r>
+    </w:p>
+    <w:p>
+      <w:pPr>
+        <w:spacing w:line="336" w:lineRule="auto" w:after="180"/>
+        <w:shd w:fill="F5F1FB"/>
+      </w:pPr>
+      <w:r>
+        <w:rPr>
+          <w:b w:val="0"/>
+        </w:rPr>
+        <w:t xml:space="preserve">Reason: Removing an unfavourable declared run changes the </w:t>
+      </w:r>
+      <w:r>
+        <w:rPr>
+          <w:b/>
+        </w:rPr>
+        <w:t>evidence</w:t>
+      </w:r>
+      <w:r>
+        <w:rPr>
+          <w:b w:val="0"/>
+        </w:rPr>
+        <w:t xml:space="preserve"> rather than improving the method.</w:t>
+      </w:r>
+    </w:p>
+    <w:p>
+      <w:pPr>
+        <w:pStyle w:val="Heading3"/>
+      </w:pPr>
+      <w:r>
+        <w:t>Protect the independent attempt</w:t>
+      </w:r>
+    </w:p>
+    <w:p>
+      <w:pPr>
+        <w:spacing w:line="336" w:lineRule="auto" w:after="180"/>
+        <w:shd w:fill="FFF5E6"/>
+      </w:pPr>
+      <w:r>
+        <w:rPr>
+          <w:b w:val="0"/>
+        </w:rPr>
         <w:t>Independent assessment: withhold the reserved answer until the learner has attempted the new case. Record support separately from correctness.</w:t>
       </w:r>
     </w:p>
@@ -3847,13 +7634,58 @@
       </w:tr>
     </w:tbl>
     <w:p>
-      <w:r>
-        <w:t>Project checkpoint: Prepare the demonstration. Gather reproducible instructions, evidence, access checks and remaining limitations.</w:t>
-      </w:r>
-    </w:p>
-    <w:p>
-      <w:r>
-        <w:t>Use the weekly teacher answer for topic-specific reasoning. A saved progress tick is an activity record; judge mastery from the learner’s explanation and evidence.</w:t>
+      <w:pPr>
+        <w:pStyle w:val="Heading3"/>
+      </w:pPr>
+      <w:r>
+        <w:t>Project checkpoint</w:t>
+      </w:r>
+    </w:p>
+    <w:p>
+      <w:pPr>
+        <w:spacing w:line="336" w:lineRule="auto" w:after="180"/>
+        <w:shd w:fill="EDF7F3"/>
+      </w:pPr>
+      <w:r>
+        <w:rPr>
+          <w:b w:val="0"/>
+        </w:rPr>
+        <w:t xml:space="preserve">Project checkpoint: Prepare the demonstration. Gather reproducible instructions, </w:t>
+      </w:r>
+      <w:r>
+        <w:rPr>
+          <w:b/>
+        </w:rPr>
+        <w:t>evidence</w:t>
+      </w:r>
+      <w:r>
+        <w:rPr>
+          <w:b w:val="0"/>
+        </w:rPr>
+        <w:t>, access checks and remaining limitations.</w:t>
+      </w:r>
+    </w:p>
+    <w:p>
+      <w:pPr>
+        <w:spacing w:line="336" w:lineRule="auto" w:after="180"/>
+      </w:pPr>
+      <w:r>
+        <w:rPr>
+          <w:b w:val="0"/>
+        </w:rPr>
+        <w:t xml:space="preserve">Use the weekly teacher answer for topic-specific reasoning. A saved progress tick is an activity record; judge mastery from the learner’s explanation and </w:t>
+      </w:r>
+      <w:r>
+        <w:rPr>
+          <w:b/>
+        </w:rPr>
+        <w:t>evidence</w:t>
+      </w:r>
+      <w:r>
+        <w:rPr>
+          <w:b w:val="0"/>
+        </w:rPr>
+        <w:t>.</w:t>
       </w:r>
     </w:p>
     <w:p>
@@ -3866,27 +7698,1250 @@
     </w:p>
     <w:p>
       <w:r>
-        <w:t>Use the two formative questions as supported practice, not as independent mastery scores. Discuss the deciding evidence rather than accepting a guessed selection.</w:t>
-      </w:r>
-    </w:p>
-    <w:p>
-      <w:r>
+        <w:t>Use feedback, earlier review and portfolios purposefully. Apply the coding routine only when this lesson has an executable lab.</w:t>
+      </w:r>
+    </w:p>
+    <w:p>
+      <w:pPr>
+        <w:spacing w:line="336" w:lineRule="auto" w:after="180"/>
+      </w:pPr>
+      <w:r>
+        <w:rPr>
+          <w:b w:val="0"/>
+        </w:rPr>
+        <w:t xml:space="preserve">Use the two formative questions as supported practice, not as independent mastery scores. Discuss the deciding </w:t>
+      </w:r>
+      <w:r>
+        <w:rPr>
+          <w:b/>
+        </w:rPr>
+        <w:t>evidence</w:t>
+      </w:r>
+      <w:r>
+        <w:rPr>
+          <w:b w:val="0"/>
+        </w:rPr>
+        <w:t xml:space="preserve"> rather than accepting a guessed selection.</w:t>
+      </w:r>
+    </w:p>
+    <w:p>
+      <w:pPr>
+        <w:spacing w:line="336" w:lineRule="auto" w:after="180"/>
+      </w:pPr>
+      <w:r>
+        <w:rPr>
+          <w:b w:val="0"/>
+        </w:rPr>
         <w:t>The feedback comes from the reviewed public worked case. Do not reveal the separately reserved independent teacher answer until the learner has attempted that case.</w:t>
       </w:r>
     </w:p>
     <w:p>
-      <w:r>
-        <w:t>Ask students to predict before running code. Preserve errors and actual outputs; collect a changed test and an explanation. The branch-boundary and indexing lessons deliberately include failure cases.</w:t>
-      </w:r>
-    </w:p>
-    <w:p>
-      <w:r>
+      <w:pPr>
+        <w:spacing w:line="336" w:lineRule="auto" w:after="180"/>
+      </w:pPr>
+      <w:r>
+        <w:rPr>
+          <w:b w:val="0"/>
+        </w:rPr>
+        <w:t xml:space="preserve">Ask students to predict before running code. Preserve errors and actual </w:t>
+      </w:r>
+      <w:r>
+        <w:rPr>
+          <w:b/>
+        </w:rPr>
+        <w:t>output</w:t>
+      </w:r>
+      <w:r>
+        <w:rPr>
+          <w:b w:val="0"/>
+        </w:rPr>
+        <w:t>s; collect a changed test and an explanation. The branch-boundary and indexing lessons deliberately include failure cases.</w:t>
+      </w:r>
+    </w:p>
+    <w:p>
+      <w:pPr>
+        <w:spacing w:line="336" w:lineRule="auto" w:after="180"/>
+      </w:pPr>
+      <w:r>
+        <w:rPr>
+          <w:b w:val="0"/>
+        </w:rPr>
         <w:t>Use the earlier worked-explanation links to address a specific missing building block, then return to the current question. Adapt this suggestion after observing the learner; it is not an automatic diagnosis.</w:t>
       </w:r>
     </w:p>
     <w:p>
-      <w:r>
-        <w:t>Collect the completed-work portfolio as evidence. Record support separately from correctness, and assess explanation, trace/test and limitations. Progress ticks and quiz selections alone do not establish mastery.</w:t>
+      <w:pPr>
+        <w:spacing w:line="336" w:lineRule="auto" w:after="180"/>
+      </w:pPr>
+      <w:r>
+        <w:rPr>
+          <w:b w:val="0"/>
+        </w:rPr>
+        <w:t xml:space="preserve">Collect the completed-work portfolio as </w:t>
+      </w:r>
+      <w:r>
+        <w:rPr>
+          <w:b/>
+        </w:rPr>
+        <w:t>evidence</w:t>
+      </w:r>
+      <w:r>
+        <w:rPr>
+          <w:b w:val="0"/>
+        </w:rPr>
+        <w:t>. Record support separately from correctness, and assess explanation, trace/test and limitations. Progress ticks and quiz selections alone do not establish mastery.</w:t>
+      </w:r>
+    </w:p>
+    <w:p>
+      <w:pPr>
+        <w:pStyle w:val="Heading1"/>
+      </w:pPr>
+      <w:r>
+        <w:t>09. Visual concept journey</w:t>
+      </w:r>
+    </w:p>
+    <w:p>
+      <w:r>
+        <w:t>Show one Reproducible Experiments graphic at a time, request a prediction and discuss its trace before the independent assessment.</w:t>
+      </w:r>
+    </w:p>
+    <w:p>
+      <w:pPr>
+        <w:spacing w:line="336" w:lineRule="auto" w:after="180"/>
+      </w:pPr>
+      <w:r>
+        <w:rPr>
+          <w:b w:val="0"/>
+        </w:rPr>
+        <w:t xml:space="preserve">Use one picture at a time. Hide a worked result before asking for a </w:t>
+      </w:r>
+      <w:r>
+        <w:rPr>
+          <w:b/>
+        </w:rPr>
+        <w:t>prediction</w:t>
+      </w:r>
+      <w:r>
+        <w:rPr>
+          <w:b w:val="0"/>
+        </w:rPr>
+        <w:t>, then reveal it for feedback. These are supported teaching cases; retain the separate independent assessment for a fresh first attempt.</w:t>
+      </w:r>
+    </w:p>
+    <w:p>
+      <w:pPr>
+        <w:pStyle w:val="Heading3"/>
+      </w:pPr>
+      <w:r>
+        <w:t>01. Reproducible Experiments: the case</w:t>
+      </w:r>
+    </w:p>
+    <w:p>
+      <w:r>
+        <w:drawing>
+          <wp:inline xmlns:a="http://schemas.openxmlformats.org/drawingml/2006/main" xmlns:pic="http://schemas.openxmlformats.org/drawingml/2006/picture">
+            <wp:extent cx="5486400" cy="2990088"/>
+            <wp:docPr id="3" name="Picture 3" descr="Record variation across declared seeds instead of selecting the prettiest run. Supplied facts: Same fixed validation set of10 cases; declared runs seed 4=6 correct, seed 5=8, seed 6=7. All three are reported. All inputs and outcomes in this worked example are invented classroom data; no real model run is claimed."/>
+            <wp:cNvGraphicFramePr>
+              <a:graphicFrameLocks noChangeAspect="1"/>
+            </wp:cNvGraphicFramePr>
+            <a:graphic>
+              <a:graphicData uri="http://schemas.openxmlformats.org/drawingml/2006/picture">
+                <pic:pic>
+                  <pic:nvPicPr>
+                    <pic:cNvPr id="0" name="academy-story-ai-4-26-01.png"/>
+                    <pic:cNvPicPr/>
+                  </pic:nvPicPr>
+                  <pic:blipFill>
+                    <a:blip r:embed="rId11"/>
+                    <a:stretch>
+                      <a:fillRect/>
+                    </a:stretch>
+                  </pic:blipFill>
+                  <pic:spPr>
+                    <a:xfrm>
+                      <a:off x="0" y="0"/>
+                      <a:ext cx="5486400" cy="2990088"/>
+                    </a:xfrm>
+                    <a:prstGeom prst="rect"/>
+                  </pic:spPr>
+                </pic:pic>
+              </a:graphicData>
+            </a:graphic>
+          </wp:inline>
+        </w:drawing>
+      </w:r>
+    </w:p>
+    <w:p>
+      <w:pPr>
+        <w:spacing w:line="336" w:lineRule="auto" w:after="180"/>
+      </w:pPr>
+      <w:r>
+        <w:rPr>
+          <w:b w:val="0"/>
+        </w:rPr>
+        <w:t xml:space="preserve">Record variation across declared </w:t>
+      </w:r>
+      <w:r>
+        <w:rPr>
+          <w:b/>
+        </w:rPr>
+        <w:t>seed</w:t>
+      </w:r>
+      <w:r>
+        <w:rPr>
+          <w:b w:val="0"/>
+        </w:rPr>
+        <w:t xml:space="preserve">s instead of selecting the prettiest run. Supplied facts: Same fixed validation set of10 cases; declared runs </w:t>
+      </w:r>
+      <w:r>
+        <w:rPr>
+          <w:b/>
+        </w:rPr>
+        <w:t>seed</w:t>
+      </w:r>
+      <w:r>
+        <w:rPr>
+          <w:b w:val="0"/>
+        </w:rPr>
+        <w:t xml:space="preserve"> 4=6 correct, </w:t>
+      </w:r>
+      <w:r>
+        <w:rPr>
+          <w:b/>
+        </w:rPr>
+        <w:t>seed</w:t>
+      </w:r>
+      <w:r>
+        <w:rPr>
+          <w:b w:val="0"/>
+        </w:rPr>
+        <w:t xml:space="preserve"> 5=8, </w:t>
+      </w:r>
+      <w:r>
+        <w:rPr>
+          <w:b/>
+        </w:rPr>
+        <w:t>seed</w:t>
+      </w:r>
+      <w:r>
+        <w:rPr>
+          <w:b w:val="0"/>
+        </w:rPr>
+        <w:t xml:space="preserve"> 6=7. All three are reported.</w:t>
+      </w:r>
+    </w:p>
+    <w:p>
+      <w:pPr>
+        <w:spacing w:line="336" w:lineRule="auto" w:after="180"/>
+      </w:pPr>
+      <w:r>
+        <w:rPr>
+          <w:b w:val="0"/>
+        </w:rPr>
+        <w:t xml:space="preserve">All </w:t>
+      </w:r>
+      <w:r>
+        <w:rPr>
+          <w:b/>
+        </w:rPr>
+        <w:t>input</w:t>
+      </w:r>
+      <w:r>
+        <w:rPr>
+          <w:b w:val="0"/>
+        </w:rPr>
+        <w:t>s and outcomes in this worked example are invented classroom data; no real model run is claimed.</w:t>
+      </w:r>
+    </w:p>
+    <w:p>
+      <w:pPr>
+        <w:spacing w:line="336" w:lineRule="auto" w:after="180"/>
+        <w:shd w:fill="F5F1FB"/>
+      </w:pPr>
+      <w:r>
+        <w:rPr>
+          <w:b w:val="0"/>
+        </w:rPr>
+        <w:t>Point to the given fact that matters most. Explain why it matters.</w:t>
+      </w:r>
+    </w:p>
+    <w:p>
+      <w:pPr>
+        <w:pStyle w:val="Heading3"/>
+      </w:pPr>
+      <w:r>
+        <w:t>Discuss while showing the picture</w:t>
+      </w:r>
+    </w:p>
+    <w:p>
+      <w:pPr>
+        <w:spacing w:line="336" w:lineRule="auto" w:after="180"/>
+        <w:shd w:fill="F1F6F8"/>
+      </w:pPr>
+      <w:r>
+        <w:rPr>
+          <w:b w:val="0"/>
+        </w:rPr>
+        <w:t>Teacher prompt: Point to the given fact that matters most. Explain why it matters. Ask learners to describe one label or arrow in ordinary words. Use the adjacent transcript if the image is difficult to see.</w:t>
+      </w:r>
+    </w:p>
+    <w:p>
+      <w:pPr>
+        <w:pStyle w:val="Heading3"/>
+      </w:pPr>
+      <w:r>
+        <w:t>02. Follow the deciding steps</w:t>
+      </w:r>
+    </w:p>
+    <w:p>
+      <w:r>
+        <w:drawing>
+          <wp:inline xmlns:a="http://schemas.openxmlformats.org/drawingml/2006/main" xmlns:pic="http://schemas.openxmlformats.org/drawingml/2006/picture">
+            <wp:extent cx="5486400" cy="3182112"/>
+            <wp:docPr id="4" name="Picture 4" descr="Keep run identities: Record seeds4, 5, 6 with 6/10, 8/10, 7/10. → Summarise variation: Mean accuracy is 70%; range is 60% to80%. → Preserve context: Record data version, split, code, settings and seeds, not just the winning80%."/>
+            <wp:cNvGraphicFramePr>
+              <a:graphicFrameLocks noChangeAspect="1"/>
+            </wp:cNvGraphicFramePr>
+            <a:graphic>
+              <a:graphicData uri="http://schemas.openxmlformats.org/drawingml/2006/picture">
+                <pic:pic>
+                  <pic:nvPicPr>
+                    <pic:cNvPr id="0" name="academy-story-ai-4-26-02.png"/>
+                    <pic:cNvPicPr/>
+                  </pic:nvPicPr>
+                  <pic:blipFill>
+                    <a:blip r:embed="rId12"/>
+                    <a:stretch>
+                      <a:fillRect/>
+                    </a:stretch>
+                  </pic:blipFill>
+                  <pic:spPr>
+                    <a:xfrm>
+                      <a:off x="0" y="0"/>
+                      <a:ext cx="5486400" cy="3182112"/>
+                    </a:xfrm>
+                    <a:prstGeom prst="rect"/>
+                  </pic:spPr>
+                </pic:pic>
+              </a:graphicData>
+            </a:graphic>
+          </wp:inline>
+        </w:drawing>
+      </w:r>
+    </w:p>
+    <w:p>
+      <w:pPr>
+        <w:spacing w:line="336" w:lineRule="auto" w:after="180"/>
+      </w:pPr>
+      <w:r>
+        <w:rPr>
+          <w:b w:val="0"/>
+        </w:rPr>
+        <w:t xml:space="preserve">Keep run identities: Record </w:t>
+      </w:r>
+      <w:r>
+        <w:rPr>
+          <w:b/>
+        </w:rPr>
+        <w:t>seed</w:t>
+      </w:r>
+      <w:r>
+        <w:rPr>
+          <w:b w:val="0"/>
+        </w:rPr>
+        <w:t xml:space="preserve">s4, 5, 6 with 6/10, 8/10, 7/10. → Summarise variation: Mean accuracy is </w:t>
+      </w:r>
+      <w:r>
+        <w:rPr>
+          <w:b/>
+        </w:rPr>
+        <w:t>70%</w:t>
+      </w:r>
+      <w:r>
+        <w:rPr>
+          <w:b w:val="0"/>
+        </w:rPr>
+        <w:t xml:space="preserve">; range is </w:t>
+      </w:r>
+      <w:r>
+        <w:rPr>
+          <w:b/>
+        </w:rPr>
+        <w:t>60%</w:t>
+      </w:r>
+      <w:r>
+        <w:rPr>
+          <w:b w:val="0"/>
+        </w:rPr>
+        <w:t xml:space="preserve"> to</w:t>
+      </w:r>
+      <w:r>
+        <w:rPr>
+          <w:b/>
+        </w:rPr>
+        <w:t>80%</w:t>
+      </w:r>
+      <w:r>
+        <w:rPr>
+          <w:b w:val="0"/>
+        </w:rPr>
+        <w:t xml:space="preserve">. → Preserve context: Record </w:t>
+      </w:r>
+      <w:r>
+        <w:rPr>
+          <w:b/>
+        </w:rPr>
+        <w:t>data version</w:t>
+      </w:r>
+      <w:r>
+        <w:rPr>
+          <w:b w:val="0"/>
+        </w:rPr>
+        <w:t xml:space="preserve">, split, code, settings and </w:t>
+      </w:r>
+      <w:r>
+        <w:rPr>
+          <w:b/>
+        </w:rPr>
+        <w:t>seed</w:t>
+      </w:r>
+      <w:r>
+        <w:rPr>
+          <w:b w:val="0"/>
+        </w:rPr>
+        <w:t>s, not just the winning</w:t>
+      </w:r>
+      <w:r>
+        <w:rPr>
+          <w:b/>
+        </w:rPr>
+        <w:t>80%</w:t>
+      </w:r>
+      <w:r>
+        <w:rPr>
+          <w:b w:val="0"/>
+        </w:rPr>
+        <w:t>.</w:t>
+      </w:r>
+    </w:p>
+    <w:p>
+      <w:pPr>
+        <w:spacing w:line="336" w:lineRule="auto" w:after="180"/>
+        <w:shd w:fill="F5F1FB"/>
+      </w:pPr>
+      <w:r>
+        <w:rPr>
+          <w:b w:val="0"/>
+        </w:rPr>
+        <w:t xml:space="preserve">Point to each numbered stage and explain which recorded </w:t>
+      </w:r>
+      <w:r>
+        <w:rPr>
+          <w:b/>
+        </w:rPr>
+        <w:t>input</w:t>
+      </w:r>
+      <w:r>
+        <w:rPr>
+          <w:b w:val="0"/>
+        </w:rPr>
+        <w:t xml:space="preserve"> it uses.</w:t>
+      </w:r>
+    </w:p>
+    <w:p>
+      <w:pPr>
+        <w:pStyle w:val="Heading3"/>
+      </w:pPr>
+      <w:r>
+        <w:t>Discuss while showing the picture</w:t>
+      </w:r>
+    </w:p>
+    <w:p>
+      <w:pPr>
+        <w:spacing w:line="336" w:lineRule="auto" w:after="180"/>
+        <w:shd w:fill="F1F6F8"/>
+      </w:pPr>
+      <w:r>
+        <w:rPr>
+          <w:b w:val="0"/>
+        </w:rPr>
+        <w:t xml:space="preserve">Teacher prompt: Point to each numbered stage and explain which recorded </w:t>
+      </w:r>
+      <w:r>
+        <w:rPr>
+          <w:b/>
+        </w:rPr>
+        <w:t>input</w:t>
+      </w:r>
+      <w:r>
+        <w:rPr>
+          <w:b w:val="0"/>
+        </w:rPr>
+        <w:t xml:space="preserve"> it uses. Ask learners to describe one label or arrow in ordinary words. Use the adjacent transcript if the image is difficult to see.</w:t>
+      </w:r>
+    </w:p>
+    <w:p>
+      <w:pPr>
+        <w:pStyle w:val="Heading3"/>
+      </w:pPr>
+      <w:r>
+        <w:t>03. All declared seeds</w:t>
+      </w:r>
+    </w:p>
+    <w:p>
+      <w:r>
+        <w:drawing>
+          <wp:inline xmlns:a="http://schemas.openxmlformats.org/drawingml/2006/main" xmlns:pic="http://schemas.openxmlformats.org/drawingml/2006/picture">
+            <wp:extent cx="5486400" cy="3145536"/>
+            <wp:docPr id="5" name="Picture 5" descr="All declared seeds. Units: accuracy percent. seed 4: 60. seed 5: 80. seed 6: 70."/>
+            <wp:cNvGraphicFramePr>
+              <a:graphicFrameLocks noChangeAspect="1"/>
+            </wp:cNvGraphicFramePr>
+            <a:graphic>
+              <a:graphicData uri="http://schemas.openxmlformats.org/drawingml/2006/picture">
+                <pic:pic>
+                  <pic:nvPicPr>
+                    <pic:cNvPr id="0" name="academy-story-ai-4-26-03.png"/>
+                    <pic:cNvPicPr/>
+                  </pic:nvPicPr>
+                  <pic:blipFill>
+                    <a:blip r:embed="rId13"/>
+                    <a:stretch>
+                      <a:fillRect/>
+                    </a:stretch>
+                  </pic:blipFill>
+                  <pic:spPr>
+                    <a:xfrm>
+                      <a:off x="0" y="0"/>
+                      <a:ext cx="5486400" cy="3145536"/>
+                    </a:xfrm>
+                    <a:prstGeom prst="rect"/>
+                  </pic:spPr>
+                </pic:pic>
+              </a:graphicData>
+            </a:graphic>
+          </wp:inline>
+        </w:drawing>
+      </w:r>
+    </w:p>
+    <w:p>
+      <w:pPr>
+        <w:spacing w:line="336" w:lineRule="auto" w:after="180"/>
+      </w:pPr>
+      <w:r>
+        <w:rPr>
+          <w:b w:val="0"/>
+        </w:rPr>
+        <w:t xml:space="preserve">All declared </w:t>
+      </w:r>
+      <w:r>
+        <w:rPr>
+          <w:b/>
+        </w:rPr>
+        <w:t>seed</w:t>
+      </w:r>
+      <w:r>
+        <w:rPr>
+          <w:b w:val="0"/>
+        </w:rPr>
+        <w:t xml:space="preserve">s. Units: accuracy percent. </w:t>
+      </w:r>
+      <w:r>
+        <w:rPr>
+          <w:b/>
+        </w:rPr>
+        <w:t>seed</w:t>
+      </w:r>
+      <w:r>
+        <w:rPr>
+          <w:b w:val="0"/>
+        </w:rPr>
+        <w:t xml:space="preserve"> 4: 60. </w:t>
+      </w:r>
+      <w:r>
+        <w:rPr>
+          <w:b/>
+        </w:rPr>
+        <w:t>seed</w:t>
+      </w:r>
+      <w:r>
+        <w:rPr>
+          <w:b w:val="0"/>
+        </w:rPr>
+        <w:t xml:space="preserve"> 5: 80. </w:t>
+      </w:r>
+      <w:r>
+        <w:rPr>
+          <w:b/>
+        </w:rPr>
+        <w:t>seed</w:t>
+      </w:r>
+      <w:r>
+        <w:rPr>
+          <w:b w:val="0"/>
+        </w:rPr>
+        <w:t xml:space="preserve"> 6: 70.</w:t>
+      </w:r>
+    </w:p>
+    <w:p>
+      <w:pPr>
+        <w:spacing w:line="336" w:lineRule="auto" w:after="180"/>
+        <w:shd w:fill="F5F1FB"/>
+      </w:pPr>
+      <w:r>
+        <w:rPr>
+          <w:b w:val="0"/>
+        </w:rPr>
+        <w:t>Read the labels and values. Explain the relationship the model shows.</w:t>
+      </w:r>
+    </w:p>
+    <w:p>
+      <w:pPr>
+        <w:pStyle w:val="Heading3"/>
+      </w:pPr>
+      <w:r>
+        <w:t>Discuss while showing the picture</w:t>
+      </w:r>
+    </w:p>
+    <w:p>
+      <w:pPr>
+        <w:spacing w:line="336" w:lineRule="auto" w:after="180"/>
+        <w:shd w:fill="F1F6F8"/>
+      </w:pPr>
+      <w:r>
+        <w:rPr>
+          <w:b w:val="0"/>
+        </w:rPr>
+        <w:t>Teacher prompt: Read the labels and values. Explain the relationship the model shows. Ask learners to describe one label or arrow in ordinary words. Use the adjacent transcript if the image is difficult to see.</w:t>
+      </w:r>
+    </w:p>
+    <w:p>
+      <w:pPr>
+        <w:spacing w:line="336" w:lineRule="auto" w:after="180"/>
+        <w:shd w:fill="F1F6F8"/>
+      </w:pPr>
+      <w:r>
+        <w:rPr>
+          <w:b w:val="0"/>
+        </w:rPr>
+        <w:t>Check row/column meanings, units and denominators before discussing a difference. Supplied toy values are not real class or model results.</w:t>
+      </w:r>
+    </w:p>
+    <w:p>
+      <w:pPr>
+        <w:pStyle w:val="Heading3"/>
+      </w:pPr>
+      <w:r>
+        <w:t>04. Change one thing. Trace what follows.</w:t>
+      </w:r>
+    </w:p>
+    <w:p>
+      <w:r>
+        <w:drawing>
+          <wp:inline xmlns:a="http://schemas.openxmlformats.org/drawingml/2006/main" xmlns:pic="http://schemas.openxmlformats.org/drawingml/2006/picture">
+            <wp:extent cx="5486400" cy="3179064"/>
+            <wp:docPr id="6" name="Picture 6" descr="Original case: Record data version, split, code, settings and seeds, not just the winning80%. Changed condition: The report deletes the 60% run. Expected result: The remaining mean rises to75%, but the reported comparison becomes selectively incomplete. Reason: Removing an unfavourable declared run changes the evidence rather than improving the method."/>
+            <wp:cNvGraphicFramePr>
+              <a:graphicFrameLocks noChangeAspect="1"/>
+            </wp:cNvGraphicFramePr>
+            <a:graphic>
+              <a:graphicData uri="http://schemas.openxmlformats.org/drawingml/2006/picture">
+                <pic:pic>
+                  <pic:nvPicPr>
+                    <pic:cNvPr id="0" name="academy-story-ai-4-26-04.png"/>
+                    <pic:cNvPicPr/>
+                  </pic:nvPicPr>
+                  <pic:blipFill>
+                    <a:blip r:embed="rId14"/>
+                    <a:stretch>
+                      <a:fillRect/>
+                    </a:stretch>
+                  </pic:blipFill>
+                  <pic:spPr>
+                    <a:xfrm>
+                      <a:off x="0" y="0"/>
+                      <a:ext cx="5486400" cy="3179064"/>
+                    </a:xfrm>
+                    <a:prstGeom prst="rect"/>
+                  </pic:spPr>
+                </pic:pic>
+              </a:graphicData>
+            </a:graphic>
+          </wp:inline>
+        </w:drawing>
+      </w:r>
+    </w:p>
+    <w:p>
+      <w:pPr>
+        <w:spacing w:line="336" w:lineRule="auto" w:after="180"/>
+      </w:pPr>
+      <w:r>
+        <w:rPr>
+          <w:b w:val="0"/>
+        </w:rPr>
+        <w:t xml:space="preserve">Original case: Record </w:t>
+      </w:r>
+      <w:r>
+        <w:rPr>
+          <w:b/>
+        </w:rPr>
+        <w:t>data version</w:t>
+      </w:r>
+      <w:r>
+        <w:rPr>
+          <w:b w:val="0"/>
+        </w:rPr>
+        <w:t xml:space="preserve">, split, code, settings and </w:t>
+      </w:r>
+      <w:r>
+        <w:rPr>
+          <w:b/>
+        </w:rPr>
+        <w:t>seed</w:t>
+      </w:r>
+      <w:r>
+        <w:rPr>
+          <w:b w:val="0"/>
+        </w:rPr>
+        <w:t>s, not just the winning</w:t>
+      </w:r>
+      <w:r>
+        <w:rPr>
+          <w:b/>
+        </w:rPr>
+        <w:t>80%</w:t>
+      </w:r>
+      <w:r>
+        <w:rPr>
+          <w:b w:val="0"/>
+        </w:rPr>
+        <w:t xml:space="preserve">. Changed condition: The report deletes the </w:t>
+      </w:r>
+      <w:r>
+        <w:rPr>
+          <w:b/>
+        </w:rPr>
+        <w:t>60%</w:t>
+      </w:r>
+      <w:r>
+        <w:rPr>
+          <w:b w:val="0"/>
+        </w:rPr>
+        <w:t xml:space="preserve"> run.</w:t>
+      </w:r>
+    </w:p>
+    <w:p>
+      <w:pPr>
+        <w:spacing w:line="336" w:lineRule="auto" w:after="180"/>
+      </w:pPr>
+      <w:r>
+        <w:rPr>
+          <w:b w:val="0"/>
+        </w:rPr>
+        <w:t xml:space="preserve">Expected result: The remaining mean rises to75%, but the reported comparison becomes selectively incomplete. Reason: Removing an unfavourable declared run changes the </w:t>
+      </w:r>
+      <w:r>
+        <w:rPr>
+          <w:b/>
+        </w:rPr>
+        <w:t>evidence</w:t>
+      </w:r>
+      <w:r>
+        <w:rPr>
+          <w:b w:val="0"/>
+        </w:rPr>
+        <w:t xml:space="preserve"> rather than improving the method.</w:t>
+      </w:r>
+    </w:p>
+    <w:p>
+      <w:pPr>
+        <w:spacing w:line="336" w:lineRule="auto" w:after="180"/>
+        <w:shd w:fill="F5F1FB"/>
+      </w:pPr>
+      <w:r>
+        <w:rPr>
+          <w:b w:val="0"/>
+        </w:rPr>
+        <w:t>Predict before checking the worked changed-case result. Name what changed and what the supplied facts allow you to conclude.</w:t>
+      </w:r>
+    </w:p>
+    <w:p>
+      <w:pPr>
+        <w:pStyle w:val="Heading3"/>
+      </w:pPr>
+      <w:r>
+        <w:t>Discuss while showing the picture</w:t>
+      </w:r>
+    </w:p>
+    <w:p>
+      <w:pPr>
+        <w:spacing w:line="336" w:lineRule="auto" w:after="180"/>
+        <w:shd w:fill="F1F6F8"/>
+      </w:pPr>
+      <w:r>
+        <w:rPr>
+          <w:b w:val="0"/>
+        </w:rPr>
+        <w:t>Teacher prompt: Predict before checking the worked changed-case result. Name what changed and what the supplied facts allow you to conclude. Ask learners to describe one label or arrow in ordinary words.</w:t>
+      </w:r>
+    </w:p>
+    <w:p>
+      <w:pPr>
+        <w:spacing w:line="336" w:lineRule="auto" w:after="180"/>
+        <w:shd w:fill="F1F6F8"/>
+      </w:pPr>
+      <w:r>
+        <w:rPr>
+          <w:b w:val="0"/>
+        </w:rPr>
+        <w:t xml:space="preserve">Use the adjacent transcript if the image is difficult to see. Changed-case reasoning: Removing an unfavourable declared run changes the </w:t>
+      </w:r>
+      <w:r>
+        <w:rPr>
+          <w:b/>
+        </w:rPr>
+        <w:t>evidence</w:t>
+      </w:r>
+      <w:r>
+        <w:rPr>
+          <w:b w:val="0"/>
+        </w:rPr>
+        <w:t xml:space="preserve"> rather than improving the method.</w:t>
+      </w:r>
+    </w:p>
+    <w:p>
+      <w:pPr>
+        <w:pStyle w:val="Heading3"/>
+      </w:pPr>
+      <w:r>
+        <w:t>05. Connect the explanation to its limit</w:t>
+      </w:r>
+    </w:p>
+    <w:p>
+      <w:r>
+        <w:drawing>
+          <wp:inline xmlns:a="http://schemas.openxmlformats.org/drawingml/2006/main" xmlns:pic="http://schemas.openxmlformats.org/drawingml/2006/picture">
+            <wp:extent cx="5486400" cy="2834640"/>
+            <wp:docPr id="7" name="Picture 7" descr="Read the picture in order. Record data version, split, code, settings and seeds, not just the winning80%. The arrows show which recorded input or intermediate result each decision uses. Explain the deciding step aloud before checking the changed case; pointing to the final answer alone does not show how it follows. Limit: Seeds help reproduction but do not necessarily remove hardware or library nondeterminism; report the actual environment."/>
+            <wp:cNvGraphicFramePr>
+              <a:graphicFrameLocks noChangeAspect="1"/>
+            </wp:cNvGraphicFramePr>
+            <a:graphic>
+              <a:graphicData uri="http://schemas.openxmlformats.org/drawingml/2006/picture">
+                <pic:pic>
+                  <pic:nvPicPr>
+                    <pic:cNvPr id="0" name="academy-story-ai-4-26-05.png"/>
+                    <pic:cNvPicPr/>
+                  </pic:nvPicPr>
+                  <pic:blipFill>
+                    <a:blip r:embed="rId15"/>
+                    <a:stretch>
+                      <a:fillRect/>
+                    </a:stretch>
+                  </pic:blipFill>
+                  <pic:spPr>
+                    <a:xfrm>
+                      <a:off x="0" y="0"/>
+                      <a:ext cx="5486400" cy="2834640"/>
+                    </a:xfrm>
+                    <a:prstGeom prst="rect"/>
+                  </pic:spPr>
+                </pic:pic>
+              </a:graphicData>
+            </a:graphic>
+          </wp:inline>
+        </w:drawing>
+      </w:r>
+    </w:p>
+    <w:p>
+      <w:pPr>
+        <w:spacing w:line="336" w:lineRule="auto" w:after="180"/>
+      </w:pPr>
+      <w:r>
+        <w:rPr>
+          <w:b w:val="0"/>
+        </w:rPr>
+        <w:t xml:space="preserve">Read the picture in order. Record </w:t>
+      </w:r>
+      <w:r>
+        <w:rPr>
+          <w:b/>
+        </w:rPr>
+        <w:t>data version</w:t>
+      </w:r>
+      <w:r>
+        <w:rPr>
+          <w:b w:val="0"/>
+        </w:rPr>
+        <w:t xml:space="preserve">, split, code, settings and </w:t>
+      </w:r>
+      <w:r>
+        <w:rPr>
+          <w:b/>
+        </w:rPr>
+        <w:t>seed</w:t>
+      </w:r>
+      <w:r>
+        <w:rPr>
+          <w:b w:val="0"/>
+        </w:rPr>
+        <w:t>s, not just the winning</w:t>
+      </w:r>
+      <w:r>
+        <w:rPr>
+          <w:b/>
+        </w:rPr>
+        <w:t>80%</w:t>
+      </w:r>
+      <w:r>
+        <w:rPr>
+          <w:b w:val="0"/>
+        </w:rPr>
+        <w:t xml:space="preserve">. The arrows show which recorded </w:t>
+      </w:r>
+      <w:r>
+        <w:rPr>
+          <w:b/>
+        </w:rPr>
+        <w:t>input</w:t>
+      </w:r>
+      <w:r>
+        <w:rPr>
+          <w:b w:val="0"/>
+        </w:rPr>
+        <w:t xml:space="preserve"> or intermediate result each decision uses.</w:t>
+      </w:r>
+    </w:p>
+    <w:p>
+      <w:pPr>
+        <w:spacing w:line="336" w:lineRule="auto" w:after="180"/>
+      </w:pPr>
+      <w:r>
+        <w:rPr>
+          <w:b w:val="0"/>
+        </w:rPr>
+        <w:t>Explain the deciding step aloud before checking the changed case; pointing to the final answer alone does not show how it follows.</w:t>
+      </w:r>
+    </w:p>
+    <w:p>
+      <w:pPr>
+        <w:spacing w:line="336" w:lineRule="auto" w:after="180"/>
+      </w:pPr>
+      <w:r>
+        <w:rPr>
+          <w:b w:val="0"/>
+        </w:rPr>
+        <w:t xml:space="preserve">Limit: </w:t>
+      </w:r>
+      <w:r>
+        <w:rPr>
+          <w:b/>
+        </w:rPr>
+        <w:t>Seed</w:t>
+      </w:r>
+      <w:r>
+        <w:rPr>
+          <w:b w:val="0"/>
+        </w:rPr>
+        <w:t>s help reproduction but do not necessarily remove hardware or library nondeterminism; report the actual environment.</w:t>
+      </w:r>
+    </w:p>
+    <w:p>
+      <w:pPr>
+        <w:spacing w:line="336" w:lineRule="auto" w:after="180"/>
+        <w:shd w:fill="F5F1FB"/>
+      </w:pPr>
+      <w:r>
+        <w:rPr>
+          <w:b w:val="0"/>
+        </w:rPr>
+        <w:t>Explain the case, then point to a limit on the claim.</w:t>
+      </w:r>
+    </w:p>
+    <w:p>
+      <w:pPr>
+        <w:pStyle w:val="Heading3"/>
+      </w:pPr>
+      <w:r>
+        <w:t>Discuss while showing the picture</w:t>
+      </w:r>
+    </w:p>
+    <w:p>
+      <w:pPr>
+        <w:spacing w:line="336" w:lineRule="auto" w:after="180"/>
+        <w:shd w:fill="F1F6F8"/>
+      </w:pPr>
+      <w:r>
+        <w:rPr>
+          <w:b w:val="0"/>
+        </w:rPr>
+        <w:t>Teacher prompt: Explain the case, then point to a limit on the claim. Ask learners to describe one label or arrow in ordinary words. Use the adjacent transcript if the image is difficult to see.</w:t>
+      </w:r>
+    </w:p>
+    <w:p>
+      <w:pPr>
+        <w:spacing w:line="336" w:lineRule="auto" w:after="180"/>
+        <w:shd w:fill="F1F6F8"/>
+      </w:pPr>
+      <w:r>
+        <w:rPr>
+          <w:b w:val="0"/>
+        </w:rPr>
+        <w:t xml:space="preserve">Keep the stated scope: </w:t>
+      </w:r>
+      <w:r>
+        <w:rPr>
+          <w:b/>
+        </w:rPr>
+        <w:t>Seed</w:t>
+      </w:r>
+      <w:r>
+        <w:rPr>
+          <w:b w:val="0"/>
+        </w:rPr>
+        <w:t>s help reproduction but do not necessarily remove hardware or library nondeterminism; report the actual environment.</w:t>
+      </w:r>
+    </w:p>
+    <w:p>
+      <w:pPr>
+        <w:pStyle w:val="Heading3"/>
+      </w:pPr>
+      <w:r>
+        <w:t>06. Make the idea visible in your project</w:t>
+      </w:r>
+    </w:p>
+    <w:p>
+      <w:r>
+        <w:drawing>
+          <wp:inline xmlns:a="http://schemas.openxmlformats.org/drawingml/2006/main" xmlns:pic="http://schemas.openxmlformats.org/drawingml/2006/picture">
+            <wp:extent cx="5486400" cy="3681984"/>
+            <wp:docPr id="8" name="Picture 8" descr="For your Responsible Plant Classifier, save the input, procedure, observed result and limitation of this check. Label this worked example as practice; use a different, previously unreviewed case when checking independent understanding. Draw your input, deciding step, result and limit. Supported question: What should accompany the mean 70%? Point to the relevant step in the picture, then write the changed result and the rule or evidence that supports it."/>
+            <wp:cNvGraphicFramePr>
+              <a:graphicFrameLocks noChangeAspect="1"/>
+            </wp:cNvGraphicFramePr>
+            <a:graphic>
+              <a:graphicData uri="http://schemas.openxmlformats.org/drawingml/2006/picture">
+                <pic:pic>
+                  <pic:nvPicPr>
+                    <pic:cNvPr id="0" name="academy-story-ai-4-26-06.png"/>
+                    <pic:cNvPicPr/>
+                  </pic:nvPicPr>
+                  <pic:blipFill>
+                    <a:blip r:embed="rId16"/>
+                    <a:stretch>
+                      <a:fillRect/>
+                    </a:stretch>
+                  </pic:blipFill>
+                  <pic:spPr>
+                    <a:xfrm>
+                      <a:off x="0" y="0"/>
+                      <a:ext cx="5486400" cy="3681984"/>
+                    </a:xfrm>
+                    <a:prstGeom prst="rect"/>
+                  </pic:spPr>
+                </pic:pic>
+              </a:graphicData>
+            </a:graphic>
+          </wp:inline>
+        </w:drawing>
+      </w:r>
+    </w:p>
+    <w:p>
+      <w:pPr>
+        <w:spacing w:line="336" w:lineRule="auto" w:after="180"/>
+      </w:pPr>
+      <w:r>
+        <w:rPr>
+          <w:b w:val="0"/>
+        </w:rPr>
+        <w:t xml:space="preserve">For your Responsible Plant Classifier, save the </w:t>
+      </w:r>
+      <w:r>
+        <w:rPr>
+          <w:b/>
+        </w:rPr>
+        <w:t>input</w:t>
+      </w:r>
+      <w:r>
+        <w:rPr>
+          <w:b w:val="0"/>
+        </w:rPr>
+        <w:t>, procedure, observed result and limitation of this check.</w:t>
+      </w:r>
+    </w:p>
+    <w:p>
+      <w:pPr>
+        <w:spacing w:line="336" w:lineRule="auto" w:after="180"/>
+      </w:pPr>
+      <w:r>
+        <w:rPr>
+          <w:b w:val="0"/>
+        </w:rPr>
+        <w:t xml:space="preserve">Label this worked example as practice; use a different, previously unreviewed case when checking independent understanding. Draw your </w:t>
+      </w:r>
+      <w:r>
+        <w:rPr>
+          <w:b/>
+        </w:rPr>
+        <w:t>input</w:t>
+      </w:r>
+      <w:r>
+        <w:rPr>
+          <w:b w:val="0"/>
+        </w:rPr>
+        <w:t>, deciding step, result and limit.</w:t>
+      </w:r>
+    </w:p>
+    <w:p>
+      <w:pPr>
+        <w:spacing w:line="336" w:lineRule="auto" w:after="180"/>
+      </w:pPr>
+      <w:r>
+        <w:rPr>
+          <w:b w:val="0"/>
+        </w:rPr>
+        <w:t xml:space="preserve">Supported question: What should accompany the mean </w:t>
+      </w:r>
+      <w:r>
+        <w:rPr>
+          <w:b/>
+        </w:rPr>
+        <w:t>70%</w:t>
+      </w:r>
+      <w:r>
+        <w:rPr>
+          <w:b w:val="0"/>
+        </w:rPr>
+        <w:t xml:space="preserve">? Point to the relevant step in the picture, then write the changed result and the rule or </w:t>
+      </w:r>
+      <w:r>
+        <w:rPr>
+          <w:b/>
+        </w:rPr>
+        <w:t>evidence</w:t>
+      </w:r>
+      <w:r>
+        <w:rPr>
+          <w:b w:val="0"/>
+        </w:rPr>
+        <w:t xml:space="preserve"> that supports it.</w:t>
+      </w:r>
+    </w:p>
+    <w:p>
+      <w:pPr>
+        <w:spacing w:line="336" w:lineRule="auto" w:after="180"/>
+        <w:shd w:fill="F5F1FB"/>
+      </w:pPr>
+      <w:r>
+        <w:rPr>
+          <w:b w:val="0"/>
+        </w:rPr>
+        <w:t xml:space="preserve">Draw your project trace and justify the deciding step using </w:t>
+      </w:r>
+      <w:r>
+        <w:rPr>
+          <w:b/>
+        </w:rPr>
+        <w:t>evidence</w:t>
+      </w:r>
+      <w:r>
+        <w:rPr>
+          <w:b w:val="0"/>
+        </w:rPr>
+        <w:t>.</w:t>
+      </w:r>
+    </w:p>
+    <w:p>
+      <w:pPr>
+        <w:pStyle w:val="Heading3"/>
+      </w:pPr>
+      <w:r>
+        <w:t>Discuss while showing the picture</w:t>
+      </w:r>
+    </w:p>
+    <w:p>
+      <w:pPr>
+        <w:spacing w:line="336" w:lineRule="auto" w:after="180"/>
+        <w:shd w:fill="F1F6F8"/>
+      </w:pPr>
+      <w:r>
+        <w:rPr>
+          <w:b w:val="0"/>
+        </w:rPr>
+        <w:t xml:space="preserve">Teacher prompt: Draw your project trace and justify the deciding step using </w:t>
+      </w:r>
+      <w:r>
+        <w:rPr>
+          <w:b/>
+        </w:rPr>
+        <w:t>evidence</w:t>
+      </w:r>
+      <w:r>
+        <w:rPr>
+          <w:b w:val="0"/>
+        </w:rPr>
+        <w:t>. Ask learners to describe one label or arrow in ordinary words. Use the adjacent transcript if the image is difficult to see.</w:t>
+      </w:r>
+    </w:p>
+    <w:p>
+      <w:pPr>
+        <w:spacing w:line="336" w:lineRule="auto" w:after="180"/>
+        <w:shd w:fill="F1F6F8"/>
+      </w:pPr>
+      <w:r>
+        <w:rPr>
+          <w:b w:val="0"/>
+        </w:rPr>
+        <w:t xml:space="preserve">Supported practice key: The three individual run results, </w:t>
+      </w:r>
+      <w:r>
+        <w:rPr>
+          <w:b/>
+        </w:rPr>
+        <w:t>seed</w:t>
+      </w:r>
+      <w:r>
+        <w:rPr>
+          <w:b w:val="0"/>
+        </w:rPr>
+        <w:t xml:space="preserve"> list, 60–</w:t>
+      </w:r>
+      <w:r>
+        <w:rPr>
+          <w:b/>
+        </w:rPr>
+        <w:t>80%</w:t>
+      </w:r>
+      <w:r>
+        <w:rPr>
+          <w:b w:val="0"/>
+        </w:rPr>
+        <w:t xml:space="preserve"> range and shared evaluation conditions, so variability is visible.</w:t>
+      </w:r>
+    </w:p>
+    <w:p>
+      <w:pPr>
+        <w:spacing w:line="336" w:lineRule="auto" w:after="180"/>
+        <w:shd w:fill="F1F6F8"/>
+      </w:pPr>
+      <w:r>
+        <w:rPr>
+          <w:b w:val="0"/>
+        </w:rPr>
+        <w:t xml:space="preserve">Changed-case check: The remaining mean rises to75%, but the reported comparison becomes selectively incomplete. Removing an unfavourable declared run changes the </w:t>
+      </w:r>
+      <w:r>
+        <w:rPr>
+          <w:b/>
+        </w:rPr>
+        <w:t>evidence</w:t>
+      </w:r>
+      <w:r>
+        <w:rPr>
+          <w:b w:val="0"/>
+        </w:rPr>
+        <w:t xml:space="preserve"> rather than improving the method.</w:t>
       </w:r>
     </w:p>
     <w:sectPr>

--- a/downloads/teacher/ai-4-week-26.docx
+++ b/downloads/teacher/ai-4-week-26.docx
@@ -189,7 +189,7 @@
           </w:tcPr>
           <w:p>
             <w:r>
-              <w:t>Sections 9 and 11–14. Give extra time to finish the full task set; use Section 15 when the week includes a coding lab.</w:t>
+              <w:t>Use “Run the investigation”, “Connect your project”, “Show what you know”, “Study a complete case” and “Try a new case independently”. Give extra time for the full task set. If this week has a coding lab, use its named section; section numbers can change when extra explanations are included.</w:t>
             </w:r>
           </w:p>
         </w:tc>
@@ -2876,6 +2876,26 @@
     <w:p>
       <w:r>
         <w:t>Demonstrate Reproducible Experiments, reduce support deliberately and check individual reasoning before discussing answers.</w:t>
+      </w:r>
+    </w:p>
+    <w:p>
+      <w:pPr>
+        <w:pStyle w:val="Heading3"/>
+      </w:pPr>
+      <w:r>
+        <w:t>Choose the pacing route</w:t>
+      </w:r>
+    </w:p>
+    <w:p>
+      <w:pPr>
+        <w:spacing w:line="336" w:lineRule="auto" w:after="180"/>
+        <w:shd w:fill="F1F6F8"/>
+      </w:pPr>
+      <w:r>
+        <w:rPr>
+          <w:b w:val="0"/>
+        </w:rPr>
+        <w:t>Compact alternative: this two-session sequence covers selected core tasks. Use the three-session weekly plan for the full lesson, independent transfer, feedback and project work; allow extra time for extensions.</w:t>
       </w:r>
     </w:p>
     <w:p>
@@ -7202,7 +7222,7 @@
           </w:tcPr>
           <w:p>
             <w:r>
-              <w:t>Sections 9 and 11–14. Give extra time to finish the full task set; use Section 15 when the week includes a coding lab.</w:t>
+              <w:t>Use “Run the investigation”, “Connect your project”, “Show what you know”, “Study a complete case” and “Try a new case independently”. Give extra time for the full task set. If this week has a coding lab, use its named section; section numbers can change when extra explanations are included.</w:t>
             </w:r>
           </w:p>
         </w:tc>

--- a/downloads/teacher/ai-4-week-26.docx
+++ b/downloads/teacher/ai-4-week-26.docx
@@ -25,20 +25,38 @@
         <w:pStyle w:val="Heading1"/>
       </w:pPr>
       <w:r>
-        <w:t>01. Reproducible Experiments</w:t>
-      </w:r>
-    </w:p>
-    <w:p>
-      <w:r>
-        <w:t>Prepare Reproducible Experiments: check the target, prerequisites, resources and adaptable teaching schedule.</w:t>
-      </w:r>
-    </w:p>
-    <w:p>
-      <w:pPr>
-        <w:pStyle w:val="Heading3"/>
-      </w:pPr>
-      <w:r>
-        <w:t>Teach the learning cycle</w:t>
+        <w:t>Teach reproducibility with evidence that is actually supplied.</w:t>
+      </w:r>
+    </w:p>
+    <w:p>
+      <w:r>
+        <w:t>Provide a complete deterministic peer program and synthetic prediction audit without pretending they rerun an unknown classifier.</w:t>
+      </w:r>
+    </w:p>
+    <w:p>
+      <w:r>
+        <w:t>Require actual environment,version state,complete declared runs and bounded reproduction claims.</w:t>
+      </w:r>
+    </w:p>
+    <w:p>
+      <w:pPr>
+        <w:pStyle w:val="Heading1"/>
+      </w:pPr>
+      <w:r>
+        <w:t>01. Prepare the connected experiment</w:t>
+      </w:r>
+    </w:p>
+    <w:p>
+      <w:r>
+        <w:t>Keep prior exposure, shared practice and independent evidence distinct.</w:t>
+      </w:r>
+    </w:p>
+    <w:p>
+      <w:pPr>
+        <w:pStyle w:val="Heading2"/>
+      </w:pPr>
+      <w:r>
+        <w:t>Goal and main teaching plan</w:t>
       </w:r>
     </w:p>
     <w:p>
@@ -231,9 +249,448 @@
     </w:p>
     <w:p>
       <w:pPr>
+        <w:pStyle w:val="Heading2"/>
+      </w:pPr>
+      <w:r>
+        <w:t>Materials and prerequisite</w:t>
+      </w:r>
+    </w:p>
+    <w:p>
+      <w:pPr>
+        <w:spacing w:line="336" w:lineRule="auto" w:after="180"/>
+      </w:pPr>
+      <w:r>
+        <w:rPr>
+          <w:b w:val="0"/>
+        </w:rPr>
+        <w:t xml:space="preserve">Teach two 45-minute sessions. This week focuses on experimental records and </w:t>
+      </w:r>
+      <w:r>
+        <w:rPr>
+          <w:b/>
+        </w:rPr>
+        <w:t>seed</w:t>
+      </w:r>
+      <w:r>
+        <w:rPr>
+          <w:b w:val="0"/>
+        </w:rPr>
+        <w:t>s. Model the worked example first, collect the new W 4 case independently before feedback, and use the fresh retry to check transfer.</w:t>
+      </w:r>
+    </w:p>
+    <w:p>
+      <w:pPr>
+        <w:spacing w:line="336" w:lineRule="auto" w:after="180"/>
+      </w:pPr>
+      <w:r>
+        <w:rPr>
+          <w:b w:val="0"/>
+        </w:rPr>
+        <w:t>Award credit for traceable reasoning and bounded claims, including justified uncertainty.</w:t>
+      </w:r>
+    </w:p>
+    <w:p>
+      <w:pPr>
+        <w:spacing w:line="336" w:lineRule="auto" w:after="180"/>
+      </w:pPr>
+      <w:r>
+        <w:rPr>
+          <w:b w:val="0"/>
+        </w:rPr>
+        <w:t>Use the supplied scenario, student illustrations and blank paper. For numeric work, offer counters or a calculator after learners show the setup. Fictional records are supplied; personal data and paid accounts are unnecessary.</w:t>
+      </w:r>
+    </w:p>
+    <w:p>
+      <w:pPr>
+        <w:spacing w:line="336" w:lineRule="auto" w:after="180"/>
+      </w:pPr>
+      <w:r>
+        <w:rPr>
+          <w:b w:val="0"/>
+        </w:rPr>
+        <w:t xml:space="preserve">The model </w:t>
+      </w:r>
+      <w:r>
+        <w:rPr>
+          <w:b/>
+        </w:rPr>
+        <w:t>version</w:t>
+      </w:r>
+      <w:r>
+        <w:rPr>
+          <w:b w:val="0"/>
+        </w:rPr>
+        <w:t>, split, metric, data provenance and development choices.</w:t>
+      </w:r>
+    </w:p>
+    <w:p>
+      <w:pPr>
+        <w:spacing w:line="336" w:lineRule="auto" w:after="180"/>
+      </w:pPr>
+      <w:r>
+        <w:rPr>
+          <w:b w:val="0"/>
+        </w:rPr>
+        <w:t>Printed student lesson and workbook</w:t>
+      </w:r>
+    </w:p>
+    <w:p>
+      <w:pPr>
+        <w:spacing w:line="336" w:lineRule="auto" w:after="180"/>
+      </w:pPr>
+      <w:r>
+        <w:rPr>
+          <w:b w:val="0"/>
+        </w:rPr>
+        <w:t>Paper, pencils and a calculator for fractions</w:t>
+      </w:r>
+    </w:p>
+    <w:p>
+      <w:pPr>
+        <w:spacing w:line="336" w:lineRule="auto" w:after="180"/>
+      </w:pPr>
+      <w:r>
+        <w:rPr>
+          <w:b w:val="0"/>
+        </w:rPr>
+        <w:t xml:space="preserve">The fictional examples and a blank </w:t>
+      </w:r>
+      <w:r>
+        <w:rPr>
+          <w:b/>
+        </w:rPr>
+        <w:t>evidence</w:t>
+      </w:r>
+      <w:r>
+        <w:rPr>
+          <w:b w:val="0"/>
+        </w:rPr>
+        <w:t xml:space="preserve"> table</w:t>
+      </w:r>
+    </w:p>
+    <w:p>
+      <w:pPr>
+        <w:spacing w:line="336" w:lineRule="auto" w:after="180"/>
+      </w:pPr>
+      <w:r>
+        <w:rPr>
+          <w:b w:val="0"/>
+        </w:rPr>
+        <w:t>Saved classroom project records for critique; no personal student dataset required</w:t>
+      </w:r>
+    </w:p>
+    <w:p>
+      <w:pPr>
         <w:pStyle w:val="Heading3"/>
       </w:pPr>
       <w:r>
+        <w:t>Apply the connected idea: Versioned experiments</w:t>
+      </w:r>
+    </w:p>
+    <w:p>
+      <w:pPr>
+        <w:spacing w:line="336" w:lineRule="auto" w:after="180"/>
+      </w:pPr>
+      <w:r>
+        <w:rPr>
+          <w:b w:val="0"/>
+        </w:rPr>
+        <w:t>Teach Week 28 as a two-session investigation using fictional data. A fictional activity scoring experiment compares two weight settings on the same development records.</w:t>
+      </w:r>
+    </w:p>
+    <w:p>
+      <w:pPr>
+        <w:spacing w:line="336" w:lineRule="auto" w:after="180"/>
+      </w:pPr>
+      <w:r>
+        <w:rPr>
+          <w:b w:val="0"/>
+        </w:rPr>
+        <w:t xml:space="preserve">Save code </w:t>
+      </w:r>
+      <w:r>
+        <w:rPr>
+          <w:b/>
+        </w:rPr>
+        <w:t>version</w:t>
+      </w:r>
+      <w:r>
+        <w:rPr>
+          <w:b w:val="0"/>
+        </w:rPr>
+        <w:t xml:space="preserve">, </w:t>
+      </w:r>
+      <w:r>
+        <w:rPr>
+          <w:b/>
+        </w:rPr>
+        <w:t>input</w:t>
+      </w:r>
+      <w:r>
+        <w:rPr>
+          <w:b w:val="0"/>
+        </w:rPr>
+        <w:t xml:space="preserve"> </w:t>
+      </w:r>
+      <w:r>
+        <w:rPr>
+          <w:b/>
+        </w:rPr>
+        <w:t>version</w:t>
+      </w:r>
+      <w:r>
+        <w:rPr>
+          <w:b w:val="0"/>
+        </w:rPr>
+        <w:t xml:space="preserve">, weights, tie rule and </w:t>
+      </w:r>
+      <w:r>
+        <w:rPr>
+          <w:b/>
+        </w:rPr>
+        <w:t>output</w:t>
+      </w:r>
+      <w:r>
+        <w:rPr>
+          <w:b w:val="0"/>
+        </w:rPr>
+        <w:t>s. A label such as v2 is useful only when it refers to an identifiable saved state.</w:t>
+      </w:r>
+    </w:p>
+    <w:p>
+      <w:pPr>
+        <w:spacing w:line="336" w:lineRule="auto" w:after="180"/>
+      </w:pPr>
+      <w:r>
+        <w:rPr>
+          <w:b w:val="0"/>
+        </w:rPr>
+        <w:t>Assess the three stated outcomes through the independent task, not by copying the worked result.</w:t>
+      </w:r>
+    </w:p>
+    <w:p>
+      <w:pPr>
+        <w:pStyle w:val="Heading3"/>
+      </w:pPr>
+      <w:r>
+        <w:t>Readiness answer</w:t>
+      </w:r>
+    </w:p>
+    <w:p>
+      <w:pPr>
+        <w:spacing w:line="336" w:lineRule="auto" w:after="180"/>
+      </w:pPr>
+      <w:r>
+        <w:rPr>
+          <w:b w:val="0"/>
+        </w:rPr>
+        <w:t>To avoid changing expectations simply to match a bug.</w:t>
+      </w:r>
+    </w:p>
+    <w:p>
+      <w:pPr>
+        <w:spacing w:line="336" w:lineRule="auto" w:after="180"/>
+      </w:pPr>
+      <w:r>
+        <w:rPr>
+          <w:b w:val="0"/>
+        </w:rPr>
+        <w:t>Python 3 editor with a fresh local practice file</w:t>
+      </w:r>
+    </w:p>
+    <w:p>
+      <w:pPr>
+        <w:spacing w:line="336" w:lineRule="auto" w:after="180"/>
+      </w:pPr>
+      <w:r>
+        <w:rPr>
+          <w:b w:val="0"/>
+        </w:rPr>
+        <w:t>Paper trace table and the student workbook</w:t>
+      </w:r>
+    </w:p>
+    <w:p>
+      <w:pPr>
+        <w:spacing w:line="336" w:lineRule="auto" w:after="180"/>
+      </w:pPr>
+      <w:r>
+        <w:rPr>
+          <w:b w:val="0"/>
+        </w:rPr>
+        <w:t xml:space="preserve">Fictional </w:t>
+      </w:r>
+      <w:r>
+        <w:rPr>
+          <w:b/>
+        </w:rPr>
+        <w:t>input</w:t>
+      </w:r>
+      <w:r>
+        <w:rPr>
+          <w:b w:val="0"/>
+        </w:rPr>
+        <w:t xml:space="preserve"> records from this lesson; no real student identifiers</w:t>
+      </w:r>
+    </w:p>
+    <w:p>
+      <w:pPr>
+        <w:pStyle w:val="Heading2"/>
+      </w:pPr>
+      <w:r>
+        <w:t>Opening retrieval</w:t>
+      </w:r>
+    </w:p>
+    <w:p>
+      <w:pPr>
+        <w:spacing w:line="336" w:lineRule="auto" w:after="180"/>
+      </w:pPr>
+      <w:r>
+        <w:rPr>
+          <w:b w:val="0"/>
+        </w:rPr>
+        <w:t>Without opening the old lesson, explain one key idea from Metrics Match Consequences. Give an example and a mistake that the idea helps you avoid.</w:t>
+      </w:r>
+    </w:p>
+    <w:p>
+      <w:pPr>
+        <w:spacing w:line="336" w:lineRule="auto" w:after="180"/>
+      </w:pPr>
+      <w:r>
+        <w:rPr>
+          <w:b w:val="0"/>
+        </w:rPr>
+        <w:t>Look for: Apply a declared score threshold including equality</w:t>
+      </w:r>
+    </w:p>
+    <w:p>
+      <w:pPr>
+        <w:spacing w:line="336" w:lineRule="auto" w:after="180"/>
+      </w:pPr>
+      <w:r>
+        <w:rPr>
+          <w:b w:val="0"/>
+        </w:rPr>
+        <w:t>Reference example, not the only acceptable wording: Teacher explanation: At .5: A, B, C. At .3: A, B, C, D, E, including equality.</w:t>
+      </w:r>
+    </w:p>
+    <w:p>
+      <w:pPr>
+        <w:spacing w:line="336" w:lineRule="auto" w:after="180"/>
+      </w:pPr>
+      <w:r>
+        <w:rPr>
+          <w:b w:val="0"/>
+        </w:rPr>
+        <w:t>Without opening the old lesson, explain one key idea from Hold Out Test Data. Give an example and a mistake that the idea helps you avoid.</w:t>
+      </w:r>
+    </w:p>
+    <w:p>
+      <w:pPr>
+        <w:spacing w:line="336" w:lineRule="auto" w:after="180"/>
+      </w:pPr>
+      <w:r>
+        <w:rPr>
+          <w:b w:val="0"/>
+        </w:rPr>
+        <w:t>Look for: Freeze the full evaluation procedure before testing</w:t>
+      </w:r>
+    </w:p>
+    <w:p>
+      <w:pPr>
+        <w:spacing w:line="336" w:lineRule="auto" w:after="180"/>
+      </w:pPr>
+      <w:r>
+        <w:rPr>
+          <w:b w:val="0"/>
+        </w:rPr>
+        <w:t>Reference example, not the only acceptable wording: Teacher explanation: Accuracy 15/20, precision 3/5, recall 3/6. Report TN 12 FP 2 FN 3 TP 3 and blocked positive.</w:t>
+      </w:r>
+    </w:p>
+    <w:p>
+      <w:pPr>
+        <w:spacing w:line="336" w:lineRule="auto" w:after="180"/>
+      </w:pPr>
+      <w:r>
+        <w:rPr>
+          <w:b w:val="0"/>
+        </w:rPr>
+        <w:t>Without opening the old lesson, explain one key idea from Mean, Median, and Baselines. Give an example and a mistake that the idea helps you avoid.</w:t>
+      </w:r>
+    </w:p>
+    <w:p>
+      <w:pPr>
+        <w:spacing w:line="336" w:lineRule="auto" w:after="180"/>
+      </w:pPr>
+      <w:r>
+        <w:rPr>
+          <w:b w:val="0"/>
+        </w:rPr>
+        <w:t xml:space="preserve">Look for: Fit mean and median constant baselines on </w:t>
+      </w:r>
+      <w:r>
+        <w:rPr>
+          <w:b/>
+        </w:rPr>
+        <w:t>training</w:t>
+      </w:r>
+      <w:r>
+        <w:rPr>
+          <w:b w:val="0"/>
+        </w:rPr>
+        <w:t xml:space="preserve"> targets</w:t>
+      </w:r>
+    </w:p>
+    <w:p>
+      <w:pPr>
+        <w:spacing w:line="336" w:lineRule="auto" w:after="180"/>
+      </w:pPr>
+      <w:r>
+        <w:rPr>
+          <w:b w:val="0"/>
+        </w:rPr>
+        <w:t>Reference example, not the only acceptable wording: Teacher explanation: Mean 6; median 5.</w:t>
+      </w:r>
+    </w:p>
+    <w:p>
+      <w:pPr>
+        <w:pStyle w:val="Heading2"/>
+      </w:pPr>
+      <w:r>
+        <w:t>End goal</w:t>
+      </w:r>
+    </w:p>
+    <w:p>
+      <w:pPr>
+        <w:spacing w:line="336" w:lineRule="auto" w:after="180"/>
+      </w:pPr>
+      <w:r>
+        <w:rPr>
+          <w:b w:val="0"/>
+        </w:rPr>
+        <w:t>By the end, I can explain reproducible experiments using a traced example and a stated limitation.</w:t>
+      </w:r>
+    </w:p>
+    <w:p>
+      <w:pPr>
+        <w:pStyle w:val="Heading2"/>
+      </w:pPr>
+      <w:r>
+        <w:t>Earlier wording, alternatives and picture transcripts · reference / check after trying</w:t>
+      </w:r>
+    </w:p>
+    <w:p>
+      <w:pPr>
+        <w:pStyle w:val="Heading3"/>
+      </w:pPr>
+      <w:r>
+        <w:t>Teach the learning cycle</w:t>
+      </w:r>
+    </w:p>
+    <w:p>
+      <w:pPr>
+        <w:pStyle w:val="Heading3"/>
+      </w:pPr>
+      <w:r>
         <w:t>Retrieval answer guidance</w:t>
       </w:r>
     </w:p>
@@ -247,39 +704,6 @@
     </w:p>
     <w:p>
       <w:pPr>
-        <w:spacing w:line="336" w:lineRule="auto" w:after="180"/>
-      </w:pPr>
-      <w:r>
-        <w:rPr>
-          <w:b w:val="0"/>
-        </w:rPr>
-        <w:t>Without opening the old lesson, explain one key idea from Metrics Match Consequences. Give an example and a mistake that the idea helps you avoid.</w:t>
-      </w:r>
-    </w:p>
-    <w:p>
-      <w:pPr>
-        <w:spacing w:line="336" w:lineRule="auto" w:after="180"/>
-      </w:pPr>
-      <w:r>
-        <w:rPr>
-          <w:b w:val="0"/>
-        </w:rPr>
-        <w:t>Look for: Apply a declared score threshold including equality</w:t>
-      </w:r>
-    </w:p>
-    <w:p>
-      <w:pPr>
-        <w:spacing w:line="336" w:lineRule="auto" w:after="180"/>
-      </w:pPr>
-      <w:r>
-        <w:rPr>
-          <w:b w:val="0"/>
-        </w:rPr>
-        <w:t>Reference example, not the only acceptable wording: Teacher explanation: At .5: A, B, C. At .3: A, B, C, D, E, including equality.</w:t>
-      </w:r>
-    </w:p>
-    <w:p>
-      <w:pPr>
         <w:pStyle w:val="Heading3"/>
       </w:pPr>
       <w:r>
@@ -288,88 +712,10 @@
     </w:p>
     <w:p>
       <w:pPr>
-        <w:spacing w:line="336" w:lineRule="auto" w:after="180"/>
-      </w:pPr>
-      <w:r>
-        <w:rPr>
-          <w:b w:val="0"/>
-        </w:rPr>
-        <w:t>Without opening the old lesson, explain one key idea from Hold Out Test Data. Give an example and a mistake that the idea helps you avoid.</w:t>
-      </w:r>
-    </w:p>
-    <w:p>
-      <w:pPr>
-        <w:spacing w:line="336" w:lineRule="auto" w:after="180"/>
-      </w:pPr>
-      <w:r>
-        <w:rPr>
-          <w:b w:val="0"/>
-        </w:rPr>
-        <w:t>Look for: Freeze the full evaluation procedure before testing</w:t>
-      </w:r>
-    </w:p>
-    <w:p>
-      <w:pPr>
-        <w:spacing w:line="336" w:lineRule="auto" w:after="180"/>
-      </w:pPr>
-      <w:r>
-        <w:rPr>
-          <w:b w:val="0"/>
-        </w:rPr>
-        <w:t>Reference example, not the only acceptable wording: Teacher explanation: Accuracy 15/20, precision 3/5, recall 3/6. Report TN 12 FP 2 FN 3 TP 3 and blocked positive.</w:t>
-      </w:r>
-    </w:p>
-    <w:p>
-      <w:pPr>
         <w:pStyle w:val="Heading3"/>
       </w:pPr>
       <w:r>
         <w:t>Mean, Median, and Baselines</w:t>
-      </w:r>
-    </w:p>
-    <w:p>
-      <w:pPr>
-        <w:spacing w:line="336" w:lineRule="auto" w:after="180"/>
-      </w:pPr>
-      <w:r>
-        <w:rPr>
-          <w:b w:val="0"/>
-        </w:rPr>
-        <w:t>Without opening the old lesson, explain one key idea from Mean, Median, and Baselines. Give an example and a mistake that the idea helps you avoid.</w:t>
-      </w:r>
-    </w:p>
-    <w:p>
-      <w:pPr>
-        <w:spacing w:line="336" w:lineRule="auto" w:after="180"/>
-      </w:pPr>
-      <w:r>
-        <w:rPr>
-          <w:b w:val="0"/>
-        </w:rPr>
-        <w:t xml:space="preserve">Look for: Fit mean and median constant baselines on </w:t>
-      </w:r>
-      <w:r>
-        <w:rPr>
-          <w:b/>
-        </w:rPr>
-        <w:t>training</w:t>
-      </w:r>
-      <w:r>
-        <w:rPr>
-          <w:b w:val="0"/>
-        </w:rPr>
-        <w:t xml:space="preserve"> targets</w:t>
-      </w:r>
-    </w:p>
-    <w:p>
-      <w:pPr>
-        <w:spacing w:line="336" w:lineRule="auto" w:after="180"/>
-      </w:pPr>
-      <w:r>
-        <w:rPr>
-          <w:b w:val="0"/>
-        </w:rPr>
-        <w:t>Reference example, not the only acceptable wording: Teacher explanation: Mean 6; median 5.</w:t>
       </w:r>
     </w:p>
     <w:p>
@@ -578,6 +924,11 @@
       </w:r>
     </w:p>
     <w:p>
+      <w:r>
+        <w:t>This compact option is not the full-week schedule. Use the main teaching cycle and allow extra sessions for the investigation, independent work and project.</w:t>
+      </w:r>
+    </w:p>
+    <w:p>
       <w:pPr>
         <w:spacing w:line="336" w:lineRule="auto" w:after="180"/>
       </w:pPr>
@@ -585,7 +936,7 @@
         <w:rPr>
           <w:b w:val="0"/>
         </w:rPr>
-        <w:t>Use the supplied scenario, student illustrations and blank paper. For numeric work, offer counters or a calculator after learners show the setup. Fictional records are supplied; personal data and paid accounts are unnecessary.</w:t>
+        <w:t>Allow 80 minutes: recall 8; explanation 12; worked demonstration 15; guided practice 20; independent assessment 15; project and reflection 10. Extend the lab into a second session when needed.</w:t>
       </w:r>
     </w:p>
     <w:p>
@@ -593,32 +944,55 @@
         <w:pStyle w:val="Heading3"/>
       </w:pPr>
       <w:r>
-        <w:t>Alternative compact allocation</w:t>
-      </w:r>
-    </w:p>
-    <w:p>
-      <w:r>
-        <w:t>This compact option is not the full-week schedule. Use the main teaching cycle and allow extra sessions for the investigation, independent work and project.</w:t>
+        <w:t>Preparation for the connected explanation</w:t>
+      </w:r>
+    </w:p>
+    <w:p>
+      <w:pPr>
+        <w:pStyle w:val="Heading3"/>
+      </w:pPr>
+      <w:r>
+        <w:t>Readiness answer</w:t>
+      </w:r>
+    </w:p>
+    <w:p>
+      <w:pPr>
+        <w:pStyle w:val="Heading3"/>
+      </w:pPr>
+      <w:r>
+        <w:t>End goal for the pictorial case</w:t>
       </w:r>
     </w:p>
     <w:p>
       <w:pPr>
         <w:spacing w:line="336" w:lineRule="auto" w:after="180"/>
-        <w:shd w:fill="F1F6F8"/>
-      </w:pPr>
-      <w:r>
-        <w:rPr>
-          <w:b w:val="0"/>
-        </w:rPr>
-        <w:t>Allow 80 minutes: recall 8; explanation 12; worked demonstration 15; guided practice 20; independent assessment 15; project and reflection 10. Extend the lab into a second session when needed.</w:t>
-      </w:r>
-    </w:p>
-    <w:p>
-      <w:pPr>
-        <w:pStyle w:val="Heading3"/>
-      </w:pPr>
-      <w:r>
-        <w:t>Preparation for the connected explanation</w:t>
+      </w:pPr>
+      <w:r>
+        <w:rPr>
+          <w:b w:val="0"/>
+        </w:rPr>
+        <w:t>This added worked case illustrates the week’s main idea. Retain all original and connected topics; schedule its practice within the teaching cycle.</w:t>
+      </w:r>
+    </w:p>
+    <w:p>
+      <w:pPr>
+        <w:pStyle w:val="Heading1"/>
+      </w:pPr>
+      <w:r>
+        <w:t>02. Teach model-run reproduction and metric replay as different claims</w:t>
+      </w:r>
+    </w:p>
+    <w:p>
+      <w:r>
+        <w:t>Use the complete fixed scoring program for an actual rerun;keep unknown classifier state unknown.</w:t>
+      </w:r>
+    </w:p>
+    <w:p>
+      <w:pPr>
+        <w:pStyle w:val="Heading2"/>
+      </w:pPr>
+      <w:r>
+        <w:t>Main record/seed explanation and supplied results</w:t>
       </w:r>
     </w:p>
     <w:p>
@@ -629,7 +1003,7 @@
         <w:rPr>
           <w:b w:val="0"/>
         </w:rPr>
-        <w:t xml:space="preserve">Teach two 45-minute sessions. This week focuses on experimental records and </w:t>
+        <w:t xml:space="preserve">A </w:t>
       </w:r>
       <w:r>
         <w:rPr>
@@ -641,7 +1015,55 @@
         <w:rPr>
           <w:b w:val="0"/>
         </w:rPr>
-        <w:t>s. Model the worked example first, collect the new W 4 case independently before feedback, and use the fresh retry to check transfer.</w:t>
+        <w:t xml:space="preserve"> can help repeat a random split or initialization, but it is not a magic quality stamp. Save </w:t>
+      </w:r>
+      <w:r>
+        <w:rPr>
+          <w:b/>
+        </w:rPr>
+        <w:t>data version</w:t>
+      </w:r>
+      <w:r>
+        <w:rPr>
+          <w:b w:val="0"/>
+        </w:rPr>
+        <w:t xml:space="preserve">, split membership, code </w:t>
+      </w:r>
+      <w:r>
+        <w:rPr>
+          <w:b/>
+        </w:rPr>
+        <w:t>version</w:t>
+      </w:r>
+      <w:r>
+        <w:rPr>
+          <w:b w:val="0"/>
+        </w:rPr>
+        <w:t>, settings, pre</w:t>
+      </w:r>
+      <w:r>
+        <w:rPr>
+          <w:b/>
+        </w:rPr>
+        <w:t>process</w:t>
+      </w:r>
+      <w:r>
+        <w:rPr>
+          <w:b w:val="0"/>
+        </w:rPr>
+        <w:t xml:space="preserve">ing, </w:t>
+      </w:r>
+      <w:r>
+        <w:rPr>
+          <w:b/>
+        </w:rPr>
+        <w:t>seed</w:t>
+      </w:r>
+      <w:r>
+        <w:rPr>
+          <w:b w:val="0"/>
+        </w:rPr>
+        <w:t xml:space="preserve"> and metric definition.</w:t>
       </w:r>
     </w:p>
     <w:p>
@@ -652,15 +1074,7 @@
         <w:rPr>
           <w:b w:val="0"/>
         </w:rPr>
-        <w:t>Award credit for traceable reasoning and bounded claims, including justified uncertainty.</w:t>
-      </w:r>
-    </w:p>
-    <w:p>
-      <w:pPr>
-        <w:pStyle w:val="Heading3"/>
-      </w:pPr>
-      <w:r>
-        <w:t>Readiness answer</w:t>
+        <w:t>Some software operations remain nondeterministic, so document tolerances and environment too.</w:t>
       </w:r>
     </w:p>
     <w:p>
@@ -671,19 +1085,42 @@
         <w:rPr>
           <w:b w:val="0"/>
         </w:rPr>
-        <w:t xml:space="preserve">The model </w:t>
+        <w:t>Use fictional classroom data throughout this investigation. Keep the task, units, reference labels and data split visible as you reason.</w:t>
+      </w:r>
+    </w:p>
+    <w:p>
+      <w:pPr>
+        <w:spacing w:line="336" w:lineRule="auto" w:after="180"/>
+      </w:pPr>
+      <w:r>
+        <w:rPr>
+          <w:b w:val="0"/>
+        </w:rPr>
+        <w:t xml:space="preserve">Earlier weeks supplied the model-building </w:t>
       </w:r>
       <w:r>
         <w:rPr>
           <w:b/>
         </w:rPr>
-        <w:t>version</w:t>
-      </w:r>
-      <w:r>
-        <w:rPr>
-          <w:b w:val="0"/>
-        </w:rPr>
-        <w:t>, split, metric, data provenance and development choices.</w:t>
+        <w:t>process</w:t>
+      </w:r>
+      <w:r>
+        <w:rPr>
+          <w:b w:val="0"/>
+        </w:rPr>
+        <w:t xml:space="preserve">; this week examines experimental records and </w:t>
+      </w:r>
+      <w:r>
+        <w:rPr>
+          <w:b/>
+        </w:rPr>
+        <w:t>seed</w:t>
+      </w:r>
+      <w:r>
+        <w:rPr>
+          <w:b w:val="0"/>
+        </w:rPr>
+        <w:t>s.</w:t>
       </w:r>
     </w:p>
     <w:p>
@@ -694,7 +1131,19 @@
         <w:rPr>
           <w:b w:val="0"/>
         </w:rPr>
-        <w:t>Printed student lesson and workbook</w:t>
+        <w:t xml:space="preserve">A team declares </w:t>
+      </w:r>
+      <w:r>
+        <w:rPr>
+          <w:b/>
+        </w:rPr>
+        <w:t>seed</w:t>
+      </w:r>
+      <w:r>
+        <w:rPr>
+          <w:b w:val="0"/>
+        </w:rPr>
+        <w:t>s 11, 22, 33 before running. Validation accuracies are 14/20, 16/20, 12/20:70, 80, 60 percent. Mean accuracy is 70 percent, with a 20-percentage-point range.</w:t>
       </w:r>
     </w:p>
     <w:p>
@@ -705,7 +1154,19 @@
         <w:rPr>
           <w:b w:val="0"/>
         </w:rPr>
-        <w:t>Paper, pencils and a calculator for fractions</w:t>
+        <w:t xml:space="preserve">Reporting only </w:t>
+      </w:r>
+      <w:r>
+        <w:rPr>
+          <w:b/>
+        </w:rPr>
+        <w:t>seed</w:t>
+      </w:r>
+      <w:r>
+        <w:rPr>
+          <w:b w:val="0"/>
+        </w:rPr>
+        <w:t xml:space="preserve"> 22 as the model result hides the declared experiment.</w:t>
       </w:r>
     </w:p>
     <w:p>
@@ -716,7 +1177,7 @@
         <w:rPr>
           <w:b w:val="0"/>
         </w:rPr>
-        <w:t xml:space="preserve">The fictional examples and a blank </w:t>
+        <w:t xml:space="preserve">Before continuing, underline the decision rule and circle the </w:t>
       </w:r>
       <w:r>
         <w:rPr>
@@ -728,7 +1189,7 @@
         <w:rPr>
           <w:b w:val="0"/>
         </w:rPr>
-        <w:t xml:space="preserve"> table</w:t>
+        <w:t xml:space="preserve"> that supports the conclusion. Explain the example to a partner without replacing the counts or conditions with a stronger claim.</w:t>
       </w:r>
     </w:p>
     <w:p>
@@ -739,960 +1200,7 @@
         <w:rPr>
           <w:b w:val="0"/>
         </w:rPr>
-        <w:t>Saved classroom project records for critique; no personal student dataset required</w:t>
-      </w:r>
-    </w:p>
-    <w:p>
-      <w:pPr>
-        <w:pStyle w:val="Heading3"/>
-      </w:pPr>
-      <w:r>
-        <w:t>Apply the connected idea: Versioned experiments</w:t>
-      </w:r>
-    </w:p>
-    <w:p>
-      <w:pPr>
-        <w:spacing w:line="336" w:lineRule="auto" w:after="180"/>
-      </w:pPr>
-      <w:r>
-        <w:rPr>
-          <w:b w:val="0"/>
-        </w:rPr>
-        <w:t>Teach Week 28 as a two-session investigation using fictional data. A fictional activity scoring experiment compares two weight settings on the same development records.</w:t>
-      </w:r>
-    </w:p>
-    <w:p>
-      <w:pPr>
-        <w:spacing w:line="336" w:lineRule="auto" w:after="180"/>
-      </w:pPr>
-      <w:r>
-        <w:rPr>
-          <w:b w:val="0"/>
-        </w:rPr>
-        <w:t xml:space="preserve">Save code </w:t>
-      </w:r>
-      <w:r>
-        <w:rPr>
-          <w:b/>
-        </w:rPr>
-        <w:t>version</w:t>
-      </w:r>
-      <w:r>
-        <w:rPr>
-          <w:b w:val="0"/>
-        </w:rPr>
-        <w:t xml:space="preserve">, </w:t>
-      </w:r>
-      <w:r>
-        <w:rPr>
-          <w:b/>
-        </w:rPr>
-        <w:t>input</w:t>
-      </w:r>
-      <w:r>
-        <w:rPr>
-          <w:b w:val="0"/>
-        </w:rPr>
-        <w:t xml:space="preserve"> </w:t>
-      </w:r>
-      <w:r>
-        <w:rPr>
-          <w:b/>
-        </w:rPr>
-        <w:t>version</w:t>
-      </w:r>
-      <w:r>
-        <w:rPr>
-          <w:b w:val="0"/>
-        </w:rPr>
-        <w:t xml:space="preserve">, weights, tie rule and </w:t>
-      </w:r>
-      <w:r>
-        <w:rPr>
-          <w:b/>
-        </w:rPr>
-        <w:t>output</w:t>
-      </w:r>
-      <w:r>
-        <w:rPr>
-          <w:b w:val="0"/>
-        </w:rPr>
-        <w:t>s. A label such as v2 is useful only when it refers to an identifiable saved state.</w:t>
-      </w:r>
-    </w:p>
-    <w:p>
-      <w:pPr>
-        <w:spacing w:line="336" w:lineRule="auto" w:after="180"/>
-      </w:pPr>
-      <w:r>
-        <w:rPr>
-          <w:b w:val="0"/>
-        </w:rPr>
-        <w:t>Assess the three stated outcomes through the independent task, not by copying the worked result.</w:t>
-      </w:r>
-    </w:p>
-    <w:p>
-      <w:pPr>
-        <w:pStyle w:val="Heading3"/>
-      </w:pPr>
-      <w:r>
-        <w:t>Readiness answer</w:t>
-      </w:r>
-    </w:p>
-    <w:p>
-      <w:pPr>
-        <w:spacing w:line="336" w:lineRule="auto" w:after="180"/>
-      </w:pPr>
-      <w:r>
-        <w:rPr>
-          <w:b w:val="0"/>
-        </w:rPr>
-        <w:t>To avoid changing expectations simply to match a bug.</w:t>
-      </w:r>
-    </w:p>
-    <w:p>
-      <w:pPr>
-        <w:spacing w:line="336" w:lineRule="auto" w:after="180"/>
-      </w:pPr>
-      <w:r>
-        <w:rPr>
-          <w:b w:val="0"/>
-        </w:rPr>
-        <w:t>Python 3 editor with a fresh local practice file</w:t>
-      </w:r>
-    </w:p>
-    <w:p>
-      <w:pPr>
-        <w:spacing w:line="336" w:lineRule="auto" w:after="180"/>
-      </w:pPr>
-      <w:r>
-        <w:rPr>
-          <w:b w:val="0"/>
-        </w:rPr>
-        <w:t>Paper trace table and the student workbook</w:t>
-      </w:r>
-    </w:p>
-    <w:p>
-      <w:pPr>
-        <w:spacing w:line="336" w:lineRule="auto" w:after="180"/>
-      </w:pPr>
-      <w:r>
-        <w:rPr>
-          <w:b w:val="0"/>
-        </w:rPr>
-        <w:t xml:space="preserve">Fictional </w:t>
-      </w:r>
-      <w:r>
-        <w:rPr>
-          <w:b/>
-        </w:rPr>
-        <w:t>input</w:t>
-      </w:r>
-      <w:r>
-        <w:rPr>
-          <w:b w:val="0"/>
-        </w:rPr>
-        <w:t xml:space="preserve"> records from this lesson; no real student identifiers</w:t>
-      </w:r>
-    </w:p>
-    <w:p>
-      <w:pPr>
-        <w:pStyle w:val="Heading3"/>
-      </w:pPr>
-      <w:r>
-        <w:t>End goal for the pictorial case</w:t>
-      </w:r>
-    </w:p>
-    <w:p>
-      <w:pPr>
-        <w:spacing w:line="336" w:lineRule="auto" w:after="180"/>
-      </w:pPr>
-      <w:r>
-        <w:rPr>
-          <w:b w:val="0"/>
-        </w:rPr>
-        <w:t>By the end, I can explain reproducible experiments using a traced example and a stated limitation.</w:t>
-      </w:r>
-    </w:p>
-    <w:p>
-      <w:pPr>
-        <w:spacing w:line="336" w:lineRule="auto" w:after="180"/>
-      </w:pPr>
-      <w:r>
-        <w:rPr>
-          <w:b w:val="0"/>
-        </w:rPr>
-        <w:t>This added worked case illustrates the week’s main idea. Retain all original and connected topics; schedule its practice within the teaching cycle.</w:t>
-      </w:r>
-    </w:p>
-    <w:p>
-      <w:pPr>
-        <w:pStyle w:val="Heading1"/>
-      </w:pPr>
-      <w:r>
-        <w:t>02. Explain the mechanism</w:t>
-      </w:r>
-    </w:p>
-    <w:p>
-      <w:r>
-        <w:t>Model Reproducible Experiments using the supplied case, labelled mechanism and reasoning. Make the scope of each conclusion explicit.</w:t>
-      </w:r>
-    </w:p>
-    <w:p>
-      <w:pPr>
-        <w:spacing w:line="336" w:lineRule="auto" w:after="180"/>
-      </w:pPr>
-      <w:r>
-        <w:rPr>
-          <w:b w:val="0"/>
-        </w:rPr>
-        <w:t>Trace the information, fitted behavior, and evaluation proof separately.</w:t>
-      </w:r>
-    </w:p>
-    <w:p>
-      <w:pPr>
-        <w:pStyle w:val="Heading3"/>
-      </w:pPr>
-      <w:r>
-        <w:t>Question to explain</w:t>
-      </w:r>
-    </w:p>
-    <w:p>
-      <w:pPr>
-        <w:spacing w:line="336" w:lineRule="auto" w:after="180"/>
-        <w:shd w:fill="F5F1FB"/>
-      </w:pPr>
-      <w:r>
-        <w:rPr>
-          <w:b w:val="0"/>
-        </w:rPr>
-        <w:t>QUESTION Reproduce a peer's run from an experiment card.</w:t>
-      </w:r>
-    </w:p>
-    <w:p>
-      <w:pPr>
-        <w:spacing w:line="336" w:lineRule="auto" w:after="180"/>
-      </w:pPr>
-      <w:r>
-        <w:rPr>
-          <w:b w:val="0"/>
-        </w:rPr>
-        <w:t xml:space="preserve">MODEL IDEA A result is reproducible only when another builder can recreate the data, split, code, settings, </w:t>
-      </w:r>
-      <w:r>
-        <w:rPr>
-          <w:b/>
-        </w:rPr>
-        <w:t>seed</w:t>
-      </w:r>
-      <w:r>
-        <w:rPr>
-          <w:b w:val="0"/>
-        </w:rPr>
-        <w:t>, and metric calculation.</w:t>
-      </w:r>
-    </w:p>
-    <w:p>
-      <w:pPr>
-        <w:spacing w:line="336" w:lineRule="auto" w:after="180"/>
-      </w:pPr>
-      <w:r>
-        <w:rPr>
-          <w:b w:val="0"/>
-        </w:rPr>
-        <w:t>PROOF NEEDED Use an unseen case, visible calculation, error analysis, and a stated limitation.</w:t>
-      </w:r>
-    </w:p>
-    <w:p>
-      <w:pPr>
-        <w:pStyle w:val="Heading3"/>
-      </w:pPr>
-      <w:r>
-        <w:t>How the mechanism works</w:t>
-      </w:r>
-    </w:p>
-    <w:p>
-      <w:pPr>
-        <w:spacing w:line="336" w:lineRule="auto" w:after="180"/>
-        <w:shd w:fill="F1F6F8"/>
-      </w:pPr>
-      <w:r>
-        <w:rPr>
-          <w:b w:val="0"/>
-        </w:rPr>
-        <w:t xml:space="preserve">UNDER THE HOOD Record data=v2, split=grouped-s1, code=commit A7, </w:t>
-      </w:r>
-      <w:r>
-        <w:rPr>
-          <w:b/>
-        </w:rPr>
-        <w:t>seed</w:t>
-      </w:r>
-      <w:r>
-        <w:rPr>
-          <w:b w:val="0"/>
-        </w:rPr>
-        <w:t>=42. Record pre</w:t>
-      </w:r>
-      <w:r>
-        <w:rPr>
-          <w:b/>
-        </w:rPr>
-        <w:t>process</w:t>
-      </w:r>
-      <w:r>
-        <w:rPr>
-          <w:b w:val="0"/>
-        </w:rPr>
-        <w:t xml:space="preserve">ing, features, model type, settings, and library </w:t>
-      </w:r>
-      <w:r>
-        <w:rPr>
-          <w:b/>
-        </w:rPr>
-        <w:t>version</w:t>
-      </w:r>
-      <w:r>
-        <w:rPr>
-          <w:b w:val="0"/>
-        </w:rPr>
-        <w:t>s.</w:t>
-      </w:r>
-    </w:p>
-    <w:p>
-      <w:pPr>
-        <w:spacing w:line="336" w:lineRule="auto" w:after="180"/>
-      </w:pPr>
-      <w:r>
-        <w:rPr>
-          <w:b w:val="0"/>
-        </w:rPr>
-        <w:t xml:space="preserve">Draw a fresh data → model → </w:t>
-      </w:r>
-      <w:r>
-        <w:rPr>
-          <w:b/>
-        </w:rPr>
-        <w:t>prediction</w:t>
-      </w:r>
-      <w:r>
-        <w:rPr>
-          <w:b w:val="0"/>
-        </w:rPr>
-        <w:t xml:space="preserve"> → evaluation trace:</w:t>
-      </w:r>
-    </w:p>
-    <w:p>
-      <w:pPr>
-        <w:spacing w:line="336" w:lineRule="auto" w:after="180"/>
-      </w:pPr>
-      <w:r>
-        <w:rPr>
-          <w:b w:val="0"/>
-        </w:rPr>
-        <w:t xml:space="preserve">Predict first. Then check each step. A correct answer without visible </w:t>
-      </w:r>
-      <w:r>
-        <w:rPr>
-          <w:b/>
-        </w:rPr>
-        <w:t>evidence</w:t>
-      </w:r>
-      <w:r>
-        <w:rPr>
-          <w:b w:val="0"/>
-        </w:rPr>
-        <w:t xml:space="preserve"> cannot be audited.</w:t>
-      </w:r>
-    </w:p>
-    <w:p>
-      <w:pPr>
-        <w:pStyle w:val="Heading3"/>
-      </w:pPr>
-      <w:r>
-        <w:t>Step 1</w:t>
-      </w:r>
-    </w:p>
-    <w:p>
-      <w:pPr>
-        <w:spacing w:line="336" w:lineRule="auto" w:after="180"/>
-        <w:shd w:fill="F4F9FC"/>
-      </w:pPr>
-      <w:r>
-        <w:rPr>
-          <w:b w:val="0"/>
-        </w:rPr>
-        <w:t xml:space="preserve">STEP 1 Record data=v2, split=grouped-s1, code=commit A7, </w:t>
-      </w:r>
-      <w:r>
-        <w:rPr>
-          <w:b/>
-        </w:rPr>
-        <w:t>seed</w:t>
-      </w:r>
-      <w:r>
-        <w:rPr>
-          <w:b w:val="0"/>
-        </w:rPr>
-        <w:t>=42.</w:t>
-      </w:r>
-    </w:p>
-    <w:p>
-      <w:pPr>
-        <w:pStyle w:val="Heading3"/>
-      </w:pPr>
-      <w:r>
-        <w:t>Step 2</w:t>
-      </w:r>
-    </w:p>
-    <w:p>
-      <w:pPr>
-        <w:spacing w:line="336" w:lineRule="auto" w:after="180"/>
-        <w:shd w:fill="F4F9FC"/>
-      </w:pPr>
-      <w:r>
-        <w:rPr>
-          <w:b w:val="0"/>
-        </w:rPr>
-        <w:t>STEP 2 Record pre</w:t>
-      </w:r>
-      <w:r>
-        <w:rPr>
-          <w:b/>
-        </w:rPr>
-        <w:t>process</w:t>
-      </w:r>
-      <w:r>
-        <w:rPr>
-          <w:b w:val="0"/>
-        </w:rPr>
-        <w:t xml:space="preserve">ing, features, model type, settings, and library </w:t>
-      </w:r>
-      <w:r>
-        <w:rPr>
-          <w:b/>
-        </w:rPr>
-        <w:t>version</w:t>
-      </w:r>
-      <w:r>
-        <w:rPr>
-          <w:b w:val="0"/>
-        </w:rPr>
-        <w:t>s.</w:t>
-      </w:r>
-    </w:p>
-    <w:p>
-      <w:pPr>
-        <w:pStyle w:val="Heading3"/>
-      </w:pPr>
-      <w:r>
-        <w:t>Step 3</w:t>
-      </w:r>
-    </w:p>
-    <w:p>
-      <w:pPr>
-        <w:spacing w:line="336" w:lineRule="auto" w:after="180"/>
-        <w:shd w:fill="F4F9FC"/>
-      </w:pPr>
-      <w:r>
-        <w:rPr>
-          <w:b w:val="0"/>
-        </w:rPr>
-        <w:t xml:space="preserve">STEP 3 Peer reruns and gets 16/20 correct, matching </w:t>
-      </w:r>
-      <w:r>
-        <w:rPr>
-          <w:b/>
-        </w:rPr>
-        <w:t>80%</w:t>
-      </w:r>
-      <w:r>
-        <w:rPr>
-          <w:b w:val="0"/>
-        </w:rPr>
-        <w:t xml:space="preserve"> accuracy.</w:t>
-      </w:r>
-    </w:p>
-    <w:p>
-      <w:pPr>
-        <w:pStyle w:val="Heading3"/>
-      </w:pPr>
-      <w:r>
-        <w:t>Step 4</w:t>
-      </w:r>
-    </w:p>
-    <w:p>
-      <w:pPr>
-        <w:spacing w:line="336" w:lineRule="auto" w:after="180"/>
-        <w:shd w:fill="F4F9FC"/>
-      </w:pPr>
-      <w:r>
-        <w:rPr>
-          <w:b w:val="0"/>
-        </w:rPr>
-        <w:t>STEP 4 A mismatch triggers environment and data comparison—not silent replacement.</w:t>
-      </w:r>
-    </w:p>
-    <w:p>
-      <w:pPr>
-        <w:spacing w:line="336" w:lineRule="auto" w:after="180"/>
-      </w:pPr>
-      <w:r>
-        <w:rPr>
-          <w:b w:val="0"/>
-        </w:rPr>
-        <w:t xml:space="preserve">CHECK Verify the denominator, unit, split, class definition, and </w:t>
-      </w:r>
-      <w:r>
-        <w:rPr>
-          <w:b/>
-        </w:rPr>
-        <w:t>data version</w:t>
-      </w:r>
-      <w:r>
-        <w:rPr>
-          <w:b w:val="0"/>
-        </w:rPr>
-        <w:t xml:space="preserve"> before interpreting a score.</w:t>
-      </w:r>
-    </w:p>
-    <w:p>
-      <w:pPr>
-        <w:spacing w:line="336" w:lineRule="auto" w:after="180"/>
-      </w:pPr>
-      <w:r>
-        <w:rPr>
-          <w:b w:val="0"/>
-        </w:rPr>
-        <w:t xml:space="preserve">Recalculate, retrace, or restate the </w:t>
-      </w:r>
-      <w:r>
-        <w:rPr>
-          <w:b/>
-        </w:rPr>
-        <w:t>evidence</w:t>
-      </w:r>
-      <w:r>
-        <w:rPr>
-          <w:b w:val="0"/>
-        </w:rPr>
-        <w:t xml:space="preserve"> independently:</w:t>
-      </w:r>
-    </w:p>
-    <w:p>
-      <w:pPr>
-        <w:pStyle w:val="Heading3"/>
-      </w:pPr>
-      <w:r>
-        <w:t>Concrete teaching case</w:t>
-      </w:r>
-    </w:p>
-    <w:p>
-      <w:pPr>
-        <w:pStyle w:val="Heading3"/>
-      </w:pPr>
-      <w:r>
-        <w:t>The teaching case</w:t>
-      </w:r>
-    </w:p>
-    <w:p>
-      <w:pPr>
-        <w:spacing w:line="336" w:lineRule="auto" w:after="180"/>
-        <w:shd w:fill="F1F6FC"/>
-      </w:pPr>
-      <w:r>
-        <w:rPr>
-          <w:b w:val="0"/>
-        </w:rPr>
-        <w:t xml:space="preserve">A report says accuracy85% without data split, code </w:t>
-      </w:r>
-      <w:r>
-        <w:rPr>
-          <w:b/>
-        </w:rPr>
-        <w:t>version</w:t>
-      </w:r>
-      <w:r>
-        <w:rPr>
-          <w:b w:val="0"/>
-        </w:rPr>
-        <w:t xml:space="preserve">, </w:t>
-      </w:r>
-      <w:r>
-        <w:rPr>
-          <w:b/>
-        </w:rPr>
-        <w:t>seed</w:t>
-      </w:r>
-      <w:r>
-        <w:rPr>
-          <w:b w:val="0"/>
-        </w:rPr>
-        <w:t xml:space="preserve"> or pre</w:t>
-      </w:r>
-      <w:r>
-        <w:rPr>
-          <w:b/>
-        </w:rPr>
-        <w:t>process</w:t>
-      </w:r>
-      <w:r>
-        <w:rPr>
-          <w:b w:val="0"/>
-        </w:rPr>
-        <w:t>ing.</w:t>
-      </w:r>
-    </w:p>
-    <w:p>
-      <w:pPr>
-        <w:pStyle w:val="Heading3"/>
-      </w:pPr>
-      <w:r>
-        <w:t>The teaching case</w:t>
-      </w:r>
-    </w:p>
-    <w:p>
-      <w:pPr>
-        <w:spacing w:line="336" w:lineRule="auto" w:after="180"/>
-        <w:shd w:fill="F1F6FC"/>
-      </w:pPr>
-      <w:r>
-        <w:rPr>
-          <w:b w:val="0"/>
-        </w:rPr>
-        <w:t xml:space="preserve">Specify </w:t>
-      </w:r>
-      <w:r>
-        <w:rPr>
-          <w:b/>
-        </w:rPr>
-        <w:t>reproducibility</w:t>
-      </w:r>
-      <w:r>
-        <w:rPr>
-          <w:b w:val="0"/>
-        </w:rPr>
-        <w:t xml:space="preserve"> records.</w:t>
-      </w:r>
-    </w:p>
-    <w:p>
-      <w:pPr>
-        <w:pStyle w:val="Heading3"/>
-      </w:pPr>
-      <w:r>
-        <w:t>Exact explanation to model</w:t>
-      </w:r>
-    </w:p>
-    <w:p>
-      <w:pPr>
-        <w:pStyle w:val="Heading3"/>
-      </w:pPr>
-      <w:r>
-        <w:t>Why the result follows</w:t>
-      </w:r>
-    </w:p>
-    <w:p>
-      <w:pPr>
-        <w:spacing w:line="336" w:lineRule="auto" w:after="180"/>
-        <w:shd w:fill="F1F6FC"/>
-      </w:pPr>
-      <w:r>
-        <w:rPr>
-          <w:b w:val="0"/>
-        </w:rPr>
-        <w:t xml:space="preserve">Record data identity, group/split IDs, code/dependency </w:t>
-      </w:r>
-      <w:r>
-        <w:rPr>
-          <w:b/>
-        </w:rPr>
-        <w:t>version</w:t>
-      </w:r>
-      <w:r>
-        <w:rPr>
-          <w:b w:val="0"/>
-        </w:rPr>
-        <w:t>s, pre</w:t>
-      </w:r>
-      <w:r>
-        <w:rPr>
-          <w:b/>
-        </w:rPr>
-        <w:t>process</w:t>
-      </w:r>
-      <w:r>
-        <w:rPr>
-          <w:b w:val="0"/>
-        </w:rPr>
-        <w:t xml:space="preserve">ing, features, settings, </w:t>
-      </w:r>
-      <w:r>
-        <w:rPr>
-          <w:b/>
-        </w:rPr>
-        <w:t>seed</w:t>
-      </w:r>
-      <w:r>
-        <w:rPr>
-          <w:b w:val="0"/>
-        </w:rPr>
-        <w:t xml:space="preserve">s where relevant, metric definition and raw </w:t>
-      </w:r>
-      <w:r>
-        <w:rPr>
-          <w:b/>
-        </w:rPr>
-        <w:t>prediction</w:t>
-      </w:r>
-      <w:r>
-        <w:rPr>
-          <w:b w:val="0"/>
-        </w:rPr>
-        <w:t xml:space="preserve">s. </w:t>
-      </w:r>
-      <w:r>
-        <w:rPr>
-          <w:b/>
-        </w:rPr>
-        <w:t>Seed</w:t>
-      </w:r>
-      <w:r>
-        <w:rPr>
-          <w:b w:val="0"/>
-        </w:rPr>
-        <w:t xml:space="preserve"> alone is insufficient.</w:t>
-      </w:r>
-    </w:p>
-    <w:p>
-      <w:pPr>
-        <w:pStyle w:val="Heading3"/>
-      </w:pPr>
-      <w:r>
-        <w:t>Explain the added worked example</w:t>
-      </w:r>
-    </w:p>
-    <w:p>
-      <w:pPr>
-        <w:pStyle w:val="Heading3"/>
-      </w:pPr>
-      <w:r>
-        <w:t>Explain the added worked example · 1</w:t>
-      </w:r>
-    </w:p>
-    <w:p>
-      <w:pPr>
-        <w:spacing w:line="336" w:lineRule="auto" w:after="180"/>
-      </w:pPr>
-      <w:r>
-        <w:rPr>
-          <w:b w:val="0"/>
-        </w:rPr>
-        <w:t xml:space="preserve">A </w:t>
-      </w:r>
-      <w:r>
-        <w:rPr>
-          <w:b/>
-        </w:rPr>
-        <w:t>seed</w:t>
-      </w:r>
-      <w:r>
-        <w:rPr>
-          <w:b w:val="0"/>
-        </w:rPr>
-        <w:t xml:space="preserve"> can help repeat a random split or initialization, but it is not a magic quality stamp. Save </w:t>
-      </w:r>
-      <w:r>
-        <w:rPr>
-          <w:b/>
-        </w:rPr>
-        <w:t>data version</w:t>
-      </w:r>
-      <w:r>
-        <w:rPr>
-          <w:b w:val="0"/>
-        </w:rPr>
-        <w:t xml:space="preserve">, split membership, code </w:t>
-      </w:r>
-      <w:r>
-        <w:rPr>
-          <w:b/>
-        </w:rPr>
-        <w:t>version</w:t>
-      </w:r>
-      <w:r>
-        <w:rPr>
-          <w:b w:val="0"/>
-        </w:rPr>
-        <w:t>, settings, pre</w:t>
-      </w:r>
-      <w:r>
-        <w:rPr>
-          <w:b/>
-        </w:rPr>
-        <w:t>process</w:t>
-      </w:r>
-      <w:r>
-        <w:rPr>
-          <w:b w:val="0"/>
-        </w:rPr>
-        <w:t xml:space="preserve">ing, </w:t>
-      </w:r>
-      <w:r>
-        <w:rPr>
-          <w:b/>
-        </w:rPr>
-        <w:t>seed</w:t>
-      </w:r>
-      <w:r>
-        <w:rPr>
-          <w:b w:val="0"/>
-        </w:rPr>
-        <w:t xml:space="preserve"> and metric definition.</w:t>
-      </w:r>
-    </w:p>
-    <w:p>
-      <w:pPr>
-        <w:spacing w:line="336" w:lineRule="auto" w:after="180"/>
-      </w:pPr>
-      <w:r>
-        <w:rPr>
-          <w:b w:val="0"/>
-        </w:rPr>
-        <w:t>Some software operations remain nondeterministic, so document tolerances and environment too.</w:t>
-      </w:r>
-    </w:p>
-    <w:p>
-      <w:pPr>
-        <w:spacing w:line="336" w:lineRule="auto" w:after="180"/>
-      </w:pPr>
-      <w:r>
-        <w:rPr>
-          <w:b w:val="0"/>
-        </w:rPr>
-        <w:t>Use fictional classroom data throughout this investigation. Keep the task, units, reference labels and data split visible as you reason.</w:t>
-      </w:r>
-    </w:p>
-    <w:p>
-      <w:pPr>
-        <w:spacing w:line="336" w:lineRule="auto" w:after="180"/>
-      </w:pPr>
-      <w:r>
-        <w:rPr>
-          <w:b w:val="0"/>
-        </w:rPr>
-        <w:t xml:space="preserve">Earlier weeks supplied the model-building </w:t>
-      </w:r>
-      <w:r>
-        <w:rPr>
-          <w:b/>
-        </w:rPr>
-        <w:t>process</w:t>
-      </w:r>
-      <w:r>
-        <w:rPr>
-          <w:b w:val="0"/>
-        </w:rPr>
-        <w:t xml:space="preserve">; this week examines experimental records and </w:t>
-      </w:r>
-      <w:r>
-        <w:rPr>
-          <w:b/>
-        </w:rPr>
-        <w:t>seed</w:t>
-      </w:r>
-      <w:r>
-        <w:rPr>
-          <w:b w:val="0"/>
-        </w:rPr>
-        <w:t>s.</w:t>
-      </w:r>
-    </w:p>
-    <w:p>
-      <w:pPr>
-        <w:spacing w:line="336" w:lineRule="auto" w:after="180"/>
-      </w:pPr>
-      <w:r>
-        <w:rPr>
-          <w:b w:val="0"/>
-        </w:rPr>
-        <w:t xml:space="preserve">A team declares </w:t>
-      </w:r>
-      <w:r>
-        <w:rPr>
-          <w:b/>
-        </w:rPr>
-        <w:t>seed</w:t>
-      </w:r>
-      <w:r>
-        <w:rPr>
-          <w:b w:val="0"/>
-        </w:rPr>
-        <w:t>s 11, 22, 33 before running. Validation accuracies are 14/20, 16/20, 12/20:70, 80, 60 percent. Mean accuracy is 70 percent, with a 20-percentage-point range.</w:t>
-      </w:r>
-    </w:p>
-    <w:p>
-      <w:pPr>
-        <w:spacing w:line="336" w:lineRule="auto" w:after="180"/>
-      </w:pPr>
-      <w:r>
-        <w:rPr>
-          <w:b w:val="0"/>
-        </w:rPr>
-        <w:t xml:space="preserve">Reporting only </w:t>
-      </w:r>
-      <w:r>
-        <w:rPr>
-          <w:b/>
-        </w:rPr>
-        <w:t>seed</w:t>
-      </w:r>
-      <w:r>
-        <w:rPr>
-          <w:b w:val="0"/>
-        </w:rPr>
-        <w:t xml:space="preserve"> 22 as the model result hides the declared experiment.</w:t>
-      </w:r>
-    </w:p>
-    <w:p>
-      <w:pPr>
-        <w:spacing w:line="336" w:lineRule="auto" w:after="180"/>
-      </w:pPr>
-      <w:r>
-        <w:rPr>
-          <w:b w:val="0"/>
-        </w:rPr>
-        <w:t xml:space="preserve">Before continuing, underline the decision rule and circle the </w:t>
-      </w:r>
-      <w:r>
-        <w:rPr>
-          <w:b/>
-        </w:rPr>
-        <w:t>evidence</w:t>
-      </w:r>
-      <w:r>
-        <w:rPr>
-          <w:b w:val="0"/>
-        </w:rPr>
-        <w:t xml:space="preserve"> that supports the conclusion. Explain the example to a partner without replacing the counts or conditions with a stronger claim.</w:t>
-      </w:r>
-    </w:p>
-    <w:p>
-      <w:pPr>
-        <w:spacing w:line="336" w:lineRule="auto" w:after="180"/>
-      </w:pPr>
-      <w:r>
-        <w:rPr>
-          <w:b w:val="0"/>
-        </w:rPr>
         <w:t>Keep the distinction between an observed result and a proposed next step.</w:t>
-      </w:r>
-    </w:p>
-    <w:p>
-      <w:pPr>
-        <w:pStyle w:val="Heading3"/>
-      </w:pPr>
-      <w:r>
-        <w:t>Key terms</w:t>
       </w:r>
     </w:p>
     <w:tbl>
@@ -1821,69 +1329,13 @@
     </w:tbl>
     <w:p>
       <w:pPr>
-        <w:pStyle w:val="Heading3"/>
-      </w:pPr>
-      <w:r>
-        <w:t>Apply the connected idea: Versioned experiments</w:t>
-      </w:r>
-    </w:p>
-    <w:p>
-      <w:pPr>
         <w:spacing w:line="336" w:lineRule="auto" w:after="180"/>
       </w:pPr>
       <w:r>
         <w:rPr>
           <w:b w:val="0"/>
         </w:rPr>
-        <w:t xml:space="preserve">A fictional activity scoring experiment compares two weight settings on the same development records. Save code </w:t>
-      </w:r>
-      <w:r>
-        <w:rPr>
-          <w:b/>
-        </w:rPr>
-        <w:t>version</w:t>
-      </w:r>
-      <w:r>
-        <w:rPr>
-          <w:b w:val="0"/>
-        </w:rPr>
-        <w:t xml:space="preserve">, </w:t>
-      </w:r>
-      <w:r>
-        <w:rPr>
-          <w:b/>
-        </w:rPr>
-        <w:t>input</w:t>
-      </w:r>
-      <w:r>
-        <w:rPr>
-          <w:b w:val="0"/>
-        </w:rPr>
-        <w:t xml:space="preserve"> </w:t>
-      </w:r>
-      <w:r>
-        <w:rPr>
-          <w:b/>
-        </w:rPr>
-        <w:t>version</w:t>
-      </w:r>
-      <w:r>
-        <w:rPr>
-          <w:b w:val="0"/>
-        </w:rPr>
-        <w:t xml:space="preserve">, weights, tie rule and </w:t>
-      </w:r>
-      <w:r>
-        <w:rPr>
-          <w:b/>
-        </w:rPr>
-        <w:t>output</w:t>
-      </w:r>
-      <w:r>
-        <w:rPr>
-          <w:b w:val="0"/>
-        </w:rPr>
-        <w:t>s.</w:t>
+        <w:t>These three classifier results are supplied fictional records. A seed alone cannot recreate the unknown classifier, data or environment; the complete model-training procedure is not supplied. Replaying saved-output arithmetic differs from reproducing model training.</w:t>
       </w:r>
     </w:p>
     <w:p>
@@ -1894,82 +1346,7 @@
         <w:rPr>
           <w:b w:val="0"/>
         </w:rPr>
-        <w:t>A label such as v2 is useful only when it refers to an identifiable saved state.</w:t>
-      </w:r>
-    </w:p>
-    <w:p>
-      <w:pPr>
-        <w:spacing w:line="336" w:lineRule="auto" w:after="180"/>
-      </w:pPr>
-      <w:r>
-        <w:rPr>
-          <w:b w:val="0"/>
-        </w:rPr>
-        <w:t>The ranking changes because the preference weights changed. That is a policy comparison, not proof that v2 is more accurate.</w:t>
-      </w:r>
-    </w:p>
-    <w:p>
-      <w:pPr>
-        <w:spacing w:line="336" w:lineRule="auto" w:after="180"/>
-      </w:pPr>
-      <w:r>
-        <w:rPr>
-          <w:b w:val="0"/>
-        </w:rPr>
-        <w:t>Keep the same data and constraints when comparing weights, and record why a policy better fits the stated goal.</w:t>
-      </w:r>
-    </w:p>
-    <w:p>
-      <w:pPr>
-        <w:spacing w:line="336" w:lineRule="auto" w:after="180"/>
-      </w:pPr>
-      <w:r>
-        <w:rPr>
-          <w:b w:val="0"/>
-        </w:rPr>
-        <w:t>No. The data change is another possible explanation. Exit: No. They now informed development. Report that use and seek fresh cases for a new independent check.</w:t>
-      </w:r>
-    </w:p>
-    <w:p>
-      <w:pPr>
-        <w:pStyle w:val="Heading3"/>
-      </w:pPr>
-      <w:r>
-        <w:t>Model the reasoning aloud</w:t>
-      </w:r>
-    </w:p>
-    <w:p>
-      <w:pPr>
-        <w:spacing w:line="336" w:lineRule="auto" w:after="180"/>
-      </w:pPr>
-      <w:r>
-        <w:rPr>
-          <w:b w:val="0"/>
-        </w:rPr>
-        <w:t xml:space="preserve">Use the complete worked example below before asking learners to complete W2. Reveal a small part, invite a </w:t>
-      </w:r>
-      <w:r>
-        <w:rPr>
-          <w:b/>
-        </w:rPr>
-        <w:t>prediction</w:t>
-      </w:r>
-      <w:r>
-        <w:rPr>
-          <w:b w:val="0"/>
-        </w:rPr>
-        <w:t>, then explain the deciding step.</w:t>
-      </w:r>
-    </w:p>
-    <w:p>
-      <w:pPr>
-        <w:spacing w:line="336" w:lineRule="auto" w:after="180"/>
-      </w:pPr>
-      <w:r>
-        <w:rPr>
-          <w:b w:val="0"/>
-        </w:rPr>
-        <w:t>These teacher notes contain solutions; do not reveal the independent case answer during modelling.</w:t>
+        <w:t>The separate complete A/Bweighted-score program below can actually be rerun with its fixed inputs and two weight versions; it has no random step, so its seed field is not applicable. A changed preference score is not an accuracy improvement.</w:t>
       </w:r>
     </w:p>
     <w:p>
@@ -2156,6 +1533,1122 @@
         <w:t>________________________________________________________________</w:t>
       </w:r>
     </w:p>
+    <w:p>
+      <w:pPr>
+        <w:pStyle w:val="Heading2"/>
+      </w:pPr>
+      <w:r>
+        <w:t>Complete deterministic policy replay and its meaning</w:t>
+      </w:r>
+    </w:p>
+    <w:p>
+      <w:pPr>
+        <w:spacing w:line="336" w:lineRule="auto" w:after="180"/>
+      </w:pPr>
+      <w:r>
+        <w:rPr>
+          <w:b w:val="0"/>
+        </w:rPr>
+        <w:t xml:space="preserve">A fictional activity scoring experiment compares two weight settings on the same development records. Save code </w:t>
+      </w:r>
+      <w:r>
+        <w:rPr>
+          <w:b/>
+        </w:rPr>
+        <w:t>version</w:t>
+      </w:r>
+      <w:r>
+        <w:rPr>
+          <w:b w:val="0"/>
+        </w:rPr>
+        <w:t xml:space="preserve">, </w:t>
+      </w:r>
+      <w:r>
+        <w:rPr>
+          <w:b/>
+        </w:rPr>
+        <w:t>input</w:t>
+      </w:r>
+      <w:r>
+        <w:rPr>
+          <w:b w:val="0"/>
+        </w:rPr>
+        <w:t xml:space="preserve"> </w:t>
+      </w:r>
+      <w:r>
+        <w:rPr>
+          <w:b/>
+        </w:rPr>
+        <w:t>version</w:t>
+      </w:r>
+      <w:r>
+        <w:rPr>
+          <w:b w:val="0"/>
+        </w:rPr>
+        <w:t xml:space="preserve">, weights, tie rule and </w:t>
+      </w:r>
+      <w:r>
+        <w:rPr>
+          <w:b/>
+        </w:rPr>
+        <w:t>output</w:t>
+      </w:r>
+      <w:r>
+        <w:rPr>
+          <w:b w:val="0"/>
+        </w:rPr>
+        <w:t>s.</w:t>
+      </w:r>
+    </w:p>
+    <w:p>
+      <w:pPr>
+        <w:spacing w:line="336" w:lineRule="auto" w:after="180"/>
+      </w:pPr>
+      <w:r>
+        <w:rPr>
+          <w:b w:val="0"/>
+        </w:rPr>
+        <w:t>A label such as v2 is useful only when it refers to an identifiable saved state.</w:t>
+      </w:r>
+    </w:p>
+    <w:p>
+      <w:pPr>
+        <w:spacing w:line="336" w:lineRule="auto" w:after="180"/>
+      </w:pPr>
+      <w:r>
+        <w:rPr>
+          <w:b w:val="0"/>
+        </w:rPr>
+        <w:t>The ranking changes because the preference weights changed. That is a policy comparison, not proof that v2 is more accurate.</w:t>
+      </w:r>
+    </w:p>
+    <w:p>
+      <w:pPr>
+        <w:spacing w:line="336" w:lineRule="auto" w:after="180"/>
+      </w:pPr>
+      <w:r>
+        <w:rPr>
+          <w:b w:val="0"/>
+        </w:rPr>
+        <w:t>Keep the same data and constraints when comparing weights, and record why a policy better fits the stated goal.</w:t>
+      </w:r>
+    </w:p>
+    <w:p>
+      <w:pPr>
+        <w:spacing w:line="336" w:lineRule="auto" w:after="180"/>
+      </w:pPr>
+      <w:r>
+        <w:rPr>
+          <w:b w:val="0"/>
+        </w:rPr>
+        <w:t>No. The data change is another possible explanation. Exit: No. They now informed development. Report that use and seek fresh cases for a new independent check.</w:t>
+      </w:r>
+    </w:p>
+    <w:p>
+      <w:pPr>
+        <w:pStyle w:val="Heading2"/>
+      </w:pPr>
+      <w:r>
+        <w:t>Read separate pictured ten-case results</w:t>
+      </w:r>
+    </w:p>
+    <w:p>
+      <w:pPr>
+        <w:spacing w:line="336" w:lineRule="auto" w:after="180"/>
+      </w:pPr>
+      <w:r>
+        <w:rPr>
+          <w:b w:val="0"/>
+        </w:rPr>
+        <w:t xml:space="preserve">Record variation across declared </w:t>
+      </w:r>
+      <w:r>
+        <w:rPr>
+          <w:b/>
+        </w:rPr>
+        <w:t>seed</w:t>
+      </w:r>
+      <w:r>
+        <w:rPr>
+          <w:b w:val="0"/>
+        </w:rPr>
+        <w:t>s instead of selecting the prettiest run.</w:t>
+      </w:r>
+    </w:p>
+    <w:p>
+      <w:pPr>
+        <w:spacing w:line="336" w:lineRule="auto" w:after="180"/>
+      </w:pPr>
+      <w:r>
+        <w:rPr>
+          <w:b w:val="0"/>
+        </w:rPr>
+        <w:t xml:space="preserve">Same fixed validation set of10 cases; declared runs </w:t>
+      </w:r>
+      <w:r>
+        <w:rPr>
+          <w:b/>
+        </w:rPr>
+        <w:t>seed</w:t>
+      </w:r>
+      <w:r>
+        <w:rPr>
+          <w:b w:val="0"/>
+        </w:rPr>
+        <w:t xml:space="preserve"> 4=6 correct, </w:t>
+      </w:r>
+      <w:r>
+        <w:rPr>
+          <w:b/>
+        </w:rPr>
+        <w:t>seed</w:t>
+      </w:r>
+      <w:r>
+        <w:rPr>
+          <w:b w:val="0"/>
+        </w:rPr>
+        <w:t xml:space="preserve"> 5=8, </w:t>
+      </w:r>
+      <w:r>
+        <w:rPr>
+          <w:b/>
+        </w:rPr>
+        <w:t>seed</w:t>
+      </w:r>
+      <w:r>
+        <w:rPr>
+          <w:b w:val="0"/>
+        </w:rPr>
+        <w:t xml:space="preserve"> 6=7. All three are reported.</w:t>
+      </w:r>
+    </w:p>
+    <w:p>
+      <w:pPr>
+        <w:spacing w:line="336" w:lineRule="auto" w:after="180"/>
+      </w:pPr>
+      <w:r>
+        <w:rPr>
+          <w:b w:val="0"/>
+        </w:rPr>
+        <w:t xml:space="preserve">All </w:t>
+      </w:r>
+      <w:r>
+        <w:rPr>
+          <w:b/>
+        </w:rPr>
+        <w:t>input</w:t>
+      </w:r>
+      <w:r>
+        <w:rPr>
+          <w:b w:val="0"/>
+        </w:rPr>
+        <w:t>s and outcomes in this worked example are invented classroom data; no real model run is claimed.</w:t>
+      </w:r>
+    </w:p>
+    <w:p>
+      <w:pPr>
+        <w:spacing w:line="336" w:lineRule="auto" w:after="180"/>
+      </w:pPr>
+      <w:r>
+        <w:rPr>
+          <w:b w:val="0"/>
+        </w:rPr>
+        <w:t>Main supplied runs use seeds 11/22/33 with14/16/12 correct of20 each; mean 70%, range 20 percentage points. The separate picture uses seeds 4/5/6 with6/8/7 correct of10 each, also mean 70%and a60–80%range. Deleting the pictured 60%run leaves 80%and 70%, whose mean 75%is a selectively incomplete summary, not an improved method.</w:t>
+      </w:r>
+    </w:p>
+    <w:p>
+      <w:pPr>
+        <w:spacing w:line="336" w:lineRule="auto" w:after="180"/>
+      </w:pPr>
+      <w:r>
+        <w:rPr>
+          <w:b w:val="0"/>
+        </w:rPr>
+        <w:t>Same denominators make the mean of run accuracies equal pooled correct/total here; with unequal denominators those summaries need not agree. Neither these seeds nor a summary uniquely identify a training procedure.</w:t>
+      </w:r>
+    </w:p>
+    <w:p>
+      <w:r>
+        <w:drawing>
+          <wp:inline xmlns:a="http://schemas.openxmlformats.org/drawingml/2006/main" xmlns:pic="http://schemas.openxmlformats.org/drawingml/2006/picture">
+            <wp:extent cx="5486400" cy="3131457"/>
+            <wp:docPr id="1" name="Picture 1" descr="All declared seeds"/>
+            <wp:cNvGraphicFramePr>
+              <a:graphicFrameLocks noChangeAspect="1"/>
+            </wp:cNvGraphicFramePr>
+            <a:graphic>
+              <a:graphicData uri="http://schemas.openxmlformats.org/drawingml/2006/picture">
+                <pic:pic>
+                  <pic:nvPicPr>
+                    <pic:cNvPr id="0" name="academy-detail-ai-4-26.png"/>
+                    <pic:cNvPicPr/>
+                  </pic:nvPicPr>
+                  <pic:blipFill>
+                    <a:blip r:embed="rId9"/>
+                    <a:stretch>
+                      <a:fillRect/>
+                    </a:stretch>
+                  </pic:blipFill>
+                  <pic:spPr>
+                    <a:xfrm>
+                      <a:off x="0" y="0"/>
+                      <a:ext cx="5486400" cy="3131457"/>
+                    </a:xfrm>
+                    <a:prstGeom prst="rect"/>
+                  </pic:spPr>
+                </pic:pic>
+              </a:graphicData>
+            </a:graphic>
+          </wp:inline>
+        </w:drawing>
+      </w:r>
+    </w:p>
+    <w:p>
+      <w:pPr>
+        <w:pStyle w:val="Heading2"/>
+      </w:pPr>
+      <w:r>
+        <w:t>Trace variation,deleted run and reporting limits</w:t>
+      </w:r>
+    </w:p>
+    <w:p>
+      <w:r>
+        <w:drawing>
+          <wp:inline xmlns:a="http://schemas.openxmlformats.org/drawingml/2006/main" xmlns:pic="http://schemas.openxmlformats.org/drawingml/2006/picture">
+            <wp:extent cx="5486400" cy="3182112"/>
+            <wp:docPr id="2" name="Picture 2" descr="Keep run identities: Record seeds4, 5, 6 with 6/10, 8/10, 7/10. → Summarise variation: Mean accuracy is 70%; range is 60% to80%. → Preserve context: Record data version, split, code, settings and seeds, not just the winning80%."/>
+            <wp:cNvGraphicFramePr>
+              <a:graphicFrameLocks noChangeAspect="1"/>
+            </wp:cNvGraphicFramePr>
+            <a:graphic>
+              <a:graphicData uri="http://schemas.openxmlformats.org/drawingml/2006/picture">
+                <pic:pic>
+                  <pic:nvPicPr>
+                    <pic:cNvPr id="0" name="academy-story-ai-4-26-02.png"/>
+                    <pic:cNvPicPr/>
+                  </pic:nvPicPr>
+                  <pic:blipFill>
+                    <a:blip r:embed="rId10"/>
+                    <a:stretch>
+                      <a:fillRect/>
+                    </a:stretch>
+                  </pic:blipFill>
+                  <pic:spPr>
+                    <a:xfrm>
+                      <a:off x="0" y="0"/>
+                      <a:ext cx="5486400" cy="3182112"/>
+                    </a:xfrm>
+                    <a:prstGeom prst="rect"/>
+                  </pic:spPr>
+                </pic:pic>
+              </a:graphicData>
+            </a:graphic>
+          </wp:inline>
+        </w:drawing>
+      </w:r>
+    </w:p>
+    <w:p>
+      <w:pPr>
+        <w:pStyle w:val="Heading3"/>
+      </w:pPr>
+      <w:r>
+        <w:t>Read the picture one step at a time</w:t>
+      </w:r>
+    </w:p>
+    <w:tbl>
+      <w:tblPr>
+        <w:tblStyle w:val="LightShading-Accent1"/>
+        <w:tblW w:type="auto" w:w="0"/>
+        <w:tblLook w:firstColumn="1" w:firstRow="1" w:lastColumn="0" w:lastRow="0" w:noHBand="0" w:noVBand="1" w:val="04A0"/>
+      </w:tblPr>
+      <w:tblGrid>
+        <w:gridCol w:w="5112"/>
+        <w:gridCol w:w="5112"/>
+      </w:tblGrid>
+      <w:tr>
+        <w:trPr>
+          <w:tblHeader/>
+        </w:trPr>
+        <w:tc>
+          <w:tcPr>
+            <w:tcW w:type="dxa" w:w="5112"/>
+          </w:tcPr>
+          <w:p>
+            <w:r>
+              <w:t>Step</w:t>
+            </w:r>
+          </w:p>
+        </w:tc>
+        <w:tc>
+          <w:tcPr>
+            <w:tcW w:type="dxa" w:w="5112"/>
+          </w:tcPr>
+          <w:p>
+            <w:r>
+              <w:t>What happens and why</w:t>
+            </w:r>
+          </w:p>
+        </w:tc>
+      </w:tr>
+      <w:tr>
+        <w:tc>
+          <w:tcPr>
+            <w:tcW w:type="dxa" w:w="5112"/>
+          </w:tcPr>
+          <w:p>
+            <w:r>
+              <w:t>1. Keep run identities</w:t>
+            </w:r>
+          </w:p>
+        </w:tc>
+        <w:tc>
+          <w:tcPr>
+            <w:tcW w:type="dxa" w:w="5112"/>
+          </w:tcPr>
+          <w:p>
+            <w:r>
+              <w:t>Record seeds4, 5, 6 with 6/10, 8/10, 7/10.</w:t>
+            </w:r>
+          </w:p>
+        </w:tc>
+      </w:tr>
+      <w:tr>
+        <w:tc>
+          <w:tcPr>
+            <w:tcW w:type="dxa" w:w="5112"/>
+          </w:tcPr>
+          <w:p>
+            <w:r>
+              <w:t>2. Summarise variation</w:t>
+            </w:r>
+          </w:p>
+        </w:tc>
+        <w:tc>
+          <w:tcPr>
+            <w:tcW w:type="dxa" w:w="5112"/>
+          </w:tcPr>
+          <w:p>
+            <w:r>
+              <w:t>Mean accuracy is 70%; range is 60% to80%.</w:t>
+            </w:r>
+          </w:p>
+        </w:tc>
+      </w:tr>
+      <w:tr>
+        <w:tc>
+          <w:tcPr>
+            <w:tcW w:type="dxa" w:w="5112"/>
+          </w:tcPr>
+          <w:p>
+            <w:r>
+              <w:t>3. Preserve context</w:t>
+            </w:r>
+          </w:p>
+        </w:tc>
+        <w:tc>
+          <w:tcPr>
+            <w:tcW w:type="dxa" w:w="5112"/>
+          </w:tcPr>
+          <w:p>
+            <w:r>
+              <w:t>Record data version, split, code, settings and seeds, not just the winning80%.</w:t>
+            </w:r>
+          </w:p>
+        </w:tc>
+      </w:tr>
+    </w:tbl>
+    <w:p>
+      <w:r>
+        <w:t>Match each pictured step to the supplied facts. This is a worked teaching case, not an independent assessment.</w:t>
+      </w:r>
+    </w:p>
+    <w:p>
+      <w:pPr>
+        <w:spacing w:line="336" w:lineRule="auto" w:after="180"/>
+      </w:pPr>
+      <w:r>
+        <w:rPr>
+          <w:b w:val="0"/>
+        </w:rPr>
+        <w:t xml:space="preserve">Read the picture in order. Record </w:t>
+      </w:r>
+      <w:r>
+        <w:rPr>
+          <w:b/>
+        </w:rPr>
+        <w:t>data version</w:t>
+      </w:r>
+      <w:r>
+        <w:rPr>
+          <w:b w:val="0"/>
+        </w:rPr>
+        <w:t xml:space="preserve">, split, code, settings and </w:t>
+      </w:r>
+      <w:r>
+        <w:rPr>
+          <w:b/>
+        </w:rPr>
+        <w:t>seed</w:t>
+      </w:r>
+      <w:r>
+        <w:rPr>
+          <w:b w:val="0"/>
+        </w:rPr>
+        <w:t>s, not just the winning</w:t>
+      </w:r>
+      <w:r>
+        <w:rPr>
+          <w:b/>
+        </w:rPr>
+        <w:t>80%</w:t>
+      </w:r>
+      <w:r>
+        <w:rPr>
+          <w:b w:val="0"/>
+        </w:rPr>
+        <w:t xml:space="preserve">. The arrows show which recorded </w:t>
+      </w:r>
+      <w:r>
+        <w:rPr>
+          <w:b/>
+        </w:rPr>
+        <w:t>input</w:t>
+      </w:r>
+      <w:r>
+        <w:rPr>
+          <w:b w:val="0"/>
+        </w:rPr>
+        <w:t xml:space="preserve"> or intermediate result each decision uses.</w:t>
+      </w:r>
+    </w:p>
+    <w:p>
+      <w:pPr>
+        <w:spacing w:line="336" w:lineRule="auto" w:after="180"/>
+      </w:pPr>
+      <w:r>
+        <w:rPr>
+          <w:b w:val="0"/>
+        </w:rPr>
+        <w:t>Explain the deciding step aloud before checking the changed case; pointing to the final answer alone does not show how it follows.</w:t>
+      </w:r>
+    </w:p>
+    <w:p>
+      <w:pPr>
+        <w:spacing w:line="336" w:lineRule="auto" w:after="180"/>
+      </w:pPr>
+      <w:r>
+        <w:rPr>
+          <w:b/>
+        </w:rPr>
+        <w:t>Seed</w:t>
+      </w:r>
+      <w:r>
+        <w:rPr>
+          <w:b w:val="0"/>
+        </w:rPr>
+        <w:t>s help reproduction but do not necessarily remove hardware or library nondeterminism; report the actual environment.</w:t>
+      </w:r>
+    </w:p>
+    <w:p>
+      <w:pPr>
+        <w:spacing w:line="336" w:lineRule="auto" w:after="180"/>
+      </w:pPr>
+      <w:r>
+        <w:rPr>
+          <w:b w:val="0"/>
+        </w:rPr>
+        <w:t xml:space="preserve">Change: The report deletes the </w:t>
+      </w:r>
+      <w:r>
+        <w:rPr>
+          <w:b/>
+        </w:rPr>
+        <w:t>60%</w:t>
+      </w:r>
+      <w:r>
+        <w:rPr>
+          <w:b w:val="0"/>
+        </w:rPr>
+        <w:t xml:space="preserve"> run.</w:t>
+      </w:r>
+    </w:p>
+    <w:p>
+      <w:pPr>
+        <w:spacing w:line="336" w:lineRule="auto" w:after="180"/>
+      </w:pPr>
+      <w:r>
+        <w:rPr>
+          <w:b/>
+        </w:rPr>
+        <w:t>Prediction</w:t>
+      </w:r>
+      <w:r>
+        <w:rPr>
+          <w:b w:val="0"/>
+        </w:rPr>
+        <w:t>: The remaining mean rises to75%, but the reported comparison becomes selectively incomplete.</w:t>
+      </w:r>
+    </w:p>
+    <w:p>
+      <w:pPr>
+        <w:spacing w:line="336" w:lineRule="auto" w:after="180"/>
+      </w:pPr>
+      <w:r>
+        <w:rPr>
+          <w:b w:val="0"/>
+        </w:rPr>
+        <w:t xml:space="preserve">Reason: Removing an unfavourable declared run changes the </w:t>
+      </w:r>
+      <w:r>
+        <w:rPr>
+          <w:b/>
+        </w:rPr>
+        <w:t>evidence</w:t>
+      </w:r>
+      <w:r>
+        <w:rPr>
+          <w:b w:val="0"/>
+        </w:rPr>
+        <w:t xml:space="preserve"> rather than improving the method.</w:t>
+      </w:r>
+    </w:p>
+    <w:p>
+      <w:pPr>
+        <w:pStyle w:val="Heading2"/>
+      </w:pPr>
+      <w:r>
+        <w:t>Additional incomplete85%report example · reference / check after trying</w:t>
+      </w:r>
+    </w:p>
+    <w:p>
+      <w:pPr>
+        <w:spacing w:line="336" w:lineRule="auto" w:after="180"/>
+      </w:pPr>
+      <w:r>
+        <w:rPr>
+          <w:b w:val="0"/>
+        </w:rPr>
+        <w:t xml:space="preserve">A report says accuracy85% without data split, code </w:t>
+      </w:r>
+      <w:r>
+        <w:rPr>
+          <w:b/>
+        </w:rPr>
+        <w:t>version</w:t>
+      </w:r>
+      <w:r>
+        <w:rPr>
+          <w:b w:val="0"/>
+        </w:rPr>
+        <w:t xml:space="preserve">, </w:t>
+      </w:r>
+      <w:r>
+        <w:rPr>
+          <w:b/>
+        </w:rPr>
+        <w:t>seed</w:t>
+      </w:r>
+      <w:r>
+        <w:rPr>
+          <w:b w:val="0"/>
+        </w:rPr>
+        <w:t xml:space="preserve"> or pre</w:t>
+      </w:r>
+      <w:r>
+        <w:rPr>
+          <w:b/>
+        </w:rPr>
+        <w:t>process</w:t>
+      </w:r>
+      <w:r>
+        <w:rPr>
+          <w:b w:val="0"/>
+        </w:rPr>
+        <w:t>ing.</w:t>
+      </w:r>
+    </w:p>
+    <w:p>
+      <w:pPr>
+        <w:spacing w:line="336" w:lineRule="auto" w:after="180"/>
+      </w:pPr>
+      <w:r>
+        <w:rPr>
+          <w:b w:val="0"/>
+        </w:rPr>
+        <w:t xml:space="preserve">Specify </w:t>
+      </w:r>
+      <w:r>
+        <w:rPr>
+          <w:b/>
+        </w:rPr>
+        <w:t>reproducibility</w:t>
+      </w:r>
+      <w:r>
+        <w:rPr>
+          <w:b w:val="0"/>
+        </w:rPr>
+        <w:t xml:space="preserve"> records.</w:t>
+      </w:r>
+    </w:p>
+    <w:p>
+      <w:pPr>
+        <w:spacing w:line="336" w:lineRule="auto" w:after="180"/>
+      </w:pPr>
+      <w:r>
+        <w:rPr>
+          <w:b w:val="0"/>
+        </w:rPr>
+        <w:t xml:space="preserve">Record data identity, group/split IDs, code/dependency </w:t>
+      </w:r>
+      <w:r>
+        <w:rPr>
+          <w:b/>
+        </w:rPr>
+        <w:t>version</w:t>
+      </w:r>
+      <w:r>
+        <w:rPr>
+          <w:b w:val="0"/>
+        </w:rPr>
+        <w:t>s, pre</w:t>
+      </w:r>
+      <w:r>
+        <w:rPr>
+          <w:b/>
+        </w:rPr>
+        <w:t>process</w:t>
+      </w:r>
+      <w:r>
+        <w:rPr>
+          <w:b w:val="0"/>
+        </w:rPr>
+        <w:t xml:space="preserve">ing, features, settings, </w:t>
+      </w:r>
+      <w:r>
+        <w:rPr>
+          <w:b/>
+        </w:rPr>
+        <w:t>seed</w:t>
+      </w:r>
+      <w:r>
+        <w:rPr>
+          <w:b w:val="0"/>
+        </w:rPr>
+        <w:t xml:space="preserve">s where relevant, metric definition and raw </w:t>
+      </w:r>
+      <w:r>
+        <w:rPr>
+          <w:b/>
+        </w:rPr>
+        <w:t>prediction</w:t>
+      </w:r>
+      <w:r>
+        <w:rPr>
+          <w:b w:val="0"/>
+        </w:rPr>
+        <w:t xml:space="preserve">s. </w:t>
+      </w:r>
+      <w:r>
+        <w:rPr>
+          <w:b/>
+        </w:rPr>
+        <w:t>Seed</w:t>
+      </w:r>
+      <w:r>
+        <w:rPr>
+          <w:b w:val="0"/>
+        </w:rPr>
+        <w:t xml:space="preserve"> alone is insufficient.</w:t>
+      </w:r>
+    </w:p>
+    <w:p>
+      <w:pPr>
+        <w:pStyle w:val="Heading2"/>
+      </w:pPr>
+      <w:r>
+        <w:t>Earlier wording, alternatives and picture transcripts · reference / check after trying</w:t>
+      </w:r>
+    </w:p>
+    <w:p>
+      <w:pPr>
+        <w:spacing w:line="336" w:lineRule="auto" w:after="180"/>
+      </w:pPr>
+      <w:r>
+        <w:rPr>
+          <w:b w:val="0"/>
+        </w:rPr>
+        <w:t>Explain the mechanism</w:t>
+      </w:r>
+    </w:p>
+    <w:p>
+      <w:pPr>
+        <w:spacing w:line="336" w:lineRule="auto" w:after="180"/>
+      </w:pPr>
+      <w:r>
+        <w:rPr>
+          <w:b w:val="0"/>
+        </w:rPr>
+        <w:t>Trace the information, fitted behavior, and evaluation proof separately.</w:t>
+      </w:r>
+    </w:p>
+    <w:p>
+      <w:pPr>
+        <w:spacing w:line="336" w:lineRule="auto" w:after="180"/>
+      </w:pPr>
+      <w:r>
+        <w:rPr>
+          <w:b w:val="0"/>
+        </w:rPr>
+        <w:t>QUESTION Reproduce a peer's run from an experiment card.</w:t>
+      </w:r>
+    </w:p>
+    <w:p>
+      <w:pPr>
+        <w:spacing w:line="336" w:lineRule="auto" w:after="180"/>
+      </w:pPr>
+      <w:r>
+        <w:rPr>
+          <w:b w:val="0"/>
+        </w:rPr>
+        <w:t xml:space="preserve">MODEL IDEA A result is reproducible only when another builder can recreate the data, split, code, settings, </w:t>
+      </w:r>
+      <w:r>
+        <w:rPr>
+          <w:b/>
+        </w:rPr>
+        <w:t>seed</w:t>
+      </w:r>
+      <w:r>
+        <w:rPr>
+          <w:b w:val="0"/>
+        </w:rPr>
+        <w:t>, and metric calculation.</w:t>
+      </w:r>
+    </w:p>
+    <w:p>
+      <w:pPr>
+        <w:spacing w:line="336" w:lineRule="auto" w:after="180"/>
+      </w:pPr>
+      <w:r>
+        <w:rPr>
+          <w:b w:val="0"/>
+        </w:rPr>
+        <w:t>PROOF NEEDED Use an unseen case, visible calculation, error analysis, and a stated limitation.</w:t>
+      </w:r>
+    </w:p>
+    <w:p>
+      <w:pPr>
+        <w:spacing w:line="336" w:lineRule="auto" w:after="180"/>
+      </w:pPr>
+      <w:r>
+        <w:rPr>
+          <w:b w:val="0"/>
+        </w:rPr>
+        <w:t xml:space="preserve">UNDER THE HOOD Record data=v2, split=grouped-s1, code=commit A7, </w:t>
+      </w:r>
+      <w:r>
+        <w:rPr>
+          <w:b/>
+        </w:rPr>
+        <w:t>seed</w:t>
+      </w:r>
+      <w:r>
+        <w:rPr>
+          <w:b w:val="0"/>
+        </w:rPr>
+        <w:t>=42. Record pre</w:t>
+      </w:r>
+      <w:r>
+        <w:rPr>
+          <w:b/>
+        </w:rPr>
+        <w:t>process</w:t>
+      </w:r>
+      <w:r>
+        <w:rPr>
+          <w:b w:val="0"/>
+        </w:rPr>
+        <w:t xml:space="preserve">ing, features, model type, settings, and library </w:t>
+      </w:r>
+      <w:r>
+        <w:rPr>
+          <w:b/>
+        </w:rPr>
+        <w:t>version</w:t>
+      </w:r>
+      <w:r>
+        <w:rPr>
+          <w:b w:val="0"/>
+        </w:rPr>
+        <w:t>s.</w:t>
+      </w:r>
+    </w:p>
+    <w:p>
+      <w:pPr>
+        <w:spacing w:line="336" w:lineRule="auto" w:after="180"/>
+      </w:pPr>
+      <w:r>
+        <w:rPr>
+          <w:b w:val="0"/>
+        </w:rPr>
+        <w:t xml:space="preserve">Draw a fresh data → model → </w:t>
+      </w:r>
+      <w:r>
+        <w:rPr>
+          <w:b/>
+        </w:rPr>
+        <w:t>prediction</w:t>
+      </w:r>
+      <w:r>
+        <w:rPr>
+          <w:b w:val="0"/>
+        </w:rPr>
+        <w:t xml:space="preserve"> → evaluation trace:</w:t>
+      </w:r>
+    </w:p>
+    <w:p>
+      <w:pPr>
+        <w:spacing w:line="336" w:lineRule="auto" w:after="180"/>
+      </w:pPr>
+      <w:r>
+        <w:rPr>
+          <w:b w:val="0"/>
+        </w:rPr>
+        <w:t xml:space="preserve">Predict first. Then check each step. A correct answer without visible </w:t>
+      </w:r>
+      <w:r>
+        <w:rPr>
+          <w:b/>
+        </w:rPr>
+        <w:t>evidence</w:t>
+      </w:r>
+      <w:r>
+        <w:rPr>
+          <w:b w:val="0"/>
+        </w:rPr>
+        <w:t xml:space="preserve"> cannot be audited.</w:t>
+      </w:r>
+    </w:p>
+    <w:p>
+      <w:pPr>
+        <w:spacing w:line="336" w:lineRule="auto" w:after="180"/>
+      </w:pPr>
+      <w:r>
+        <w:rPr>
+          <w:b w:val="0"/>
+        </w:rPr>
+        <w:t xml:space="preserve">STEP 1 Record data=v2, split=grouped-s1, code=commit A7, </w:t>
+      </w:r>
+      <w:r>
+        <w:rPr>
+          <w:b/>
+        </w:rPr>
+        <w:t>seed</w:t>
+      </w:r>
+      <w:r>
+        <w:rPr>
+          <w:b w:val="0"/>
+        </w:rPr>
+        <w:t>=42.</w:t>
+      </w:r>
+    </w:p>
+    <w:p>
+      <w:pPr>
+        <w:spacing w:line="336" w:lineRule="auto" w:after="180"/>
+      </w:pPr>
+      <w:r>
+        <w:rPr>
+          <w:b w:val="0"/>
+        </w:rPr>
+        <w:t>STEP 2 Record pre</w:t>
+      </w:r>
+      <w:r>
+        <w:rPr>
+          <w:b/>
+        </w:rPr>
+        <w:t>process</w:t>
+      </w:r>
+      <w:r>
+        <w:rPr>
+          <w:b w:val="0"/>
+        </w:rPr>
+        <w:t xml:space="preserve">ing, features, model type, settings, and library </w:t>
+      </w:r>
+      <w:r>
+        <w:rPr>
+          <w:b/>
+        </w:rPr>
+        <w:t>version</w:t>
+      </w:r>
+      <w:r>
+        <w:rPr>
+          <w:b w:val="0"/>
+        </w:rPr>
+        <w:t>s.</w:t>
+      </w:r>
+    </w:p>
+    <w:p>
+      <w:pPr>
+        <w:spacing w:line="336" w:lineRule="auto" w:after="180"/>
+      </w:pPr>
+      <w:r>
+        <w:rPr>
+          <w:b w:val="0"/>
+        </w:rPr>
+        <w:t xml:space="preserve">STEP 3 Peer reruns and gets 16/20 correct, matching </w:t>
+      </w:r>
+      <w:r>
+        <w:rPr>
+          <w:b/>
+        </w:rPr>
+        <w:t>80%</w:t>
+      </w:r>
+      <w:r>
+        <w:rPr>
+          <w:b w:val="0"/>
+        </w:rPr>
+        <w:t xml:space="preserve"> accuracy.</w:t>
+      </w:r>
+    </w:p>
+    <w:p>
+      <w:pPr>
+        <w:spacing w:line="336" w:lineRule="auto" w:after="180"/>
+      </w:pPr>
+      <w:r>
+        <w:rPr>
+          <w:b w:val="0"/>
+        </w:rPr>
+        <w:t>STEP 4 A mismatch triggers environment and data comparison—not silent replacement.</w:t>
+      </w:r>
+    </w:p>
+    <w:p>
+      <w:pPr>
+        <w:spacing w:line="336" w:lineRule="auto" w:after="180"/>
+      </w:pPr>
+      <w:r>
+        <w:rPr>
+          <w:b w:val="0"/>
+        </w:rPr>
+        <w:t xml:space="preserve">CHECK Verify the denominator, unit, split, class definition, and </w:t>
+      </w:r>
+      <w:r>
+        <w:rPr>
+          <w:b/>
+        </w:rPr>
+        <w:t>data version</w:t>
+      </w:r>
+      <w:r>
+        <w:rPr>
+          <w:b w:val="0"/>
+        </w:rPr>
+        <w:t xml:space="preserve"> before interpreting a score.</w:t>
+      </w:r>
+    </w:p>
+    <w:p>
+      <w:pPr>
+        <w:spacing w:line="336" w:lineRule="auto" w:after="180"/>
+      </w:pPr>
+      <w:r>
+        <w:rPr>
+          <w:b w:val="0"/>
+        </w:rPr>
+        <w:t xml:space="preserve">Recalculate, retrace, or restate the </w:t>
+      </w:r>
+      <w:r>
+        <w:rPr>
+          <w:b/>
+        </w:rPr>
+        <w:t>evidence</w:t>
+      </w:r>
+      <w:r>
+        <w:rPr>
+          <w:b w:val="0"/>
+        </w:rPr>
+        <w:t xml:space="preserve"> independently:</w:t>
+      </w:r>
+    </w:p>
+    <w:p>
+      <w:pPr>
+        <w:pStyle w:val="Heading3"/>
+      </w:pPr>
+      <w:r>
+        <w:t>Concrete teaching case</w:t>
+      </w:r>
+    </w:p>
+    <w:p>
+      <w:pPr>
+        <w:pStyle w:val="Heading3"/>
+      </w:pPr>
+      <w:r>
+        <w:t>Exact explanation to model</w:t>
+      </w:r>
+    </w:p>
+    <w:p>
+      <w:pPr>
+        <w:pStyle w:val="Heading3"/>
+      </w:pPr>
+      <w:r>
+        <w:t>Explain the added worked example</w:t>
+      </w:r>
+    </w:p>
+    <w:p>
+      <w:pPr>
+        <w:pStyle w:val="Heading3"/>
+      </w:pPr>
+      <w:r>
+        <w:t>Key terms</w:t>
+      </w:r>
+    </w:p>
+    <w:p>
+      <w:pPr>
+        <w:pStyle w:val="Heading3"/>
+      </w:pPr>
+      <w:r>
+        <w:t>Apply the connected idea: Versioned experiments</w:t>
+      </w:r>
+    </w:p>
+    <w:p>
+      <w:pPr>
+        <w:pStyle w:val="Heading3"/>
+      </w:pPr>
+      <w:r>
+        <w:t>Model the reasoning aloud</w:t>
+      </w:r>
+    </w:p>
+    <w:p>
+      <w:pPr>
+        <w:spacing w:line="336" w:lineRule="auto" w:after="180"/>
+      </w:pPr>
+      <w:r>
+        <w:rPr>
+          <w:b w:val="0"/>
+        </w:rPr>
+        <w:t xml:space="preserve">Use the complete worked example below before asking learners to complete W2. Reveal a small part, invite a </w:t>
+      </w:r>
+      <w:r>
+        <w:rPr>
+          <w:b/>
+        </w:rPr>
+        <w:t>prediction</w:t>
+      </w:r>
+      <w:r>
+        <w:rPr>
+          <w:b w:val="0"/>
+        </w:rPr>
+        <w:t>, then explain the deciding step.</w:t>
+      </w:r>
+    </w:p>
+    <w:p>
+      <w:pPr>
+        <w:spacing w:line="336" w:lineRule="auto" w:after="180"/>
+      </w:pPr>
+      <w:r>
+        <w:rPr>
+          <w:b w:val="0"/>
+        </w:rPr>
+        <w:t>These teacher notes contain solutions; do not reveal the independent case answer during modelling.</w:t>
+      </w:r>
+    </w:p>
     <w:tbl>
       <w:tblPr>
         <w:tblStyle w:val="LightShading-Accent1"/>
@@ -2279,157 +2772,10 @@
     </w:p>
     <w:p>
       <w:pPr>
-        <w:spacing w:line="336" w:lineRule="auto" w:after="180"/>
-      </w:pPr>
-      <w:r>
-        <w:rPr>
-          <w:b w:val="0"/>
-        </w:rPr>
-        <w:t xml:space="preserve">Record variation across declared </w:t>
-      </w:r>
-      <w:r>
-        <w:rPr>
-          <w:b/>
-        </w:rPr>
-        <w:t>seed</w:t>
-      </w:r>
-      <w:r>
-        <w:rPr>
-          <w:b w:val="0"/>
-        </w:rPr>
-        <w:t>s instead of selecting the prettiest run.</w:t>
-      </w:r>
-    </w:p>
-    <w:p>
-      <w:pPr>
         <w:pStyle w:val="Heading3"/>
       </w:pPr>
       <w:r>
         <w:t>The facts we will use</w:t>
-      </w:r>
-    </w:p>
-    <w:p>
-      <w:pPr>
-        <w:pStyle w:val="Heading3"/>
-      </w:pPr>
-      <w:r>
-        <w:t>Supplied facts</w:t>
-      </w:r>
-    </w:p>
-    <w:p>
-      <w:pPr>
-        <w:spacing w:line="336" w:lineRule="auto" w:after="180"/>
-        <w:shd w:fill="F1F6FC"/>
-      </w:pPr>
-      <w:r>
-        <w:rPr>
-          <w:b w:val="0"/>
-        </w:rPr>
-        <w:t xml:space="preserve">Same fixed validation set of10 cases; declared runs </w:t>
-      </w:r>
-      <w:r>
-        <w:rPr>
-          <w:b/>
-        </w:rPr>
-        <w:t>seed</w:t>
-      </w:r>
-      <w:r>
-        <w:rPr>
-          <w:b w:val="0"/>
-        </w:rPr>
-        <w:t xml:space="preserve"> 4=6 correct, </w:t>
-      </w:r>
-      <w:r>
-        <w:rPr>
-          <w:b/>
-        </w:rPr>
-        <w:t>seed</w:t>
-      </w:r>
-      <w:r>
-        <w:rPr>
-          <w:b w:val="0"/>
-        </w:rPr>
-        <w:t xml:space="preserve"> 5=8, </w:t>
-      </w:r>
-      <w:r>
-        <w:rPr>
-          <w:b/>
-        </w:rPr>
-        <w:t>seed</w:t>
-      </w:r>
-      <w:r>
-        <w:rPr>
-          <w:b w:val="0"/>
-        </w:rPr>
-        <w:t xml:space="preserve"> 6=7. All three are reported.</w:t>
-      </w:r>
-    </w:p>
-    <w:p>
-      <w:pPr>
-        <w:pStyle w:val="Heading3"/>
-      </w:pPr>
-      <w:r>
-        <w:t>Supplied facts</w:t>
-      </w:r>
-    </w:p>
-    <w:p>
-      <w:pPr>
-        <w:spacing w:line="336" w:lineRule="auto" w:after="180"/>
-        <w:shd w:fill="F1F6FC"/>
-      </w:pPr>
-      <w:r>
-        <w:rPr>
-          <w:b w:val="0"/>
-        </w:rPr>
-        <w:t xml:space="preserve">All </w:t>
-      </w:r>
-      <w:r>
-        <w:rPr>
-          <w:b/>
-        </w:rPr>
-        <w:t>input</w:t>
-      </w:r>
-      <w:r>
-        <w:rPr>
-          <w:b w:val="0"/>
-        </w:rPr>
-        <w:t>s and outcomes in this worked example are invented classroom data; no real model run is claimed.</w:t>
-      </w:r>
-    </w:p>
-    <w:p>
-      <w:r>
-        <w:drawing>
-          <wp:inline xmlns:a="http://schemas.openxmlformats.org/drawingml/2006/main" xmlns:pic="http://schemas.openxmlformats.org/drawingml/2006/picture">
-            <wp:extent cx="5486400" cy="3131457"/>
-            <wp:docPr id="1" name="Picture 1" descr="All declared seeds"/>
-            <wp:cNvGraphicFramePr>
-              <a:graphicFrameLocks noChangeAspect="1"/>
-            </wp:cNvGraphicFramePr>
-            <a:graphic>
-              <a:graphicData uri="http://schemas.openxmlformats.org/drawingml/2006/picture">
-                <pic:pic>
-                  <pic:nvPicPr>
-                    <pic:cNvPr id="0" name="academy-detail-ai-4-26.png"/>
-                    <pic:cNvPicPr/>
-                  </pic:nvPicPr>
-                  <pic:blipFill>
-                    <a:blip r:embed="rId9"/>
-                    <a:stretch>
-                      <a:fillRect/>
-                    </a:stretch>
-                  </pic:blipFill>
-                  <pic:spPr>
-                    <a:xfrm>
-                      <a:off x="0" y="0"/>
-                      <a:ext cx="5486400" cy="3131457"/>
-                    </a:xfrm>
-                    <a:prstGeom prst="rect"/>
-                  </pic:spPr>
-                </pic:pic>
-              </a:graphicData>
-            </a:graphic>
-          </wp:inline>
-        </w:drawing>
       </w:r>
     </w:p>
     <w:p>
@@ -2437,7 +2783,7 @@
         <w:drawing>
           <wp:inline xmlns:a="http://schemas.openxmlformats.org/drawingml/2006/main" xmlns:pic="http://schemas.openxmlformats.org/drawingml/2006/picture">
             <wp:extent cx="5486400" cy="5185229"/>
-            <wp:docPr id="2" name="Picture 2" descr="Reproducible Experiments. Keep run identities: Record seeds4, 5, 6 with 6/10, 8/10, 7/10.. Summarise variation: Mean accuracy is 70%; range is 60% to80%.. Preserve context: Record data version, split, code, settings and seeds, not just the winning80%."/>
+            <wp:docPr id="3" name="Picture 3" descr="Reproducible Experiments. Keep run identities: Record seeds4, 5, 6 with 6/10, 8/10, 7/10.. Summarise variation: Mean accuracy is 70%; range is 60% to80%.. Preserve context: Record data version, split, code, settings and seeds, not just the winning80%."/>
             <wp:cNvGraphicFramePr>
               <a:graphicFrameLocks noChangeAspect="1"/>
             </wp:cNvGraphicFramePr>
@@ -2449,7 +2795,7 @@
                     <pic:cNvPicPr/>
                   </pic:nvPicPr>
                   <pic:blipFill>
-                    <a:blip r:embed="rId10"/>
+                    <a:blip r:embed="rId11"/>
                     <a:stretch>
                       <a:fillRect/>
                     </a:stretch>
@@ -2473,114 +2819,7 @@
         <w:pStyle w:val="Heading3"/>
       </w:pPr>
       <w:r>
-        <w:t>Read the picture one step at a time</w:t>
-      </w:r>
-    </w:p>
-    <w:tbl>
-      <w:tblPr>
-        <w:tblStyle w:val="LightShading-Accent1"/>
-        <w:tblW w:type="auto" w:w="0"/>
-        <w:tblLook w:firstColumn="1" w:firstRow="1" w:lastColumn="0" w:lastRow="0" w:noHBand="0" w:noVBand="1" w:val="04A0"/>
-      </w:tblPr>
-      <w:tblGrid>
-        <w:gridCol w:w="5112"/>
-        <w:gridCol w:w="5112"/>
-      </w:tblGrid>
-      <w:tr>
-        <w:trPr>
-          <w:tblHeader/>
-        </w:trPr>
-        <w:tc>
-          <w:tcPr>
-            <w:tcW w:type="dxa" w:w="5112"/>
-          </w:tcPr>
-          <w:p>
-            <w:r>
-              <w:t>Step</w:t>
-            </w:r>
-          </w:p>
-        </w:tc>
-        <w:tc>
-          <w:tcPr>
-            <w:tcW w:type="dxa" w:w="5112"/>
-          </w:tcPr>
-          <w:p>
-            <w:r>
-              <w:t>What happens and why</w:t>
-            </w:r>
-          </w:p>
-        </w:tc>
-      </w:tr>
-      <w:tr>
-        <w:tc>
-          <w:tcPr>
-            <w:tcW w:type="dxa" w:w="5112"/>
-          </w:tcPr>
-          <w:p>
-            <w:r>
-              <w:t>1. Keep run identities</w:t>
-            </w:r>
-          </w:p>
-        </w:tc>
-        <w:tc>
-          <w:tcPr>
-            <w:tcW w:type="dxa" w:w="5112"/>
-          </w:tcPr>
-          <w:p>
-            <w:r>
-              <w:t>Record seeds4, 5, 6 with 6/10, 8/10, 7/10.</w:t>
-            </w:r>
-          </w:p>
-        </w:tc>
-      </w:tr>
-      <w:tr>
-        <w:tc>
-          <w:tcPr>
-            <w:tcW w:type="dxa" w:w="5112"/>
-          </w:tcPr>
-          <w:p>
-            <w:r>
-              <w:t>2. Summarise variation</w:t>
-            </w:r>
-          </w:p>
-        </w:tc>
-        <w:tc>
-          <w:tcPr>
-            <w:tcW w:type="dxa" w:w="5112"/>
-          </w:tcPr>
-          <w:p>
-            <w:r>
-              <w:t>Mean accuracy is 70%; range is 60% to80%.</w:t>
-            </w:r>
-          </w:p>
-        </w:tc>
-      </w:tr>
-      <w:tr>
-        <w:tc>
-          <w:tcPr>
-            <w:tcW w:type="dxa" w:w="5112"/>
-          </w:tcPr>
-          <w:p>
-            <w:r>
-              <w:t>3. Preserve context</w:t>
-            </w:r>
-          </w:p>
-        </w:tc>
-        <w:tc>
-          <w:tcPr>
-            <w:tcW w:type="dxa" w:w="5112"/>
-          </w:tcPr>
-          <w:p>
-            <w:r>
-              <w:t>Record data version, split, code, settings and seeds, not just the winning80%.</w:t>
-            </w:r>
-          </w:p>
-        </w:tc>
-      </w:tr>
-    </w:tbl>
-    <w:p>
-      <w:r>
-        <w:t>Match each pictured step to the supplied facts. This is a worked teaching case, not an independent assessment.</w:t>
+        <w:t>Why this result follows</w:t>
       </w:r>
     </w:p>
     <w:p>
@@ -2588,7 +2827,7 @@
         <w:pStyle w:val="Heading3"/>
       </w:pPr>
       <w:r>
-        <w:t>Why this result follows</w:t>
+        <w:t>What this example does not establish</w:t>
       </w:r>
     </w:p>
     <w:p>
@@ -2596,79 +2835,491 @@
         <w:pStyle w:val="Heading3"/>
       </w:pPr>
       <w:r>
-        <w:t>Why the result follows</w:t>
+        <w:t>Change one thing in the pictured case</w:t>
+      </w:r>
+    </w:p>
+    <w:p>
+      <w:pPr>
+        <w:pStyle w:val="Heading3"/>
+      </w:pPr>
+      <w:r>
+        <w:t>Ask while showing the picture</w:t>
       </w:r>
     </w:p>
     <w:p>
       <w:pPr>
         <w:spacing w:line="336" w:lineRule="auto" w:after="180"/>
-        <w:shd w:fill="F1F6FC"/>
-      </w:pPr>
-      <w:r>
-        <w:rPr>
-          <w:b w:val="0"/>
-        </w:rPr>
-        <w:t xml:space="preserve">Read the picture in order. Record </w:t>
+      </w:pPr>
+      <w:r>
+        <w:rPr>
+          <w:b w:val="0"/>
+        </w:rPr>
+        <w:t xml:space="preserve">Cover the result. Ask learners to name the </w:t>
       </w:r>
       <w:r>
         <w:rPr>
           <w:b/>
         </w:rPr>
+        <w:t>input</w:t>
+      </w:r>
+      <w:r>
+        <w:rPr>
+          <w:b w:val="0"/>
+        </w:rPr>
+        <w:t xml:space="preserve">s and predict the next step. Uncover one step, connect the icon to the actual procedure, and explain its </w:t>
+      </w:r>
+      <w:r>
+        <w:rPr>
+          <w:b/>
+        </w:rPr>
+        <w:t>evidence</w:t>
+      </w:r>
+      <w:r>
+        <w:rPr>
+          <w:b w:val="0"/>
+        </w:rPr>
+        <w:t>. Then change the supplied condition and compare.</w:t>
+      </w:r>
+    </w:p>
+    <w:p>
+      <w:pPr>
+        <w:spacing w:line="336" w:lineRule="auto" w:after="180"/>
+      </w:pPr>
+      <w:r>
+        <w:rPr>
+          <w:b w:val="0"/>
+        </w:rPr>
+        <w:t>The picture is a representation; it does not document execution of a real AI model.</w:t>
+      </w:r>
+    </w:p>
+    <w:p>
+      <w:pPr>
+        <w:pStyle w:val="Heading1"/>
+      </w:pPr>
+      <w:r>
+        <w:t>03. Guide the calculation, then remove help</w:t>
+      </w:r>
+    </w:p>
+    <w:p>
+      <w:r>
+        <w:t>Collect each learner’s prediction before showing its key.</w:t>
+      </w:r>
+    </w:p>
+    <w:p>
+      <w:pPr>
+        <w:pStyle w:val="Heading2"/>
+      </w:pPr>
+      <w:r>
+        <w:t>Current completion task and checked key</w:t>
+      </w:r>
+    </w:p>
+    <w:p>
+      <w:pPr>
+        <w:spacing w:line="336" w:lineRule="auto" w:after="180"/>
+      </w:pPr>
+      <w:r>
+        <w:rPr>
+          <w:b w:val="0"/>
+        </w:rPr>
+        <w:t xml:space="preserve">Completion task: A file contains only </w:t>
+      </w:r>
+      <w:r>
+        <w:rPr>
+          <w:b/>
+        </w:rPr>
+        <w:t>seed</w:t>
+      </w:r>
+      <w:r>
+        <w:rPr>
+          <w:b w:val="0"/>
+        </w:rPr>
+        <w:t xml:space="preserve"> 22 and 80 percent. Name four missing items.</w:t>
+      </w:r>
+    </w:p>
+    <w:p>
+      <w:pPr>
+        <w:spacing w:line="336" w:lineRule="auto" w:after="180"/>
+      </w:pPr>
+      <w:r>
+        <w:rPr>
+          <w:b w:val="0"/>
+        </w:rPr>
+        <w:t xml:space="preserve">Teacher check: Teacher explanation: Examples: </w:t>
+      </w:r>
+      <w:r>
+        <w:rPr>
+          <w:b/>
+        </w:rPr>
         <w:t>data version</w:t>
       </w:r>
       <w:r>
         <w:rPr>
           <w:b w:val="0"/>
         </w:rPr>
-        <w:t xml:space="preserve">, split, code, settings and </w:t>
+        <w:t xml:space="preserve">, split IDs, model settings, code </w:t>
       </w:r>
       <w:r>
         <w:rPr>
           <w:b/>
         </w:rPr>
+        <w:t>version</w:t>
+      </w:r>
+      <w:r>
+        <w:rPr>
+          <w:b w:val="0"/>
+        </w:rPr>
+        <w:t>, metric denominator and full planned-run results.</w:t>
+      </w:r>
+    </w:p>
+    <w:p>
+      <w:pPr>
+        <w:spacing w:line="336" w:lineRule="auto" w:after="180"/>
+      </w:pPr>
+      <w:r>
+        <w:rPr>
+          <w:b w:val="0"/>
+        </w:rPr>
+        <w:t xml:space="preserve">Start by identifying the given </w:t>
+      </w:r>
+      <w:r>
+        <w:rPr>
+          <w:b/>
+        </w:rPr>
+        <w:t>input</w:t>
+      </w:r>
+      <w:r>
+        <w:rPr>
+          <w:b w:val="0"/>
+        </w:rPr>
+        <w:t>s together. Leave the intermediate steps blank. If needed, model one step, then withdraw that help on the next step. Move to a full trace only when the partial trace is understood.</w:t>
+      </w:r>
+    </w:p>
+    <w:p>
+      <w:pPr>
+        <w:spacing w:line="336" w:lineRule="auto" w:after="180"/>
+      </w:pPr>
+      <w:r>
+        <w:rPr>
+          <w:b w:val="0"/>
+        </w:rPr>
+        <w:t>For partners, alternate explainer and checker; collect a response from every learner before discussion.</w:t>
+      </w:r>
+    </w:p>
+    <w:p>
+      <w:pPr>
+        <w:pStyle w:val="Heading2"/>
+      </w:pPr>
+      <w:r>
+        <w:t>Individual misconception check</w:t>
+      </w:r>
+    </w:p>
+    <w:p>
+      <w:pPr>
+        <w:spacing w:line="336" w:lineRule="auto" w:after="180"/>
+      </w:pPr>
+      <w:r>
+        <w:rPr>
+          <w:b w:val="0"/>
+        </w:rPr>
+        <w:t xml:space="preserve">Use the worked case for Experimental records and </w:t>
+      </w:r>
+      <w:r>
+        <w:rPr>
+          <w:b/>
+        </w:rPr>
         <w:t>seed</w:t>
       </w:r>
       <w:r>
         <w:rPr>
           <w:b w:val="0"/>
         </w:rPr>
-        <w:t>s, not just the winning</w:t>
+        <w:t>s. Proposed explanation: “A final answer is enough”. Decide whether this explanation is supported.</w:t>
+      </w:r>
+    </w:p>
+    <w:p>
+      <w:pPr>
+        <w:spacing w:line="336" w:lineRule="auto" w:after="180"/>
+      </w:pPr>
+      <w:r>
+        <w:rPr>
+          <w:b w:val="0"/>
+        </w:rPr>
+        <w:t>Point to the step or supplied fact that decides; explain your repair if needed.</w:t>
+      </w:r>
+    </w:p>
+    <w:p>
+      <w:pPr>
+        <w:spacing w:line="336" w:lineRule="auto" w:after="180"/>
+      </w:pPr>
+      <w:r>
+        <w:rPr>
+          <w:b w:val="0"/>
+        </w:rPr>
+        <w:t>Expected correction: Ask for the relevant counts, units, procedure or saved record. For this week: Mean 70 percent; range 80-60=20 percentage points, across the three declared runs.</w:t>
+      </w:r>
+    </w:p>
+    <w:p>
+      <w:pPr>
+        <w:spacing w:line="336" w:lineRule="auto" w:after="180"/>
+      </w:pPr>
+      <w:r>
+        <w:rPr>
+          <w:b w:val="0"/>
+        </w:rPr>
+        <w:t>Collect explanations, not only yes/no votes. If a misunderstanding is common, re-model the relevant step for the class.</w:t>
+      </w:r>
+    </w:p>
+    <w:p>
+      <w:pPr>
+        <w:spacing w:line="336" w:lineRule="auto" w:after="180"/>
+      </w:pPr>
+      <w:r>
+        <w:rPr>
+          <w:b w:val="0"/>
+        </w:rPr>
+        <w:t>If it affects a few learners, give a short targeted group explanation while others solve a more demanding variation.</w:t>
+      </w:r>
+    </w:p>
+    <w:p>
+      <w:pPr>
+        <w:pStyle w:val="Heading2"/>
+      </w:pPr>
+      <w:r>
+        <w:t>Pictorial question and changed-case reasoning</w:t>
+      </w:r>
+    </w:p>
+    <w:p>
+      <w:pPr>
+        <w:spacing w:line="336" w:lineRule="auto" w:after="180"/>
+      </w:pPr>
+      <w:r>
+        <w:rPr>
+          <w:b w:val="0"/>
+        </w:rPr>
+        <w:t xml:space="preserve">What should accompany the mean </w:t>
       </w:r>
       <w:r>
         <w:rPr>
           <w:b/>
         </w:rPr>
+        <w:t>70%</w:t>
+      </w:r>
+      <w:r>
+        <w:rPr>
+          <w:b w:val="0"/>
+        </w:rPr>
+        <w:t xml:space="preserve">? Point to the relevant step in the picture, then write the changed result and the rule or </w:t>
+      </w:r>
+      <w:r>
+        <w:rPr>
+          <w:b/>
+        </w:rPr>
+        <w:t>evidence</w:t>
+      </w:r>
+      <w:r>
+        <w:rPr>
+          <w:b w:val="0"/>
+        </w:rPr>
+        <w:t xml:space="preserve"> that supports it.</w:t>
+      </w:r>
+    </w:p>
+    <w:p>
+      <w:pPr>
+        <w:spacing w:line="336" w:lineRule="auto" w:after="180"/>
+      </w:pPr>
+      <w:r>
+        <w:rPr>
+          <w:b w:val="0"/>
+        </w:rPr>
+        <w:t xml:space="preserve">The three individual run results, </w:t>
+      </w:r>
+      <w:r>
+        <w:rPr>
+          <w:b/>
+        </w:rPr>
+        <w:t>seed</w:t>
+      </w:r>
+      <w:r>
+        <w:rPr>
+          <w:b w:val="0"/>
+        </w:rPr>
+        <w:t xml:space="preserve"> list, 60–</w:t>
+      </w:r>
+      <w:r>
+        <w:rPr>
+          <w:b/>
+        </w:rPr>
         <w:t>80%</w:t>
       </w:r>
       <w:r>
         <w:rPr>
           <w:b w:val="0"/>
         </w:rPr>
-        <w:t xml:space="preserve">. The arrows show which recorded </w:t>
+        <w:t xml:space="preserve"> range and shared evaluation conditions, so variability is visible.</w:t>
+      </w:r>
+    </w:p>
+    <w:p>
+      <w:pPr>
+        <w:spacing w:line="336" w:lineRule="auto" w:after="180"/>
+      </w:pPr>
+      <w:r>
+        <w:rPr>
+          <w:b w:val="0"/>
+        </w:rPr>
+        <w:t xml:space="preserve">Changed-case check: The remaining mean rises to75%, but the reported comparison becomes selectively incomplete. Removing an unfavourable declared run changes the </w:t>
       </w:r>
       <w:r>
         <w:rPr>
           <w:b/>
         </w:rPr>
+        <w:t>evidence</w:t>
+      </w:r>
+      <w:r>
+        <w:rPr>
+          <w:b w:val="0"/>
+        </w:rPr>
+        <w:t xml:space="preserve"> rather than improving the method.</w:t>
+      </w:r>
+    </w:p>
+    <w:p>
+      <w:pPr>
+        <w:spacing w:line="336" w:lineRule="auto" w:after="180"/>
+      </w:pPr>
+      <w:r>
+        <w:rPr>
+          <w:b w:val="0"/>
+        </w:rPr>
+        <w:t xml:space="preserve">Changed-case reasoning: The remaining mean rises to75%, but the reported comparison becomes selectively incomplete. Removing an unfavourable declared run changes the </w:t>
+      </w:r>
+      <w:r>
+        <w:rPr>
+          <w:b/>
+        </w:rPr>
+        <w:t>evidence</w:t>
+      </w:r>
+      <w:r>
+        <w:rPr>
+          <w:b w:val="0"/>
+        </w:rPr>
+        <w:t xml:space="preserve"> rather than improving the method.</w:t>
+      </w:r>
+    </w:p>
+    <w:p>
+      <w:pPr>
+        <w:spacing w:line="336" w:lineRule="auto" w:after="180"/>
+      </w:pPr>
+      <w:r>
+        <w:rPr>
+          <w:b w:val="0"/>
+        </w:rPr>
+        <w:t xml:space="preserve">Collect each learner’s explanation before discussion. Use the first missing connection between </w:t>
+      </w:r>
+      <w:r>
+        <w:rPr>
+          <w:b/>
+        </w:rPr>
         <w:t>input</w:t>
       </w:r>
       <w:r>
         <w:rPr>
           <w:b w:val="0"/>
         </w:rPr>
-        <w:t xml:space="preserve"> or intermediate result each decision uses.</w:t>
+        <w:t xml:space="preserve">, deciding step and result to choose support. This question is worked-case practice, not fresh mastery </w:t>
+      </w:r>
+      <w:r>
+        <w:rPr>
+          <w:b/>
+        </w:rPr>
+        <w:t>evidence</w:t>
+      </w:r>
+      <w:r>
+        <w:rPr>
+          <w:b w:val="0"/>
+        </w:rPr>
+        <w:t>.</w:t>
+      </w:r>
+    </w:p>
+    <w:p>
+      <w:pPr>
+        <w:pStyle w:val="Heading2"/>
+      </w:pPr>
+      <w:r>
+        <w:t>Keep each learner explaining</w:t>
       </w:r>
     </w:p>
     <w:p>
       <w:pPr>
         <w:spacing w:line="336" w:lineRule="auto" w:after="180"/>
-        <w:shd w:fill="F1F6FC"/>
-      </w:pPr>
-      <w:r>
-        <w:rPr>
-          <w:b w:val="0"/>
-        </w:rPr>
-        <w:t>Explain the deciding step aloud before checking the changed case; pointing to the final answer alone does not show how it follows.</w:t>
+      </w:pPr>
+      <w:r>
+        <w:rPr>
+          <w:b w:val="0"/>
+        </w:rPr>
+        <w:t>Ask: Which facts are given, and which would we have to assume? Learners mark relevant details before discussing answers.</w:t>
+      </w:r>
+    </w:p>
+    <w:p>
+      <w:pPr>
+        <w:spacing w:line="336" w:lineRule="auto" w:after="180"/>
+      </w:pPr>
+      <w:r>
+        <w:rPr>
+          <w:b w:val="0"/>
+        </w:rPr>
+        <w:t>Say: Predict first. Show the rule, information path or calculation that would produce the result. A correct guess is not yet an explanation.</w:t>
+      </w:r>
+    </w:p>
+    <w:p>
+      <w:pPr>
+        <w:spacing w:line="336" w:lineRule="auto" w:after="180"/>
+      </w:pPr>
+      <w:r>
+        <w:rPr>
+          <w:b w:val="0"/>
+        </w:rPr>
+        <w:t xml:space="preserve">In pairs, one learner solves while the other checks </w:t>
+      </w:r>
+      <w:r>
+        <w:rPr>
+          <w:b/>
+        </w:rPr>
+        <w:t>evidence</w:t>
+      </w:r>
+      <w:r>
+        <w:rPr>
+          <w:b w:val="0"/>
+        </w:rPr>
+        <w:t>; exchange roles. Remove the worked answer before independent assessment.</w:t>
+      </w:r>
+    </w:p>
+    <w:p>
+      <w:pPr>
+        <w:pStyle w:val="Heading2"/>
+      </w:pPr>
+      <w:r>
+        <w:t>Earlier wording, alternatives and picture transcripts · reference / check after trying</w:t>
+      </w:r>
+    </w:p>
+    <w:p>
+      <w:pPr>
+        <w:spacing w:line="336" w:lineRule="auto" w:after="180"/>
+      </w:pPr>
+      <w:r>
+        <w:rPr>
+          <w:b w:val="0"/>
+        </w:rPr>
+        <w:t>Compact alternative: this two-session sequence covers selected core tasks. Use the three-session weekly plan for the full lesson, independent transfer, feedback and project work; allow extra time for extensions.</w:t>
+      </w:r>
+    </w:p>
+    <w:p>
+      <w:pPr>
+        <w:spacing w:line="336" w:lineRule="auto" w:after="180"/>
+      </w:pPr>
+      <w:r>
+        <w:rPr>
+          <w:b w:val="0"/>
+        </w:rPr>
+        <w:t>Demonstrate and guide practice</w:t>
       </w:r>
     </w:p>
     <w:p>
@@ -2676,7 +3327,171 @@
         <w:pStyle w:val="Heading3"/>
       </w:pPr>
       <w:r>
-        <w:t>What this example does not establish</w:t>
+        <w:t>Board sequence</w:t>
+      </w:r>
+    </w:p>
+    <w:p>
+      <w:pPr>
+        <w:spacing w:line="336" w:lineRule="auto" w:after="180"/>
+      </w:pPr>
+      <w:r>
+        <w:rPr>
+          <w:b w:val="0"/>
+        </w:rPr>
+        <w:t xml:space="preserve">Write the given facts: A report says accuracy85% without data split, code </w:t>
+      </w:r>
+      <w:r>
+        <w:rPr>
+          <w:b/>
+        </w:rPr>
+        <w:t>version</w:t>
+      </w:r>
+      <w:r>
+        <w:rPr>
+          <w:b w:val="0"/>
+        </w:rPr>
+        <w:t xml:space="preserve">, </w:t>
+      </w:r>
+      <w:r>
+        <w:rPr>
+          <w:b/>
+        </w:rPr>
+        <w:t>seed</w:t>
+      </w:r>
+      <w:r>
+        <w:rPr>
+          <w:b w:val="0"/>
+        </w:rPr>
+        <w:t xml:space="preserve"> or pre</w:t>
+      </w:r>
+      <w:r>
+        <w:rPr>
+          <w:b/>
+        </w:rPr>
+        <w:t>process</w:t>
+      </w:r>
+      <w:r>
+        <w:rPr>
+          <w:b w:val="0"/>
+        </w:rPr>
+        <w:t>ing.</w:t>
+      </w:r>
+    </w:p>
+    <w:p>
+      <w:pPr>
+        <w:spacing w:line="336" w:lineRule="auto" w:after="180"/>
+      </w:pPr>
+      <w:r>
+        <w:rPr>
+          <w:b w:val="0"/>
+        </w:rPr>
+        <w:t xml:space="preserve">Write the question to explain: Specify </w:t>
+      </w:r>
+      <w:r>
+        <w:rPr>
+          <w:b/>
+        </w:rPr>
+        <w:t>reproducibility</w:t>
+      </w:r>
+      <w:r>
+        <w:rPr>
+          <w:b w:val="0"/>
+        </w:rPr>
+        <w:t xml:space="preserve"> records.</w:t>
+      </w:r>
+    </w:p>
+    <w:p>
+      <w:pPr>
+        <w:spacing w:line="336" w:lineRule="auto" w:after="180"/>
+      </w:pPr>
+      <w:r>
+        <w:rPr>
+          <w:b w:val="0"/>
+        </w:rPr>
+        <w:t xml:space="preserve">Reveal after </w:t>
+      </w:r>
+      <w:r>
+        <w:rPr>
+          <w:b/>
+        </w:rPr>
+        <w:t>prediction</w:t>
+      </w:r>
+      <w:r>
+        <w:rPr>
+          <w:b w:val="0"/>
+        </w:rPr>
+        <w:t xml:space="preserve">s: Record data identity, group/split IDs, code/dependency </w:t>
+      </w:r>
+      <w:r>
+        <w:rPr>
+          <w:b/>
+        </w:rPr>
+        <w:t>version</w:t>
+      </w:r>
+      <w:r>
+        <w:rPr>
+          <w:b w:val="0"/>
+        </w:rPr>
+        <w:t>s, pre</w:t>
+      </w:r>
+      <w:r>
+        <w:rPr>
+          <w:b/>
+        </w:rPr>
+        <w:t>process</w:t>
+      </w:r>
+      <w:r>
+        <w:rPr>
+          <w:b w:val="0"/>
+        </w:rPr>
+        <w:t xml:space="preserve">ing, features, settings, </w:t>
+      </w:r>
+      <w:r>
+        <w:rPr>
+          <w:b/>
+        </w:rPr>
+        <w:t>seed</w:t>
+      </w:r>
+      <w:r>
+        <w:rPr>
+          <w:b w:val="0"/>
+        </w:rPr>
+        <w:t xml:space="preserve">s where relevant, metric definition and raw </w:t>
+      </w:r>
+      <w:r>
+        <w:rPr>
+          <w:b/>
+        </w:rPr>
+        <w:t>prediction</w:t>
+      </w:r>
+      <w:r>
+        <w:rPr>
+          <w:b w:val="0"/>
+        </w:rPr>
+        <w:t xml:space="preserve">s. </w:t>
+      </w:r>
+      <w:r>
+        <w:rPr>
+          <w:b/>
+        </w:rPr>
+        <w:t>Seed</w:t>
+      </w:r>
+      <w:r>
+        <w:rPr>
+          <w:b w:val="0"/>
+        </w:rPr>
+        <w:t xml:space="preserve"> alone is insufficient.</w:t>
+      </w:r>
+    </w:p>
+    <w:p>
+      <w:pPr>
+        <w:spacing w:line="336" w:lineRule="auto" w:after="180"/>
+      </w:pPr>
+      <w:r>
+        <w:rPr>
+          <w:b w:val="0"/>
+        </w:rPr>
+        <w:t>Use the earlier transfer question as additional practice. Reserve the selected fresh seed1/2/3twelve-case summary task for the first individual attempt and record support used.</w:t>
       </w:r>
     </w:p>
     <w:p>
@@ -2684,508 +3499,18 @@
         <w:pStyle w:val="Heading3"/>
       </w:pPr>
       <w:r>
-        <w:t>Keep the stated limit</w:t>
+        <w:t>Classroom dialogue</w:t>
       </w:r>
     </w:p>
     <w:p>
       <w:pPr>
         <w:spacing w:line="336" w:lineRule="auto" w:after="180"/>
-        <w:shd w:fill="FFF5E6"/>
-      </w:pPr>
-      <w:r>
-        <w:rPr>
-          <w:b/>
-        </w:rPr>
-        <w:t>Seed</w:t>
-      </w:r>
-      <w:r>
-        <w:rPr>
-          <w:b w:val="0"/>
-        </w:rPr>
-        <w:t>s help reproduction but do not necessarily remove hardware or library nondeterminism; report the actual environment.</w:t>
-      </w:r>
-    </w:p>
-    <w:p>
-      <w:pPr>
-        <w:pStyle w:val="Heading3"/>
-      </w:pPr>
-      <w:r>
-        <w:t>Change one thing in the pictured case</w:t>
-      </w:r>
-    </w:p>
-    <w:p>
-      <w:pPr>
-        <w:pStyle w:val="Heading3"/>
-      </w:pPr>
-      <w:r>
-        <w:t>Change one thing</w:t>
-      </w:r>
-    </w:p>
-    <w:p>
-      <w:pPr>
-        <w:spacing w:line="336" w:lineRule="auto" w:after="180"/>
-        <w:shd w:fill="F5F1FB"/>
-      </w:pPr>
-      <w:r>
-        <w:rPr>
-          <w:b w:val="0"/>
-        </w:rPr>
-        <w:t xml:space="preserve">Change: The report deletes the </w:t>
-      </w:r>
-      <w:r>
-        <w:rPr>
-          <w:b/>
-        </w:rPr>
-        <w:t>60%</w:t>
-      </w:r>
-      <w:r>
-        <w:rPr>
-          <w:b w:val="0"/>
-        </w:rPr>
-        <w:t xml:space="preserve"> run.</w:t>
-      </w:r>
-    </w:p>
-    <w:p>
-      <w:pPr>
-        <w:pStyle w:val="Heading3"/>
-      </w:pPr>
-      <w:r>
-        <w:t>Predicted result</w:t>
-      </w:r>
-    </w:p>
-    <w:p>
-      <w:pPr>
-        <w:spacing w:line="336" w:lineRule="auto" w:after="180"/>
-        <w:shd w:fill="F1F6FC"/>
-      </w:pPr>
-      <w:r>
-        <w:rPr>
-          <w:b/>
-        </w:rPr>
-        <w:t>Prediction</w:t>
-      </w:r>
-      <w:r>
-        <w:rPr>
-          <w:b w:val="0"/>
-        </w:rPr>
-        <w:t>: The remaining mean rises to75%, but the reported comparison becomes selectively incomplete.</w:t>
-      </w:r>
-    </w:p>
-    <w:p>
-      <w:pPr>
-        <w:pStyle w:val="Heading3"/>
-      </w:pPr>
-      <w:r>
-        <w:t>Why the result follows</w:t>
-      </w:r>
-    </w:p>
-    <w:p>
-      <w:pPr>
-        <w:spacing w:line="336" w:lineRule="auto" w:after="180"/>
-        <w:shd w:fill="F1F6FC"/>
-      </w:pPr>
-      <w:r>
-        <w:rPr>
-          <w:b w:val="0"/>
-        </w:rPr>
-        <w:t xml:space="preserve">Reason: Removing an unfavourable declared run changes the </w:t>
-      </w:r>
-      <w:r>
-        <w:rPr>
-          <w:b/>
-        </w:rPr>
-        <w:t>evidence</w:t>
-      </w:r>
-      <w:r>
-        <w:rPr>
-          <w:b w:val="0"/>
-        </w:rPr>
-        <w:t xml:space="preserve"> rather than improving the method.</w:t>
-      </w:r>
-    </w:p>
-    <w:p>
-      <w:pPr>
-        <w:pStyle w:val="Heading3"/>
-      </w:pPr>
-      <w:r>
-        <w:t>Ask while showing the picture</w:t>
-      </w:r>
-    </w:p>
-    <w:p>
-      <w:pPr>
-        <w:pStyle w:val="Heading3"/>
-      </w:pPr>
-      <w:r>
-        <w:t>Ask while showing the picture · 2</w:t>
-      </w:r>
-    </w:p>
-    <w:p>
-      <w:pPr>
-        <w:spacing w:line="336" w:lineRule="auto" w:after="180"/>
-      </w:pPr>
-      <w:r>
-        <w:rPr>
-          <w:b w:val="0"/>
-        </w:rPr>
-        <w:t xml:space="preserve">Cover the result. Ask learners to name the </w:t>
-      </w:r>
-      <w:r>
-        <w:rPr>
-          <w:b/>
-        </w:rPr>
-        <w:t>input</w:t>
-      </w:r>
-      <w:r>
-        <w:rPr>
-          <w:b w:val="0"/>
-        </w:rPr>
-        <w:t xml:space="preserve">s and predict the next step. Uncover one step, connect the icon to the actual procedure, and explain its </w:t>
-      </w:r>
-      <w:r>
-        <w:rPr>
-          <w:b/>
-        </w:rPr>
-        <w:t>evidence</w:t>
-      </w:r>
-      <w:r>
-        <w:rPr>
-          <w:b w:val="0"/>
-        </w:rPr>
-        <w:t>. Then change the supplied condition and compare.</w:t>
-      </w:r>
-    </w:p>
-    <w:p>
-      <w:pPr>
-        <w:spacing w:line="336" w:lineRule="auto" w:after="180"/>
-      </w:pPr>
-      <w:r>
-        <w:rPr>
-          <w:b w:val="0"/>
-        </w:rPr>
-        <w:t>The picture is a representation; it does not document execution of a real AI model.</w:t>
-      </w:r>
-    </w:p>
-    <w:p>
-      <w:pPr>
-        <w:pStyle w:val="Heading1"/>
-      </w:pPr>
-      <w:r>
-        <w:t>03. Demonstrate and guide practice</w:t>
-      </w:r>
-    </w:p>
-    <w:p>
-      <w:r>
-        <w:t>Demonstrate Reproducible Experiments, reduce support deliberately and check individual reasoning before discussing answers.</w:t>
-      </w:r>
-    </w:p>
-    <w:p>
-      <w:pPr>
-        <w:pStyle w:val="Heading3"/>
-      </w:pPr>
-      <w:r>
-        <w:t>Choose the pacing route</w:t>
-      </w:r>
-    </w:p>
-    <w:p>
-      <w:pPr>
-        <w:spacing w:line="336" w:lineRule="auto" w:after="180"/>
-        <w:shd w:fill="F1F6F8"/>
-      </w:pPr>
-      <w:r>
-        <w:rPr>
-          <w:b w:val="0"/>
-        </w:rPr>
-        <w:t>Compact alternative: this two-session sequence covers selected core tasks. Use the three-session weekly plan for the full lesson, independent transfer, feedback and project work; allow extra time for extensions.</w:t>
-      </w:r>
-    </w:p>
-    <w:p>
-      <w:pPr>
-        <w:pStyle w:val="Heading3"/>
-      </w:pPr>
-      <w:r>
-        <w:t>Board sequence</w:t>
-      </w:r>
-    </w:p>
-    <w:p>
-      <w:pPr>
-        <w:pStyle w:val="Heading3"/>
-      </w:pPr>
-      <w:r>
-        <w:t>1. Put the facts on the board</w:t>
-      </w:r>
-    </w:p>
-    <w:p>
-      <w:pPr>
-        <w:spacing w:line="336" w:lineRule="auto" w:after="180"/>
-        <w:shd w:fill="F4F9FC"/>
-      </w:pPr>
-      <w:r>
-        <w:rPr>
-          <w:b w:val="0"/>
-        </w:rPr>
-        <w:t xml:space="preserve">Write the given facts: A report says accuracy85% without data split, code </w:t>
-      </w:r>
-      <w:r>
-        <w:rPr>
-          <w:b/>
-        </w:rPr>
-        <w:t>version</w:t>
-      </w:r>
-      <w:r>
-        <w:rPr>
-          <w:b w:val="0"/>
-        </w:rPr>
-        <w:t xml:space="preserve">, </w:t>
-      </w:r>
-      <w:r>
-        <w:rPr>
-          <w:b/>
-        </w:rPr>
-        <w:t>seed</w:t>
-      </w:r>
-      <w:r>
-        <w:rPr>
-          <w:b w:val="0"/>
-        </w:rPr>
-        <w:t xml:space="preserve"> or pre</w:t>
-      </w:r>
-      <w:r>
-        <w:rPr>
-          <w:b/>
-        </w:rPr>
-        <w:t>process</w:t>
-      </w:r>
-      <w:r>
-        <w:rPr>
-          <w:b w:val="0"/>
-        </w:rPr>
-        <w:t>ing.</w:t>
-      </w:r>
-    </w:p>
-    <w:p>
-      <w:pPr>
-        <w:pStyle w:val="Heading3"/>
-      </w:pPr>
-      <w:r>
-        <w:t>2. State the decision to explain</w:t>
-      </w:r>
-    </w:p>
-    <w:p>
-      <w:pPr>
-        <w:spacing w:line="336" w:lineRule="auto" w:after="180"/>
-        <w:shd w:fill="F4F9FC"/>
-      </w:pPr>
-      <w:r>
-        <w:rPr>
-          <w:b w:val="0"/>
-        </w:rPr>
-        <w:t xml:space="preserve">Write the question to explain: Specify </w:t>
-      </w:r>
-      <w:r>
-        <w:rPr>
-          <w:b/>
-        </w:rPr>
-        <w:t>reproducibility</w:t>
-      </w:r>
-      <w:r>
-        <w:rPr>
-          <w:b w:val="0"/>
-        </w:rPr>
-        <w:t xml:space="preserve"> records.</w:t>
-      </w:r>
-    </w:p>
-    <w:p>
-      <w:pPr>
-        <w:pStyle w:val="Heading3"/>
-      </w:pPr>
-      <w:r>
-        <w:t>3. Reveal the worked reasoning</w:t>
-      </w:r>
-    </w:p>
-    <w:p>
-      <w:pPr>
-        <w:spacing w:line="336" w:lineRule="auto" w:after="180"/>
-        <w:shd w:fill="F1F6FC"/>
-      </w:pPr>
-      <w:r>
-        <w:rPr>
-          <w:b w:val="0"/>
-        </w:rPr>
-        <w:t xml:space="preserve">Reveal after </w:t>
-      </w:r>
-      <w:r>
-        <w:rPr>
-          <w:b/>
-        </w:rPr>
-        <w:t>prediction</w:t>
-      </w:r>
-      <w:r>
-        <w:rPr>
-          <w:b w:val="0"/>
-        </w:rPr>
-        <w:t xml:space="preserve">s: Record data identity, group/split IDs, code/dependency </w:t>
-      </w:r>
-      <w:r>
-        <w:rPr>
-          <w:b/>
-        </w:rPr>
-        <w:t>version</w:t>
-      </w:r>
-      <w:r>
-        <w:rPr>
-          <w:b w:val="0"/>
-        </w:rPr>
-        <w:t>s, pre</w:t>
-      </w:r>
-      <w:r>
-        <w:rPr>
-          <w:b/>
-        </w:rPr>
-        <w:t>process</w:t>
-      </w:r>
-      <w:r>
-        <w:rPr>
-          <w:b w:val="0"/>
-        </w:rPr>
-        <w:t xml:space="preserve">ing, features, settings, </w:t>
-      </w:r>
-      <w:r>
-        <w:rPr>
-          <w:b/>
-        </w:rPr>
-        <w:t>seed</w:t>
-      </w:r>
-      <w:r>
-        <w:rPr>
-          <w:b w:val="0"/>
-        </w:rPr>
-        <w:t xml:space="preserve">s where relevant, metric definition and raw </w:t>
-      </w:r>
-      <w:r>
-        <w:rPr>
-          <w:b/>
-        </w:rPr>
-        <w:t>prediction</w:t>
-      </w:r>
-      <w:r>
-        <w:rPr>
-          <w:b w:val="0"/>
-        </w:rPr>
-        <w:t xml:space="preserve">s. </w:t>
-      </w:r>
-      <w:r>
-        <w:rPr>
-          <w:b/>
-        </w:rPr>
-        <w:t>Seed</w:t>
-      </w:r>
-      <w:r>
-        <w:rPr>
-          <w:b w:val="0"/>
-        </w:rPr>
-        <w:t xml:space="preserve"> alone is insufficient.</w:t>
-      </w:r>
-    </w:p>
-    <w:p>
-      <w:pPr>
-        <w:pStyle w:val="Heading3"/>
-      </w:pPr>
-      <w:r>
-        <w:t>Hold back the independent task</w:t>
-      </w:r>
-    </w:p>
-    <w:p>
-      <w:pPr>
-        <w:spacing w:line="336" w:lineRule="auto" w:after="180"/>
-        <w:shd w:fill="F5F1FB"/>
-      </w:pPr>
-      <w:r>
-        <w:rPr>
-          <w:b w:val="0"/>
-        </w:rPr>
-        <w:t>Keep for an independent attempt: Two runs use different random splits and different feature sets. Their scores differ. What must be recorded, and why is the cause unclear?</w:t>
-      </w:r>
-    </w:p>
-    <w:p>
-      <w:pPr>
-        <w:pStyle w:val="Heading3"/>
-      </w:pPr>
-      <w:r>
-        <w:t>Classroom dialogue</w:t>
-      </w:r>
-    </w:p>
-    <w:p>
-      <w:pPr>
-        <w:pStyle w:val="Heading3"/>
-      </w:pPr>
-      <w:r>
-        <w:t>Ask the class</w:t>
-      </w:r>
-    </w:p>
-    <w:p>
-      <w:pPr>
-        <w:spacing w:line="336" w:lineRule="auto" w:after="180"/>
-        <w:shd w:fill="F5F1FB"/>
-      </w:pPr>
-      <w:r>
-        <w:rPr>
-          <w:b w:val="0"/>
-        </w:rPr>
-        <w:t>Ask: Which facts are given, and which would we have to assume? Learners mark relevant details before discussing answers.</w:t>
-      </w:r>
-    </w:p>
-    <w:p>
-      <w:pPr>
-        <w:pStyle w:val="Heading3"/>
-      </w:pPr>
-      <w:r>
-        <w:t>Language to model</w:t>
-      </w:r>
-    </w:p>
-    <w:p>
-      <w:pPr>
-        <w:spacing w:line="336" w:lineRule="auto" w:after="180"/>
-        <w:shd w:fill="F1F6F8"/>
-      </w:pPr>
-      <w:r>
-        <w:rPr>
-          <w:b w:val="0"/>
-        </w:rPr>
-        <w:t>Say: Predict first. Show the rule, information path or calculation that would produce the result. A correct guess is not yet an explanation.</w:t>
-      </w:r>
-    </w:p>
-    <w:p>
-      <w:pPr>
-        <w:spacing w:line="336" w:lineRule="auto" w:after="180"/>
       </w:pPr>
       <w:r>
         <w:rPr>
           <w:b w:val="0"/>
         </w:rPr>
         <w:t>Reveal reasoning one step at a time. Explain why a tempting alternative fails. Write units and denominators for arithmetic, trace conditions for decisions, and identify supporting sources for claims.</w:t>
-      </w:r>
-    </w:p>
-    <w:p>
-      <w:pPr>
-        <w:spacing w:line="336" w:lineRule="auto" w:after="180"/>
-      </w:pPr>
-      <w:r>
-        <w:rPr>
-          <w:b w:val="0"/>
-        </w:rPr>
-        <w:t xml:space="preserve">In pairs, one learner solves while the other checks </w:t>
-      </w:r>
-      <w:r>
-        <w:rPr>
-          <w:b/>
-        </w:rPr>
-        <w:t>evidence</w:t>
-      </w:r>
-      <w:r>
-        <w:rPr>
-          <w:b w:val="0"/>
-        </w:rPr>
-        <w:t>; exchange roles. Remove the worked answer before independent assessment.</w:t>
       </w:r>
     </w:p>
     <w:p>
@@ -3695,75 +4020,171 @@
         <w:pStyle w:val="Heading3"/>
       </w:pPr>
       <w:r>
-        <w:t>Completion practice</w:t>
+        <w:t>Individual reasoning check</w:t>
+      </w:r>
+    </w:p>
+    <w:p>
+      <w:pPr>
+        <w:pStyle w:val="Heading3"/>
+      </w:pPr>
+      <w:r>
+        <w:t>Pictorial practice question</w:t>
+      </w:r>
+    </w:p>
+    <w:p>
+      <w:pPr>
+        <w:pStyle w:val="Heading3"/>
+      </w:pPr>
+      <w:r>
+        <w:t>Reasoned teacher answer</w:t>
+      </w:r>
+    </w:p>
+    <w:p>
+      <w:pPr>
+        <w:pStyle w:val="Heading2"/>
+      </w:pPr>
+      <w:r>
+        <w:t>Extension teaching cycles · reference / check after trying</w:t>
+      </w:r>
+    </w:p>
+    <w:p>
+      <w:pPr>
+        <w:pStyle w:val="Heading3"/>
+      </w:pPr>
+      <w:r>
+        <w:t>Connected teaching cycle: Versioned experiments</w:t>
       </w:r>
     </w:p>
     <w:p>
       <w:pPr>
         <w:spacing w:line="336" w:lineRule="auto" w:after="180"/>
-        <w:shd w:fill="F5F1FB"/>
-      </w:pPr>
-      <w:r>
-        <w:rPr>
-          <w:b w:val="0"/>
-        </w:rPr>
-        <w:t xml:space="preserve">Completion task: A file contains only </w:t>
+      </w:pPr>
+      <w:r>
+        <w:rPr>
+          <w:b w:val="0"/>
+        </w:rPr>
+        <w:t xml:space="preserve">Target: Record a reproducible experiment </w:t>
       </w:r>
       <w:r>
         <w:rPr>
           <w:b/>
         </w:rPr>
-        <w:t>seed</w:t>
-      </w:r>
-      <w:r>
-        <w:rPr>
-          <w:b w:val="0"/>
-        </w:rPr>
-        <w:t xml:space="preserve"> 22 and 80 percent. Name four missing items.</w:t>
-      </w:r>
-    </w:p>
-    <w:p>
-      <w:pPr>
-        <w:pStyle w:val="Heading3"/>
-      </w:pPr>
-      <w:r>
-        <w:t>Reasoning to listen for</w:t>
+        <w:t>version</w:t>
       </w:r>
     </w:p>
     <w:p>
       <w:pPr>
         <w:spacing w:line="336" w:lineRule="auto" w:after="180"/>
-        <w:shd w:fill="F1F6FC"/>
-      </w:pPr>
-      <w:r>
-        <w:rPr>
-          <w:b w:val="0"/>
-        </w:rPr>
-        <w:t xml:space="preserve">Teacher check: Teacher explanation: Examples: </w:t>
+      </w:pPr>
+      <w:r>
+        <w:rPr>
+          <w:b w:val="0"/>
+        </w:rPr>
+        <w:t>Reserve further sessions for this topic; the 135-minute primary plan does not absorb all added content.</w:t>
+      </w:r>
+    </w:p>
+    <w:p>
+      <w:pPr>
+        <w:spacing w:line="336" w:lineRule="auto" w:after="180"/>
+      </w:pPr>
+      <w:r>
+        <w:rPr>
+          <w:b w:val="0"/>
+        </w:rPr>
+        <w:t>Completion practice: A has fun 3 and learning 2. Score it under weights (2,1) and (1,2).</w:t>
+      </w:r>
+    </w:p>
+    <w:p>
+      <w:pPr>
+        <w:spacing w:line="336" w:lineRule="auto" w:after="180"/>
+      </w:pPr>
+      <w:r>
+        <w:rPr>
+          <w:b w:val="0"/>
+        </w:rPr>
+        <w:t>Teacher check: Scores 8 and 7.</w:t>
+      </w:r>
+    </w:p>
+    <w:p>
+      <w:pPr>
+        <w:spacing w:line="336" w:lineRule="auto" w:after="180"/>
+      </w:pPr>
+      <w:r>
+        <w:rPr>
+          <w:b w:val="0"/>
+        </w:rPr>
+        <w:t xml:space="preserve">Individual check: For </w:t>
       </w:r>
       <w:r>
         <w:rPr>
           <w:b/>
         </w:rPr>
-        <w:t>data version</w:t>
-      </w:r>
-      <w:r>
-        <w:rPr>
-          <w:b w:val="0"/>
-        </w:rPr>
-        <w:t xml:space="preserve">, split IDs, model settings, code </w:t>
+        <w:t>Version</w:t>
+      </w:r>
+      <w:r>
+        <w:rPr>
+          <w:b w:val="0"/>
+        </w:rPr>
+        <w:t>ed experiments, use its worked case to evaluate this proposed explanation: “A successful run proves the conclusion”. Explain the deciding step.</w:t>
+      </w:r>
+    </w:p>
+    <w:p>
+      <w:pPr>
+        <w:spacing w:line="336" w:lineRule="auto" w:after="180"/>
+      </w:pPr>
+      <w:r>
+        <w:rPr>
+          <w:b w:val="0"/>
+        </w:rPr>
+        <w:t xml:space="preserve">Expected correction: Once </w:t>
       </w:r>
       <w:r>
         <w:rPr>
           <w:b/>
         </w:rPr>
-        <w:t>version</w:t>
-      </w:r>
-      <w:r>
-        <w:rPr>
-          <w:b w:val="0"/>
-        </w:rPr>
-        <w:t>, metric denominator and full planned-run results.</w:t>
+        <w:t>holdout</w:t>
+      </w:r>
+      <w:r>
+        <w:rPr>
+          <w:b w:val="0"/>
+        </w:rPr>
+        <w:t xml:space="preserve"> results guide another change, those cases have become development </w:t>
+      </w:r>
+      <w:r>
+        <w:rPr>
+          <w:b/>
+        </w:rPr>
+        <w:t>evidence</w:t>
+      </w:r>
+      <w:r>
+        <w:rPr>
+          <w:b w:val="0"/>
+        </w:rPr>
+        <w:t xml:space="preserve">. A later independent evaluation needs new reserved cases. Small </w:t>
+      </w:r>
+      <w:r>
+        <w:rPr>
+          <w:b/>
+        </w:rPr>
+        <w:t>holdout</w:t>
+      </w:r>
+      <w:r>
+        <w:rPr>
+          <w:b w:val="0"/>
+        </w:rPr>
+        <w:t xml:space="preserve">s still provide limited </w:t>
+      </w:r>
+      <w:r>
+        <w:rPr>
+          <w:b/>
+        </w:rPr>
+        <w:t>evidence</w:t>
+      </w:r>
+      <w:r>
+        <w:rPr>
+          <w:b w:val="0"/>
+        </w:rPr>
+        <w:t>.</w:t>
       </w:r>
     </w:p>
     <w:p>
@@ -3774,19 +4195,28 @@
         <w:rPr>
           <w:b w:val="0"/>
         </w:rPr>
-        <w:t xml:space="preserve">Start by identifying the given </w:t>
-      </w:r>
-      <w:r>
-        <w:rPr>
-          <w:b/>
-        </w:rPr>
-        <w:t>input</w:t>
-      </w:r>
-      <w:r>
-        <w:rPr>
-          <w:b w:val="0"/>
-        </w:rPr>
-        <w:t>s together. Leave the intermediate steps blank. If needed, model one step, then withdraw that help on the next step. Move to a full trace only when the partial trace is understood.</w:t>
+        <w:t>Apply the same support, independent transfer and delayed-review decisions to the named connected-topic workbook tasks.</w:t>
+      </w:r>
+    </w:p>
+    <w:p>
+      <w:pPr>
+        <w:pStyle w:val="Heading1"/>
+      </w:pPr>
+      <w:r>
+        <w:t>04. Run the complete supplied investigation</w:t>
+      </w:r>
+    </w:p>
+    <w:p>
+      <w:r>
+        <w:t>Keep predictions, observed or supplied outcomes and unmeasured cases separate.</w:t>
+      </w:r>
+    </w:p>
+    <w:p>
+      <w:pPr>
+        <w:pStyle w:val="Heading2"/>
+      </w:pPr>
+      <w:r>
+        <w:t>Supplied inputs and checked guidance</w:t>
       </w:r>
     </w:p>
     <w:p>
@@ -3797,15 +4227,7 @@
         <w:rPr>
           <w:b w:val="0"/>
         </w:rPr>
-        <w:t>For partners, alternate explainer and checker; collect a response from every learner before discussion.</w:t>
-      </w:r>
-    </w:p>
-    <w:p>
-      <w:pPr>
-        <w:pStyle w:val="Heading3"/>
-      </w:pPr>
-      <w:r>
-        <w:t>Individual reasoning check</w:t>
+        <w:t>Synthetic Vtable counts 14/16/12of20, mean 70%, width 20 percentage points. Complete scorer v1A9/B8, v2A6/B10; record actual environment and no-random-step status. Incomplete seed 22/80%card cannot reproduce unknown training; do not invent missing records. Independent9/12, 8/12, 10/12 mean27/36=75%, range(10-8)/12≈16.7 percentage points; retain all three runs.</w:t>
       </w:r>
     </w:p>
     <w:p>
@@ -3816,534 +4238,63 @@
         <w:rPr>
           <w:b w:val="0"/>
         </w:rPr>
-        <w:t xml:space="preserve">Use the worked case for Experimental records and </w:t>
-      </w:r>
-      <w:r>
-        <w:rPr>
-          <w:b/>
-        </w:rPr>
-        <w:t>seed</w:t>
-      </w:r>
-      <w:r>
-        <w:rPr>
-          <w:b w:val="0"/>
-        </w:rPr>
-        <w:t>s. Proposed explanation: “A final answer is enough”. Decide whether this explanation is supported.</w:t>
-      </w:r>
-    </w:p>
-    <w:p>
-      <w:pPr>
-        <w:spacing w:line="336" w:lineRule="auto" w:after="180"/>
-      </w:pPr>
-      <w:r>
-        <w:rPr>
-          <w:b w:val="0"/>
-        </w:rPr>
-        <w:t>Point to the step or supplied fact that decides; explain your repair if needed.</w:t>
-      </w:r>
-    </w:p>
-    <w:p>
-      <w:pPr>
-        <w:pStyle w:val="Heading3"/>
-      </w:pPr>
-      <w:r>
-        <w:t>Expected repair</w:t>
-      </w:r>
-    </w:p>
-    <w:p>
-      <w:pPr>
-        <w:spacing w:line="336" w:lineRule="auto" w:after="180"/>
-        <w:shd w:fill="F1F6FC"/>
-      </w:pPr>
-      <w:r>
-        <w:rPr>
-          <w:b w:val="0"/>
-        </w:rPr>
-        <w:t>Expected correction: Ask for the relevant counts, units, procedure or saved record. For this week: Mean 70 percent; range 80-60=20 percentage points, across the three declared runs.</w:t>
-      </w:r>
-    </w:p>
-    <w:p>
-      <w:pPr>
-        <w:spacing w:line="336" w:lineRule="auto" w:after="180"/>
-      </w:pPr>
-      <w:r>
-        <w:rPr>
-          <w:b w:val="0"/>
-        </w:rPr>
-        <w:t>Collect explanations, not only yes/no votes. If a misunderstanding is common, re-model the relevant step for the class.</w:t>
-      </w:r>
-    </w:p>
-    <w:p>
-      <w:pPr>
-        <w:spacing w:line="336" w:lineRule="auto" w:after="180"/>
-      </w:pPr>
-      <w:r>
-        <w:rPr>
-          <w:b w:val="0"/>
-        </w:rPr>
-        <w:t>If it affects a few learners, give a short targeted group explanation while others solve a more demanding variation.</w:t>
-      </w:r>
-    </w:p>
-    <w:p>
-      <w:pPr>
-        <w:pStyle w:val="Heading3"/>
-      </w:pPr>
-      <w:r>
-        <w:t>Connected teaching cycle: Versioned experiments</w:t>
-      </w:r>
-    </w:p>
-    <w:p>
-      <w:pPr>
-        <w:spacing w:line="336" w:lineRule="auto" w:after="180"/>
-      </w:pPr>
-      <w:r>
-        <w:rPr>
-          <w:b w:val="0"/>
-        </w:rPr>
-        <w:t xml:space="preserve">Target: Record a reproducible experiment </w:t>
-      </w:r>
-      <w:r>
-        <w:rPr>
-          <w:b/>
-        </w:rPr>
-        <w:t>version</w:t>
-      </w:r>
-    </w:p>
-    <w:p>
-      <w:pPr>
-        <w:spacing w:line="336" w:lineRule="auto" w:after="180"/>
-      </w:pPr>
-      <w:r>
-        <w:rPr>
-          <w:b w:val="0"/>
-        </w:rPr>
-        <w:t>Reserve further sessions for this topic; the 135-minute primary plan does not absorb all added content.</w:t>
-      </w:r>
-    </w:p>
-    <w:p>
-      <w:pPr>
-        <w:spacing w:line="336" w:lineRule="auto" w:after="180"/>
-      </w:pPr>
-      <w:r>
-        <w:rPr>
-          <w:b w:val="0"/>
-        </w:rPr>
-        <w:t>Completion practice: A has fun 3 and learning 2. Score it under weights (2,1) and (1,2).</w:t>
-      </w:r>
-    </w:p>
-    <w:p>
-      <w:pPr>
-        <w:pStyle w:val="Heading3"/>
-      </w:pPr>
-      <w:r>
-        <w:t>Reasoning to listen for</w:t>
-      </w:r>
-    </w:p>
-    <w:p>
-      <w:pPr>
-        <w:spacing w:line="336" w:lineRule="auto" w:after="180"/>
-        <w:shd w:fill="F1F6FC"/>
-      </w:pPr>
-      <w:r>
-        <w:rPr>
-          <w:b w:val="0"/>
-        </w:rPr>
-        <w:t>Teacher check: Scores 8 and 7.</w:t>
-      </w:r>
-    </w:p>
-    <w:p>
-      <w:pPr>
-        <w:spacing w:line="336" w:lineRule="auto" w:after="180"/>
-      </w:pPr>
-      <w:r>
-        <w:rPr>
-          <w:b w:val="0"/>
-        </w:rPr>
-        <w:t xml:space="preserve">Individual check: For </w:t>
-      </w:r>
-      <w:r>
-        <w:rPr>
-          <w:b/>
-        </w:rPr>
-        <w:t>Version</w:t>
-      </w:r>
-      <w:r>
-        <w:rPr>
-          <w:b w:val="0"/>
-        </w:rPr>
-        <w:t>ed experiments, use its worked case to evaluate this proposed explanation: “A successful run proves the conclusion”. Explain the deciding step.</w:t>
-      </w:r>
-    </w:p>
-    <w:p>
-      <w:pPr>
-        <w:pStyle w:val="Heading3"/>
-      </w:pPr>
-      <w:r>
-        <w:t>Expected repair</w:t>
-      </w:r>
-    </w:p>
-    <w:p>
-      <w:pPr>
-        <w:spacing w:line="336" w:lineRule="auto" w:after="180"/>
-        <w:shd w:fill="F1F6FC"/>
-      </w:pPr>
-      <w:r>
-        <w:rPr>
-          <w:b w:val="0"/>
-        </w:rPr>
-        <w:t xml:space="preserve">Expected correction: Once </w:t>
-      </w:r>
-      <w:r>
-        <w:rPr>
-          <w:b/>
-        </w:rPr>
-        <w:t>holdout</w:t>
-      </w:r>
-      <w:r>
-        <w:rPr>
-          <w:b w:val="0"/>
-        </w:rPr>
-        <w:t xml:space="preserve"> results guide another change, those cases have become development </w:t>
-      </w:r>
-      <w:r>
-        <w:rPr>
-          <w:b/>
-        </w:rPr>
-        <w:t>evidence</w:t>
-      </w:r>
-      <w:r>
-        <w:rPr>
-          <w:b w:val="0"/>
-        </w:rPr>
-        <w:t xml:space="preserve">. A later independent evaluation needs new reserved cases. Small </w:t>
-      </w:r>
-      <w:r>
-        <w:rPr>
-          <w:b/>
-        </w:rPr>
-        <w:t>holdout</w:t>
-      </w:r>
-      <w:r>
-        <w:rPr>
-          <w:b w:val="0"/>
-        </w:rPr>
-        <w:t xml:space="preserve">s still provide limited </w:t>
-      </w:r>
-      <w:r>
-        <w:rPr>
-          <w:b/>
-        </w:rPr>
-        <w:t>evidence</w:t>
-      </w:r>
-      <w:r>
-        <w:rPr>
-          <w:b w:val="0"/>
-        </w:rPr>
-        <w:t>.</w:t>
-      </w:r>
-    </w:p>
-    <w:p>
-      <w:pPr>
-        <w:spacing w:line="336" w:lineRule="auto" w:after="180"/>
-      </w:pPr>
-      <w:r>
-        <w:rPr>
-          <w:b w:val="0"/>
-        </w:rPr>
-        <w:t>Apply the same support, independent transfer and delayed-review decisions to the named connected-topic workbook tasks.</w:t>
-      </w:r>
-    </w:p>
-    <w:p>
-      <w:pPr>
-        <w:pStyle w:val="Heading3"/>
-      </w:pPr>
-      <w:r>
-        <w:t>Pictorial practice question</w:t>
-      </w:r>
-    </w:p>
-    <w:p>
-      <w:pPr>
-        <w:spacing w:line="336" w:lineRule="auto" w:after="180"/>
-      </w:pPr>
-      <w:r>
-        <w:rPr>
-          <w:b w:val="0"/>
-        </w:rPr>
-        <w:t xml:space="preserve">What should accompany the mean </w:t>
-      </w:r>
-      <w:r>
-        <w:rPr>
-          <w:b/>
-        </w:rPr>
-        <w:t>70%</w:t>
-      </w:r>
-      <w:r>
-        <w:rPr>
-          <w:b w:val="0"/>
-        </w:rPr>
-        <w:t xml:space="preserve">? Point to the relevant step in the picture, then write the changed result and the rule or </w:t>
-      </w:r>
-      <w:r>
-        <w:rPr>
-          <w:b/>
-        </w:rPr>
-        <w:t>evidence</w:t>
-      </w:r>
-      <w:r>
-        <w:rPr>
-          <w:b w:val="0"/>
-        </w:rPr>
-        <w:t xml:space="preserve"> that supports it.</w:t>
-      </w:r>
-    </w:p>
-    <w:p>
-      <w:pPr>
-        <w:pStyle w:val="Heading3"/>
-      </w:pPr>
-      <w:r>
-        <w:t>Reasoned teacher answer</w:t>
-      </w:r>
-    </w:p>
-    <w:p>
-      <w:pPr>
-        <w:spacing w:line="336" w:lineRule="auto" w:after="180"/>
-      </w:pPr>
-      <w:r>
-        <w:rPr>
-          <w:b w:val="0"/>
-        </w:rPr>
-        <w:t xml:space="preserve">The three individual run results, </w:t>
-      </w:r>
-      <w:r>
-        <w:rPr>
-          <w:b/>
-        </w:rPr>
-        <w:t>seed</w:t>
-      </w:r>
-      <w:r>
-        <w:rPr>
-          <w:b w:val="0"/>
-        </w:rPr>
-        <w:t xml:space="preserve"> list, 60–</w:t>
-      </w:r>
-      <w:r>
-        <w:rPr>
-          <w:b/>
-        </w:rPr>
-        <w:t>80%</w:t>
-      </w:r>
-      <w:r>
-        <w:rPr>
-          <w:b w:val="0"/>
-        </w:rPr>
-        <w:t xml:space="preserve"> range and shared evaluation conditions, so variability is visible.</w:t>
-      </w:r>
-    </w:p>
-    <w:p>
-      <w:pPr>
-        <w:spacing w:line="336" w:lineRule="auto" w:after="180"/>
-      </w:pPr>
-      <w:r>
-        <w:rPr>
-          <w:b w:val="0"/>
-        </w:rPr>
-        <w:t xml:space="preserve">Changed-case check: The remaining mean rises to75%, but the reported comparison becomes selectively incomplete. Removing an unfavourable declared run changes the </w:t>
-      </w:r>
-      <w:r>
-        <w:rPr>
-          <w:b/>
-        </w:rPr>
-        <w:t>evidence</w:t>
-      </w:r>
-      <w:r>
-        <w:rPr>
-          <w:b w:val="0"/>
-        </w:rPr>
-        <w:t xml:space="preserve"> rather than improving the method.</w:t>
-      </w:r>
-    </w:p>
-    <w:p>
-      <w:pPr>
-        <w:spacing w:line="336" w:lineRule="auto" w:after="180"/>
-      </w:pPr>
-      <w:r>
-        <w:rPr>
-          <w:b w:val="0"/>
-        </w:rPr>
-        <w:t xml:space="preserve">Changed-case reasoning: The remaining mean rises to75%, but the reported comparison becomes selectively incomplete. Removing an unfavourable declared run changes the </w:t>
-      </w:r>
-      <w:r>
-        <w:rPr>
-          <w:b/>
-        </w:rPr>
-        <w:t>evidence</w:t>
-      </w:r>
-      <w:r>
-        <w:rPr>
-          <w:b w:val="0"/>
-        </w:rPr>
-        <w:t xml:space="preserve"> rather than improving the method.</w:t>
-      </w:r>
-    </w:p>
-    <w:p>
-      <w:pPr>
-        <w:spacing w:line="336" w:lineRule="auto" w:after="180"/>
-      </w:pPr>
-      <w:r>
-        <w:rPr>
-          <w:b w:val="0"/>
-        </w:rPr>
-        <w:t xml:space="preserve">Collect each learner’s explanation before discussion. Use the first missing connection between </w:t>
-      </w:r>
-      <w:r>
-        <w:rPr>
-          <w:b/>
-        </w:rPr>
-        <w:t>input</w:t>
-      </w:r>
-      <w:r>
-        <w:rPr>
-          <w:b w:val="0"/>
-        </w:rPr>
-        <w:t xml:space="preserve">, deciding step and result to choose support. This question is worked-case practice, not fresh mastery </w:t>
-      </w:r>
-      <w:r>
-        <w:rPr>
-          <w:b/>
-        </w:rPr>
-        <w:t>evidence</w:t>
-      </w:r>
-      <w:r>
-        <w:rPr>
-          <w:b w:val="0"/>
-        </w:rPr>
-        <w:t>.</w:t>
-      </w:r>
-    </w:p>
-    <w:p>
-      <w:pPr>
-        <w:pStyle w:val="Heading1"/>
-      </w:pPr>
-      <w:r>
-        <w:t>04. Run the weekly evidence lab</w:t>
-      </w:r>
-    </w:p>
-    <w:p>
-      <w:r>
-        <w:t>Run the Reproducible Experiments investigation and use the first unsupported step to choose a teaching response.</w:t>
-      </w:r>
-    </w:p>
-    <w:p>
-      <w:pPr>
-        <w:spacing w:line="336" w:lineRule="auto" w:after="180"/>
-      </w:pPr>
-      <w:r>
-        <w:rPr>
-          <w:b w:val="0"/>
-        </w:rPr>
-        <w:t>Keep the test conditions fixed, record every result, and change only one planned factor.</w:t>
-      </w:r>
-    </w:p>
-    <w:p>
-      <w:pPr>
-        <w:spacing w:line="336" w:lineRule="auto" w:after="180"/>
-        <w:shd w:fill="F4F9FC"/>
-      </w:pPr>
-      <w:r>
-        <w:rPr>
-          <w:b w:val="0"/>
-        </w:rPr>
-        <w:t xml:space="preserve">1. Write the hypothesis and expected </w:t>
-      </w:r>
-      <w:r>
-        <w:rPr>
-          <w:b/>
-        </w:rPr>
-        <w:t>evidence</w:t>
-      </w:r>
-      <w:r>
-        <w:rPr>
-          <w:b w:val="0"/>
-        </w:rPr>
-        <w:t xml:space="preserve"> before running.</w:t>
-      </w:r>
-    </w:p>
-    <w:p>
-      <w:pPr>
-        <w:spacing w:line="336" w:lineRule="auto" w:after="180"/>
-        <w:shd w:fill="F4F9FC"/>
-      </w:pPr>
-      <w:r>
-        <w:rPr>
-          <w:b w:val="0"/>
-        </w:rPr>
+        <w:t>Equal denominators permit this pooled mean equivalence here.</w:t>
+      </w:r>
+    </w:p>
+    <w:p>
+      <w:pPr>
+        <w:pStyle w:val="Heading2"/>
+      </w:pPr>
+      <w:r>
+        <w:t>Predict, investigate and record</w:t>
+      </w:r>
+    </w:p>
+    <w:p>
+      <w:pPr>
+        <w:pStyle w:val="ListNumber"/>
+      </w:pPr>
+      <w:r>
+        <w:t>1. Write the hypothesis and expected evidence before running.</w:t>
+      </w:r>
+    </w:p>
+    <w:p>
+      <w:pPr>
+        <w:pStyle w:val="ListNumber"/>
+      </w:pPr>
+      <w:r>
         <w:t>2. Reproduction Swap: exchange incomplete experiment cards, identify missing fields, then reproduce and explain any mismatch.</w:t>
       </w:r>
     </w:p>
     <w:p>
       <w:pPr>
-        <w:spacing w:line="336" w:lineRule="auto" w:after="180"/>
-        <w:shd w:fill="F4F9FC"/>
-      </w:pPr>
-      <w:r>
-        <w:rPr>
-          <w:b w:val="0"/>
-        </w:rPr>
+        <w:pStyle w:val="ListNumber"/>
+      </w:pPr>
+      <w:r>
         <w:t>3. Run one normal, one boundary, one missing, and one shifted case.</w:t>
       </w:r>
     </w:p>
     <w:p>
       <w:pPr>
-        <w:spacing w:line="336" w:lineRule="auto" w:after="180"/>
-        <w:shd w:fill="F4F9FC"/>
-      </w:pPr>
-      <w:r>
-        <w:rPr>
-          <w:b w:val="0"/>
-        </w:rPr>
+        <w:pStyle w:val="ListNumber"/>
+      </w:pPr>
+      <w:r>
         <w:t>4. Calculate the metric from raw counts or row-level errors.</w:t>
       </w:r>
     </w:p>
     <w:p>
       <w:pPr>
-        <w:spacing w:line="336" w:lineRule="auto" w:after="180"/>
-        <w:shd w:fill="F4F9FC"/>
-      </w:pPr>
-      <w:r>
-        <w:rPr>
-          <w:b w:val="0"/>
-        </w:rPr>
+        <w:pStyle w:val="ListNumber"/>
+      </w:pPr>
+      <w:r>
         <w:t>5. Interpret what changed, what did not, and what remains unsafe or unknown.</w:t>
       </w:r>
     </w:p>
     <w:p>
       <w:pPr>
-        <w:pStyle w:val="Heading3"/>
-      </w:pPr>
-      <w:r>
-        <w:t>Make the lab runnable</w:t>
-      </w:r>
-    </w:p>
-    <w:p>
-      <w:pPr>
-        <w:spacing w:line="336" w:lineRule="auto" w:after="180"/>
-      </w:pPr>
-      <w:r>
-        <w:rPr>
-          <w:b w:val="0"/>
-        </w:rPr>
-        <w:t>Use the concrete case as the shared normal case and the independent question as a second case. Each pair creates a boundary or missing-information case and predicts its result before testing.</w:t>
-      </w:r>
-    </w:p>
-    <w:p>
-      <w:pPr>
-        <w:spacing w:line="336" w:lineRule="auto" w:after="180"/>
-      </w:pPr>
-      <w:r>
-        <w:rPr>
-          <w:b w:val="0"/>
-        </w:rPr>
-        <w:t>Keep the expected result separate from an observed mistake.</w:t>
+        <w:pStyle w:val="Heading2"/>
+      </w:pPr>
+      <w:r>
+        <w:t>Keep the experiment ledger</w:t>
       </w:r>
     </w:p>
     <w:tbl>
@@ -4494,10 +4445,10 @@
     </w:tbl>
     <w:p>
       <w:pPr>
-        <w:pStyle w:val="Heading3"/>
-      </w:pPr>
-      <w:r>
-        <w:t>Diagnose and reteach</w:t>
+        <w:pStyle w:val="Heading2"/>
+      </w:pPr>
+      <w:r>
+        <w:t>Diagnose the current misconceptions</w:t>
       </w:r>
     </w:p>
     <w:p>
@@ -4508,7 +4459,7 @@
         <w:rPr>
           <w:b w:val="0"/>
         </w:rPr>
-        <w:t>MISCONCEPTION TO REPAIR Writing down the final accuracy makes an experiment reproducible.</w:t>
+        <w:t>A final answer is enough: Ask for the relevant counts, units, procedure or saved record. For this week: Mean 70 percent; range 80-60=20 percentage points, across the three declared runs.</w:t>
       </w:r>
     </w:p>
     <w:p>
@@ -4519,7 +4470,7 @@
         <w:rPr>
           <w:b w:val="0"/>
         </w:rPr>
-        <w:t>For guessing, return to given facts and request a trace. For vocabulary without application, use one example and one non-example. For arithmetic errors, check the setup before the calculation.</w:t>
+        <w:t>A stronger claim makes a stronger project: Record the failed run, cause and any retry; disclose which runs contributed to summaries and do not invent its score.</w:t>
       </w:r>
     </w:p>
     <w:p>
@@ -4530,47 +4481,6 @@
         <w:rPr>
           <w:b w:val="0"/>
         </w:rPr>
-        <w:t>Finish with a different uncoached case before recording mastery.</w:t>
-      </w:r>
-    </w:p>
-    <w:p>
-      <w:pPr>
-        <w:pStyle w:val="Heading3"/>
-      </w:pPr>
-      <w:r>
-        <w:t>Address these additional misconceptions</w:t>
-      </w:r>
-    </w:p>
-    <w:p>
-      <w:pPr>
-        <w:spacing w:line="336" w:lineRule="auto" w:after="180"/>
-      </w:pPr>
-      <w:r>
-        <w:rPr>
-          <w:b w:val="0"/>
-        </w:rPr>
-        <w:t>A final answer is enough: Ask for the relevant counts, units, procedure or saved record. For this week: Mean 70 percent; range 80-60=20 percentage points, across the three declared runs.</w:t>
-      </w:r>
-    </w:p>
-    <w:p>
-      <w:pPr>
-        <w:spacing w:line="336" w:lineRule="auto" w:after="180"/>
-      </w:pPr>
-      <w:r>
-        <w:rPr>
-          <w:b w:val="0"/>
-        </w:rPr>
-        <w:t>A stronger claim makes a stronger project: Record the failed run, cause and any retry; disclose which runs contributed to summaries and do not invent its score.</w:t>
-      </w:r>
-    </w:p>
-    <w:p>
-      <w:pPr>
-        <w:spacing w:line="336" w:lineRule="auto" w:after="180"/>
-      </w:pPr>
-      <w:r>
-        <w:rPr>
-          <w:b w:val="0"/>
-        </w:rPr>
         <w:t xml:space="preserve">The new case can be copied from the example: The independent task changes the </w:t>
       </w:r>
       <w:r>
@@ -4588,192 +4498,10 @@
     </w:p>
     <w:p>
       <w:pPr>
-        <w:pStyle w:val="Heading3"/>
-      </w:pPr>
-      <w:r>
-        <w:t>Check these misconceptions</w:t>
-      </w:r>
-    </w:p>
-    <w:p>
-      <w:pPr>
-        <w:spacing w:line="336" w:lineRule="auto" w:after="180"/>
-      </w:pPr>
-      <w:r>
-        <w:rPr>
-          <w:b w:val="0"/>
-        </w:rPr>
-        <w:t xml:space="preserve">A successful run proves the conclusion: Once </w:t>
-      </w:r>
-      <w:r>
-        <w:rPr>
-          <w:b/>
-        </w:rPr>
-        <w:t>holdout</w:t>
-      </w:r>
-      <w:r>
-        <w:rPr>
-          <w:b w:val="0"/>
-        </w:rPr>
-        <w:t xml:space="preserve"> results guide another change, those cases have become development </w:t>
-      </w:r>
-      <w:r>
-        <w:rPr>
-          <w:b/>
-        </w:rPr>
-        <w:t>evidence</w:t>
-      </w:r>
-      <w:r>
-        <w:rPr>
-          <w:b w:val="0"/>
-        </w:rPr>
-        <w:t>. A later independent evaluation needs new reserved cases.</w:t>
-      </w:r>
-    </w:p>
-    <w:p>
-      <w:pPr>
-        <w:spacing w:line="336" w:lineRule="auto" w:after="180"/>
-      </w:pPr>
-      <w:r>
-        <w:rPr>
-          <w:b w:val="0"/>
-        </w:rPr>
-        <w:t xml:space="preserve">Small </w:t>
-      </w:r>
-      <w:r>
-        <w:rPr>
-          <w:b/>
-        </w:rPr>
-        <w:t>holdout</w:t>
-      </w:r>
-      <w:r>
-        <w:rPr>
-          <w:b w:val="0"/>
-        </w:rPr>
-        <w:t xml:space="preserve">s still provide limited </w:t>
-      </w:r>
-      <w:r>
-        <w:rPr>
-          <w:b/>
-        </w:rPr>
-        <w:t>evidence</w:t>
-      </w:r>
-      <w:r>
-        <w:rPr>
-          <w:b w:val="0"/>
-        </w:rPr>
-        <w:t>.</w:t>
-      </w:r>
-    </w:p>
-    <w:p>
-      <w:pPr>
-        <w:spacing w:line="336" w:lineRule="auto" w:after="180"/>
-      </w:pPr>
-      <w:r>
-        <w:rPr>
-          <w:b w:val="0"/>
-        </w:rPr>
-        <w:t xml:space="preserve">Matching the example is enough: Require the new W4 case, explicit </w:t>
-      </w:r>
-      <w:r>
-        <w:rPr>
-          <w:b/>
-        </w:rPr>
-        <w:t>prediction</w:t>
-      </w:r>
-      <w:r>
-        <w:rPr>
-          <w:b w:val="0"/>
-        </w:rPr>
-        <w:t>s and an explanation. Fresh retry: E (4,2), F (1,5) gives v1 10 versus 7 and v2 8 versus 11.</w:t>
-      </w:r>
-    </w:p>
-    <w:p>
-      <w:pPr>
-        <w:spacing w:line="336" w:lineRule="auto" w:after="180"/>
-      </w:pPr>
-      <w:r>
-        <w:rPr>
-          <w:b w:val="0"/>
-        </w:rPr>
-        <w:t>Require a complete run log and a statement of what is held fixed.</w:t>
-      </w:r>
-    </w:p>
-    <w:p>
-      <w:pPr>
-        <w:spacing w:line="336" w:lineRule="auto" w:after="180"/>
-      </w:pPr>
-      <w:r>
-        <w:rPr>
-          <w:b w:val="0"/>
-        </w:rPr>
-        <w:t xml:space="preserve">A convenient shortcut preserves meaning: Overwriting a file called latest removes the ability to reproduce earlier results unless </w:t>
-      </w:r>
-      <w:r>
-        <w:rPr>
-          <w:b/>
-        </w:rPr>
-        <w:t>version</w:t>
-      </w:r>
-      <w:r>
-        <w:rPr>
-          <w:b w:val="0"/>
-        </w:rPr>
-        <w:t xml:space="preserve">s are retained elsewhere. Save identifiable </w:t>
-      </w:r>
-      <w:r>
-        <w:rPr>
-          <w:b/>
-        </w:rPr>
-        <w:t>version</w:t>
-      </w:r>
-      <w:r>
-        <w:rPr>
-          <w:b w:val="0"/>
-        </w:rPr>
-        <w:t>s and a run log.</w:t>
-      </w:r>
-    </w:p>
-    <w:p>
-      <w:pPr>
-        <w:spacing w:line="336" w:lineRule="auto" w:after="180"/>
-      </w:pPr>
-      <w:r>
-        <w:rPr>
-          <w:b w:val="0"/>
-        </w:rPr>
-        <w:t xml:space="preserve">Avoid editing a reserved final test after seeing its </w:t>
-      </w:r>
-      <w:r>
-        <w:rPr>
-          <w:b/>
-        </w:rPr>
-        <w:t>output</w:t>
-      </w:r>
-      <w:r>
-        <w:rPr>
-          <w:b w:val="0"/>
-        </w:rPr>
-        <w:t xml:space="preserve"> to make the chosen </w:t>
-      </w:r>
-      <w:r>
-        <w:rPr>
-          <w:b/>
-        </w:rPr>
-        <w:t>version</w:t>
-      </w:r>
-      <w:r>
-        <w:rPr>
-          <w:b w:val="0"/>
-        </w:rPr>
-        <w:t xml:space="preserve"> look better.</w:t>
-      </w:r>
-    </w:p>
-    <w:p>
-      <w:pPr>
-        <w:pStyle w:val="Heading3"/>
-      </w:pPr>
-      <w:r>
-        <w:t>Match the support to the first error</w:t>
+        <w:pStyle w:val="Heading2"/>
+      </w:pPr>
+      <w:r>
+        <w:t>Choose accessible support</w:t>
       </w:r>
     </w:p>
     <w:tbl>
@@ -4946,15 +4674,738 @@
     </w:p>
     <w:p>
       <w:pPr>
+        <w:pStyle w:val="Heading2"/>
+      </w:pPr>
+      <w:r>
+        <w:t>Extension misconceptions · reference / check after trying</w:t>
+      </w:r>
+    </w:p>
+    <w:p>
+      <w:pPr>
+        <w:spacing w:line="336" w:lineRule="auto" w:after="180"/>
+      </w:pPr>
+      <w:r>
+        <w:rPr>
+          <w:b w:val="0"/>
+        </w:rPr>
+        <w:t xml:space="preserve">A successful run proves the conclusion: Once </w:t>
+      </w:r>
+      <w:r>
+        <w:rPr>
+          <w:b/>
+        </w:rPr>
+        <w:t>holdout</w:t>
+      </w:r>
+      <w:r>
+        <w:rPr>
+          <w:b w:val="0"/>
+        </w:rPr>
+        <w:t xml:space="preserve"> results guide another change, those cases have become development </w:t>
+      </w:r>
+      <w:r>
+        <w:rPr>
+          <w:b/>
+        </w:rPr>
+        <w:t>evidence</w:t>
+      </w:r>
+      <w:r>
+        <w:rPr>
+          <w:b w:val="0"/>
+        </w:rPr>
+        <w:t>. A later independent evaluation needs new reserved cases.</w:t>
+      </w:r>
+    </w:p>
+    <w:p>
+      <w:pPr>
+        <w:spacing w:line="336" w:lineRule="auto" w:after="180"/>
+      </w:pPr>
+      <w:r>
+        <w:rPr>
+          <w:b w:val="0"/>
+        </w:rPr>
+        <w:t xml:space="preserve">Small </w:t>
+      </w:r>
+      <w:r>
+        <w:rPr>
+          <w:b/>
+        </w:rPr>
+        <w:t>holdout</w:t>
+      </w:r>
+      <w:r>
+        <w:rPr>
+          <w:b w:val="0"/>
+        </w:rPr>
+        <w:t xml:space="preserve">s still provide limited </w:t>
+      </w:r>
+      <w:r>
+        <w:rPr>
+          <w:b/>
+        </w:rPr>
+        <w:t>evidence</w:t>
+      </w:r>
+      <w:r>
+        <w:rPr>
+          <w:b w:val="0"/>
+        </w:rPr>
+        <w:t>.</w:t>
+      </w:r>
+    </w:p>
+    <w:p>
+      <w:pPr>
+        <w:spacing w:line="336" w:lineRule="auto" w:after="180"/>
+      </w:pPr>
+      <w:r>
+        <w:rPr>
+          <w:b w:val="0"/>
+        </w:rPr>
+        <w:t xml:space="preserve">Matching the example is enough: Require the new W4 case, explicit </w:t>
+      </w:r>
+      <w:r>
+        <w:rPr>
+          <w:b/>
+        </w:rPr>
+        <w:t>prediction</w:t>
+      </w:r>
+      <w:r>
+        <w:rPr>
+          <w:b w:val="0"/>
+        </w:rPr>
+        <w:t>s and an explanation. Fresh retry: E (4,2), F (1,5) gives v1 10 versus 7 and v2 8 versus 11.</w:t>
+      </w:r>
+    </w:p>
+    <w:p>
+      <w:pPr>
+        <w:spacing w:line="336" w:lineRule="auto" w:after="180"/>
+      </w:pPr>
+      <w:r>
+        <w:rPr>
+          <w:b w:val="0"/>
+        </w:rPr>
+        <w:t>Require a complete run log and a statement of what is held fixed.</w:t>
+      </w:r>
+    </w:p>
+    <w:p>
+      <w:pPr>
+        <w:spacing w:line="336" w:lineRule="auto" w:after="180"/>
+      </w:pPr>
+      <w:r>
+        <w:rPr>
+          <w:b w:val="0"/>
+        </w:rPr>
+        <w:t xml:space="preserve">A convenient shortcut preserves meaning: Overwriting a file called latest removes the ability to reproduce earlier results unless </w:t>
+      </w:r>
+      <w:r>
+        <w:rPr>
+          <w:b/>
+        </w:rPr>
+        <w:t>version</w:t>
+      </w:r>
+      <w:r>
+        <w:rPr>
+          <w:b w:val="0"/>
+        </w:rPr>
+        <w:t xml:space="preserve">s are retained elsewhere. Save identifiable </w:t>
+      </w:r>
+      <w:r>
+        <w:rPr>
+          <w:b/>
+        </w:rPr>
+        <w:t>version</w:t>
+      </w:r>
+      <w:r>
+        <w:rPr>
+          <w:b w:val="0"/>
+        </w:rPr>
+        <w:t>s and a run log.</w:t>
+      </w:r>
+    </w:p>
+    <w:p>
+      <w:pPr>
+        <w:spacing w:line="336" w:lineRule="auto" w:after="180"/>
+      </w:pPr>
+      <w:r>
+        <w:rPr>
+          <w:b w:val="0"/>
+        </w:rPr>
+        <w:t xml:space="preserve">Avoid editing a reserved final test after seeing its </w:t>
+      </w:r>
+      <w:r>
+        <w:rPr>
+          <w:b/>
+        </w:rPr>
+        <w:t>output</w:t>
+      </w:r>
+      <w:r>
+        <w:rPr>
+          <w:b w:val="0"/>
+        </w:rPr>
+        <w:t xml:space="preserve"> to make the chosen </w:t>
+      </w:r>
+      <w:r>
+        <w:rPr>
+          <w:b/>
+        </w:rPr>
+        <w:t>version</w:t>
+      </w:r>
+      <w:r>
+        <w:rPr>
+          <w:b w:val="0"/>
+        </w:rPr>
+        <w:t xml:space="preserve"> look better.</w:t>
+      </w:r>
+    </w:p>
+    <w:p>
+      <w:pPr>
+        <w:pStyle w:val="Heading2"/>
+      </w:pPr>
+      <w:r>
+        <w:t>Earlier wording, alternatives and picture transcripts · reference / check after trying</w:t>
+      </w:r>
+    </w:p>
+    <w:p>
+      <w:pPr>
+        <w:spacing w:line="336" w:lineRule="auto" w:after="180"/>
+      </w:pPr>
+      <w:r>
+        <w:rPr>
+          <w:b w:val="0"/>
+        </w:rPr>
+        <w:t>Run the weekly evidence lab</w:t>
+      </w:r>
+    </w:p>
+    <w:p>
+      <w:pPr>
+        <w:spacing w:line="336" w:lineRule="auto" w:after="180"/>
+      </w:pPr>
+      <w:r>
+        <w:rPr>
+          <w:b w:val="0"/>
+        </w:rPr>
+        <w:t>Keep the test conditions fixed, record every result, and change only one planned factor.</w:t>
+      </w:r>
+    </w:p>
+    <w:p>
+      <w:pPr>
+        <w:pStyle w:val="Heading3"/>
+      </w:pPr>
+      <w:r>
+        <w:t>Make the lab runnable</w:t>
+      </w:r>
+    </w:p>
+    <w:p>
+      <w:pPr>
+        <w:spacing w:line="336" w:lineRule="auto" w:after="180"/>
+      </w:pPr>
+      <w:r>
+        <w:rPr>
+          <w:b w:val="0"/>
+        </w:rPr>
+        <w:t>Use the supplied complete investigation for shared practice. Reserve the selected fresh seed1/2/3twelve-case summary task for the individual first attempt before hints or feedback; earlier transfer questions remain additional practice.</w:t>
+      </w:r>
+    </w:p>
+    <w:p>
+      <w:pPr>
+        <w:pStyle w:val="Heading3"/>
+      </w:pPr>
+      <w:r>
+        <w:t>Diagnose and reteach</w:t>
+      </w:r>
+    </w:p>
+    <w:p>
+      <w:pPr>
+        <w:spacing w:line="336" w:lineRule="auto" w:after="180"/>
+      </w:pPr>
+      <w:r>
+        <w:rPr>
+          <w:b w:val="0"/>
+        </w:rPr>
+        <w:t>MISCONCEPTION TO REPAIR Writing down the final accuracy makes an experiment reproducible.</w:t>
+      </w:r>
+    </w:p>
+    <w:p>
+      <w:pPr>
+        <w:spacing w:line="336" w:lineRule="auto" w:after="180"/>
+      </w:pPr>
+      <w:r>
+        <w:rPr>
+          <w:b w:val="0"/>
+        </w:rPr>
+        <w:t>For guessing, return to given facts and request a trace. For vocabulary without application, use one example and one non-example. For arithmetic errors, check the setup before the calculation.</w:t>
+      </w:r>
+    </w:p>
+    <w:p>
+      <w:pPr>
+        <w:spacing w:line="336" w:lineRule="auto" w:after="180"/>
+      </w:pPr>
+      <w:r>
+        <w:rPr>
+          <w:b w:val="0"/>
+        </w:rPr>
+        <w:t>Finish with a different uncoached case before recording mastery.</w:t>
+      </w:r>
+    </w:p>
+    <w:p>
+      <w:pPr>
+        <w:pStyle w:val="Heading3"/>
+      </w:pPr>
+      <w:r>
+        <w:t>Address these additional misconceptions</w:t>
+      </w:r>
+    </w:p>
+    <w:p>
+      <w:pPr>
+        <w:pStyle w:val="Heading3"/>
+      </w:pPr>
+      <w:r>
+        <w:t>Check these misconceptions</w:t>
+      </w:r>
+    </w:p>
+    <w:p>
+      <w:pPr>
+        <w:pStyle w:val="Heading3"/>
+      </w:pPr>
+      <w:r>
+        <w:t>Match the support to the first error</w:t>
+      </w:r>
+    </w:p>
+    <w:p>
+      <w:pPr>
         <w:pStyle w:val="Heading1"/>
       </w:pPr>
       <w:r>
-        <w:t>05. Assess and explain the answers</w:t>
-      </w:r>
-    </w:p>
-    <w:p>
-      <w:r>
-        <w:t>Use the Reproducible Experiments questions, teacher keys and criteria after the relevant attempts. Previously discussed cases are practice; protect the separately selected independent task.</w:t>
+        <w:t>05. Assess the selected experiment transfer</w:t>
+      </w:r>
+    </w:p>
+    <w:p>
+      <w:r>
+        <w:t>Keep this key until after a first attempt; record any help and prior exposure.</w:t>
+      </w:r>
+    </w:p>
+    <w:p>
+      <w:pPr>
+        <w:pStyle w:val="Heading2"/>
+      </w:pPr>
+      <w:r>
+        <w:t>Selected independent task and checked key</w:t>
+      </w:r>
+    </w:p>
+    <w:p>
+      <w:pPr>
+        <w:spacing w:line="336" w:lineRule="auto" w:after="180"/>
+      </w:pPr>
+      <w:r>
+        <w:rPr>
+          <w:b w:val="0"/>
+        </w:rPr>
+        <w:t xml:space="preserve">Selected case: Declared </w:t>
+      </w:r>
+      <w:r>
+        <w:rPr>
+          <w:b/>
+        </w:rPr>
+        <w:t>seed</w:t>
+      </w:r>
+      <w:r>
+        <w:rPr>
+          <w:b w:val="0"/>
+        </w:rPr>
+        <w:t>s 1, 2, 3 produce 9/12, 8/12, 10/12 correct. Compute the mean accuracy and range.</w:t>
+      </w:r>
+    </w:p>
+    <w:p>
+      <w:pPr>
+        <w:spacing w:line="336" w:lineRule="auto" w:after="180"/>
+      </w:pPr>
+      <w:r>
+        <w:rPr>
+          <w:b w:val="0"/>
+        </w:rPr>
+        <w:t>Teacher explanation: Mean 27/36=75 percent; range(10-8)/12=1/6 about 16.7 percentage points. Retain all three runs.</w:t>
+      </w:r>
+    </w:p>
+    <w:p>
+      <w:pPr>
+        <w:pStyle w:val="Heading2"/>
+      </w:pPr>
+      <w:r>
+        <w:t>Judge trace, scope and support</w:t>
+      </w:r>
+    </w:p>
+    <w:tbl>
+      <w:tblPr>
+        <w:tblStyle w:val="LightShading-Accent1"/>
+        <w:tblW w:type="auto" w:w="0"/>
+        <w:tblLook w:firstColumn="1" w:firstRow="1" w:lastColumn="0" w:lastRow="0" w:noHBand="0" w:noVBand="1" w:val="04A0"/>
+      </w:tblPr>
+      <w:tblGrid>
+        <w:gridCol w:w="5112"/>
+        <w:gridCol w:w="5112"/>
+      </w:tblGrid>
+      <w:tr>
+        <w:trPr>
+          <w:tblHeader/>
+        </w:trPr>
+        <w:tc>
+          <w:tcPr>
+            <w:tcW w:type="dxa" w:w="5112"/>
+          </w:tcPr>
+          <w:p>
+            <w:r>
+              <w:t>Dimension</w:t>
+            </w:r>
+          </w:p>
+        </w:tc>
+        <w:tc>
+          <w:tcPr>
+            <w:tcW w:type="dxa" w:w="5112"/>
+          </w:tcPr>
+          <w:p>
+            <w:r>
+              <w:t>Evidence required</w:t>
+            </w:r>
+          </w:p>
+        </w:tc>
+      </w:tr>
+      <w:tr>
+        <w:tc>
+          <w:tcPr>
+            <w:tcW w:type="dxa" w:w="5112"/>
+          </w:tcPr>
+          <w:p>
+            <w:r>
+              <w:t>Explanation</w:t>
+            </w:r>
+          </w:p>
+        </w:tc>
+        <w:tc>
+          <w:tcPr>
+            <w:tcW w:type="dxa" w:w="5112"/>
+          </w:tcPr>
+          <w:p>
+            <w:r>
+              <w:t>Names the applicable idea or procedure and ties it to the supplied facts.</w:t>
+            </w:r>
+          </w:p>
+        </w:tc>
+      </w:tr>
+      <w:tr>
+        <w:tc>
+          <w:tcPr>
+            <w:tcW w:type="dxa" w:w="5112"/>
+          </w:tcPr>
+          <w:p>
+            <w:r>
+              <w:t>Trace and result</w:t>
+            </w:r>
+          </w:p>
+        </w:tc>
+        <w:tc>
+          <w:tcPr>
+            <w:tcW w:type="dxa" w:w="5112"/>
+          </w:tcPr>
+          <w:p>
+            <w:r>
+              <w:t>Preserves the given inputs and shows the relevant intermediate steps; distinguishes a prediction from an observed execution.</w:t>
+            </w:r>
+          </w:p>
+        </w:tc>
+      </w:tr>
+      <w:tr>
+        <w:tc>
+          <w:tcPr>
+            <w:tcW w:type="dxa" w:w="5112"/>
+          </w:tcPr>
+          <w:p>
+            <w:r>
+              <w:t>Limits</w:t>
+            </w:r>
+          </w:p>
+        </w:tc>
+        <w:tc>
+          <w:tcPr>
+            <w:tcW w:type="dxa" w:w="5112"/>
+          </w:tcPr>
+          <w:p>
+            <w:r>
+              <w:t>States the assumptions, missing evidence or conditions under which the result would change.</w:t>
+            </w:r>
+          </w:p>
+        </w:tc>
+      </w:tr>
+    </w:tbl>
+    <w:p>
+      <w:pPr>
+        <w:spacing w:line="336" w:lineRule="auto" w:after="180"/>
+      </w:pPr>
+      <w:r>
+        <w:rPr>
+          <w:b w:val="0"/>
+        </w:rPr>
+        <w:t>Record each dimension as not yet, with support, or independent. Accept a valid alternative procedure with a defensible trace.</w:t>
+      </w:r>
+    </w:p>
+    <w:p>
+      <w:pPr>
+        <w:spacing w:line="336" w:lineRule="auto" w:after="180"/>
+      </w:pPr>
+      <w:r>
+        <w:rPr>
+          <w:b w:val="0"/>
+        </w:rPr>
+        <w:t xml:space="preserve">Do not penalise an honestly recorded model failure if the learner correctly explains its </w:t>
+      </w:r>
+      <w:r>
+        <w:rPr>
+          <w:b/>
+        </w:rPr>
+        <w:t>evidence</w:t>
+      </w:r>
+      <w:r>
+        <w:rPr>
+          <w:b w:val="0"/>
+        </w:rPr>
+        <w:t xml:space="preserve"> and limits.</w:t>
+      </w:r>
+    </w:p>
+    <w:p>
+      <w:pPr>
+        <w:pStyle w:val="Heading2"/>
+      </w:pPr>
+      <w:r>
+        <w:t>Give one repair action</w:t>
+      </w:r>
+    </w:p>
+    <w:p>
+      <w:pPr>
+        <w:spacing w:line="336" w:lineRule="auto" w:after="180"/>
+      </w:pPr>
+      <w:r>
+        <w:rPr>
+          <w:b w:val="0"/>
+        </w:rPr>
+        <w:t>Name the earliest unsupported step and give one action to repair it. Have the learner make that repair now and explain why. Then assess the relevant skill on a fresh, fully specified case.</w:t>
+      </w:r>
+    </w:p>
+    <w:p>
+      <w:pPr>
+        <w:spacing w:line="336" w:lineRule="auto" w:after="180"/>
+      </w:pPr>
+      <w:r>
+        <w:rPr>
+          <w:b w:val="0"/>
+        </w:rPr>
+        <w:t>Confirm it was not previously practised with feedback; solve and check the new case before assigning it. A follow-up design prompt is a starting brief, not automatically an equivalent test.</w:t>
+      </w:r>
+    </w:p>
+    <w:p>
+      <w:pPr>
+        <w:pStyle w:val="Heading2"/>
+      </w:pPr>
+      <w:r>
+        <w:t>W1 Summarize all runs</w:t>
+      </w:r>
+    </w:p>
+    <w:p>
+      <w:pPr>
+        <w:spacing w:line="336" w:lineRule="auto" w:after="180"/>
+      </w:pPr>
+      <w:r>
+        <w:rPr>
+          <w:b w:val="0"/>
+        </w:rPr>
+        <w:t>Calculate the worked mean and range in percentage points.</w:t>
+      </w:r>
+    </w:p>
+    <w:p>
+      <w:pPr>
+        <w:spacing w:line="336" w:lineRule="auto" w:after="180"/>
+      </w:pPr>
+      <w:r>
+        <w:rPr>
+          <w:b w:val="0"/>
+        </w:rPr>
+        <w:t>Teacher explanation: Mean 70 percent; range 80-60=20 percentage points, across the three declared runs.</w:t>
+      </w:r>
+    </w:p>
+    <w:p>
+      <w:pPr>
+        <w:pStyle w:val="Heading2"/>
+      </w:pPr>
+      <w:r>
+        <w:t>W2 Improve a record</w:t>
+      </w:r>
+    </w:p>
+    <w:p>
+      <w:pPr>
+        <w:spacing w:line="336" w:lineRule="auto" w:after="180"/>
+      </w:pPr>
+      <w:r>
+        <w:rPr>
+          <w:b w:val="0"/>
+        </w:rPr>
+        <w:t xml:space="preserve">A file contains only </w:t>
+      </w:r>
+      <w:r>
+        <w:rPr>
+          <w:b/>
+        </w:rPr>
+        <w:t>seed</w:t>
+      </w:r>
+      <w:r>
+        <w:rPr>
+          <w:b w:val="0"/>
+        </w:rPr>
+        <w:t xml:space="preserve"> 22 and 80 percent. Name four missing items.</w:t>
+      </w:r>
+    </w:p>
+    <w:p>
+      <w:pPr>
+        <w:spacing w:line="336" w:lineRule="auto" w:after="180"/>
+      </w:pPr>
+      <w:r>
+        <w:rPr>
+          <w:b w:val="0"/>
+        </w:rPr>
+        <w:t xml:space="preserve">Teacher explanation: Examples: </w:t>
+      </w:r>
+      <w:r>
+        <w:rPr>
+          <w:b/>
+        </w:rPr>
+        <w:t>data version</w:t>
+      </w:r>
+      <w:r>
+        <w:rPr>
+          <w:b w:val="0"/>
+        </w:rPr>
+        <w:t xml:space="preserve">, split IDs, model settings, code </w:t>
+      </w:r>
+      <w:r>
+        <w:rPr>
+          <w:b/>
+        </w:rPr>
+        <w:t>version</w:t>
+      </w:r>
+      <w:r>
+        <w:rPr>
+          <w:b w:val="0"/>
+        </w:rPr>
+        <w:t>, metric denominator and full planned-run results.</w:t>
+      </w:r>
+    </w:p>
+    <w:p>
+      <w:pPr>
+        <w:pStyle w:val="Heading2"/>
+      </w:pPr>
+      <w:r>
+        <w:t>W3 Separate two ideas</w:t>
+      </w:r>
+    </w:p>
+    <w:p>
+      <w:pPr>
+        <w:spacing w:line="336" w:lineRule="auto" w:after="180"/>
+      </w:pPr>
+      <w:r>
+        <w:rPr>
+          <w:b w:val="0"/>
+        </w:rPr>
+        <w:t xml:space="preserve">Does identical </w:t>
+      </w:r>
+      <w:r>
+        <w:rPr>
+          <w:b/>
+        </w:rPr>
+        <w:t>output</w:t>
+      </w:r>
+      <w:r>
+        <w:rPr>
+          <w:b w:val="0"/>
+        </w:rPr>
+        <w:t xml:space="preserve"> prove a valid experiment?</w:t>
+      </w:r>
+    </w:p>
+    <w:p>
+      <w:pPr>
+        <w:spacing w:line="336" w:lineRule="auto" w:after="180"/>
+      </w:pPr>
+      <w:r>
+        <w:rPr>
+          <w:b w:val="0"/>
+        </w:rPr>
+        <w:t>Teacher explanation: No. A deterministic experiment can still contain leakage, invalid labels or an unrepresentative split.</w:t>
+      </w:r>
+    </w:p>
+    <w:p>
+      <w:pPr>
+        <w:pStyle w:val="Heading2"/>
+      </w:pPr>
+      <w:r>
+        <w:t>W5 Handle a failed run</w:t>
+      </w:r>
+    </w:p>
+    <w:p>
+      <w:pPr>
+        <w:spacing w:line="336" w:lineRule="auto" w:after="180"/>
+      </w:pPr>
+      <w:r>
+        <w:rPr>
+          <w:b w:val="0"/>
+        </w:rPr>
+        <w:t xml:space="preserve">One planned </w:t>
+      </w:r>
+      <w:r>
+        <w:rPr>
+          <w:b/>
+        </w:rPr>
+        <w:t>seed</w:t>
+      </w:r>
+      <w:r>
+        <w:rPr>
+          <w:b w:val="0"/>
+        </w:rPr>
+        <w:t xml:space="preserve"> fails before </w:t>
+      </w:r>
+      <w:r>
+        <w:rPr>
+          <w:b/>
+        </w:rPr>
+        <w:t>prediction</w:t>
+      </w:r>
+      <w:r>
+        <w:rPr>
+          <w:b w:val="0"/>
+        </w:rPr>
+        <w:t>. How should it appear in the record?</w:t>
+      </w:r>
+    </w:p>
+    <w:p>
+      <w:pPr>
+        <w:spacing w:line="336" w:lineRule="auto" w:after="180"/>
+      </w:pPr>
+      <w:r>
+        <w:rPr>
+          <w:b w:val="0"/>
+        </w:rPr>
+        <w:t>Teacher explanation: Record the failed run, cause and any retry; disclose which runs contributed to summaries and do not invent its score.</w:t>
+      </w:r>
+    </w:p>
+    <w:p>
+      <w:pPr>
+        <w:pStyle w:val="Heading2"/>
+      </w:pPr>
+      <w:r>
+        <w:t>Earlier wording, alternatives and picture transcripts · reference / check after trying</w:t>
+      </w:r>
+    </w:p>
+    <w:p>
+      <w:pPr>
+        <w:spacing w:line="336" w:lineRule="auto" w:after="180"/>
+      </w:pPr>
+      <w:r>
+        <w:rPr>
+          <w:b w:val="0"/>
+        </w:rPr>
+        <w:t>Assess and explain the answers</w:t>
       </w:r>
     </w:p>
     <w:p>
@@ -4967,82 +5418,92 @@
     </w:p>
     <w:p>
       <w:pPr>
+        <w:spacing w:line="336" w:lineRule="auto" w:after="180"/>
+      </w:pPr>
+      <w:r>
+        <w:rPr>
+          <w:b w:val="0"/>
+        </w:rPr>
+        <w:t xml:space="preserve">Record data identity, group/split IDs, code/dependency </w:t>
+      </w:r>
+      <w:r>
+        <w:rPr>
+          <w:b/>
+        </w:rPr>
+        <w:t>version</w:t>
+      </w:r>
+      <w:r>
+        <w:rPr>
+          <w:b w:val="0"/>
+        </w:rPr>
+        <w:t>s, pre</w:t>
+      </w:r>
+      <w:r>
+        <w:rPr>
+          <w:b/>
+        </w:rPr>
+        <w:t>process</w:t>
+      </w:r>
+      <w:r>
+        <w:rPr>
+          <w:b w:val="0"/>
+        </w:rPr>
+        <w:t xml:space="preserve">ing, features, settings, </w:t>
+      </w:r>
+      <w:r>
+        <w:rPr>
+          <w:b/>
+        </w:rPr>
+        <w:t>seed</w:t>
+      </w:r>
+      <w:r>
+        <w:rPr>
+          <w:b w:val="0"/>
+        </w:rPr>
+        <w:t xml:space="preserve">s where relevant, metric definition and raw </w:t>
+      </w:r>
+      <w:r>
+        <w:rPr>
+          <w:b/>
+        </w:rPr>
+        <w:t>prediction</w:t>
+      </w:r>
+      <w:r>
+        <w:rPr>
+          <w:b w:val="0"/>
+        </w:rPr>
+        <w:t xml:space="preserve">s. </w:t>
+      </w:r>
+      <w:r>
+        <w:rPr>
+          <w:b/>
+        </w:rPr>
+        <w:t>Seed</w:t>
+      </w:r>
+      <w:r>
+        <w:rPr>
+          <w:b w:val="0"/>
+        </w:rPr>
+        <w:t xml:space="preserve"> alone is insufficient.</w:t>
+      </w:r>
+    </w:p>
+    <w:p>
+      <w:pPr>
         <w:pStyle w:val="Heading3"/>
       </w:pPr>
       <w:r>
-        <w:t>Teacher key · Worked case answer</w:t>
+        <w:t>Additional transfer practice question</w:t>
       </w:r>
     </w:p>
     <w:p>
       <w:pPr>
         <w:spacing w:line="336" w:lineRule="auto" w:after="180"/>
-        <w:shd w:fill="F1F6FC"/>
-      </w:pPr>
-      <w:r>
-        <w:rPr>
-          <w:b w:val="0"/>
-        </w:rPr>
-        <w:t xml:space="preserve">Record data identity, group/split IDs, code/dependency </w:t>
-      </w:r>
-      <w:r>
-        <w:rPr>
-          <w:b/>
-        </w:rPr>
-        <w:t>version</w:t>
-      </w:r>
-      <w:r>
-        <w:rPr>
-          <w:b w:val="0"/>
-        </w:rPr>
-        <w:t>s, pre</w:t>
-      </w:r>
-      <w:r>
-        <w:rPr>
-          <w:b/>
-        </w:rPr>
-        <w:t>process</w:t>
-      </w:r>
-      <w:r>
-        <w:rPr>
-          <w:b w:val="0"/>
-        </w:rPr>
-        <w:t xml:space="preserve">ing, features, settings, </w:t>
-      </w:r>
-      <w:r>
-        <w:rPr>
-          <w:b/>
-        </w:rPr>
-        <w:t>seed</w:t>
-      </w:r>
-      <w:r>
-        <w:rPr>
-          <w:b w:val="0"/>
-        </w:rPr>
-        <w:t xml:space="preserve">s where relevant, metric definition and raw </w:t>
-      </w:r>
-      <w:r>
-        <w:rPr>
-          <w:b/>
-        </w:rPr>
-        <w:t>prediction</w:t>
-      </w:r>
-      <w:r>
-        <w:rPr>
-          <w:b w:val="0"/>
-        </w:rPr>
-        <w:t xml:space="preserve">s. </w:t>
-      </w:r>
-      <w:r>
-        <w:rPr>
-          <w:b/>
-        </w:rPr>
-        <w:t>Seed</w:t>
-      </w:r>
-      <w:r>
-        <w:rPr>
-          <w:b w:val="0"/>
-        </w:rPr>
-        <w:t xml:space="preserve"> alone is insufficient.</w:t>
+      </w:pPr>
+      <w:r>
+        <w:rPr>
+          <w:b w:val="0"/>
+        </w:rPr>
+        <w:t>Two runs use different random splits and different feature sets. Their scores differ. What must be recorded, and why is the cause unclear?</w:t>
       </w:r>
     </w:p>
     <w:p>
@@ -5050,49 +5511,12 @@
         <w:pStyle w:val="Heading3"/>
       </w:pPr>
       <w:r>
-        <w:t>Independent question</w:t>
-      </w:r>
-    </w:p>
-    <w:p>
-      <w:pPr>
-        <w:pStyle w:val="Heading3"/>
-      </w:pPr>
-      <w:r>
-        <w:t>Independent question · withhold the key</w:t>
+        <w:t>Reasoned practice answer</w:t>
       </w:r>
     </w:p>
     <w:p>
       <w:pPr>
         <w:spacing w:line="336" w:lineRule="auto" w:after="180"/>
-        <w:shd w:fill="F5F1FB"/>
-      </w:pPr>
-      <w:r>
-        <w:rPr>
-          <w:b w:val="0"/>
-        </w:rPr>
-        <w:t>Two runs use different random splits and different feature sets. Their scores differ. What must be recorded, and why is the cause unclear?</w:t>
-      </w:r>
-    </w:p>
-    <w:p>
-      <w:pPr>
-        <w:pStyle w:val="Heading3"/>
-      </w:pPr>
-      <w:r>
-        <w:t>Expected independent answer</w:t>
-      </w:r>
-    </w:p>
-    <w:p>
-      <w:pPr>
-        <w:pStyle w:val="Heading3"/>
-      </w:pPr>
-      <w:r>
-        <w:t>Teacher key · Expected independent answer</w:t>
-      </w:r>
-    </w:p>
-    <w:p>
-      <w:pPr>
-        <w:spacing w:line="336" w:lineRule="auto" w:after="180"/>
-        <w:shd w:fill="F1F6FC"/>
       </w:pPr>
       <w:r>
         <w:rPr>
@@ -5446,1207 +5870,685 @@
     </w:p>
     <w:p>
       <w:pPr>
+        <w:spacing w:line="336" w:lineRule="auto" w:after="180"/>
+      </w:pPr>
+      <w:r>
+        <w:rPr>
+          <w:b w:val="0"/>
+        </w:rPr>
+        <w:t xml:space="preserve">Record dataset and label </w:t>
+      </w:r>
+      <w:r>
+        <w:rPr>
+          <w:b/>
+        </w:rPr>
+        <w:t>version</w:t>
+      </w:r>
+      <w:r>
+        <w:rPr>
+          <w:b w:val="0"/>
+        </w:rPr>
+        <w:t xml:space="preserve">s, identity groups and split IDs, code/dependency </w:t>
+      </w:r>
+      <w:r>
+        <w:rPr>
+          <w:b/>
+        </w:rPr>
+        <w:t>version</w:t>
+      </w:r>
+      <w:r>
+        <w:rPr>
+          <w:b w:val="0"/>
+        </w:rPr>
+        <w:t>s, pre</w:t>
+      </w:r>
+      <w:r>
+        <w:rPr>
+          <w:b/>
+        </w:rPr>
+        <w:t>process</w:t>
+      </w:r>
+      <w:r>
+        <w:rPr>
+          <w:b w:val="0"/>
+        </w:rPr>
+        <w:t xml:space="preserve">ing, features, model settings, </w:t>
+      </w:r>
+      <w:r>
+        <w:rPr>
+          <w:b/>
+        </w:rPr>
+        <w:t>seed</w:t>
+      </w:r>
+      <w:r>
+        <w:rPr>
+          <w:b w:val="0"/>
+        </w:rPr>
+        <w:t xml:space="preserve">s, metric definitions and raw </w:t>
+      </w:r>
+      <w:r>
+        <w:rPr>
+          <w:b/>
+        </w:rPr>
+        <w:t>prediction</w:t>
+      </w:r>
+      <w:r>
+        <w:rPr>
+          <w:b w:val="0"/>
+        </w:rPr>
+        <w:t>s.</w:t>
+      </w:r>
+    </w:p>
+    <w:p>
+      <w:pPr>
+        <w:spacing w:line="336" w:lineRule="auto" w:after="180"/>
+      </w:pPr>
+      <w:r>
+        <w:rPr>
+          <w:b w:val="0"/>
+        </w:rPr>
+        <w:t xml:space="preserve">Same </w:t>
+      </w:r>
+      <w:r>
+        <w:rPr>
+          <w:b/>
+        </w:rPr>
+        <w:t>seed</w:t>
+      </w:r>
+      <w:r>
+        <w:rPr>
+          <w:b w:val="0"/>
+        </w:rPr>
+        <w:t xml:space="preserve"> cannot compensate for different data or procedures.</w:t>
+      </w:r>
+    </w:p>
+    <w:p>
+      <w:pPr>
         <w:pStyle w:val="Heading3"/>
       </w:pPr>
       <w:r>
-        <w:t>Teacher key · Original transfer answer</w:t>
+        <w:t>Explanations for the additional workbook examples</w:t>
+      </w:r>
+    </w:p>
+    <w:p>
+      <w:pPr>
+        <w:pStyle w:val="Heading3"/>
+      </w:pPr>
+      <w:r>
+        <w:t>W1 Summarize all runs</w:t>
+      </w:r>
+    </w:p>
+    <w:p>
+      <w:pPr>
+        <w:pStyle w:val="Heading3"/>
+      </w:pPr>
+      <w:r>
+        <w:t>W2 Improve a record</w:t>
+      </w:r>
+    </w:p>
+    <w:p>
+      <w:pPr>
+        <w:pStyle w:val="Heading3"/>
+      </w:pPr>
+      <w:r>
+        <w:t>W3 Separate two ideas</w:t>
+      </w:r>
+    </w:p>
+    <w:p>
+      <w:pPr>
+        <w:pStyle w:val="Heading3"/>
+      </w:pPr>
+      <w:r>
+        <w:t>W4 Apply independently</w:t>
       </w:r>
     </w:p>
     <w:p>
       <w:pPr>
         <w:spacing w:line="336" w:lineRule="auto" w:after="180"/>
-        <w:shd w:fill="F1F6FC"/>
-      </w:pPr>
-      <w:r>
-        <w:rPr>
-          <w:b w:val="0"/>
-        </w:rPr>
-        <w:t xml:space="preserve">Record dataset and label </w:t>
+      </w:pPr>
+      <w:r>
+        <w:rPr>
+          <w:b w:val="0"/>
+        </w:rPr>
+        <w:t xml:space="preserve">Declared </w:t>
       </w:r>
       <w:r>
         <w:rPr>
           <w:b/>
         </w:rPr>
+        <w:t>seed</w:t>
+      </w:r>
+      <w:r>
+        <w:rPr>
+          <w:b w:val="0"/>
+        </w:rPr>
+        <w:t>s 1, 2, 3 produce 9/12, 8/12, 10/12 correct. Compute the mean accuracy and range.</w:t>
+      </w:r>
+    </w:p>
+    <w:p>
+      <w:pPr>
+        <w:spacing w:line="336" w:lineRule="auto" w:after="180"/>
+      </w:pPr>
+      <w:r>
+        <w:rPr>
+          <w:b w:val="0"/>
+        </w:rPr>
+        <w:t>Teacher explanation: Mean 27/36=75 percent; range(10-8)/12=1/6 about 16.7 percentage points. Retain all three runs.</w:t>
+      </w:r>
+    </w:p>
+    <w:p>
+      <w:pPr>
+        <w:pStyle w:val="Heading3"/>
+      </w:pPr>
+      <w:r>
+        <w:t>W5 Handle a failed run</w:t>
+      </w:r>
+    </w:p>
+    <w:p>
+      <w:pPr>
+        <w:pStyle w:val="Heading3"/>
+      </w:pPr>
+      <w:r>
+        <w:t>Assess independent transfer</w:t>
+      </w:r>
+    </w:p>
+    <w:p>
+      <w:pPr>
+        <w:pStyle w:val="Heading3"/>
+      </w:pPr>
+      <w:r>
+        <w:t>Selected case answer</w:t>
+      </w:r>
+    </w:p>
+    <w:p>
+      <w:pPr>
+        <w:pStyle w:val="Heading3"/>
+      </w:pPr>
+      <w:r>
+        <w:t>Feedback that the learner uses</w:t>
+      </w:r>
+    </w:p>
+    <w:p>
+      <w:pPr>
+        <w:pStyle w:val="Heading2"/>
+      </w:pPr>
+      <w:r>
+        <w:t>Extension questions and checked keys · reference / check after trying</w:t>
+      </w:r>
+    </w:p>
+    <w:p>
+      <w:pPr>
+        <w:pStyle w:val="Heading3"/>
+      </w:pPr>
+      <w:r>
+        <w:t>Versioned experiments — W1 Record a run</w:t>
+      </w:r>
+    </w:p>
+    <w:p>
+      <w:pPr>
+        <w:spacing w:line="336" w:lineRule="auto" w:after="180"/>
+      </w:pPr>
+      <w:r>
+        <w:rPr>
+          <w:b w:val="0"/>
+        </w:rPr>
+        <w:t>List five items needed to reproduce a scoring run.</w:t>
+      </w:r>
+    </w:p>
+    <w:p>
+      <w:pPr>
+        <w:spacing w:line="336" w:lineRule="auto" w:after="180"/>
+      </w:pPr>
+      <w:r>
+        <w:rPr>
+          <w:b w:val="0"/>
+        </w:rPr>
+        <w:t xml:space="preserve">Code </w:t>
+      </w:r>
+      <w:r>
+        <w:rPr>
+          <w:b/>
+        </w:rPr>
         <w:t>version</w:t>
       </w:r>
       <w:r>
         <w:rPr>
           <w:b w:val="0"/>
         </w:rPr>
-        <w:t xml:space="preserve">s, identity groups and split IDs, code/dependency </w:t>
+        <w:t xml:space="preserve">, </w:t>
       </w:r>
       <w:r>
         <w:rPr>
           <w:b/>
         </w:rPr>
+        <w:t>input</w:t>
+      </w:r>
+      <w:r>
+        <w:rPr>
+          <w:b w:val="0"/>
+        </w:rPr>
+        <w:t xml:space="preserve"> </w:t>
+      </w:r>
+      <w:r>
+        <w:rPr>
+          <w:b/>
+        </w:rPr>
         <w:t>version</w:t>
       </w:r>
       <w:r>
         <w:rPr>
           <w:b w:val="0"/>
         </w:rPr>
-        <w:t>s, pre</w:t>
+        <w:t xml:space="preserve">, </w:t>
       </w:r>
       <w:r>
         <w:rPr>
           <w:b/>
         </w:rPr>
-        <w:t>process</w:t>
-      </w:r>
-      <w:r>
-        <w:rPr>
-          <w:b w:val="0"/>
-        </w:rPr>
-        <w:t xml:space="preserve">ing, features, model settings, </w:t>
+        <w:t>configuration</w:t>
+      </w:r>
+      <w:r>
+        <w:rPr>
+          <w:b w:val="0"/>
+        </w:rPr>
+        <w:t xml:space="preserve"> weights, tie/eligibility rules and </w:t>
       </w:r>
       <w:r>
         <w:rPr>
           <w:b/>
         </w:rPr>
+        <w:t>output</w:t>
+      </w:r>
+      <w:r>
+        <w:rPr>
+          <w:b w:val="0"/>
+        </w:rPr>
+        <w:t>s; also record date and method as useful context.</w:t>
+      </w:r>
+    </w:p>
+    <w:p>
+      <w:pPr>
+        <w:pStyle w:val="Heading3"/>
+      </w:pPr>
+      <w:r>
+        <w:t>Versioned experiments — W2 Compute a comparison</w:t>
+      </w:r>
+    </w:p>
+    <w:p>
+      <w:pPr>
+        <w:spacing w:line="336" w:lineRule="auto" w:after="180"/>
+      </w:pPr>
+      <w:r>
+        <w:rPr>
+          <w:b w:val="0"/>
+        </w:rPr>
+        <w:t>A has fun 3 and learning 2. Score it under weights (2,1) and (1,2).</w:t>
+      </w:r>
+    </w:p>
+    <w:p>
+      <w:pPr>
+        <w:spacing w:line="336" w:lineRule="auto" w:after="180"/>
+      </w:pPr>
+      <w:r>
+        <w:rPr>
+          <w:b w:val="0"/>
+        </w:rPr>
+        <w:t>Scores 8 and 7.</w:t>
+      </w:r>
+    </w:p>
+    <w:p>
+      <w:pPr>
+        <w:spacing w:line="336" w:lineRule="auto" w:after="180"/>
+      </w:pPr>
+      <w:r>
+        <w:rPr>
+          <w:b w:val="0"/>
+        </w:rPr>
+        <w:t>The weight pair is (fun weight, learning weight). Under (2,1), the score is 2*3 + 1*2 = 8. Under (1,2), it is 1*3 + 2*2 = 7. The same ratings were kept fixed; the difference comes from changing the preference policy.</w:t>
+      </w:r>
+    </w:p>
+    <w:p>
+      <w:pPr>
+        <w:pStyle w:val="Heading3"/>
+      </w:pPr>
+      <w:r>
+        <w:t>Versioned experiments — W3 Repair an experiment</w:t>
+      </w:r>
+    </w:p>
+    <w:p>
+      <w:pPr>
+        <w:spacing w:line="336" w:lineRule="auto" w:after="180"/>
+      </w:pPr>
+      <w:r>
+        <w:rPr>
+          <w:b w:val="0"/>
+        </w:rPr>
+        <w:t xml:space="preserve">A learner changes weights, </w:t>
+      </w:r>
+      <w:r>
+        <w:rPr>
+          <w:b/>
+        </w:rPr>
+        <w:t>input</w:t>
+      </w:r>
+      <w:r>
+        <w:rPr>
+          <w:b w:val="0"/>
+        </w:rPr>
+        <w:t xml:space="preserve"> ratings and the time limit together. Why is attribution difficult?</w:t>
+      </w:r>
+    </w:p>
+    <w:p>
+      <w:pPr>
+        <w:spacing w:line="336" w:lineRule="auto" w:after="180"/>
+      </w:pPr>
+      <w:r>
+        <w:rPr>
+          <w:b w:val="0"/>
+        </w:rPr>
+        <w:t>Multiple factors changed. Compare one deliberate change while holding the others fixed, or explicitly describe a multi-change experiment without attributing it to one cause.</w:t>
+      </w:r>
+    </w:p>
+    <w:p>
+      <w:pPr>
+        <w:pStyle w:val="Heading3"/>
+      </w:pPr>
+      <w:r>
+        <w:t>Versioned experiments — W4 Design independently</w:t>
+      </w:r>
+    </w:p>
+    <w:p>
+      <w:pPr>
+        <w:spacing w:line="336" w:lineRule="auto" w:after="180"/>
+      </w:pPr>
+      <w:r>
+        <w:rPr>
+          <w:b w:val="0"/>
+        </w:rPr>
+        <w:t xml:space="preserve">Plan two </w:t>
+      </w:r>
+      <w:r>
+        <w:rPr>
+          <w:b/>
+        </w:rPr>
+        <w:t>version</w:t>
+      </w:r>
+      <w:r>
+        <w:rPr>
+          <w:b w:val="0"/>
+        </w:rPr>
+        <w:t>s for C (fun 5, learning 1) and D (fun 2, learning 5), using weights (2,1) and (1,2). Record expected scores, ranks, fixed data and a separate final-case plan.</w:t>
+      </w:r>
+    </w:p>
+    <w:p>
+      <w:pPr>
+        <w:spacing w:line="336" w:lineRule="auto" w:after="180"/>
+      </w:pPr>
+      <w:r>
+        <w:rPr>
+          <w:b w:val="0"/>
+        </w:rPr>
+        <w:t>v1 C 11, D 9 selects C; v2 C 7, D 12 selects D. Preserve the same records and other rules; reserve unseen cases until the policy is fixed.</w:t>
+      </w:r>
+    </w:p>
+    <w:p>
+      <w:pPr>
+        <w:pStyle w:val="Heading3"/>
+      </w:pPr>
+      <w:r>
+        <w:t>Versioned experiments — W5 Protect evaluation</w:t>
+      </w:r>
+    </w:p>
+    <w:p>
+      <w:pPr>
+        <w:spacing w:line="336" w:lineRule="auto" w:after="180"/>
+      </w:pPr>
+      <w:r>
+        <w:rPr>
+          <w:b w:val="0"/>
+        </w:rPr>
+        <w:t xml:space="preserve">You revise the policy after reading final-case failures. Are those cases still untouched </w:t>
+      </w:r>
+      <w:r>
+        <w:rPr>
+          <w:b/>
+        </w:rPr>
+        <w:t>holdout</w:t>
+      </w:r>
+      <w:r>
+        <w:rPr>
+          <w:b w:val="0"/>
+        </w:rPr>
+        <w:t xml:space="preserve"> </w:t>
+      </w:r>
+      <w:r>
+        <w:rPr>
+          <w:b/>
+        </w:rPr>
+        <w:t>evidence</w:t>
+      </w:r>
+      <w:r>
+        <w:rPr>
+          <w:b w:val="0"/>
+        </w:rPr>
+        <w:t>?</w:t>
+      </w:r>
+    </w:p>
+    <w:p>
+      <w:pPr>
+        <w:spacing w:line="336" w:lineRule="auto" w:after="180"/>
+      </w:pPr>
+      <w:r>
+        <w:rPr>
+          <w:b w:val="0"/>
+        </w:rPr>
+        <w:t>No. They now informed development. Report that use and seek fresh cases for a new independent check.</w:t>
+      </w:r>
+    </w:p>
+    <w:p>
+      <w:pPr>
+        <w:pStyle w:val="Heading1"/>
+      </w:pPr>
+      <w:r>
+        <w:t>06. Connect, support and revisit the experiment</w:t>
+      </w:r>
+    </w:p>
+    <w:p>
+      <w:r>
+        <w:t>Retain failures and assess a fresh parallel case after help.</w:t>
+      </w:r>
+    </w:p>
+    <w:p>
+      <w:pPr>
+        <w:pStyle w:val="Heading2"/>
+      </w:pPr>
+      <w:r>
+        <w:t>Project evidence</w:t>
+      </w:r>
+    </w:p>
+    <w:p>
+      <w:pPr>
+        <w:spacing w:line="336" w:lineRule="auto" w:after="180"/>
+      </w:pPr>
+      <w:r>
+        <w:rPr>
+          <w:b w:val="0"/>
+        </w:rPr>
+        <w:t xml:space="preserve">Give every Plant Classifier experiment an ID and immutable record linking dataset, split, code, settings, </w:t>
+      </w:r>
+      <w:r>
+        <w:rPr>
+          <w:b/>
+        </w:rPr>
+        <w:t>prediction</w:t>
+      </w:r>
+      <w:r>
+        <w:rPr>
+          <w:b w:val="0"/>
+        </w:rPr>
+        <w:t>s, and metrics.</w:t>
+      </w:r>
+    </w:p>
+    <w:p>
+      <w:pPr>
+        <w:spacing w:line="336" w:lineRule="auto" w:after="180"/>
+      </w:pPr>
+      <w:r>
+        <w:rPr>
+          <w:b w:val="0"/>
+        </w:rPr>
+        <w:t xml:space="preserve">Keep the decision, </w:t>
+      </w:r>
+      <w:r>
+        <w:rPr>
+          <w:b/>
+        </w:rPr>
+        <w:t>input</w:t>
+      </w:r>
+      <w:r>
+        <w:rPr>
+          <w:b w:val="0"/>
+        </w:rPr>
+        <w:t xml:space="preserve">, result, explanation and remaining limitation in the project </w:t>
+      </w:r>
+      <w:r>
+        <w:rPr>
+          <w:b/>
+        </w:rPr>
+        <w:t>evidence</w:t>
+      </w:r>
+      <w:r>
+        <w:rPr>
+          <w:b w:val="0"/>
+        </w:rPr>
+        <w:t xml:space="preserve"> record. Retrieve this record next week rather than restarting the project.</w:t>
+      </w:r>
+    </w:p>
+    <w:p>
+      <w:pPr>
+        <w:spacing w:line="336" w:lineRule="auto" w:after="180"/>
+      </w:pPr>
+      <w:r>
+        <w:rPr>
+          <w:b w:val="0"/>
+        </w:rPr>
+        <w:t xml:space="preserve">For your Responsible Plant Classifier, save the </w:t>
+      </w:r>
+      <w:r>
+        <w:rPr>
+          <w:b/>
+        </w:rPr>
+        <w:t>input</w:t>
+      </w:r>
+      <w:r>
+        <w:rPr>
+          <w:b w:val="0"/>
+        </w:rPr>
+        <w:t>, procedure, observed result and limitation of this check.</w:t>
+      </w:r>
+    </w:p>
+    <w:p>
+      <w:pPr>
+        <w:spacing w:line="336" w:lineRule="auto" w:after="180"/>
+      </w:pPr>
+      <w:r>
+        <w:rPr>
+          <w:b w:val="0"/>
+        </w:rPr>
+        <w:t>Label this worked example as practice; use a different, previously unreviewed case when checking independent understanding.</w:t>
+      </w:r>
+    </w:p>
+    <w:p>
+      <w:pPr>
+        <w:pStyle w:val="Heading2"/>
+      </w:pPr>
+      <w:r>
+        <w:t>Support and selected reassessment</w:t>
+      </w:r>
+    </w:p>
+    <w:p>
+      <w:pPr>
+        <w:spacing w:line="336" w:lineRule="auto" w:after="180"/>
+      </w:pPr>
+      <w:r>
+        <w:rPr>
+          <w:b w:val="0"/>
+        </w:rPr>
+        <w:t>Use a tiny labelled dataset, explicit units and a named positive class. Stretch: require a baseline, held-out evaluation and subgroup or shifted-condition analysis with denominators.</w:t>
+      </w:r>
+    </w:p>
+    <w:p>
+      <w:pPr>
+        <w:spacing w:line="336" w:lineRule="auto" w:after="180"/>
+      </w:pPr>
+      <w:r>
+        <w:rPr>
+          <w:b w:val="0"/>
+        </w:rPr>
+        <w:t xml:space="preserve">Provide a blank </w:t>
+      </w:r>
+      <w:r>
+        <w:rPr>
+          <w:b/>
+        </w:rPr>
+        <w:t>evidence</w:t>
+      </w:r>
+      <w:r>
+        <w:rPr>
+          <w:b w:val="0"/>
+        </w:rPr>
+        <w:t xml:space="preserve"> table and allow a verbal explanation before writing. Highlight the given conditions without supplying the W 4 conclusion. Use </w:t>
+      </w:r>
+      <w:r>
+        <w:rPr>
+          <w:b/>
+        </w:rPr>
         <w:t>seed</w:t>
       </w:r>
       <w:r>
         <w:rPr>
           <w:b w:val="0"/>
         </w:rPr>
-        <w:t xml:space="preserve">s, metric definitions and raw </w:t>
+        <w:t xml:space="preserve"> and </w:t>
       </w:r>
       <w:r>
         <w:rPr>
           <w:b/>
         </w:rPr>
-        <w:t>prediction</w:t>
-      </w:r>
-      <w:r>
-        <w:rPr>
-          <w:b w:val="0"/>
-        </w:rPr>
-        <w:t>s.</w:t>
+        <w:t>run record</w:t>
+      </w:r>
+      <w:r>
+        <w:rPr>
+          <w:b w:val="0"/>
+        </w:rPr>
+        <w:t xml:space="preserve"> in full sentences.</w:t>
       </w:r>
     </w:p>
     <w:p>
       <w:pPr>
         <w:spacing w:line="336" w:lineRule="auto" w:after="180"/>
-        <w:shd w:fill="F1F6FC"/>
-      </w:pPr>
-      <w:r>
-        <w:rPr>
-          <w:b w:val="0"/>
-        </w:rPr>
-        <w:t xml:space="preserve">Same </w:t>
-      </w:r>
-      <w:r>
-        <w:rPr>
-          <w:b/>
-        </w:rPr>
-        <w:t>seed</w:t>
-      </w:r>
-      <w:r>
-        <w:rPr>
-          <w:b w:val="0"/>
-        </w:rPr>
-        <w:t xml:space="preserve"> cannot compensate for different data or procedures.</w:t>
-      </w:r>
-    </w:p>
-    <w:p>
-      <w:pPr>
-        <w:pStyle w:val="Heading3"/>
-      </w:pPr>
-      <w:r>
-        <w:t>Explanations for the additional workbook examples</w:t>
-      </w:r>
-    </w:p>
-    <w:p>
-      <w:pPr>
-        <w:pStyle w:val="Heading3"/>
-      </w:pPr>
-      <w:r>
-        <w:t>W1 Summarize all runs</w:t>
-      </w:r>
-    </w:p>
-    <w:p>
-      <w:pPr>
-        <w:pStyle w:val="Heading3"/>
-      </w:pPr>
-      <w:r>
-        <w:t>Workbook question · W1</w:t>
+      </w:pPr>
+      <w:r>
+        <w:rPr>
+          <w:b w:val="0"/>
+        </w:rPr>
+        <w:t>Extension: alter one condition in the worked example and explain which conclusion changes and which remains supported.</w:t>
       </w:r>
     </w:p>
     <w:p>
       <w:pPr>
         <w:spacing w:line="336" w:lineRule="auto" w:after="180"/>
-        <w:shd w:fill="F5F1FB"/>
-      </w:pPr>
-      <w:r>
-        <w:rPr>
-          <w:b w:val="0"/>
-        </w:rPr>
-        <w:t>Calculate the worked mean and range in percentage points.</w:t>
-      </w:r>
-    </w:p>
-    <w:p>
-      <w:pPr>
-        <w:pStyle w:val="Heading3"/>
-      </w:pPr>
-      <w:r>
-        <w:t>Teacher reasoning · W1</w:t>
+      </w:pPr>
+      <w:r>
+        <w:rPr>
+          <w:b w:val="0"/>
+        </w:rPr>
+        <w:t>For independent W 4, require: Mean 27/36=75 percent; range(10-8)/12=1/6 about 16.7 percentage points. Retain all three runs. Fresh retry accuracies 50, 60, 70 percent: mean 60 percent, range 20 percentage points.</w:t>
       </w:r>
     </w:p>
     <w:p>
       <w:pPr>
         <w:spacing w:line="336" w:lineRule="auto" w:after="180"/>
-        <w:shd w:fill="F1F6FC"/>
-      </w:pPr>
-      <w:r>
-        <w:rPr>
-          <w:b w:val="0"/>
-        </w:rPr>
-        <w:t>Teacher explanation: Mean 70 percent; range 80-60=20 percentage points, across the three declared runs.</w:t>
-      </w:r>
-    </w:p>
-    <w:p>
-      <w:pPr>
-        <w:pStyle w:val="Heading3"/>
-      </w:pPr>
-      <w:r>
-        <w:t>W2 Improve a record</w:t>
-      </w:r>
-    </w:p>
-    <w:p>
-      <w:pPr>
-        <w:pStyle w:val="Heading3"/>
-      </w:pPr>
-      <w:r>
-        <w:t>Workbook question · W2</w:t>
-      </w:r>
-    </w:p>
-    <w:p>
-      <w:pPr>
-        <w:spacing w:line="336" w:lineRule="auto" w:after="180"/>
-        <w:shd w:fill="F5F1FB"/>
-      </w:pPr>
-      <w:r>
-        <w:rPr>
-          <w:b w:val="0"/>
-        </w:rPr>
-        <w:t xml:space="preserve">A file contains only </w:t>
-      </w:r>
-      <w:r>
-        <w:rPr>
-          <w:b/>
-        </w:rPr>
-        <w:t>seed</w:t>
-      </w:r>
-      <w:r>
-        <w:rPr>
-          <w:b w:val="0"/>
-        </w:rPr>
-        <w:t xml:space="preserve"> 22 and 80 percent. Name four missing items.</w:t>
-      </w:r>
-    </w:p>
-    <w:p>
-      <w:pPr>
-        <w:pStyle w:val="Heading3"/>
-      </w:pPr>
-      <w:r>
-        <w:t>Teacher reasoning · W2</w:t>
-      </w:r>
-    </w:p>
-    <w:p>
-      <w:pPr>
-        <w:spacing w:line="336" w:lineRule="auto" w:after="180"/>
-        <w:shd w:fill="F1F6FC"/>
-      </w:pPr>
-      <w:r>
-        <w:rPr>
-          <w:b w:val="0"/>
-        </w:rPr>
-        <w:t xml:space="preserve">Teacher explanation: Examples: </w:t>
-      </w:r>
-      <w:r>
-        <w:rPr>
-          <w:b/>
-        </w:rPr>
-        <w:t>data version</w:t>
-      </w:r>
-      <w:r>
-        <w:rPr>
-          <w:b w:val="0"/>
-        </w:rPr>
-        <w:t xml:space="preserve">, split IDs, model settings, code </w:t>
-      </w:r>
-      <w:r>
-        <w:rPr>
-          <w:b/>
-        </w:rPr>
-        <w:t>version</w:t>
-      </w:r>
-      <w:r>
-        <w:rPr>
-          <w:b w:val="0"/>
-        </w:rPr>
-        <w:t>, metric denominator and full planned-run results.</w:t>
-      </w:r>
-    </w:p>
-    <w:p>
-      <w:pPr>
-        <w:pStyle w:val="Heading3"/>
-      </w:pPr>
-      <w:r>
-        <w:t>W3 Separate two ideas</w:t>
-      </w:r>
-    </w:p>
-    <w:p>
-      <w:pPr>
-        <w:pStyle w:val="Heading3"/>
-      </w:pPr>
-      <w:r>
-        <w:t>Workbook question · W3</w:t>
-      </w:r>
-    </w:p>
-    <w:p>
-      <w:pPr>
-        <w:spacing w:line="336" w:lineRule="auto" w:after="180"/>
-        <w:shd w:fill="F5F1FB"/>
-      </w:pPr>
-      <w:r>
-        <w:rPr>
-          <w:b w:val="0"/>
-        </w:rPr>
-        <w:t xml:space="preserve">Does identical </w:t>
-      </w:r>
-      <w:r>
-        <w:rPr>
-          <w:b/>
-        </w:rPr>
-        <w:t>output</w:t>
-      </w:r>
-      <w:r>
-        <w:rPr>
-          <w:b w:val="0"/>
-        </w:rPr>
-        <w:t xml:space="preserve"> prove a valid experiment?</w:t>
-      </w:r>
-    </w:p>
-    <w:p>
-      <w:pPr>
-        <w:pStyle w:val="Heading3"/>
-      </w:pPr>
-      <w:r>
-        <w:t>Teacher reasoning · W3</w:t>
-      </w:r>
-    </w:p>
-    <w:p>
-      <w:pPr>
-        <w:spacing w:line="336" w:lineRule="auto" w:after="180"/>
-        <w:shd w:fill="F1F6FC"/>
-      </w:pPr>
-      <w:r>
-        <w:rPr>
-          <w:b w:val="0"/>
-        </w:rPr>
-        <w:t>Teacher explanation: No. A deterministic experiment can still contain leakage, invalid labels or an unrepresentative split.</w:t>
-      </w:r>
-    </w:p>
-    <w:p>
-      <w:pPr>
-        <w:pStyle w:val="Heading3"/>
-      </w:pPr>
-      <w:r>
-        <w:t>W4 Apply independently</w:t>
-      </w:r>
-    </w:p>
-    <w:p>
-      <w:pPr>
-        <w:pStyle w:val="Heading3"/>
-      </w:pPr>
-      <w:r>
-        <w:t>Workbook question · W4</w:t>
-      </w:r>
-    </w:p>
-    <w:p>
-      <w:pPr>
-        <w:spacing w:line="336" w:lineRule="auto" w:after="180"/>
-        <w:shd w:fill="F5F1FB"/>
-      </w:pPr>
-      <w:r>
-        <w:rPr>
-          <w:b w:val="0"/>
-        </w:rPr>
-        <w:t xml:space="preserve">Declared </w:t>
-      </w:r>
-      <w:r>
-        <w:rPr>
-          <w:b/>
-        </w:rPr>
-        <w:t>seed</w:t>
-      </w:r>
-      <w:r>
-        <w:rPr>
-          <w:b w:val="0"/>
-        </w:rPr>
-        <w:t>s 1, 2, 3 produce 9/12, 8/12, 10/12 correct. Compute the mean accuracy and range.</w:t>
-      </w:r>
-    </w:p>
-    <w:p>
-      <w:pPr>
-        <w:pStyle w:val="Heading3"/>
-      </w:pPr>
-      <w:r>
-        <w:t>Teacher reasoning · W4</w:t>
-      </w:r>
-    </w:p>
-    <w:p>
-      <w:pPr>
-        <w:spacing w:line="336" w:lineRule="auto" w:after="180"/>
-        <w:shd w:fill="F1F6FC"/>
-      </w:pPr>
-      <w:r>
-        <w:rPr>
-          <w:b w:val="0"/>
-        </w:rPr>
-        <w:t>Teacher explanation: Mean 27/36=75 percent; range(10-8)/12=1/6 about 16.7 percentage points. Retain all three runs.</w:t>
-      </w:r>
-    </w:p>
-    <w:p>
-      <w:pPr>
-        <w:pStyle w:val="Heading3"/>
-      </w:pPr>
-      <w:r>
-        <w:t>W5 Handle a failed run</w:t>
-      </w:r>
-    </w:p>
-    <w:p>
-      <w:pPr>
-        <w:pStyle w:val="Heading3"/>
-      </w:pPr>
-      <w:r>
-        <w:t>Workbook question · W5</w:t>
-      </w:r>
-    </w:p>
-    <w:p>
-      <w:pPr>
-        <w:spacing w:line="336" w:lineRule="auto" w:after="180"/>
-        <w:shd w:fill="F5F1FB"/>
-      </w:pPr>
-      <w:r>
-        <w:rPr>
-          <w:b w:val="0"/>
-        </w:rPr>
-        <w:t xml:space="preserve">One planned </w:t>
-      </w:r>
-      <w:r>
-        <w:rPr>
-          <w:b/>
-        </w:rPr>
-        <w:t>seed</w:t>
-      </w:r>
-      <w:r>
-        <w:rPr>
-          <w:b w:val="0"/>
-        </w:rPr>
-        <w:t xml:space="preserve"> fails before </w:t>
-      </w:r>
-      <w:r>
-        <w:rPr>
-          <w:b/>
-        </w:rPr>
-        <w:t>prediction</w:t>
-      </w:r>
-      <w:r>
-        <w:rPr>
-          <w:b w:val="0"/>
-        </w:rPr>
-        <w:t>. How should it appear in the record?</w:t>
-      </w:r>
-    </w:p>
-    <w:p>
-      <w:pPr>
-        <w:pStyle w:val="Heading3"/>
-      </w:pPr>
-      <w:r>
-        <w:t>Teacher reasoning · W5</w:t>
-      </w:r>
-    </w:p>
-    <w:p>
-      <w:pPr>
-        <w:spacing w:line="336" w:lineRule="auto" w:after="180"/>
-        <w:shd w:fill="F1F6FC"/>
-      </w:pPr>
-      <w:r>
-        <w:rPr>
-          <w:b w:val="0"/>
-        </w:rPr>
-        <w:t>Teacher explanation: Record the failed run, cause and any retry; disclose which runs contributed to summaries and do not invent its score.</w:t>
-      </w:r>
-    </w:p>
-    <w:p>
-      <w:pPr>
-        <w:pStyle w:val="Heading3"/>
-      </w:pPr>
-      <w:r>
-        <w:t>Versioned experiments — W1 Record a run</w:t>
-      </w:r>
-    </w:p>
-    <w:p>
-      <w:pPr>
-        <w:spacing w:line="336" w:lineRule="auto" w:after="180"/>
-      </w:pPr>
-      <w:r>
-        <w:rPr>
-          <w:b w:val="0"/>
-        </w:rPr>
-        <w:t>List five items needed to reproduce a scoring run.</w:t>
-      </w:r>
-    </w:p>
-    <w:p>
-      <w:pPr>
-        <w:spacing w:line="336" w:lineRule="auto" w:after="180"/>
-      </w:pPr>
-      <w:r>
-        <w:rPr>
-          <w:b w:val="0"/>
-        </w:rPr>
-        <w:t xml:space="preserve">Code </w:t>
-      </w:r>
-      <w:r>
-        <w:rPr>
-          <w:b/>
-        </w:rPr>
-        <w:t>version</w:t>
-      </w:r>
-      <w:r>
-        <w:rPr>
-          <w:b w:val="0"/>
-        </w:rPr>
-        <w:t xml:space="preserve">, </w:t>
-      </w:r>
-      <w:r>
-        <w:rPr>
-          <w:b/>
-        </w:rPr>
-        <w:t>input</w:t>
-      </w:r>
-      <w:r>
-        <w:rPr>
-          <w:b w:val="0"/>
-        </w:rPr>
-        <w:t xml:space="preserve"> </w:t>
-      </w:r>
-      <w:r>
-        <w:rPr>
-          <w:b/>
-        </w:rPr>
-        <w:t>version</w:t>
-      </w:r>
-      <w:r>
-        <w:rPr>
-          <w:b w:val="0"/>
-        </w:rPr>
-        <w:t xml:space="preserve">, </w:t>
-      </w:r>
-      <w:r>
-        <w:rPr>
-          <w:b/>
-        </w:rPr>
-        <w:t>configuration</w:t>
-      </w:r>
-      <w:r>
-        <w:rPr>
-          <w:b w:val="0"/>
-        </w:rPr>
-        <w:t xml:space="preserve"> weights, tie/eligibility rules and </w:t>
-      </w:r>
-      <w:r>
-        <w:rPr>
-          <w:b/>
-        </w:rPr>
-        <w:t>output</w:t>
-      </w:r>
-      <w:r>
-        <w:rPr>
-          <w:b w:val="0"/>
-        </w:rPr>
-        <w:t>s; also record date and method as useful context.</w:t>
-      </w:r>
-    </w:p>
-    <w:p>
-      <w:pPr>
-        <w:pStyle w:val="Heading3"/>
-      </w:pPr>
-      <w:r>
-        <w:t>Versioned experiments — W2 Compute a comparison</w:t>
-      </w:r>
-    </w:p>
-    <w:p>
-      <w:pPr>
-        <w:spacing w:line="336" w:lineRule="auto" w:after="180"/>
-      </w:pPr>
-      <w:r>
-        <w:rPr>
-          <w:b w:val="0"/>
-        </w:rPr>
-        <w:t>A has fun 3 and learning 2. Score it under weights (2,1) and (1,2).</w:t>
-      </w:r>
-    </w:p>
-    <w:p>
-      <w:pPr>
-        <w:spacing w:line="336" w:lineRule="auto" w:after="180"/>
-      </w:pPr>
-      <w:r>
-        <w:rPr>
-          <w:b w:val="0"/>
-        </w:rPr>
-        <w:t>Scores 8 and 7.</w:t>
-      </w:r>
-    </w:p>
-    <w:p>
-      <w:pPr>
-        <w:spacing w:line="336" w:lineRule="auto" w:after="180"/>
-      </w:pPr>
-      <w:r>
-        <w:rPr>
-          <w:b w:val="0"/>
-        </w:rPr>
-        <w:t>The weight pair is (fun weight, learning weight). Under (2,1), the score is 2*3 + 1*2 = 8. Under (1,2), it is 1*3 + 2*2 = 7. The same ratings were kept fixed; the difference comes from changing the preference policy.</w:t>
-      </w:r>
-    </w:p>
-    <w:p>
-      <w:pPr>
-        <w:pStyle w:val="Heading3"/>
-      </w:pPr>
-      <w:r>
-        <w:t>Versioned experiments — W3 Repair an experiment</w:t>
-      </w:r>
-    </w:p>
-    <w:p>
-      <w:pPr>
-        <w:spacing w:line="336" w:lineRule="auto" w:after="180"/>
-        <w:shd w:fill="F5F1FB"/>
-      </w:pPr>
-      <w:r>
-        <w:rPr>
-          <w:b w:val="0"/>
-        </w:rPr>
-        <w:t xml:space="preserve">A learner changes weights, </w:t>
-      </w:r>
-      <w:r>
-        <w:rPr>
-          <w:b/>
-        </w:rPr>
-        <w:t>input</w:t>
-      </w:r>
-      <w:r>
-        <w:rPr>
-          <w:b w:val="0"/>
-        </w:rPr>
-        <w:t xml:space="preserve"> ratings and the time limit together. Why is attribution difficult?</w:t>
-      </w:r>
-    </w:p>
-    <w:p>
-      <w:pPr>
-        <w:spacing w:line="336" w:lineRule="auto" w:after="180"/>
-      </w:pPr>
-      <w:r>
-        <w:rPr>
-          <w:b w:val="0"/>
-        </w:rPr>
-        <w:t>Multiple factors changed. Compare one deliberate change while holding the others fixed, or explicitly describe a multi-change experiment without attributing it to one cause.</w:t>
-      </w:r>
-    </w:p>
-    <w:p>
-      <w:pPr>
-        <w:pStyle w:val="Heading3"/>
-      </w:pPr>
-      <w:r>
-        <w:t>Versioned experiments — W4 Design independently</w:t>
-      </w:r>
-    </w:p>
-    <w:p>
-      <w:pPr>
-        <w:spacing w:line="336" w:lineRule="auto" w:after="180"/>
-      </w:pPr>
-      <w:r>
-        <w:rPr>
-          <w:b w:val="0"/>
-        </w:rPr>
-        <w:t xml:space="preserve">Plan two </w:t>
-      </w:r>
-      <w:r>
-        <w:rPr>
-          <w:b/>
-        </w:rPr>
-        <w:t>version</w:t>
-      </w:r>
-      <w:r>
-        <w:rPr>
-          <w:b w:val="0"/>
-        </w:rPr>
-        <w:t>s for C (fun 5, learning 1) and D (fun 2, learning 5), using weights (2,1) and (1,2). Record expected scores, ranks, fixed data and a separate final-case plan.</w:t>
-      </w:r>
-    </w:p>
-    <w:p>
-      <w:pPr>
-        <w:spacing w:line="336" w:lineRule="auto" w:after="180"/>
-      </w:pPr>
-      <w:r>
-        <w:rPr>
-          <w:b w:val="0"/>
-        </w:rPr>
-        <w:t>v1 C 11, D 9 selects C; v2 C 7, D 12 selects D. Preserve the same records and other rules; reserve unseen cases until the policy is fixed.</w:t>
-      </w:r>
-    </w:p>
-    <w:p>
-      <w:pPr>
-        <w:pStyle w:val="Heading3"/>
-      </w:pPr>
-      <w:r>
-        <w:t>Versioned experiments — W5 Protect evaluation</w:t>
-      </w:r>
-    </w:p>
-    <w:p>
-      <w:pPr>
-        <w:spacing w:line="336" w:lineRule="auto" w:after="180"/>
-        <w:shd w:fill="F5F1FB"/>
-      </w:pPr>
-      <w:r>
-        <w:rPr>
-          <w:b w:val="0"/>
-        </w:rPr>
-        <w:t xml:space="preserve">You revise the policy after reading final-case failures. Are those cases still untouched </w:t>
-      </w:r>
-      <w:r>
-        <w:rPr>
-          <w:b/>
-        </w:rPr>
-        <w:t>holdout</w:t>
-      </w:r>
-      <w:r>
-        <w:rPr>
-          <w:b w:val="0"/>
-        </w:rPr>
-        <w:t xml:space="preserve"> </w:t>
-      </w:r>
-      <w:r>
-        <w:rPr>
-          <w:b/>
-        </w:rPr>
-        <w:t>evidence</w:t>
-      </w:r>
-      <w:r>
-        <w:rPr>
-          <w:b w:val="0"/>
-        </w:rPr>
-        <w:t>?</w:t>
-      </w:r>
-    </w:p>
-    <w:p>
-      <w:pPr>
-        <w:spacing w:line="336" w:lineRule="auto" w:after="180"/>
-      </w:pPr>
-      <w:r>
-        <w:rPr>
-          <w:b w:val="0"/>
-        </w:rPr>
-        <w:t>No. They now informed development. Report that use and seek fresh cases for a new independent check.</w:t>
-      </w:r>
-    </w:p>
-    <w:p>
-      <w:pPr>
-        <w:pStyle w:val="Heading3"/>
-      </w:pPr>
-      <w:r>
-        <w:t>Assess independent transfer</w:t>
-      </w:r>
-    </w:p>
-    <w:p>
-      <w:pPr>
-        <w:pStyle w:val="Heading3"/>
-      </w:pPr>
-      <w:r>
-        <w:t>Independent question · withhold the key</w:t>
-      </w:r>
-    </w:p>
-    <w:p>
-      <w:pPr>
-        <w:spacing w:line="336" w:lineRule="auto" w:after="180"/>
-        <w:shd w:fill="F5F1FB"/>
-      </w:pPr>
-      <w:r>
-        <w:rPr>
-          <w:b w:val="0"/>
-        </w:rPr>
-        <w:t xml:space="preserve">Selected case: Declared </w:t>
-      </w:r>
-      <w:r>
-        <w:rPr>
-          <w:b/>
-        </w:rPr>
-        <w:t>seed</w:t>
-      </w:r>
-      <w:r>
-        <w:rPr>
-          <w:b w:val="0"/>
-        </w:rPr>
-        <w:t>s 1, 2, 3 produce 9/12, 8/12, 10/12 correct. Compute the mean accuracy and range.</w:t>
-      </w:r>
-    </w:p>
-    <w:p>
-      <w:pPr>
-        <w:pStyle w:val="Heading3"/>
-      </w:pPr>
-      <w:r>
-        <w:t>Selected case answer</w:t>
-      </w:r>
-    </w:p>
-    <w:p>
-      <w:pPr>
-        <w:pStyle w:val="Heading3"/>
-      </w:pPr>
-      <w:r>
-        <w:t>Teacher key · Selected case answer</w:t>
-      </w:r>
-    </w:p>
-    <w:p>
-      <w:pPr>
-        <w:spacing w:line="336" w:lineRule="auto" w:after="180"/>
-        <w:shd w:fill="F1F6FC"/>
-      </w:pPr>
-      <w:r>
-        <w:rPr>
-          <w:b w:val="0"/>
-        </w:rPr>
-        <w:t>Teacher explanation: Mean 27/36=75 percent; range(10-8)/12=1/6 about 16.7 percentage points. Retain all three runs.</w:t>
-      </w:r>
-    </w:p>
-    <w:tbl>
-      <w:tblPr>
-        <w:tblStyle w:val="LightShading-Accent1"/>
-        <w:tblW w:type="auto" w:w="0"/>
-        <w:tblLook w:firstColumn="1" w:firstRow="1" w:lastColumn="0" w:lastRow="0" w:noHBand="0" w:noVBand="1" w:val="04A0"/>
-      </w:tblPr>
-      <w:tblGrid>
-        <w:gridCol w:w="5112"/>
-        <w:gridCol w:w="5112"/>
-      </w:tblGrid>
-      <w:tr>
-        <w:trPr>
-          <w:tblHeader/>
-        </w:trPr>
-        <w:tc>
-          <w:tcPr>
-            <w:tcW w:type="dxa" w:w="5112"/>
-          </w:tcPr>
-          <w:p>
-            <w:r>
-              <w:t>Dimension</w:t>
-            </w:r>
-          </w:p>
-        </w:tc>
-        <w:tc>
-          <w:tcPr>
-            <w:tcW w:type="dxa" w:w="5112"/>
-          </w:tcPr>
-          <w:p>
-            <w:r>
-              <w:t>Evidence required</w:t>
-            </w:r>
-          </w:p>
-        </w:tc>
-      </w:tr>
-      <w:tr>
-        <w:tc>
-          <w:tcPr>
-            <w:tcW w:type="dxa" w:w="5112"/>
-          </w:tcPr>
-          <w:p>
-            <w:r>
-              <w:t>Explanation</w:t>
-            </w:r>
-          </w:p>
-        </w:tc>
-        <w:tc>
-          <w:tcPr>
-            <w:tcW w:type="dxa" w:w="5112"/>
-          </w:tcPr>
-          <w:p>
-            <w:r>
-              <w:t>Names the applicable idea or procedure and ties it to the supplied facts.</w:t>
-            </w:r>
-          </w:p>
-        </w:tc>
-      </w:tr>
-      <w:tr>
-        <w:tc>
-          <w:tcPr>
-            <w:tcW w:type="dxa" w:w="5112"/>
-          </w:tcPr>
-          <w:p>
-            <w:r>
-              <w:t>Trace and result</w:t>
-            </w:r>
-          </w:p>
-        </w:tc>
-        <w:tc>
-          <w:tcPr>
-            <w:tcW w:type="dxa" w:w="5112"/>
-          </w:tcPr>
-          <w:p>
-            <w:r>
-              <w:t>Preserves the given inputs and shows the relevant intermediate steps; distinguishes a prediction from an observed execution.</w:t>
-            </w:r>
-          </w:p>
-        </w:tc>
-      </w:tr>
-      <w:tr>
-        <w:tc>
-          <w:tcPr>
-            <w:tcW w:type="dxa" w:w="5112"/>
-          </w:tcPr>
-          <w:p>
-            <w:r>
-              <w:t>Limits</w:t>
-            </w:r>
-          </w:p>
-        </w:tc>
-        <w:tc>
-          <w:tcPr>
-            <w:tcW w:type="dxa" w:w="5112"/>
-          </w:tcPr>
-          <w:p>
-            <w:r>
-              <w:t>States the assumptions, missing evidence or conditions under which the result would change.</w:t>
-            </w:r>
-          </w:p>
-        </w:tc>
-      </w:tr>
-    </w:tbl>
-    <w:p>
-      <w:pPr>
-        <w:pStyle w:val="Heading3"/>
-      </w:pPr>
-      <w:r>
-        <w:t>Teacher key · Selected case answer</w:t>
-      </w:r>
-    </w:p>
-    <w:p>
-      <w:pPr>
-        <w:spacing w:line="336" w:lineRule="auto" w:after="180"/>
-        <w:shd w:fill="F1F6FC"/>
-      </w:pPr>
-      <w:r>
-        <w:rPr>
-          <w:b w:val="0"/>
-        </w:rPr>
-        <w:t>Record each dimension as not yet, with support, or independent. Accept a valid alternative procedure with a defensible trace.</w:t>
-      </w:r>
-    </w:p>
-    <w:p>
-      <w:pPr>
-        <w:spacing w:line="336" w:lineRule="auto" w:after="180"/>
-        <w:shd w:fill="F1F6FC"/>
-      </w:pPr>
-      <w:r>
-        <w:rPr>
-          <w:b w:val="0"/>
-        </w:rPr>
-        <w:t xml:space="preserve">Do not penalise an honestly recorded model failure if the learner correctly explains its </w:t>
-      </w:r>
-      <w:r>
-        <w:rPr>
-          <w:b/>
-        </w:rPr>
-        <w:t>evidence</w:t>
-      </w:r>
-      <w:r>
-        <w:rPr>
-          <w:b w:val="0"/>
-        </w:rPr>
-        <w:t xml:space="preserve"> and limits.</w:t>
-      </w:r>
-    </w:p>
-    <w:p>
-      <w:pPr>
-        <w:pStyle w:val="Heading3"/>
-      </w:pPr>
-      <w:r>
-        <w:t>Feedback that the learner uses</w:t>
-      </w:r>
-    </w:p>
-    <w:p>
-      <w:pPr>
-        <w:spacing w:line="336" w:lineRule="auto" w:after="180"/>
-      </w:pPr>
-      <w:r>
-        <w:rPr>
-          <w:b w:val="0"/>
-        </w:rPr>
-        <w:t>Name the earliest unsupported step and give one action to repair it. Have the learner make that repair now and explain why. Then assess the relevant skill on a fresh, fully specified case.</w:t>
-      </w:r>
-    </w:p>
-    <w:p>
-      <w:pPr>
-        <w:spacing w:line="336" w:lineRule="auto" w:after="180"/>
-      </w:pPr>
-      <w:r>
-        <w:rPr>
-          <w:b w:val="0"/>
-        </w:rPr>
-        <w:t>Confirm it was not previously practised with feedback; solve and check the new case before assigning it. A follow-up design prompt is a starting brief, not automatically an equivalent test.</w:t>
-      </w:r>
-    </w:p>
-    <w:p>
-      <w:pPr>
-        <w:pStyle w:val="Heading1"/>
-      </w:pPr>
-      <w:r>
-        <w:t>06. Connect and extend learning</w:t>
-      </w:r>
-    </w:p>
-    <w:p>
-      <w:r>
-        <w:t>Connect Reproducible Experiments to Responsible Plant Classifier, adapt support and plan a later changed-case check.</w:t>
-      </w:r>
-    </w:p>
-    <w:p>
-      <w:pPr>
-        <w:pStyle w:val="Heading3"/>
-      </w:pPr>
-      <w:r>
-        <w:t>Responsible Plant Classifier</w:t>
-      </w:r>
-    </w:p>
-    <w:p>
-      <w:pPr>
-        <w:spacing w:line="336" w:lineRule="auto" w:after="180"/>
-      </w:pPr>
-      <w:r>
-        <w:rPr>
-          <w:b w:val="0"/>
-        </w:rPr>
-        <w:t xml:space="preserve">Give every Plant Classifier experiment an ID and immutable record linking dataset, split, code, settings, </w:t>
-      </w:r>
-      <w:r>
-        <w:rPr>
-          <w:b/>
-        </w:rPr>
-        <w:t>prediction</w:t>
-      </w:r>
-      <w:r>
-        <w:rPr>
-          <w:b w:val="0"/>
-        </w:rPr>
-        <w:t>s, and metrics.</w:t>
-      </w:r>
-    </w:p>
-    <w:p>
-      <w:pPr>
-        <w:spacing w:line="336" w:lineRule="auto" w:after="180"/>
-      </w:pPr>
-      <w:r>
-        <w:rPr>
-          <w:b w:val="0"/>
-        </w:rPr>
-        <w:t xml:space="preserve">Keep the decision, </w:t>
-      </w:r>
-      <w:r>
-        <w:rPr>
-          <w:b/>
-        </w:rPr>
-        <w:t>input</w:t>
-      </w:r>
-      <w:r>
-        <w:rPr>
-          <w:b w:val="0"/>
-        </w:rPr>
-        <w:t xml:space="preserve">, result, explanation and remaining limitation in the project </w:t>
-      </w:r>
-      <w:r>
-        <w:rPr>
-          <w:b/>
-        </w:rPr>
-        <w:t>evidence</w:t>
-      </w:r>
-      <w:r>
-        <w:rPr>
-          <w:b w:val="0"/>
-        </w:rPr>
-        <w:t xml:space="preserve"> record. Retrieve this record next week rather than restarting the project.</w:t>
-      </w:r>
-    </w:p>
-    <w:p>
-      <w:pPr>
-        <w:pStyle w:val="Heading3"/>
-      </w:pPr>
-      <w:r>
-        <w:t>Support and stretch</w:t>
-      </w:r>
-    </w:p>
-    <w:p>
-      <w:pPr>
-        <w:spacing w:line="336" w:lineRule="auto" w:after="180"/>
-      </w:pPr>
-      <w:r>
-        <w:rPr>
-          <w:b w:val="0"/>
-        </w:rPr>
-        <w:t>Use a tiny labelled dataset, explicit units and a named positive class. Stretch: require a baseline, held-out evaluation and subgroup or shifted-condition analysis with denominators.</w:t>
-      </w:r>
-    </w:p>
-    <w:p>
-      <w:pPr>
-        <w:pStyle w:val="Heading3"/>
-      </w:pPr>
-      <w:r>
-        <w:t>Exit reflection</w:t>
-      </w:r>
-    </w:p>
-    <w:p>
-      <w:pPr>
-        <w:spacing w:line="336" w:lineRule="auto" w:after="180"/>
-      </w:pPr>
-      <w:r>
-        <w:rPr>
-          <w:b w:val="0"/>
-        </w:rPr>
-        <w:t xml:space="preserve">Ask for one decision the learner can now justify and one situation requiring more </w:t>
-      </w:r>
-      <w:r>
-        <w:rPr>
-          <w:b/>
-        </w:rPr>
-        <w:t>evidence</w:t>
-      </w:r>
-      <w:r>
-        <w:rPr>
-          <w:b w:val="0"/>
-        </w:rPr>
-        <w:t xml:space="preserve"> or human review. Confidence ratings are separate from correct independent performance.</w:t>
-      </w:r>
-    </w:p>
-    <w:p>
-      <w:pPr>
-        <w:pStyle w:val="Heading3"/>
-      </w:pPr>
-      <w:r>
-        <w:t>Bridge to the next week</w:t>
-      </w:r>
-    </w:p>
-    <w:p>
-      <w:pPr>
-        <w:spacing w:line="336" w:lineRule="auto" w:after="180"/>
-      </w:pPr>
-      <w:r>
-        <w:rPr>
-          <w:b w:val="0"/>
-        </w:rPr>
-        <w:t>Next: Week 27: Over</w:t>
-      </w:r>
-      <w:r>
-        <w:rPr>
-          <w:b/>
-        </w:rPr>
-        <w:t>fitting</w:t>
-      </w:r>
-      <w:r>
-        <w:rPr>
-          <w:b w:val="0"/>
-        </w:rPr>
-        <w:t xml:space="preserve">. Retrieve today’s </w:t>
-      </w:r>
-      <w:r>
-        <w:rPr>
-          <w:b/>
-        </w:rPr>
-        <w:t>evidence</w:t>
-      </w:r>
-      <w:r>
-        <w:rPr>
-          <w:b w:val="0"/>
-        </w:rPr>
-        <w:t xml:space="preserve"> and identify what carries forward and what is new.</w:t>
-      </w:r>
-    </w:p>
-    <w:p>
-      <w:pPr>
-        <w:pStyle w:val="Heading3"/>
-      </w:pPr>
-      <w:r>
-        <w:t>Support and fresh reassessment</w:t>
-      </w:r>
-    </w:p>
-    <w:p>
-      <w:pPr>
-        <w:spacing w:line="336" w:lineRule="auto" w:after="180"/>
-      </w:pPr>
-      <w:r>
-        <w:rPr>
-          <w:b w:val="0"/>
-        </w:rPr>
-        <w:t xml:space="preserve">Provide a blank </w:t>
-      </w:r>
-      <w:r>
-        <w:rPr>
-          <w:b/>
-        </w:rPr>
-        <w:t>evidence</w:t>
-      </w:r>
-      <w:r>
-        <w:rPr>
-          <w:b w:val="0"/>
-        </w:rPr>
-        <w:t xml:space="preserve"> table and allow a verbal explanation before writing. Highlight the given conditions without supplying the W 4 conclusion. Use </w:t>
-      </w:r>
-      <w:r>
-        <w:rPr>
-          <w:b/>
-        </w:rPr>
-        <w:t>seed</w:t>
-      </w:r>
-      <w:r>
-        <w:rPr>
-          <w:b w:val="0"/>
-        </w:rPr>
-        <w:t xml:space="preserve"> and </w:t>
-      </w:r>
-      <w:r>
-        <w:rPr>
-          <w:b/>
-        </w:rPr>
-        <w:t>run record</w:t>
-      </w:r>
-      <w:r>
-        <w:rPr>
-          <w:b w:val="0"/>
-        </w:rPr>
-        <w:t xml:space="preserve"> in full sentences.</w:t>
-      </w:r>
-    </w:p>
-    <w:p>
-      <w:pPr>
-        <w:spacing w:line="336" w:lineRule="auto" w:after="180"/>
-      </w:pPr>
-      <w:r>
-        <w:rPr>
-          <w:b w:val="0"/>
-        </w:rPr>
-        <w:t>Extension: alter one condition in the worked example and explain which conclusion changes and which remains supported.</w:t>
-      </w:r>
-    </w:p>
-    <w:p>
-      <w:pPr>
-        <w:spacing w:line="336" w:lineRule="auto" w:after="180"/>
-      </w:pPr>
-      <w:r>
-        <w:rPr>
-          <w:b w:val="0"/>
-        </w:rPr>
-        <w:t>For independent W 4, require: Mean 27/36=75 percent; range(10-8)/12=1/6 about 16.7 percentage points. Retain all three runs. Fresh retry accuracies 50, 60, 70 percent: mean 60 percent, range 20 percentage points.</w:t>
-      </w:r>
-    </w:p>
-    <w:p>
-      <w:pPr>
-        <w:spacing w:line="336" w:lineRule="auto" w:after="180"/>
       </w:pPr>
       <w:r>
         <w:rPr>
@@ -6657,110 +6559,10 @@
     </w:p>
     <w:p>
       <w:pPr>
-        <w:spacing w:line="336" w:lineRule="auto" w:after="180"/>
-      </w:pPr>
-      <w:r>
-        <w:rPr>
-          <w:b w:val="0"/>
-        </w:rPr>
-        <w:t xml:space="preserve">Next week: Distribution shift. Carry forward the saved </w:t>
-      </w:r>
-      <w:r>
-        <w:rPr>
-          <w:b/>
-        </w:rPr>
-        <w:t>evidence</w:t>
-      </w:r>
-      <w:r>
-        <w:rPr>
-          <w:b w:val="0"/>
-        </w:rPr>
-        <w:t xml:space="preserve"> and the distinction between development choices and justified claims.</w:t>
-      </w:r>
-    </w:p>
-    <w:p>
-      <w:pPr>
-        <w:pStyle w:val="Heading3"/>
-      </w:pPr>
-      <w:r>
-        <w:t>Readiness and reassessment for Versioned experiments</w:t>
-      </w:r>
-    </w:p>
-    <w:p>
-      <w:pPr>
-        <w:spacing w:line="336" w:lineRule="auto" w:after="180"/>
-      </w:pPr>
-      <w:r>
-        <w:rPr>
-          <w:b w:val="0"/>
-        </w:rPr>
-        <w:t xml:space="preserve">Provide a run-log table. Extension: rerun a saved </w:t>
-      </w:r>
-      <w:r>
-        <w:rPr>
-          <w:b/>
-        </w:rPr>
-        <w:t>version</w:t>
-      </w:r>
-      <w:r>
-        <w:rPr>
-          <w:b w:val="0"/>
-        </w:rPr>
-        <w:t xml:space="preserve"> in a fresh folder and compare exact </w:t>
-      </w:r>
-      <w:r>
-        <w:rPr>
-          <w:b/>
-        </w:rPr>
-        <w:t>output</w:t>
-      </w:r>
-      <w:r>
-        <w:rPr>
-          <w:b w:val="0"/>
-        </w:rPr>
-        <w:t xml:space="preserve"> values.</w:t>
-      </w:r>
-    </w:p>
-    <w:p>
-      <w:pPr>
-        <w:spacing w:line="336" w:lineRule="auto" w:after="180"/>
-      </w:pPr>
-      <w:r>
-        <w:rPr>
-          <w:b w:val="0"/>
-        </w:rPr>
-        <w:t xml:space="preserve">Independent W4 </w:t>
-      </w:r>
-      <w:r>
-        <w:rPr>
-          <w:b/>
-        </w:rPr>
-        <w:t>evidence</w:t>
-      </w:r>
-      <w:r>
-        <w:rPr>
-          <w:b w:val="0"/>
-        </w:rPr>
-        <w:t>: v1 C 11, D 9 selects C; v2 C 7, D 12 selects D. Preserve the same records and other rules; reserve unseen cases until the policy is fixed.</w:t>
-      </w:r>
-    </w:p>
-    <w:p>
-      <w:pPr>
-        <w:spacing w:line="336" w:lineRule="auto" w:after="180"/>
-      </w:pPr>
-      <w:r>
-        <w:rPr>
-          <w:b w:val="0"/>
-        </w:rPr>
-        <w:t>Record whether the learner needed no help, a hint or explanation. Fresh retry: E (4,2), F (1,5) gives v1 10 versus 7 and v2 8 versus 11. Require a complete run log and a statement of what is held fixed.</w:t>
-      </w:r>
-    </w:p>
-    <w:p>
-      <w:pPr>
-        <w:pStyle w:val="Heading3"/>
-      </w:pPr>
-      <w:r>
-        <w:t>Plan the delayed return</w:t>
+        <w:pStyle w:val="Heading2"/>
+      </w:pPr>
+      <w:r>
+        <w:t>Delayed return</w:t>
       </w:r>
     </w:p>
     <w:p>
@@ -6977,33 +6779,205 @@
     </w:p>
     <w:p>
       <w:pPr>
+        <w:pStyle w:val="Heading2"/>
+      </w:pPr>
+      <w:r>
+        <w:t>Bridge and reflection</w:t>
+      </w:r>
+    </w:p>
+    <w:p>
+      <w:pPr>
+        <w:spacing w:line="336" w:lineRule="auto" w:after="180"/>
+      </w:pPr>
+      <w:r>
+        <w:rPr>
+          <w:b w:val="0"/>
+        </w:rPr>
+        <w:t xml:space="preserve">Ask for one decision the learner can now justify and one situation requiring more </w:t>
+      </w:r>
+      <w:r>
+        <w:rPr>
+          <w:b/>
+        </w:rPr>
+        <w:t>evidence</w:t>
+      </w:r>
+      <w:r>
+        <w:rPr>
+          <w:b w:val="0"/>
+        </w:rPr>
+        <w:t xml:space="preserve"> or human review. Confidence ratings are separate from correct independent performance.</w:t>
+      </w:r>
+    </w:p>
+    <w:p>
+      <w:pPr>
+        <w:spacing w:line="336" w:lineRule="auto" w:after="180"/>
+      </w:pPr>
+      <w:r>
+        <w:rPr>
+          <w:b w:val="0"/>
+        </w:rPr>
+        <w:t>Next: Week 27: Over</w:t>
+      </w:r>
+      <w:r>
+        <w:rPr>
+          <w:b/>
+        </w:rPr>
+        <w:t>fitting</w:t>
+      </w:r>
+      <w:r>
+        <w:rPr>
+          <w:b w:val="0"/>
+        </w:rPr>
+        <w:t xml:space="preserve">. Retrieve today’s </w:t>
+      </w:r>
+      <w:r>
+        <w:rPr>
+          <w:b/>
+        </w:rPr>
+        <w:t>evidence</w:t>
+      </w:r>
+      <w:r>
+        <w:rPr>
+          <w:b w:val="0"/>
+        </w:rPr>
+        <w:t xml:space="preserve"> and identify what carries forward and what is new.</w:t>
+      </w:r>
+    </w:p>
+    <w:p>
+      <w:pPr>
+        <w:spacing w:line="336" w:lineRule="auto" w:after="180"/>
+      </w:pPr>
+      <w:r>
+        <w:rPr>
+          <w:b w:val="0"/>
+        </w:rPr>
+        <w:t>Next is Week 27: Overfitting. Carry forward complete run identities,all declared attempts,data/label versions,split membership,settings and predictions. Distribution-shift questions recur later;do not substitute a seed for source and environment records.</w:t>
+      </w:r>
+    </w:p>
+    <w:p>
+      <w:pPr>
+        <w:pStyle w:val="Heading2"/>
+      </w:pPr>
+      <w:r>
+        <w:t>Earlier wording, alternatives and picture transcripts · reference / check after trying</w:t>
+      </w:r>
+    </w:p>
+    <w:p>
+      <w:pPr>
+        <w:spacing w:line="336" w:lineRule="auto" w:after="180"/>
+      </w:pPr>
+      <w:r>
+        <w:rPr>
+          <w:b w:val="0"/>
+        </w:rPr>
+        <w:t>Connect and extend learning</w:t>
+      </w:r>
+    </w:p>
+    <w:p>
+      <w:pPr>
         <w:pStyle w:val="Heading3"/>
       </w:pPr>
       <w:r>
+        <w:t>Responsible Plant Classifier</w:t>
+      </w:r>
+    </w:p>
+    <w:p>
+      <w:pPr>
+        <w:pStyle w:val="Heading3"/>
+      </w:pPr>
+      <w:r>
+        <w:t>Support and stretch</w:t>
+      </w:r>
+    </w:p>
+    <w:p>
+      <w:pPr>
+        <w:pStyle w:val="Heading3"/>
+      </w:pPr>
+      <w:r>
+        <w:t>Exit reflection</w:t>
+      </w:r>
+    </w:p>
+    <w:p>
+      <w:pPr>
+        <w:pStyle w:val="Heading3"/>
+      </w:pPr>
+      <w:r>
+        <w:t>Bridge to the next week</w:t>
+      </w:r>
+    </w:p>
+    <w:p>
+      <w:pPr>
+        <w:pStyle w:val="Heading3"/>
+      </w:pPr>
+      <w:r>
+        <w:t>Support and fresh reassessment</w:t>
+      </w:r>
+    </w:p>
+    <w:p>
+      <w:pPr>
+        <w:pStyle w:val="Heading3"/>
+      </w:pPr>
+      <w:r>
+        <w:t>Plan the delayed return</w:t>
+      </w:r>
+    </w:p>
+    <w:p>
+      <w:pPr>
+        <w:pStyle w:val="Heading3"/>
+      </w:pPr>
+      <w:r>
         <w:t>Project evidence from this case</w:t>
       </w:r>
     </w:p>
     <w:p>
       <w:pPr>
+        <w:pStyle w:val="Heading2"/>
+      </w:pPr>
+      <w:r>
+        <w:t>Extension support and reassessment · reference / check after trying</w:t>
+      </w:r>
+    </w:p>
+    <w:p>
+      <w:pPr>
+        <w:pStyle w:val="Heading3"/>
+      </w:pPr>
+      <w:r>
+        <w:t>Readiness and reassessment for Versioned experiments</w:t>
+      </w:r>
+    </w:p>
+    <w:p>
+      <w:pPr>
         <w:spacing w:line="336" w:lineRule="auto" w:after="180"/>
       </w:pPr>
       <w:r>
         <w:rPr>
           <w:b w:val="0"/>
         </w:rPr>
-        <w:t xml:space="preserve">For your Responsible Plant Classifier, save the </w:t>
+        <w:t xml:space="preserve">Provide a run-log table. Extension: rerun a saved </w:t>
       </w:r>
       <w:r>
         <w:rPr>
           <w:b/>
         </w:rPr>
-        <w:t>input</w:t>
-      </w:r>
-      <w:r>
-        <w:rPr>
-          <w:b w:val="0"/>
-        </w:rPr>
-        <w:t>, procedure, observed result and limitation of this check.</w:t>
+        <w:t>version</w:t>
+      </w:r>
+      <w:r>
+        <w:rPr>
+          <w:b w:val="0"/>
+        </w:rPr>
+        <w:t xml:space="preserve"> in a fresh folder and compare exact </w:t>
+      </w:r>
+      <w:r>
+        <w:rPr>
+          <w:b/>
+        </w:rPr>
+        <w:t>output</w:t>
+      </w:r>
+      <w:r>
+        <w:rPr>
+          <w:b w:val="0"/>
+        </w:rPr>
+        <w:t xml:space="preserve"> values.</w:t>
       </w:r>
     </w:p>
     <w:p>
@@ -7014,7 +6988,30 @@
         <w:rPr>
           <w:b w:val="0"/>
         </w:rPr>
-        <w:t>Label this worked example as practice; use a different, previously unreviewed case when checking independent understanding.</w:t>
+        <w:t xml:space="preserve">Independent W4 </w:t>
+      </w:r>
+      <w:r>
+        <w:rPr>
+          <w:b/>
+        </w:rPr>
+        <w:t>evidence</w:t>
+      </w:r>
+      <w:r>
+        <w:rPr>
+          <w:b w:val="0"/>
+        </w:rPr>
+        <w:t>: v1 C 11, D 9 selects C; v2 C 7, D 12 selects D. Preserve the same records and other rules; reserve unseen cases until the policy is fixed.</w:t>
+      </w:r>
+    </w:p>
+    <w:p>
+      <w:pPr>
+        <w:spacing w:line="336" w:lineRule="auto" w:after="180"/>
+      </w:pPr>
+      <w:r>
+        <w:rPr>
+          <w:b w:val="0"/>
+        </w:rPr>
+        <w:t>Record whether the learner needed no help, a hint or explanation. Fresh retry: E (4,2), F (1,5) gives v1 10 versus 7 and v2 8 versus 11. Require a complete run log and a statement of what is held fixed.</w:t>
       </w:r>
     </w:p>
     <w:p>
@@ -7022,26 +7019,33 @@
         <w:pStyle w:val="Heading1"/>
       </w:pPr>
       <w:r>
-        <w:t>07. Prepare, teach and assess</w:t>
-      </w:r>
-    </w:p>
-    <w:p>
-      <w:r>
-        <w:t>Use this preparation summary alongside the detailed Reproducible Experiments lesson; it is a checklist rather than a replacement for the full sequence.</w:t>
-      </w:r>
-    </w:p>
-    <w:p>
-      <w:pPr>
-        <w:pStyle w:val="Heading3"/>
-      </w:pPr>
-      <w:r>
-        <w:t>Teaching target</w:t>
+        <w:t>Reference bank and extra practice</w:t>
+      </w:r>
+    </w:p>
+    <w:p>
+      <w:pPr>
+        <w:pStyle w:val="Heading1"/>
+      </w:pPr>
+      <w:r>
+        <w:t>07. Reference · Alternative planning checklist</w:t>
+      </w:r>
+    </w:p>
+    <w:p>
+      <w:r>
+        <w:t>Use alongside the main route without repeating the whole cycle.</w:t>
+      </w:r>
+    </w:p>
+    <w:p>
+      <w:pPr>
+        <w:pStyle w:val="Heading2"/>
+      </w:pPr>
+      <w:r>
+        <w:t>Planning and assessment reference</w:t>
       </w:r>
     </w:p>
     <w:p>
       <w:pPr>
         <w:spacing w:line="336" w:lineRule="auto" w:after="180"/>
-        <w:shd w:fill="EDF7F3"/>
       </w:pPr>
       <w:r>
         <w:rPr>
@@ -7253,16 +7257,7 @@
     </w:p>
     <w:p>
       <w:pPr>
-        <w:pStyle w:val="Heading3"/>
-      </w:pPr>
-      <w:r>
-        <w:t>Supported practice answer</w:t>
-      </w:r>
-    </w:p>
-    <w:p>
-      <w:pPr>
         <w:spacing w:line="336" w:lineRule="auto" w:after="180"/>
-        <w:shd w:fill="F1F6FC"/>
       </w:pPr>
       <w:r>
         <w:rPr>
@@ -7331,16 +7326,7 @@
     </w:p>
     <w:p>
       <w:pPr>
-        <w:pStyle w:val="Heading3"/>
-      </w:pPr>
-      <w:r>
-        <w:t>Repair the misconception</w:t>
-      </w:r>
-    </w:p>
-    <w:p>
-      <w:pPr>
         <w:spacing w:line="336" w:lineRule="auto" w:after="180"/>
-        <w:shd w:fill="FFF5E6"/>
       </w:pPr>
       <w:r>
         <w:rPr>
@@ -7351,16 +7337,7 @@
     </w:p>
     <w:p>
       <w:pPr>
-        <w:pStyle w:val="Heading3"/>
-      </w:pPr>
-      <w:r>
-        <w:t>Support without giving away the answer</w:t>
-      </w:r>
-    </w:p>
-    <w:p>
-      <w:pPr>
         <w:spacing w:line="336" w:lineRule="auto" w:after="180"/>
-        <w:shd w:fill="F1F6F8"/>
       </w:pPr>
       <w:r>
         <w:rPr>
@@ -7383,16 +7360,7 @@
     </w:p>
     <w:p>
       <w:pPr>
-        <w:pStyle w:val="Heading3"/>
-      </w:pPr>
-      <w:r>
-        <w:t>Extend the reasoning</w:t>
-      </w:r>
-    </w:p>
-    <w:p>
-      <w:pPr>
         <w:spacing w:line="336" w:lineRule="auto" w:after="180"/>
-        <w:shd w:fill="F5F1FB"/>
       </w:pPr>
       <w:r>
         <w:rPr>
@@ -7428,7 +7396,6 @@
     <w:p>
       <w:pPr>
         <w:spacing w:line="336" w:lineRule="auto" w:after="180"/>
-        <w:shd w:fill="F5F1FB"/>
       </w:pPr>
       <w:r>
         <w:rPr>
@@ -7451,16 +7418,7 @@
     </w:p>
     <w:p>
       <w:pPr>
-        <w:pStyle w:val="Heading3"/>
-      </w:pPr>
-      <w:r>
-        <w:t>Protect the independent attempt</w:t>
-      </w:r>
-    </w:p>
-    <w:p>
-      <w:pPr>
         <w:spacing w:line="336" w:lineRule="auto" w:after="180"/>
-        <w:shd w:fill="FFF5E6"/>
       </w:pPr>
       <w:r>
         <w:rPr>
@@ -7655,16 +7613,7 @@
     </w:tbl>
     <w:p>
       <w:pPr>
-        <w:pStyle w:val="Heading3"/>
-      </w:pPr>
-      <w:r>
-        <w:t>Project checkpoint</w:t>
-      </w:r>
-    </w:p>
-    <w:p>
-      <w:pPr>
         <w:spacing w:line="336" w:lineRule="auto" w:after="180"/>
-        <w:shd w:fill="EDF7F3"/>
       </w:pPr>
       <w:r>
         <w:rPr>
@@ -7713,12 +7662,20 @@
         <w:pStyle w:val="Heading1"/>
       </w:pPr>
       <w:r>
-        <w:t>08. Use feedback, labs and repair paths</w:t>
-      </w:r>
-    </w:p>
-    <w:p>
-      <w:r>
-        <w:t>Use feedback, earlier review and portfolios purposefully. Apply the coding routine only when this lesson has an executable lab.</w:t>
+        <w:t>08. Reference · Feedback and evidence records</w:t>
+      </w:r>
+    </w:p>
+    <w:p>
+      <w:r>
+        <w:t>Keep supported rehearsal separate from independent performance.</w:t>
+      </w:r>
+    </w:p>
+    <w:p>
+      <w:pPr>
+        <w:pStyle w:val="Heading2"/>
+      </w:pPr>
+      <w:r>
+        <w:t>Record and repair</w:t>
       </w:r>
     </w:p>
     <w:p>
@@ -7763,6 +7720,48 @@
         <w:rPr>
           <w:b w:val="0"/>
         </w:rPr>
+        <w:t>Use the earlier worked-explanation links to address a specific missing building block, then return to the current question. Adapt this suggestion after observing the learner; it is not an automatic diagnosis.</w:t>
+      </w:r>
+    </w:p>
+    <w:p>
+      <w:pPr>
+        <w:spacing w:line="336" w:lineRule="auto" w:after="180"/>
+      </w:pPr>
+      <w:r>
+        <w:rPr>
+          <w:b w:val="0"/>
+        </w:rPr>
+        <w:t xml:space="preserve">Collect the completed-work portfolio as </w:t>
+      </w:r>
+      <w:r>
+        <w:rPr>
+          <w:b/>
+        </w:rPr>
+        <w:t>evidence</w:t>
+      </w:r>
+      <w:r>
+        <w:rPr>
+          <w:b w:val="0"/>
+        </w:rPr>
+        <w:t>. Record support separately from correctness, and assess explanation, trace/test and limitations. Progress ticks and quiz selections alone do not establish mastery.</w:t>
+      </w:r>
+    </w:p>
+    <w:p>
+      <w:pPr>
+        <w:pStyle w:val="Heading2"/>
+      </w:pPr>
+      <w:r>
+        <w:t>Earlier wording, alternatives and picture transcripts · reference / check after trying</w:t>
+      </w:r>
+    </w:p>
+    <w:p>
+      <w:pPr>
+        <w:spacing w:line="336" w:lineRule="auto" w:after="180"/>
+      </w:pPr>
+      <w:r>
+        <w:rPr>
+          <w:b w:val="0"/>
+        </w:rPr>
         <w:t xml:space="preserve">Ask students to predict before running code. Preserve errors and actual </w:t>
       </w:r>
       <w:r>
@@ -7780,77 +7779,20 @@
     </w:p>
     <w:p>
       <w:pPr>
-        <w:spacing w:line="336" w:lineRule="auto" w:after="180"/>
-      </w:pPr>
-      <w:r>
-        <w:rPr>
-          <w:b w:val="0"/>
-        </w:rPr>
-        <w:t>Use the earlier worked-explanation links to address a specific missing building block, then return to the current question. Adapt this suggestion after observing the learner; it is not an automatic diagnosis.</w:t>
-      </w:r>
-    </w:p>
-    <w:p>
-      <w:pPr>
-        <w:spacing w:line="336" w:lineRule="auto" w:after="180"/>
-      </w:pPr>
-      <w:r>
-        <w:rPr>
-          <w:b w:val="0"/>
-        </w:rPr>
-        <w:t xml:space="preserve">Collect the completed-work portfolio as </w:t>
-      </w:r>
-      <w:r>
-        <w:rPr>
-          <w:b/>
-        </w:rPr>
-        <w:t>evidence</w:t>
-      </w:r>
-      <w:r>
-        <w:rPr>
-          <w:b w:val="0"/>
-        </w:rPr>
-        <w:t>. Record support separately from correctness, and assess explanation, trace/test and limitations. Progress ticks and quiz selections alone do not establish mastery.</w:t>
-      </w:r>
-    </w:p>
-    <w:p>
-      <w:pPr>
         <w:pStyle w:val="Heading1"/>
       </w:pPr>
       <w:r>
-        <w:t>09. Visual concept journey</w:t>
-      </w:r>
-    </w:p>
-    <w:p>
-      <w:r>
-        <w:t>Show one Reproducible Experiments graphic at a time, request a prediction and discuss its trace before the independent assessment.</w:t>
-      </w:r>
-    </w:p>
-    <w:p>
-      <w:pPr>
-        <w:spacing w:line="336" w:lineRule="auto" w:after="180"/>
-      </w:pPr>
-      <w:r>
-        <w:rPr>
-          <w:b w:val="0"/>
-        </w:rPr>
-        <w:t xml:space="preserve">Use one picture at a time. Hide a worked result before asking for a </w:t>
-      </w:r>
-      <w:r>
-        <w:rPr>
-          <w:b/>
-        </w:rPr>
-        <w:t>prediction</w:t>
-      </w:r>
-      <w:r>
-        <w:rPr>
-          <w:b w:val="0"/>
-        </w:rPr>
-        <w:t>, then reveal it for feedback. These are supported teaching cases; retain the separate independent assessment for a fresh first attempt.</w:t>
-      </w:r>
-    </w:p>
-    <w:p>
-      <w:pPr>
-        <w:pStyle w:val="Heading3"/>
+        <w:t>09. Reference · Teach with the six pictures</w:t>
+      </w:r>
+    </w:p>
+    <w:p>
+      <w:r>
+        <w:t>Choose one picture for a specific reasoning move.</w:t>
+      </w:r>
+    </w:p>
+    <w:p>
+      <w:pPr>
+        <w:pStyle w:val="Heading2"/>
       </w:pPr>
       <w:r>
         <w:t>01. Reproducible Experiments: the case</w:t>
@@ -7861,7 +7803,7 @@
         <w:drawing>
           <wp:inline xmlns:a="http://schemas.openxmlformats.org/drawingml/2006/main" xmlns:pic="http://schemas.openxmlformats.org/drawingml/2006/picture">
             <wp:extent cx="5486400" cy="2990088"/>
-            <wp:docPr id="3" name="Picture 3" descr="Record variation across declared seeds instead of selecting the prettiest run. Supplied facts: Same fixed validation set of10 cases; declared runs seed 4=6 correct, seed 5=8, seed 6=7. All three are reported. All inputs and outcomes in this worked example are invented classroom data; no real model run is claimed."/>
+            <wp:docPr id="4" name="Picture 4" descr="Record variation across declared seeds instead of selecting the prettiest run. Supplied facts: Same fixed validation set of10 cases; declared runs seed 4=6 correct, seed 5=8, seed 6=7. All three are reported. All inputs and outcomes in this worked example are invented classroom data; no real model run is claimed."/>
             <wp:cNvGraphicFramePr>
               <a:graphicFrameLocks noChangeAspect="1"/>
             </wp:cNvGraphicFramePr>
@@ -7873,7 +7815,7 @@
                     <pic:cNvPicPr/>
                   </pic:nvPicPr>
                   <pic:blipFill>
-                    <a:blip r:embed="rId11"/>
+                    <a:blip r:embed="rId12"/>
                     <a:stretch>
                       <a:fillRect/>
                     </a:stretch>
@@ -7977,7 +7919,6 @@
     <w:p>
       <w:pPr>
         <w:spacing w:line="336" w:lineRule="auto" w:after="180"/>
-        <w:shd w:fill="F5F1FB"/>
       </w:pPr>
       <w:r>
         <w:rPr>
@@ -7988,16 +7929,7 @@
     </w:p>
     <w:p>
       <w:pPr>
-        <w:pStyle w:val="Heading3"/>
-      </w:pPr>
-      <w:r>
-        <w:t>Discuss while showing the picture</w:t>
-      </w:r>
-    </w:p>
-    <w:p>
-      <w:pPr>
         <w:spacing w:line="336" w:lineRule="auto" w:after="180"/>
-        <w:shd w:fill="F1F6F8"/>
       </w:pPr>
       <w:r>
         <w:rPr>
@@ -8008,7 +7940,7 @@
     </w:p>
     <w:p>
       <w:pPr>
-        <w:pStyle w:val="Heading3"/>
+        <w:pStyle w:val="Heading2"/>
       </w:pPr>
       <w:r>
         <w:t>02. Follow the deciding steps</w:t>
@@ -8019,7 +7951,7 @@
         <w:drawing>
           <wp:inline xmlns:a="http://schemas.openxmlformats.org/drawingml/2006/main" xmlns:pic="http://schemas.openxmlformats.org/drawingml/2006/picture">
             <wp:extent cx="5486400" cy="3182112"/>
-            <wp:docPr id="4" name="Picture 4" descr="Keep run identities: Record seeds4, 5, 6 with 6/10, 8/10, 7/10. → Summarise variation: Mean accuracy is 70%; range is 60% to80%. → Preserve context: Record data version, split, code, settings and seeds, not just the winning80%."/>
+            <wp:docPr id="5" name="Picture 5" descr="Keep run identities: Record seeds4, 5, 6 with 6/10, 8/10, 7/10. → Summarise variation: Mean accuracy is 70%; range is 60% to80%. → Preserve context: Record data version, split, code, settings and seeds, not just the winning80%."/>
             <wp:cNvGraphicFramePr>
               <a:graphicFrameLocks noChangeAspect="1"/>
             </wp:cNvGraphicFramePr>
@@ -8031,7 +7963,7 @@
                     <pic:cNvPicPr/>
                   </pic:nvPicPr>
                   <pic:blipFill>
-                    <a:blip r:embed="rId12"/>
+                    <a:blip r:embed="rId10"/>
                     <a:stretch>
                       <a:fillRect/>
                     </a:stretch>
@@ -8148,7 +8080,6 @@
     <w:p>
       <w:pPr>
         <w:spacing w:line="336" w:lineRule="auto" w:after="180"/>
-        <w:shd w:fill="F5F1FB"/>
       </w:pPr>
       <w:r>
         <w:rPr>
@@ -8171,16 +8102,7 @@
     </w:p>
     <w:p>
       <w:pPr>
-        <w:pStyle w:val="Heading3"/>
-      </w:pPr>
-      <w:r>
-        <w:t>Discuss while showing the picture</w:t>
-      </w:r>
-    </w:p>
-    <w:p>
-      <w:pPr>
         <w:spacing w:line="336" w:lineRule="auto" w:after="180"/>
-        <w:shd w:fill="F1F6F8"/>
       </w:pPr>
       <w:r>
         <w:rPr>
@@ -8203,7 +8125,7 @@
     </w:p>
     <w:p>
       <w:pPr>
-        <w:pStyle w:val="Heading3"/>
+        <w:pStyle w:val="Heading2"/>
       </w:pPr>
       <w:r>
         <w:t>03. All declared seeds</w:t>
@@ -8214,7 +8136,7 @@
         <w:drawing>
           <wp:inline xmlns:a="http://schemas.openxmlformats.org/drawingml/2006/main" xmlns:pic="http://schemas.openxmlformats.org/drawingml/2006/picture">
             <wp:extent cx="5486400" cy="3145536"/>
-            <wp:docPr id="5" name="Picture 5" descr="All declared seeds. Units: accuracy percent. seed 4: 60. seed 5: 80. seed 6: 70."/>
+            <wp:docPr id="6" name="Picture 6" descr="All declared seeds. Units: accuracy percent. seed 4: 60. seed 5: 80. seed 6: 70."/>
             <wp:cNvGraphicFramePr>
               <a:graphicFrameLocks noChangeAspect="1"/>
             </wp:cNvGraphicFramePr>
@@ -8307,7 +8229,6 @@
     <w:p>
       <w:pPr>
         <w:spacing w:line="336" w:lineRule="auto" w:after="180"/>
-        <w:shd w:fill="F5F1FB"/>
       </w:pPr>
       <w:r>
         <w:rPr>
@@ -8318,16 +8239,7 @@
     </w:p>
     <w:p>
       <w:pPr>
-        <w:pStyle w:val="Heading3"/>
-      </w:pPr>
-      <w:r>
-        <w:t>Discuss while showing the picture</w:t>
-      </w:r>
-    </w:p>
-    <w:p>
-      <w:pPr>
         <w:spacing w:line="336" w:lineRule="auto" w:after="180"/>
-        <w:shd w:fill="F1F6F8"/>
       </w:pPr>
       <w:r>
         <w:rPr>
@@ -8339,7 +8251,6 @@
     <w:p>
       <w:pPr>
         <w:spacing w:line="336" w:lineRule="auto" w:after="180"/>
-        <w:shd w:fill="F1F6F8"/>
       </w:pPr>
       <w:r>
         <w:rPr>
@@ -8350,7 +8261,7 @@
     </w:p>
     <w:p>
       <w:pPr>
-        <w:pStyle w:val="Heading3"/>
+        <w:pStyle w:val="Heading2"/>
       </w:pPr>
       <w:r>
         <w:t>04. Change one thing. Trace what follows.</w:t>
@@ -8361,7 +8272,7 @@
         <w:drawing>
           <wp:inline xmlns:a="http://schemas.openxmlformats.org/drawingml/2006/main" xmlns:pic="http://schemas.openxmlformats.org/drawingml/2006/picture">
             <wp:extent cx="5486400" cy="3179064"/>
-            <wp:docPr id="6" name="Picture 6" descr="Original case: Record data version, split, code, settings and seeds, not just the winning80%. Changed condition: The report deletes the 60% run. Expected result: The remaining mean rises to75%, but the reported comparison becomes selectively incomplete. Reason: Removing an unfavourable declared run changes the evidence rather than improving the method."/>
+            <wp:docPr id="7" name="Picture 7" descr="Original case: Record data version, split, code, settings and seeds, not just the winning80%. Changed condition: The report deletes the 60% run. Expected result: The remaining mean rises to75%, but the reported comparison becomes selectively incomplete. Reason: Removing an unfavourable declared run changes the evidence rather than improving the method."/>
             <wp:cNvGraphicFramePr>
               <a:graphicFrameLocks noChangeAspect="1"/>
             </wp:cNvGraphicFramePr>
@@ -8477,7 +8388,6 @@
     <w:p>
       <w:pPr>
         <w:spacing w:line="336" w:lineRule="auto" w:after="180"/>
-        <w:shd w:fill="F5F1FB"/>
       </w:pPr>
       <w:r>
         <w:rPr>
@@ -8488,16 +8398,7 @@
     </w:p>
     <w:p>
       <w:pPr>
-        <w:pStyle w:val="Heading3"/>
-      </w:pPr>
-      <w:r>
-        <w:t>Discuss while showing the picture</w:t>
-      </w:r>
-    </w:p>
-    <w:p>
-      <w:pPr>
         <w:spacing w:line="336" w:lineRule="auto" w:after="180"/>
-        <w:shd w:fill="F1F6F8"/>
       </w:pPr>
       <w:r>
         <w:rPr>
@@ -8509,7 +8410,6 @@
     <w:p>
       <w:pPr>
         <w:spacing w:line="336" w:lineRule="auto" w:after="180"/>
-        <w:shd w:fill="F1F6F8"/>
       </w:pPr>
       <w:r>
         <w:rPr>
@@ -8532,7 +8432,7 @@
     </w:p>
     <w:p>
       <w:pPr>
-        <w:pStyle w:val="Heading3"/>
+        <w:pStyle w:val="Heading2"/>
       </w:pPr>
       <w:r>
         <w:t>05. Connect the explanation to its limit</w:t>
@@ -8543,7 +8443,7 @@
         <w:drawing>
           <wp:inline xmlns:a="http://schemas.openxmlformats.org/drawingml/2006/main" xmlns:pic="http://schemas.openxmlformats.org/drawingml/2006/picture">
             <wp:extent cx="5486400" cy="2834640"/>
-            <wp:docPr id="7" name="Picture 7" descr="Read the picture in order. Record data version, split, code, settings and seeds, not just the winning80%. The arrows show which recorded input or intermediate result each decision uses. Explain the deciding step aloud before checking the changed case; pointing to the final answer alone does not show how it follows. Limit: Seeds help reproduction but do not necessarily remove hardware or library nondeterminism; report the actual environment."/>
+            <wp:docPr id="8" name="Picture 8" descr="Read the picture in order. Record data version, split, code, settings and seeds, not just the winning80%. The arrows show which recorded input or intermediate result each decision uses. Explain the deciding step aloud before checking the changed case; pointing to the final answer alone does not show how it follows. Limit: Seeds help reproduction but do not necessarily remove hardware or library nondeterminism; report the actual environment."/>
             <wp:cNvGraphicFramePr>
               <a:graphicFrameLocks noChangeAspect="1"/>
             </wp:cNvGraphicFramePr>
@@ -8670,7 +8570,6 @@
     <w:p>
       <w:pPr>
         <w:spacing w:line="336" w:lineRule="auto" w:after="180"/>
-        <w:shd w:fill="F5F1FB"/>
       </w:pPr>
       <w:r>
         <w:rPr>
@@ -8681,16 +8580,7 @@
     </w:p>
     <w:p>
       <w:pPr>
-        <w:pStyle w:val="Heading3"/>
-      </w:pPr>
-      <w:r>
-        <w:t>Discuss while showing the picture</w:t>
-      </w:r>
-    </w:p>
-    <w:p>
-      <w:pPr>
         <w:spacing w:line="336" w:lineRule="auto" w:after="180"/>
-        <w:shd w:fill="F1F6F8"/>
       </w:pPr>
       <w:r>
         <w:rPr>
@@ -8702,7 +8592,6 @@
     <w:p>
       <w:pPr>
         <w:spacing w:line="336" w:lineRule="auto" w:after="180"/>
-        <w:shd w:fill="F1F6F8"/>
       </w:pPr>
       <w:r>
         <w:rPr>
@@ -8725,7 +8614,7 @@
     </w:p>
     <w:p>
       <w:pPr>
-        <w:pStyle w:val="Heading3"/>
+        <w:pStyle w:val="Heading2"/>
       </w:pPr>
       <w:r>
         <w:t>06. Make the idea visible in your project</w:t>
@@ -8736,7 +8625,7 @@
         <w:drawing>
           <wp:inline xmlns:a="http://schemas.openxmlformats.org/drawingml/2006/main" xmlns:pic="http://schemas.openxmlformats.org/drawingml/2006/picture">
             <wp:extent cx="5486400" cy="3681984"/>
-            <wp:docPr id="8" name="Picture 8" descr="For your Responsible Plant Classifier, save the input, procedure, observed result and limitation of this check. Label this worked example as practice; use a different, previously unreviewed case when checking independent understanding. Draw your input, deciding step, result and limit. Supported question: What should accompany the mean 70%? Point to the relevant step in the picture, then write the changed result and the rule or evidence that supports it."/>
+            <wp:docPr id="9" name="Picture 9" descr="For your Responsible Plant Classifier, save the input, procedure, observed result and limitation of this check. Label this worked example as practice; use a different, previously unreviewed case when checking independent understanding. Draw your input, deciding step, result and limit. Supported question: What should accompany the mean 70%? Point to the relevant step in the picture, then write the changed result and the rule or evidence that supports it."/>
             <wp:cNvGraphicFramePr>
               <a:graphicFrameLocks noChangeAspect="1"/>
             </wp:cNvGraphicFramePr>
@@ -8851,7 +8740,6 @@
     <w:p>
       <w:pPr>
         <w:spacing w:line="336" w:lineRule="auto" w:after="180"/>
-        <w:shd w:fill="F5F1FB"/>
       </w:pPr>
       <w:r>
         <w:rPr>
@@ -8874,94 +8762,162 @@
     </w:p>
     <w:p>
       <w:pPr>
+        <w:spacing w:line="336" w:lineRule="auto" w:after="180"/>
+      </w:pPr>
+      <w:r>
+        <w:rPr>
+          <w:b w:val="0"/>
+        </w:rPr>
+        <w:t xml:space="preserve">Teacher prompt: Draw your project trace and justify the deciding step using </w:t>
+      </w:r>
+      <w:r>
+        <w:rPr>
+          <w:b/>
+        </w:rPr>
+        <w:t>evidence</w:t>
+      </w:r>
+      <w:r>
+        <w:rPr>
+          <w:b w:val="0"/>
+        </w:rPr>
+        <w:t>. Ask learners to describe one label or arrow in ordinary words. Use the adjacent transcript if the image is difficult to see.</w:t>
+      </w:r>
+    </w:p>
+    <w:p>
+      <w:pPr>
+        <w:spacing w:line="336" w:lineRule="auto" w:after="180"/>
+      </w:pPr>
+      <w:r>
+        <w:rPr>
+          <w:b w:val="0"/>
+        </w:rPr>
+        <w:t xml:space="preserve">Supported practice key: The three individual run results, </w:t>
+      </w:r>
+      <w:r>
+        <w:rPr>
+          <w:b/>
+        </w:rPr>
+        <w:t>seed</w:t>
+      </w:r>
+      <w:r>
+        <w:rPr>
+          <w:b w:val="0"/>
+        </w:rPr>
+        <w:t xml:space="preserve"> list, 60–</w:t>
+      </w:r>
+      <w:r>
+        <w:rPr>
+          <w:b/>
+        </w:rPr>
+        <w:t>80%</w:t>
+      </w:r>
+      <w:r>
+        <w:rPr>
+          <w:b w:val="0"/>
+        </w:rPr>
+        <w:t xml:space="preserve"> range and shared evaluation conditions, so variability is visible.</w:t>
+      </w:r>
+    </w:p>
+    <w:p>
+      <w:pPr>
+        <w:spacing w:line="336" w:lineRule="auto" w:after="180"/>
+      </w:pPr>
+      <w:r>
+        <w:rPr>
+          <w:b w:val="0"/>
+        </w:rPr>
+        <w:t xml:space="preserve">Changed-case check: The remaining mean rises to75%, but the reported comparison becomes selectively incomplete. Removing an unfavourable declared run changes the </w:t>
+      </w:r>
+      <w:r>
+        <w:rPr>
+          <w:b/>
+        </w:rPr>
+        <w:t>evidence</w:t>
+      </w:r>
+      <w:r>
+        <w:rPr>
+          <w:b w:val="0"/>
+        </w:rPr>
+        <w:t xml:space="preserve"> rather than improving the method.</w:t>
+      </w:r>
+    </w:p>
+    <w:p>
+      <w:pPr>
+        <w:pStyle w:val="Heading2"/>
+      </w:pPr>
+      <w:r>
+        <w:t>Earlier wording, alternatives and picture transcripts · reference / check after trying</w:t>
+      </w:r>
+    </w:p>
+    <w:p>
+      <w:pPr>
+        <w:spacing w:line="336" w:lineRule="auto" w:after="180"/>
+      </w:pPr>
+      <w:r>
+        <w:rPr>
+          <w:b w:val="0"/>
+        </w:rPr>
+        <w:t xml:space="preserve">Use one picture at a time. Hide a worked result before asking for a </w:t>
+      </w:r>
+      <w:r>
+        <w:rPr>
+          <w:b/>
+        </w:rPr>
+        <w:t>prediction</w:t>
+      </w:r>
+      <w:r>
+        <w:rPr>
+          <w:b w:val="0"/>
+        </w:rPr>
+        <w:t>, then reveal it for feedback. These are supported teaching cases; retain the separate independent assessment for a fresh first attempt.</w:t>
+      </w:r>
+    </w:p>
+    <w:p>
+      <w:pPr>
         <w:pStyle w:val="Heading3"/>
       </w:pPr>
       <w:r>
-        <w:t>Discuss while showing the picture</w:t>
-      </w:r>
-    </w:p>
-    <w:p>
-      <w:pPr>
-        <w:spacing w:line="336" w:lineRule="auto" w:after="180"/>
-        <w:shd w:fill="F1F6F8"/>
-      </w:pPr>
-      <w:r>
-        <w:rPr>
-          <w:b w:val="0"/>
-        </w:rPr>
-        <w:t xml:space="preserve">Teacher prompt: Draw your project trace and justify the deciding step using </w:t>
-      </w:r>
-      <w:r>
-        <w:rPr>
-          <w:b/>
-        </w:rPr>
-        <w:t>evidence</w:t>
-      </w:r>
-      <w:r>
-        <w:rPr>
-          <w:b w:val="0"/>
-        </w:rPr>
-        <w:t>. Ask learners to describe one label or arrow in ordinary words. Use the adjacent transcript if the image is difficult to see.</w:t>
-      </w:r>
-    </w:p>
-    <w:p>
-      <w:pPr>
-        <w:spacing w:line="336" w:lineRule="auto" w:after="180"/>
-        <w:shd w:fill="F1F6F8"/>
-      </w:pPr>
-      <w:r>
-        <w:rPr>
-          <w:b w:val="0"/>
-        </w:rPr>
-        <w:t xml:space="preserve">Supported practice key: The three individual run results, </w:t>
-      </w:r>
-      <w:r>
-        <w:rPr>
-          <w:b/>
-        </w:rPr>
-        <w:t>seed</w:t>
-      </w:r>
-      <w:r>
-        <w:rPr>
-          <w:b w:val="0"/>
-        </w:rPr>
-        <w:t xml:space="preserve"> list, 60–</w:t>
-      </w:r>
-      <w:r>
-        <w:rPr>
-          <w:b/>
-        </w:rPr>
-        <w:t>80%</w:t>
-      </w:r>
-      <w:r>
-        <w:rPr>
-          <w:b w:val="0"/>
-        </w:rPr>
-        <w:t xml:space="preserve"> range and shared evaluation conditions, so variability is visible.</w:t>
-      </w:r>
-    </w:p>
-    <w:p>
-      <w:pPr>
-        <w:spacing w:line="336" w:lineRule="auto" w:after="180"/>
-        <w:shd w:fill="F1F6F8"/>
-      </w:pPr>
-      <w:r>
-        <w:rPr>
-          <w:b w:val="0"/>
-        </w:rPr>
-        <w:t xml:space="preserve">Changed-case check: The remaining mean rises to75%, but the reported comparison becomes selectively incomplete. Removing an unfavourable declared run changes the </w:t>
-      </w:r>
-      <w:r>
-        <w:rPr>
-          <w:b/>
-        </w:rPr>
-        <w:t>evidence</w:t>
-      </w:r>
-      <w:r>
-        <w:rPr>
-          <w:b w:val="0"/>
-        </w:rPr>
-        <w:t xml:space="preserve"> rather than improving the method.</w:t>
+        <w:t>01. Reproducible Experiments: the case</w:t>
+      </w:r>
+    </w:p>
+    <w:p>
+      <w:pPr>
+        <w:pStyle w:val="Heading3"/>
+      </w:pPr>
+      <w:r>
+        <w:t>02. Follow the deciding steps</w:t>
+      </w:r>
+    </w:p>
+    <w:p>
+      <w:pPr>
+        <w:pStyle w:val="Heading3"/>
+      </w:pPr>
+      <w:r>
+        <w:t>03. All declared seeds</w:t>
+      </w:r>
+    </w:p>
+    <w:p>
+      <w:pPr>
+        <w:pStyle w:val="Heading3"/>
+      </w:pPr>
+      <w:r>
+        <w:t>04. Change one thing. Trace what follows.</w:t>
+      </w:r>
+    </w:p>
+    <w:p>
+      <w:pPr>
+        <w:pStyle w:val="Heading3"/>
+      </w:pPr>
+      <w:r>
+        <w:t>05. Connect the explanation to its limit</w:t>
+      </w:r>
+    </w:p>
+    <w:p>
+      <w:pPr>
+        <w:pStyle w:val="Heading3"/>
+      </w:pPr>
+      <w:r>
+        <w:t>06. Make the idea visible in your project</w:t>
       </w:r>
     </w:p>
     <w:sectPr>
